--- a/docs/Final Report/PsychExtract Final Report.docx
+++ b/docs/Final Report/PsychExtract Final Report.docx
@@ -1038,7 +1038,11 @@
               </mc:Choice>
               <mc:Fallback>
                 <w:pict>
-                  <v:shape w14:anchorId="5B32DD83" id="Text Box 139" o:spid="_x0000_s1030" type="#_x0000_t202" style="position:absolute;margin-left:0;margin-top:0;width:134.85pt;height:302.4pt;z-index:251659264;visibility:visible;mso-wrap-style:square;mso-width-percent:941;mso-height-percent:773;mso-wrap-distance-left:9pt;mso-wrap-distance-top:0;mso-wrap-distance-right:9pt;mso-wrap-distance-bottom:0;mso-position-horizontal:center;mso-position-horizontal-relative:page;mso-position-vertical:center;mso-position-vertical-relative:page;mso-width-percent:941;mso-height-percent:773;mso-width-relative:page;mso-height-relative:page;v-text-anchor:middle" o:gfxdata="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" fillcolor="white [3201]" stroked="f" strokeweight=".5pt">
+                  <v:shapetype w14:anchorId="5B32DD83" id="_x0000_t202" coordsize="21600,21600" o:spt="202" path="m,l,21600r21600,l21600,xe">
+                    <v:stroke joinstyle="miter"/>
+                    <v:path gradientshapeok="t" o:connecttype="rect"/>
+                  </v:shapetype>
+                  <v:shape id="Text Box 139" o:spid="_x0000_s1030" type="#_x0000_t202" style="position:absolute;margin-left:0;margin-top:0;width:134.85pt;height:302.4pt;z-index:251659264;visibility:visible;mso-wrap-style:square;mso-width-percent:941;mso-height-percent:773;mso-wrap-distance-left:9pt;mso-wrap-distance-top:0;mso-wrap-distance-right:9pt;mso-wrap-distance-bottom:0;mso-position-horizontal:center;mso-position-horizontal-relative:page;mso-position-vertical:center;mso-position-vertical-relative:page;mso-width-percent:941;mso-height-percent:773;mso-width-relative:page;mso-height-relative:page;v-text-anchor:middle" o:gfxdata="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" fillcolor="white [3201]" stroked="f" strokeweight=".5pt">
                     <v:textbox inset="0,0,0,0">
                       <w:txbxContent>
                         <w:tbl>
@@ -7530,12 +7534,6 @@
         <w:t>rather than relying on one predictive model (</w:t>
       </w:r>
       <w:r>
-        <w:t>Doshi-Velez &amp; Kim, 2017</w:t>
-      </w:r>
-      <w:r>
-        <w:t xml:space="preserve">; </w:t>
-      </w:r>
-      <w:r>
         <w:t>Inkster et al., 2020</w:t>
       </w:r>
       <w:r>
@@ -7649,39 +7647,37 @@
         <w:t xml:space="preserve">To achieve this, the project designs a modular pipeline converting handwritten reflective text into digital representations. OCR forms the foundation, as errors here propagate downstream. Following digitisation, emotion classification uses transformer-based models </w:t>
       </w:r>
       <w:r>
-        <w:t>selected for their contextual bidirectional encoding and proven effectiveness across downstream classification tasks</w:t>
+        <w:t xml:space="preserve">selected for their contextual bidirectional encoding and proven effectiveness across downstream classification tasks </w:t>
+      </w:r>
+      <w:r>
+        <w:t>(</w:t>
+      </w:r>
+      <w:r>
+        <w:t>Devlin et al., 2019</w:t>
+      </w:r>
+      <w:r>
+        <w:t xml:space="preserve">; </w:t>
+      </w:r>
+      <w:r>
+        <w:t>Liu et al., 2019</w:t>
+      </w:r>
+      <w:r>
+        <w:t xml:space="preserve">; </w:t>
+      </w:r>
+      <w:r>
+        <w:t>Sanh et al., 2019</w:t>
+      </w:r>
+      <w:r>
+        <w:t xml:space="preserve">). </w:t>
+      </w:r>
+      <w:r>
+        <w:t>Linguistic pattern extraction identifies recurring keywords and thematic clusters through embedding-based topic modelling and class-based TF-IDF</w:t>
       </w:r>
       <w:r>
         <w:t xml:space="preserve"> </w:t>
       </w:r>
       <w:r>
         <w:t>(</w:t>
-      </w:r>
-      <w:r>
-        <w:t>Devlin et al., 2019</w:t>
-      </w:r>
-      <w:r>
-        <w:t xml:space="preserve">; </w:t>
-      </w:r>
-      <w:r>
-        <w:t>Liu et al., 2019</w:t>
-      </w:r>
-      <w:r>
-        <w:t xml:space="preserve">; </w:t>
-      </w:r>
-      <w:r>
-        <w:t>Sanh et al., 2019</w:t>
-      </w:r>
-      <w:r>
-        <w:t xml:space="preserve">). Linguistic pattern extraction identifies recurring keywords, phrasing, and framing strategies </w:t>
-      </w:r>
-      <w:proofErr w:type="spellStart"/>
-      <w:r>
-        <w:t>signaling</w:t>
-      </w:r>
-      <w:proofErr w:type="spellEnd"/>
-      <w:r>
-        <w:t xml:space="preserve"> cognitive or emotional emphasis (</w:t>
       </w:r>
       <w:r>
         <w:t>Grootendorst, 2022</w:t>
@@ -7910,12 +7906,6 @@
       </w:r>
       <w:r>
         <w:t>(</w:t>
-      </w:r>
-      <w:r>
-        <w:t>Doshi-Velez &amp; Kim, 2017</w:t>
-      </w:r>
-      <w:r>
-        <w:t xml:space="preserve">; </w:t>
       </w:r>
       <w:r>
         <w:t>Jacobs et al., 2021</w:t>
@@ -8704,7 +8694,7 @@
           <w:noProof/>
         </w:rPr>
         <w:drawing>
-          <wp:anchor distT="0" distB="0" distL="114300" distR="114300" simplePos="0" relativeHeight="251662336" behindDoc="0" locked="0" layoutInCell="1" allowOverlap="1" wp14:anchorId="636DBF94" wp14:editId="36A58D10">
+          <wp:anchor distT="0" distB="0" distL="114300" distR="114300" simplePos="0" relativeHeight="251662336" behindDoc="0" locked="0" layoutInCell="1" allowOverlap="1" wp14:anchorId="636DBF94" wp14:editId="646306D0">
             <wp:simplePos x="0" y="0"/>
             <wp:positionH relativeFrom="margin">
               <wp:posOffset>704850</wp:posOffset>
@@ -9088,7 +9078,10 @@
         <w:t xml:space="preserve">. </w:t>
       </w:r>
       <w:r>
-        <w:t xml:space="preserve">Because it relies on Sentence-BERT embeddings, it captures meaning beyond simple word counts and is transparent enough to be interpretable by therapists. This makes </w:t>
+        <w:t>Because it relies on contextual sentence embeddings (commonly Sentence-BERT)</w:t>
+      </w:r>
+      <w:r>
+        <w:t xml:space="preserve">, it captures meaning beyond simple word counts and is transparent enough to be interpretable by therapists. This makes </w:t>
       </w:r>
       <w:proofErr w:type="spellStart"/>
       <w:r>
@@ -10203,12 +10196,6 @@
         <w:t>Transparency is achieved by exposing intermediate representations and avoiding opaque, end-to-end inference. Users can inspect OCR output, view emotion probabilities rather than categorical labels, and see which linguistic features contribute to summaries, favouring intelligible explanations over raw model introspection (</w:t>
       </w:r>
       <w:r>
-        <w:t>Doshi-Velez &amp; Kim, 2017</w:t>
-      </w:r>
-      <w:r>
-        <w:t xml:space="preserve">; </w:t>
-      </w:r>
-      <w:r>
         <w:t>Mohammad, 2022</w:t>
       </w:r>
       <w:r>
@@ -12960,12 +12947,6 @@
         <w:t>This modular orchestration aligns with interpretable machine learning principles (</w:t>
       </w:r>
       <w:r>
-        <w:t>Doshi-Velez &amp; Kim, 2017</w:t>
-      </w:r>
-      <w:r>
-        <w:t xml:space="preserve">; </w:t>
-      </w:r>
-      <w:r>
         <w:t>Jacobs et al., 2021</w:t>
       </w:r>
       <w:r>
@@ -12995,7 +12976,7 @@
           <w:noProof/>
         </w:rPr>
         <w:drawing>
-          <wp:anchor distT="0" distB="0" distL="114300" distR="114300" simplePos="0" relativeHeight="251689984" behindDoc="0" locked="0" layoutInCell="1" allowOverlap="1" wp14:anchorId="5B30F527" wp14:editId="0670F64D">
+          <wp:anchor distT="0" distB="0" distL="114300" distR="114300" simplePos="0" relativeHeight="251689984" behindDoc="0" locked="0" layoutInCell="1" allowOverlap="1" wp14:anchorId="5B30F527" wp14:editId="463B1A0C">
             <wp:simplePos x="0" y="0"/>
             <wp:positionH relativeFrom="margin">
               <wp:align>center</wp:align>
@@ -15418,16 +15399,7 @@
             <w:rPr>
               <w:rFonts w:ascii="Cambria Math" w:hAnsi="Cambria Math"/>
             </w:rPr>
-            <m:t>⁡</m:t>
-          </m:r>
-          <m:r>
-            <m:rPr>
-              <m:sty m:val="p"/>
-            </m:rPr>
-            <w:rPr>
-              <w:rFonts w:ascii="Cambria Math" w:hAnsi="Cambria Math"/>
-            </w:rPr>
-            <m:t>(</m:t>
+            <m:t>⁡(</m:t>
           </m:r>
           <m:sSub>
             <m:sSubPr>
@@ -15635,7 +15607,7 @@
         <w:t>, 2019)</w:t>
       </w:r>
       <w:r>
-        <w:t xml:space="preserve">, while YAKE uses statistical and positional features from individual documents to rank candidate keywords without relying on external corpora or training data (Campos et al., 2020; Grootendorst, 2025). This </w:t>
+        <w:t xml:space="preserve">, while YAKE uses statistical and positional features from individual documents to rank candidate keywords without relying on external corpora or training data (Campos et al., 2020). This </w:t>
       </w:r>
       <w:r>
         <w:t>comparison contrasts</w:t>
@@ -17022,19 +16994,7 @@
             <w:rPr>
               <w:rFonts w:ascii="Cambria Math" w:hAnsi="Cambria Math"/>
             </w:rPr>
-            <m:t>(</m:t>
-          </m:r>
-          <m:r>
-            <w:rPr>
-              <w:rFonts w:ascii="Cambria Math" w:hAnsi="Cambria Math"/>
-            </w:rPr>
-            <m:t>x</m:t>
-          </m:r>
-          <m:r>
-            <w:rPr>
-              <w:rFonts w:ascii="Cambria Math" w:hAnsi="Cambria Math"/>
-            </w:rPr>
-            <m:t>)=</m:t>
+            <m:t>(x)=</m:t>
           </m:r>
           <m:d>
             <m:dPr>
@@ -17103,19 +17063,7 @@
                       <w:rPr>
                         <w:rFonts w:ascii="Cambria Math" w:hAnsi="Cambria Math"/>
                       </w:rPr>
-                      <m:t>(</m:t>
-                    </m:r>
-                    <m:r>
-                      <w:rPr>
-                        <w:rFonts w:ascii="Cambria Math" w:hAnsi="Cambria Math"/>
-                      </w:rPr>
-                      <m:t>x</m:t>
-                    </m:r>
-                    <m:r>
-                      <w:rPr>
-                        <w:rFonts w:ascii="Cambria Math" w:hAnsi="Cambria Math"/>
-                      </w:rPr>
-                      <m:t>)</m:t>
+                      <m:t>(x)</m:t>
                     </m:r>
                     <m:r>
                       <m:rPr>
@@ -21816,13 +21764,7 @@
                 <w:rPr>
                   <w:rFonts w:ascii="Cambria Math" w:hAnsi="Cambria Math"/>
                 </w:rPr>
-                <m:t>+</m:t>
-              </m:r>
-              <m:r>
-                <w:rPr>
-                  <w:rFonts w:ascii="Cambria Math" w:hAnsi="Cambria Math"/>
-                </w:rPr>
-                <m:t>F</m:t>
+                <m:t>+F</m:t>
               </m:r>
               <m:sSub>
                 <m:sSubPr>
@@ -21965,13 +21907,7 @@
                 <w:rPr>
                   <w:rFonts w:ascii="Cambria Math" w:hAnsi="Cambria Math"/>
                 </w:rPr>
-                <m:t>+</m:t>
-              </m:r>
-              <m:r>
-                <w:rPr>
-                  <w:rFonts w:ascii="Cambria Math" w:hAnsi="Cambria Math"/>
-                </w:rPr>
-                <m:t>F</m:t>
+                <m:t>+F</m:t>
               </m:r>
               <m:sSub>
                 <m:sSubPr>
@@ -23579,12 +23515,6 @@
         <w:t>(</w:t>
       </w:r>
       <w:r>
-        <w:t>Doshi-Velez &amp; Kim, 2017</w:t>
-      </w:r>
-      <w:r>
-        <w:t xml:space="preserve">; </w:t>
-      </w:r>
-      <w:r>
         <w:t>Mohammad, 2018</w:t>
       </w:r>
       <w:r>
@@ -24632,13 +24562,7 @@
       </w:r>
       <w:proofErr w:type="spellEnd"/>
       <w:r>
-        <w:t xml:space="preserve"> remains valuable for rapid exploratory feedback, but its outputs require downstream framing to prevent interpretive overload. By combining quantitative metrics, confidence spreads, and user-centred evaluation, the module achieves the project aim of surfacing emotional signals to encourage insight formation without imposing authoritative labels (</w:t>
-      </w:r>
-      <w:r>
-        <w:t>Doshi-Velez &amp; Kim, 2017</w:t>
-      </w:r>
-      <w:r>
-        <w:t>).</w:t>
+        <w:t xml:space="preserve"> remains valuable for rapid exploratory feedback, but its outputs require downstream framing to prevent interpretive overload. By combining quantitative metrics, confidence spreads, and user-centred evaluation, the module achieves the project aim of surfacing emotional signals to encourage insight formation without imposing authoritative labels.</w:t>
       </w:r>
     </w:p>
     <w:p>
@@ -24682,12 +24606,6 @@
       </w:r>
       <w:r>
         <w:t>Angelov &amp; Soares, 2021</w:t>
-      </w:r>
-      <w:r>
-        <w:t xml:space="preserve">; </w:t>
-      </w:r>
-      <w:r>
-        <w:t>Doshi-Velez &amp; Kim, 2017</w:t>
       </w:r>
       <w:r>
         <w:t>).</w:t>
@@ -24782,19 +24700,7 @@
                 <w:rPr>
                   <w:rFonts w:ascii="Cambria Math" w:hAnsi="Cambria Math"/>
                 </w:rPr>
-                <m:t>t</m:t>
-              </m:r>
-              <m:r>
-                <w:rPr>
-                  <w:rFonts w:ascii="Cambria Math" w:hAnsi="Cambria Math"/>
-                </w:rPr>
-                <m:t>,</m:t>
-              </m:r>
-              <m:r>
-                <w:rPr>
-                  <w:rFonts w:ascii="Cambria Math" w:hAnsi="Cambria Math"/>
-                </w:rPr>
-                <m:t>d</m:t>
+                <m:t>t,d</m:t>
               </m:r>
             </m:sub>
           </m:sSub>
@@ -24802,13 +24708,7 @@
             <w:rPr>
               <w:rFonts w:ascii="Cambria Math" w:hAnsi="Cambria Math"/>
             </w:rPr>
-            <m:t>=</m:t>
-          </m:r>
-          <m:r>
-            <w:rPr>
-              <w:rFonts w:ascii="Cambria Math" w:hAnsi="Cambria Math"/>
-            </w:rPr>
-            <m:t>t</m:t>
+            <m:t>=t</m:t>
           </m:r>
           <m:sSub>
             <m:sSubPr>
@@ -24831,19 +24731,7 @@
                 <w:rPr>
                   <w:rFonts w:ascii="Cambria Math" w:hAnsi="Cambria Math"/>
                 </w:rPr>
-                <m:t>t</m:t>
-              </m:r>
-              <m:r>
-                <w:rPr>
-                  <w:rFonts w:ascii="Cambria Math" w:hAnsi="Cambria Math"/>
-                </w:rPr>
-                <m:t>,</m:t>
-              </m:r>
-              <m:r>
-                <w:rPr>
-                  <w:rFonts w:ascii="Cambria Math" w:hAnsi="Cambria Math"/>
-                </w:rPr>
-                <m:t>d</m:t>
+                <m:t>t,d</m:t>
               </m:r>
             </m:sub>
           </m:sSub>
@@ -25442,7 +25330,13 @@
       </w:r>
       <w:proofErr w:type="spellEnd"/>
       <w:r>
-        <w:t>”), reflecting the embedding-based similarity mechanism’s prioritization of semantic centrality over surface coherence (</w:t>
+        <w:t xml:space="preserve">”), </w:t>
+      </w:r>
+      <w:r>
+        <w:t xml:space="preserve">reflecting the embedding-based similarity mechanism, which ranks candidates by semantic similarity to the document embedding rather than grammatical completeness </w:t>
+      </w:r>
+      <w:r>
+        <w:t>(</w:t>
       </w:r>
       <w:r>
         <w:t>Grootendorst, 2025</w:t>
@@ -25464,11 +25358,11 @@
       </w:r>
       <w:proofErr w:type="spellEnd"/>
       <w:r>
-        <w:t xml:space="preserve"> was appreciated for highlighting psychologically salient cues, even when outputs were less fluid </w:t>
+        <w:t xml:space="preserve"> was </w:t>
       </w:r>
       <w:r>
         <w:lastRenderedPageBreak/>
-        <w:t>linguistically. Both methods faced challenges when processing ambiguous or diffuse emotional content, such as “flat mood” or “overthinking,” underscoring the inherent difficulty of keyword extraction in reflective, emotionally complex writing.</w:t>
+        <w:t>appreciated for highlighting psychologically salient cues, even when outputs were less fluid linguistically. Both methods faced challenges when processing ambiguous or diffuse emotional content, such as “flat mood” or “overthinking,” underscoring the inherent difficulty of keyword extraction in reflective, emotionally complex writing.</w:t>
       </w:r>
     </w:p>
     <w:p/>
@@ -25601,7 +25495,7 @@
         <w:t xml:space="preserve">) </w:t>
       </w:r>
       <w:r>
-        <w:t>into structured, interpretable textual insights. Rather than predictive accuracy, the evaluation focuses on producing reflective prompts that are human-readable, semantically coherent, and contextually meaningful (Doshi-Velez &amp; Kim, 2017).</w:t>
+        <w:t>into structured, interpretable textual insights. Rather than predictive accuracy, the evaluation focuses on producing reflective prompts that are human-readable, semantically coherent, and contextually meaningful.</w:t>
       </w:r>
     </w:p>
     <w:p>

--- a/docs/Final Report/PsychExtract Final Report.docx
+++ b/docs/Final Report/PsychExtract Final Report.docx
@@ -498,7 +498,6 @@
                                 <w:lang w:val="en-US"/>
                               </w:rPr>
                             </w:pPr>
-                            <w:proofErr w:type="spellStart"/>
                             <w:r>
                               <w:rPr>
                                 <w:sz w:val="72"/>
@@ -515,7 +514,6 @@
                               </w:rPr>
                               <w:t>t</w:t>
                             </w:r>
-                            <w:proofErr w:type="spellEnd"/>
                             <w:r>
                               <w:rPr>
                                 <w:sz w:val="72"/>
@@ -576,7 +574,6 @@
                           <w:lang w:val="en-US"/>
                         </w:rPr>
                       </w:pPr>
-                      <w:proofErr w:type="spellStart"/>
                       <w:r>
                         <w:rPr>
                           <w:sz w:val="72"/>
@@ -593,7 +590,6 @@
                         </w:rPr>
                         <w:t>t</w:t>
                       </w:r>
-                      <w:proofErr w:type="spellEnd"/>
                       <w:r>
                         <w:rPr>
                           <w:sz w:val="72"/>
@@ -698,29 +694,13 @@
                               <w:jc w:val="both"/>
                             </w:pPr>
                             <w:r>
-                              <w:t xml:space="preserve">Psychotherapeutic practice increasingly relies on reflective analysis of client narratives, yet manually extracting emotional and cognitive patterns from written material remains time-intensive and subjective. </w:t>
-                            </w:r>
-                            <w:proofErr w:type="spellStart"/>
-                            <w:r>
-                              <w:t>PsychExtract</w:t>
-                            </w:r>
-                            <w:proofErr w:type="spellEnd"/>
-                            <w:r>
-                              <w:t xml:space="preserve"> explores the feasibility of an AI-assisted pipeline designed to support reflective practice by automatically identifying emotional signals, insight-related themes, and interpretable summaries from client-generated text. The system integrates optical character recognition (OCR) for handwritten and scanned journal entries, natural language processing (NLP) techniques for fine-grained emotion classification and thematic extraction, and an output layer that delivers both textual and text-to-speech (TTS) summaries.</w:t>
+                              <w:t>Psychotherapeutic practice increasingly relies on reflective analysis of client narratives, yet manually extracting emotional and cognitive patterns from written material remains time-intensive and subjective. PsychExtract explores the feasibility of an AI-assisted pipeline designed to support reflective practice by automatically identifying emotional signals, insight-related themes, and interpretable summaries from client-generated text. The system integrates optical character recognition (OCR) for handwritten and scanned journal entries, natural language processing (NLP) techniques for fine-grained emotion classification and thematic extraction, and an output layer that delivers both textual and text-to-speech (TTS) summaries.</w:t>
                             </w:r>
                             <w:r>
                               <w:t xml:space="preserve"> </w:t>
                             </w:r>
                             <w:r>
-                              <w:t xml:space="preserve">Grounded in established psychological theory, the design draws on research into insight as a mechanism of therapeutic change and the role of emotion in cognitive restructuring. A review of existing AI-supported mental health tools informs methodological and ethical decisions, ensuring interpretability and user-centred design. The implemented architecture combines OCR preprocessing, transformer-based emotion classification inspired by </w:t>
-                            </w:r>
-                            <w:proofErr w:type="spellStart"/>
-                            <w:r>
-                              <w:t>GoEmotions</w:t>
-                            </w:r>
-                            <w:proofErr w:type="spellEnd"/>
-                            <w:r>
-                              <w:t>, keyword and topic extraction for interpretability, and TTS synthesis for accessibility.</w:t>
+                              <w:t>Grounded in established psychological theory, the design draws on research into insight as a mechanism of therapeutic change and the role of emotion in cognitive restructuring. A review of existing AI-supported mental health tools informs methodological and ethical decisions, ensuring interpretability and user-centred design. The implemented architecture combines OCR preprocessing, transformer-based emotion classification inspired by GoEmotions, keyword and topic extraction for interpretability, and TTS synthesis for accessibility.</w:t>
                             </w:r>
                             <w:r>
                               <w:t xml:space="preserve"> </w:t>
@@ -790,29 +770,13 @@
                         <w:jc w:val="both"/>
                       </w:pPr>
                       <w:r>
-                        <w:t xml:space="preserve">Psychotherapeutic practice increasingly relies on reflective analysis of client narratives, yet manually extracting emotional and cognitive patterns from written material remains time-intensive and subjective. </w:t>
-                      </w:r>
-                      <w:proofErr w:type="spellStart"/>
-                      <w:r>
-                        <w:t>PsychExtract</w:t>
-                      </w:r>
-                      <w:proofErr w:type="spellEnd"/>
-                      <w:r>
-                        <w:t xml:space="preserve"> explores the feasibility of an AI-assisted pipeline designed to support reflective practice by automatically identifying emotional signals, insight-related themes, and interpretable summaries from client-generated text. The system integrates optical character recognition (OCR) for handwritten and scanned journal entries, natural language processing (NLP) techniques for fine-grained emotion classification and thematic extraction, and an output layer that delivers both textual and text-to-speech (TTS) summaries.</w:t>
+                        <w:t>Psychotherapeutic practice increasingly relies on reflective analysis of client narratives, yet manually extracting emotional and cognitive patterns from written material remains time-intensive and subjective. PsychExtract explores the feasibility of an AI-assisted pipeline designed to support reflective practice by automatically identifying emotional signals, insight-related themes, and interpretable summaries from client-generated text. The system integrates optical character recognition (OCR) for handwritten and scanned journal entries, natural language processing (NLP) techniques for fine-grained emotion classification and thematic extraction, and an output layer that delivers both textual and text-to-speech (TTS) summaries.</w:t>
                       </w:r>
                       <w:r>
                         <w:t xml:space="preserve"> </w:t>
                       </w:r>
                       <w:r>
-                        <w:t xml:space="preserve">Grounded in established psychological theory, the design draws on research into insight as a mechanism of therapeutic change and the role of emotion in cognitive restructuring. A review of existing AI-supported mental health tools informs methodological and ethical decisions, ensuring interpretability and user-centred design. The implemented architecture combines OCR preprocessing, transformer-based emotion classification inspired by </w:t>
-                      </w:r>
-                      <w:proofErr w:type="spellStart"/>
-                      <w:r>
-                        <w:t>GoEmotions</w:t>
-                      </w:r>
-                      <w:proofErr w:type="spellEnd"/>
-                      <w:r>
-                        <w:t>, keyword and topic extraction for interpretability, and TTS synthesis for accessibility.</w:t>
+                        <w:t>Grounded in established psychological theory, the design draws on research into insight as a mechanism of therapeutic change and the role of emotion in cognitive restructuring. A review of existing AI-supported mental health tools informs methodological and ethical decisions, ensuring interpretability and user-centred design. The implemented architecture combines OCR preprocessing, transformer-based emotion classification inspired by GoEmotions, keyword and topic extraction for interpretability, and TTS synthesis for accessibility.</w:t>
                       </w:r>
                       <w:r>
                         <w:t xml:space="preserve"> </w:t>
@@ -844,7 +808,6 @@
             <w:docPartUnique/>
           </w:docPartObj>
         </w:sdtPr>
-        <w:sdtEndPr/>
         <w:sdtContent>
           <w:r>
             <w:rPr>
@@ -1001,7 +964,6 @@
                                           <w:dataBinding w:prefixMappings="xmlns:ns0='http://purl.org/dc/elements/1.1/' xmlns:ns1='http://schemas.openxmlformats.org/package/2006/metadata/core-properties' " w:xpath="/ns1:coreProperties[1]/ns1:category[1]" w:storeItemID="{6C3C8BC8-F283-45AE-878A-BAB7291924A1}"/>
                                           <w:text/>
                                         </w:sdtPr>
-                                        <w:sdtEndPr/>
                                         <w:sdtContent>
                                           <w:r>
                                             <w:rPr>
@@ -1038,11 +1000,7 @@
               </mc:Choice>
               <mc:Fallback>
                 <w:pict>
-                  <v:shapetype w14:anchorId="5B32DD83" id="_x0000_t202" coordsize="21600,21600" o:spt="202" path="m,l,21600r21600,l21600,xe">
-                    <v:stroke joinstyle="miter"/>
-                    <v:path gradientshapeok="t" o:connecttype="rect"/>
-                  </v:shapetype>
-                  <v:shape id="Text Box 139" o:spid="_x0000_s1030" type="#_x0000_t202" style="position:absolute;margin-left:0;margin-top:0;width:134.85pt;height:302.4pt;z-index:251659264;visibility:visible;mso-wrap-style:square;mso-width-percent:941;mso-height-percent:773;mso-wrap-distance-left:9pt;mso-wrap-distance-top:0;mso-wrap-distance-right:9pt;mso-wrap-distance-bottom:0;mso-position-horizontal:center;mso-position-horizontal-relative:page;mso-position-vertical:center;mso-position-vertical-relative:page;mso-width-percent:941;mso-height-percent:773;mso-width-relative:page;mso-height-relative:page;v-text-anchor:middle" o:gfxdata="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" fillcolor="white [3201]" stroked="f" strokeweight=".5pt">
+                  <v:shape w14:anchorId="5B32DD83" id="Text Box 139" o:spid="_x0000_s1030" type="#_x0000_t202" style="position:absolute;margin-left:0;margin-top:0;width:134.85pt;height:302.4pt;z-index:251659264;visibility:visible;mso-wrap-style:square;mso-width-percent:941;mso-height-percent:773;mso-wrap-distance-left:9pt;mso-wrap-distance-top:0;mso-wrap-distance-right:9pt;mso-wrap-distance-bottom:0;mso-position-horizontal:center;mso-position-horizontal-relative:page;mso-position-vertical:center;mso-position-vertical-relative:page;mso-width-percent:941;mso-height-percent:773;mso-width-relative:page;mso-height-relative:page;v-text-anchor:middle" o:gfxdata="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" fillcolor="white [3201]" stroked="f" strokeweight=".5pt">
                     <v:textbox inset="0,0,0,0">
                       <w:txbxContent>
                         <w:tbl>
@@ -1143,7 +1101,6 @@
                                     <w:dataBinding w:prefixMappings="xmlns:ns0='http://purl.org/dc/elements/1.1/' xmlns:ns1='http://schemas.openxmlformats.org/package/2006/metadata/core-properties' " w:xpath="/ns1:coreProperties[1]/ns1:category[1]" w:storeItemID="{6C3C8BC8-F283-45AE-878A-BAB7291924A1}"/>
                                     <w:text/>
                                   </w:sdtPr>
-                                  <w:sdtEndPr/>
                                   <w:sdtContent>
                                     <w:r>
                                       <w:rPr>
@@ -1193,7 +1150,6 @@
           <w:docPartUnique/>
         </w:docPartObj>
       </w:sdtPr>
-      <w:sdtEndPr/>
       <w:sdtContent>
         <w:p>
           <w:pPr>
@@ -7349,42 +7305,114 @@
         <w:jc w:val="both"/>
       </w:pPr>
       <w:r>
-        <w:t>Psychological reflection and therapeutic writing support emotional awareness, insight formation, and personal growth. Across both formal psychotherapy and informal self-reflective practices, individuals produce handwritten or semi-structured texts such as journals, therapy notes, worksheets, and reflective exercises (</w:t>
-      </w:r>
-      <w:r>
-        <w:t>Hill et al., 2007</w:t>
+        <w:t>Psychological reflection and therapeutic work emphasize emotional awareness and insight formation as key mechanisms of change (Greenberg &amp; Pascual-Leone, 2006). In both clinical and informal reflective contexts, individuals often externalise emotional experiences through written artefacts such as journals and worksheets (</w:t>
+      </w:r>
+      <w:r>
+        <w:t>Pennebaker</w:t>
+      </w:r>
+      <w:r>
+        <w:t>).</w:t>
+      </w:r>
+      <w:r>
+        <w:t xml:space="preserve"> </w:t>
+      </w:r>
+      <w:r>
+        <w:t xml:space="preserve">These artefacts often contain rich emotional cues, recurring linguistic patterns, and implicit cognitive framing. </w:t>
+      </w:r>
+      <w:r>
+        <w:t>Research on clinical free-text narratives demonstrates that symptom-related information embedded in unstructured text typically requires manual review or computational extraction, both of which present scalability challenges (Koleck et al., 2019).</w:t>
+      </w:r>
+      <w:r>
+        <w:t xml:space="preserve"> </w:t>
+      </w:r>
+      <w:r>
+        <w:t>R</w:t>
+      </w:r>
+      <w:r>
+        <w:t xml:space="preserve">eflective </w:t>
+      </w:r>
+      <w:r>
+        <w:t>materials are rarely analysed systematically</w:t>
+      </w:r>
+      <w:r>
+        <w:t>. I</w:t>
+      </w:r>
+      <w:r>
+        <w:t>nsight extraction remains largely manual, subjective, and time-intensive (</w:t>
+      </w:r>
+      <w:r>
+        <w:t>Mukherjee et al., 2020</w:t>
       </w:r>
       <w:r>
         <w:t xml:space="preserve">; </w:t>
       </w:r>
       <w:r>
-        <w:t>Greenberg &amp; Pascual-Leone, 2006</w:t>
-      </w:r>
-      <w:r>
-        <w:t>). These artefacts often contain rich emotional cues, recurring linguistic patterns, and implicit cognitive framing. Despite their value, such materials are rarely analysed systematically; insight extraction remains largely manual, subjective, and time-intensive (</w:t>
-      </w:r>
-      <w:proofErr w:type="spellStart"/>
-      <w:r>
-        <w:t>Koleck</w:t>
-      </w:r>
-      <w:proofErr w:type="spellEnd"/>
-      <w:r>
-        <w:t xml:space="preserve"> et al., 2019</w:t>
+        <w:t>Turner et al., 2022</w:t>
+      </w:r>
+      <w:r>
+        <w:t>).</w:t>
+      </w:r>
+    </w:p>
+    <w:p>
+      <w:pPr>
+        <w:jc w:val="both"/>
+      </w:pPr>
+      <w:r>
+        <w:t xml:space="preserve">This challenge is particularly evident for handwritten material. </w:t>
+      </w:r>
+      <w:r>
+        <w:t>While</w:t>
+      </w:r>
+      <w:r>
+        <w:t xml:space="preserve"> d</w:t>
+      </w:r>
+      <w:r>
+        <w:t xml:space="preserve">igital mental health tools expanded rapidly during and beyond the COVID-19 pandemic </w:t>
+      </w:r>
+      <w:r>
+        <w:t>(</w:t>
+      </w:r>
+      <w:r>
+        <w:t>Inkster et al., 2020</w:t>
       </w:r>
       <w:r>
         <w:t xml:space="preserve">; </w:t>
       </w:r>
       <w:r>
-        <w:t>Mukherjee et al., 2020</w:t>
+        <w:t>Torous et al., 2018</w:t>
+      </w:r>
+      <w:r>
+        <w:t>), a substantial portion of reflective writing still occurs on paper, creating a gap between expressive practice and computational support. Manual review does not scale well, is prone to inconsistency, and may fail to surface longer-term patterns, contributing to cognitive and administrative burden (</w:t>
+      </w:r>
+      <w:r>
+        <w:t>Shanafelt et al., 2016</w:t>
+      </w:r>
+      <w:r>
+        <w:t>). Fully automated interpretation raises ethical concerns when systems extend beyond assistance into diagnosis or decision-making (</w:t>
+      </w:r>
+      <w:r>
+        <w:t>Luxton, 2014</w:t>
       </w:r>
       <w:r>
         <w:t xml:space="preserve">; </w:t>
       </w:r>
       <w:r>
-        <w:t>Turner et al., 2022</w:t>
-      </w:r>
-      <w:r>
-        <w:t>).</w:t>
+        <w:t>MHRA, 2025</w:t>
+      </w:r>
+      <w:r>
+        <w:t xml:space="preserve">; </w:t>
+      </w:r>
+      <w:r>
+        <w:t>Miner et al., 2016</w:t>
+      </w:r>
+      <w:r>
+        <w:t xml:space="preserve">; </w:t>
+      </w:r>
+      <w:r>
+        <w:t>Mohammad, 2022</w:t>
+      </w:r>
+      <w:r>
+        <w:t>). These tensions motivate the need for assistive tools that structure reflective content while preserving transparency and human oversight.</w:t>
       </w:r>
     </w:p>
     <w:p>
@@ -7392,67 +7420,7 @@
         <w:jc w:val="both"/>
       </w:pPr>
       <w:r>
-        <w:t>This challenge is particularly evident for handwritten material. While digital mental health tools and text-based analytics have expanded rapidly (</w:t>
-      </w:r>
-      <w:r>
-        <w:t>Inkster et al., 2020</w:t>
-      </w:r>
-      <w:r>
-        <w:t xml:space="preserve">; </w:t>
-      </w:r>
-      <w:proofErr w:type="spellStart"/>
-      <w:r>
-        <w:t>Torous</w:t>
-      </w:r>
-      <w:proofErr w:type="spellEnd"/>
-      <w:r>
-        <w:t xml:space="preserve"> et al., 2018</w:t>
-      </w:r>
-      <w:r>
-        <w:t>), a substantial portion of reflective writing still occurs on paper, creating a gap between expressive practice and computational support. Manual review does not scale well, is prone to inconsistency, and may fail to surface longer-term patterns, contributing to cognitive and administrative burden (</w:t>
-      </w:r>
-      <w:r>
-        <w:t>Shanafelt et al., 2016</w:t>
-      </w:r>
-      <w:r>
-        <w:t>). Fully automated interpretation raises ethical concerns when systems extend beyond assistance into diagnosis or decision-making (</w:t>
-      </w:r>
-      <w:r>
-        <w:t>Luxton, 2014</w:t>
-      </w:r>
-      <w:r>
-        <w:t xml:space="preserve">; </w:t>
-      </w:r>
-      <w:r>
-        <w:t>MHRA, 2025</w:t>
-      </w:r>
-      <w:r>
-        <w:t xml:space="preserve">; </w:t>
-      </w:r>
-      <w:r>
-        <w:t>Miner et al., 2016</w:t>
-      </w:r>
-      <w:r>
-        <w:t xml:space="preserve">; </w:t>
-      </w:r>
-      <w:r>
-        <w:t>Mohammad, 2022</w:t>
-      </w:r>
-      <w:r>
-        <w:t>). These tensions motivate the need for assistive tools that structure reflective content while preserving transparency and human oversight.</w:t>
-      </w:r>
-    </w:p>
-    <w:p>
-      <w:pPr>
-        <w:jc w:val="both"/>
-      </w:pPr>
-      <w:proofErr w:type="spellStart"/>
-      <w:r>
-        <w:t>PsychExtract</w:t>
-      </w:r>
-      <w:proofErr w:type="spellEnd"/>
-      <w:r>
-        <w:t xml:space="preserve"> is developed in response. The project investigates whether handwritten, mental-health-related text can be transformed into structured insight through a modular, interpretable computational pipeline. Rather than inferring mental health conditions or offering therapeutic advice, the system extracts signals present in the text</w:t>
+        <w:t>PsychExtract is developed in response. The project investigates whether handwritten, mental-health-related text can be transformed into structured insight through a modular, interpretable computational pipeline. Rather than inferring mental health conditions or offering therapeutic advice, the system extracts signals present in the text</w:t>
       </w:r>
       <w:r>
         <w:t xml:space="preserve"> (</w:t>
@@ -7464,25 +7432,16 @@
         <w:t xml:space="preserve">) </w:t>
       </w:r>
       <w:r>
-        <w:t>and presents them in a form that supports reflection. This aligns with ethical guidance emphasising assistive, non-diagnostic AI in mental health contexts (</w:t>
-      </w:r>
-      <w:r>
-        <w:t>Jacobs et al., 2021</w:t>
-      </w:r>
-      <w:r>
-        <w:t xml:space="preserve">; </w:t>
-      </w:r>
-      <w:r>
-        <w:t>Luxton, 2014</w:t>
-      </w:r>
-      <w:r>
-        <w:t xml:space="preserve">; </w:t>
-      </w:r>
-      <w:r>
-        <w:t>Mohammad, 2022</w:t>
-      </w:r>
-      <w:r>
-        <w:t>).</w:t>
+        <w:t xml:space="preserve">and presents them in a form that supports reflection. This </w:t>
+      </w:r>
+      <w:r>
+        <w:t>align</w:t>
+      </w:r>
+      <w:r>
+        <w:t>s</w:t>
+      </w:r>
+      <w:r>
+        <w:t xml:space="preserve"> with research advocating assistive, decision-support-oriented AI systems that complement rather than replace human judgement (Jacobs et al., 2021; Luxton, 2014; Mohammad, 2022).</w:t>
       </w:r>
     </w:p>
     <w:p>
@@ -7505,20 +7464,33 @@
         <w:jc w:val="both"/>
       </w:pPr>
       <w:r>
-        <w:t xml:space="preserve">This project follows Template 4.1: Orchestrating AI Models to Achieve a Goal. Template 4.1 suits </w:t>
-      </w:r>
-      <w:proofErr w:type="spellStart"/>
-      <w:r>
-        <w:t>PsychExtract</w:t>
-      </w:r>
-      <w:proofErr w:type="spellEnd"/>
-      <w:r>
-        <w:t xml:space="preserve"> because the contribution lies in system-level integration rather than a single novel model. Prior work in clinical and therapeutic NLP shows that meaningful insight often emerges from combining complementary techniques</w:t>
+        <w:t xml:space="preserve">This project follows Template 4.1: Orchestrating AI Models to Achieve a Goal. Template 4.1 suits PsychExtract because the contribution lies in system-level integration rather than a single novel model. </w:t>
+      </w:r>
+      <w:r>
+        <w:t>Systematic reviews of NLP applied to clinical free-text narratives show that diverse techniques</w:t>
       </w:r>
       <w:r>
         <w:t xml:space="preserve"> (</w:t>
       </w:r>
       <w:r>
+        <w:t>including rule-based systems, machine learning classifiers, and hybrid approaches</w:t>
+      </w:r>
+      <w:r>
+        <w:t xml:space="preserve">) </w:t>
+      </w:r>
+      <w:r>
+        <w:t>are often employed to extract meaningful symptom information (Koleck et al., 2019).</w:t>
+      </w:r>
+      <w:r>
+        <w:t xml:space="preserve"> </w:t>
+      </w:r>
+      <w:r>
+        <w:t>Prior work in clinical and therapeutic NLP shows that meaningful insight often emerges from combining complementary techniques</w:t>
+      </w:r>
+      <w:r>
+        <w:t xml:space="preserve"> (</w:t>
+      </w:r>
+      <w:r>
         <w:t xml:space="preserve">emotion classification, linguistic analysis, </w:t>
       </w:r>
       <w:r>
@@ -7534,23 +7506,6 @@
         <w:t>rather than relying on one predictive model (</w:t>
       </w:r>
       <w:r>
-        <w:t>Inkster et al., 2020</w:t>
-      </w:r>
-      <w:r>
-        <w:t xml:space="preserve">; </w:t>
-      </w:r>
-      <w:proofErr w:type="spellStart"/>
-      <w:r>
-        <w:t>Koleck</w:t>
-      </w:r>
-      <w:proofErr w:type="spellEnd"/>
-      <w:r>
-        <w:t xml:space="preserve"> et al., 2019</w:t>
-      </w:r>
-      <w:r>
-        <w:t xml:space="preserve">; </w:t>
-      </w:r>
-      <w:r>
         <w:t>Mukherjee et al., 2020</w:t>
       </w:r>
       <w:r>
@@ -7574,16 +7529,44 @@
         <w:jc w:val="both"/>
       </w:pPr>
       <w:r>
-        <w:t>This orchestration-focused approach aligns with research advocating transparent, modular AI systems in sensitive domains, where trust and explainability are as important as technical performance (</w:t>
+        <w:t>This orchestration-focused approach aligns with research advocating transparent</w:t>
+      </w:r>
+      <w:r>
+        <w:t xml:space="preserve"> </w:t>
+      </w:r>
+      <w:r>
+        <w:t xml:space="preserve">AI systems </w:t>
+      </w:r>
+      <w:r>
+        <w:t>whose reasoning and validation processes are inspectable within sensitive domains</w:t>
+      </w:r>
+      <w:r>
+        <w:t xml:space="preserve"> (</w:t>
+      </w:r>
+      <w:r>
+        <w:t xml:space="preserve">Jacobs et al., </w:t>
+      </w:r>
+      <w:r>
+        <w:lastRenderedPageBreak/>
+        <w:t>2021</w:t>
+      </w:r>
+      <w:r>
+        <w:t>)</w:t>
+      </w:r>
+      <w:r>
+        <w:t>,</w:t>
+      </w:r>
+      <w:r>
+        <w:t xml:space="preserve"> </w:t>
+      </w:r>
+      <w:r>
+        <w:t>and</w:t>
+      </w:r>
+      <w:r>
+        <w:t xml:space="preserve"> trust and explainability are as important as technical performance (</w:t>
       </w:r>
       <w:r>
         <w:t>Doshi-Velez &amp; Kim, 2017</w:t>
-      </w:r>
-      <w:r>
-        <w:t xml:space="preserve">; </w:t>
-      </w:r>
-      <w:r>
-        <w:t>Jacobs et al., 2021</w:t>
       </w:r>
       <w:r>
         <w:t>).</w:t>
@@ -7600,7 +7583,6 @@
       </w:pPr>
       <w:bookmarkStart w:id="3" w:name="_Toc221377112"/>
       <w:r>
-        <w:lastRenderedPageBreak/>
         <w:t>Project Aims and Objectives</w:t>
       </w:r>
       <w:bookmarkEnd w:id="3"/>
@@ -7610,15 +7592,7 @@
         <w:jc w:val="both"/>
       </w:pPr>
       <w:r>
-        <w:t xml:space="preserve">The overarching aim is to support reflective understanding of handwritten text through structured, interpretable computational analysis. </w:t>
-      </w:r>
-      <w:proofErr w:type="spellStart"/>
-      <w:r>
-        <w:t>PsychExtract</w:t>
-      </w:r>
-      <w:proofErr w:type="spellEnd"/>
-      <w:r>
-        <w:t xml:space="preserve"> is explicitly non-clinical: it does not diagnose, predict outcomes, or offer therapeutic advice, consistent with regulatory guidance (</w:t>
+        <w:t>The overarching aim is to support reflective understanding of handwritten text through structured, interpretable computational analysis. PsychExtract is explicitly non-clinical: it does not diagnose, predict outcomes, or offer therapeutic advice, consistent with regulatory guidance (</w:t>
       </w:r>
       <w:r>
         <w:t>Luxton, 2014</w:t>
@@ -7671,10 +7645,7 @@
         <w:t xml:space="preserve">). </w:t>
       </w:r>
       <w:r>
-        <w:t>Linguistic pattern extraction identifies recurring keywords and thematic clusters through embedding-based topic modelling and class-based TF-IDF</w:t>
-      </w:r>
-      <w:r>
-        <w:t xml:space="preserve"> </w:t>
+        <w:t xml:space="preserve">Linguistic pattern extraction identifies recurring keywords and thematic clusters through embedding-based topic modelling and class-based TF-IDF </w:t>
       </w:r>
       <w:r>
         <w:t>(</w:t>
@@ -7737,13 +7708,8 @@
       <w:pPr>
         <w:jc w:val="both"/>
       </w:pPr>
-      <w:proofErr w:type="spellStart"/>
-      <w:r>
-        <w:t>PsychExtract</w:t>
-      </w:r>
-      <w:proofErr w:type="spellEnd"/>
-      <w:r>
-        <w:t xml:space="preserve"> operates within the broader domain of mental health support, self-reflection, and therapeutic-adjacent technologies. Its focus is not on clinical intervention but on assisting reflective practices where emotional awareness and insight formation are valuable</w:t>
+      <w:r>
+        <w:t>PsychExtract operates within the broader domain of mental health support, self-reflection, and therapeutic-adjacent technologies. Its focus is not on clinical intervention but on assisting reflective practices where emotional awareness and insight formation are valuable</w:t>
       </w:r>
       <w:r>
         <w:t xml:space="preserve"> </w:t>
@@ -7761,18 +7727,6 @@
         <w:rPr>
           <w:szCs w:val="24"/>
         </w:rPr>
-        <w:t xml:space="preserve">; </w:t>
-      </w:r>
-      <w:r>
-        <w:rPr>
-          <w:szCs w:val="24"/>
-        </w:rPr>
-        <w:t>Greenberg &amp; Pascual-Leone, 2006</w:t>
-      </w:r>
-      <w:r>
-        <w:rPr>
-          <w:szCs w:val="24"/>
-        </w:rPr>
         <w:t>)</w:t>
       </w:r>
       <w:r>
@@ -7811,15 +7765,7 @@
         <w:jc w:val="both"/>
       </w:pPr>
       <w:r>
-        <w:t xml:space="preserve">The primary users are students engaging in reflective writing for personal or academic growth, individuals who journal to process emotions, and therapy-adjacent users preparing reflections between sessions. Similar groups have been identified in research on digital mental health and reflective tools (Ben-Zeev et al., 2013; Inkster et al., 2020; </w:t>
-      </w:r>
-      <w:proofErr w:type="spellStart"/>
-      <w:r>
-        <w:t>Torous</w:t>
-      </w:r>
-      <w:proofErr w:type="spellEnd"/>
-      <w:r>
-        <w:t xml:space="preserve"> et al., 2018). The system serves as an assistive tool, structuring and summarising user content without interpreting intent or offering diagnoses or recommendations.</w:t>
+        <w:t>The primary users are students engaging in reflective writing for personal or academic growth, individuals who journal to process emotions, and therapy-adjacent users preparing reflections between sessions. Similar groups have been identified in research on digital mental health and reflective tools (Ben-Zeev et al., 2013; Torous et al., 2018). The system serves as an assistive tool, structuring and summarising user content without interpreting intent or offering diagnoses or recommendations.</w:t>
       </w:r>
     </w:p>
     <w:p>
@@ -7827,15 +7773,7 @@
         <w:jc w:val="both"/>
       </w:pPr>
       <w:r>
-        <w:t xml:space="preserve">Maintaining clear boundaries around system capability is a central design principle of the project. </w:t>
-      </w:r>
-      <w:proofErr w:type="spellStart"/>
-      <w:r>
-        <w:t>PsychExtract</w:t>
-      </w:r>
-      <w:proofErr w:type="spellEnd"/>
-      <w:r>
-        <w:t xml:space="preserve"> does not claim psychological understanding or therapeutic expertise. Instead, it supports users in engaging more effectively with their own writing, reinforcing reflection rather than replacing it.</w:t>
+        <w:t>Maintaining clear boundaries around system capability is a central design principle of the project. PsychExtract does not claim psychological understanding or therapeutic expertise. Instead, it supports users in engaging more effectively with their own writing, reinforcing reflection rather than replacing it.</w:t>
       </w:r>
     </w:p>
     <w:p>
@@ -7858,15 +7796,7 @@
         <w:jc w:val="both"/>
       </w:pPr>
       <w:r>
-        <w:t xml:space="preserve">The originality of </w:t>
-      </w:r>
-      <w:proofErr w:type="spellStart"/>
-      <w:r>
-        <w:t>PsychExtract</w:t>
-      </w:r>
-      <w:proofErr w:type="spellEnd"/>
-      <w:r>
-        <w:t xml:space="preserve"> lies in its integration of multiple AI and NLP techniques into a coherent, reflection-oriented pipeline tailored to handwritten text. </w:t>
+        <w:t xml:space="preserve">The originality of PsychExtract lies in its integration of multiple AI and NLP techniques into a coherent, reflection-oriented pipeline tailored to handwritten text. </w:t>
       </w:r>
       <w:r>
         <w:t xml:space="preserve">While individual components such as OCR, emotion classification, and topic modelling are well-established </w:t>
@@ -7896,7 +7826,11 @@
         <w:t>)</w:t>
       </w:r>
       <w:r>
-        <w:t>, their combination within a non-clinical, interpretability-focused framework represents a novel application</w:t>
+        <w:t xml:space="preserve">, their combination within a non-clinical, interpretability-focused framework </w:t>
+      </w:r>
+      <w:r>
+        <w:lastRenderedPageBreak/>
+        <w:t>represents a novel application</w:t>
       </w:r>
       <w:r>
         <w:t xml:space="preserve"> </w:t>
@@ -7934,7 +7868,6 @@
         <w:jc w:val="both"/>
       </w:pPr>
       <w:r>
-        <w:lastRenderedPageBreak/>
         <w:t>The project contributes a system that bridges the gap between expressive handwritten practices and computational analysis, demonstrating how structured insight extraction can be achieved without overstepping ethical boundaries. Its emphasis on transparency, modularity, and accessibility distinguishes it from systems that prioritise prediction or automation alone. By foregrounding interpretability and future extensibility</w:t>
       </w:r>
       <w:r>
@@ -7946,13 +7879,8 @@
       <w:r>
         <w:t xml:space="preserve">, </w:t>
       </w:r>
-      <w:proofErr w:type="spellStart"/>
-      <w:r>
-        <w:t>PsychExtract</w:t>
-      </w:r>
-      <w:proofErr w:type="spellEnd"/>
-      <w:r>
-        <w:t xml:space="preserve"> highlights how AI systems can be responsibly designed to support sensitive human activities.</w:t>
+      <w:r>
+        <w:t>PsychExtract highlights how AI systems can be responsibly designed to support sensitive human activities.</w:t>
       </w:r>
     </w:p>
     <w:p>
@@ -8073,15 +8001,7 @@
         <w:jc w:val="both"/>
       </w:pPr>
       <w:r>
-        <w:t xml:space="preserve">For the purposes of this project, these theoretical limitations (lack of consensus, variation across schools, and multi-dimensionality) clarify which components can be practically extracted from text. </w:t>
-      </w:r>
-      <w:proofErr w:type="spellStart"/>
-      <w:r>
-        <w:t>PsychExtract</w:t>
-      </w:r>
-      <w:proofErr w:type="spellEnd"/>
-      <w:r>
-        <w:t xml:space="preserve"> therefore focuses exclusively on </w:t>
+        <w:t xml:space="preserve">For the purposes of this project, these theoretical limitations (lack of consensus, variation across schools, and multi-dimensionality) clarify which components can be practically extracted from text. PsychExtract therefore focuses exclusively on </w:t>
       </w:r>
       <w:r>
         <w:t xml:space="preserve">extracting </w:t>
@@ -8186,13 +8106,8 @@
         <w:jc w:val="both"/>
       </w:pPr>
       <w:r>
-        <w:t xml:space="preserve">This challenge motivates </w:t>
-      </w:r>
-      <w:proofErr w:type="spellStart"/>
-      <w:r>
-        <w:t>PsychExtract</w:t>
-      </w:r>
-      <w:proofErr w:type="spellEnd"/>
+        <w:t>This challenge motivates PsychExtract</w:t>
+      </w:r>
       <w:r>
         <w:t>. I</w:t>
       </w:r>
@@ -8224,22 +8139,14 @@
         <w:t>visible and consistently interpreted. The aim is not to replace therapist judgement</w:t>
       </w:r>
       <w:r>
-        <w:t>. R</w:t>
-      </w:r>
-      <w:r>
-        <w:t xml:space="preserve">ather, </w:t>
-      </w:r>
-      <w:proofErr w:type="spellStart"/>
-      <w:r>
-        <w:t>PsychExtract</w:t>
-      </w:r>
-      <w:proofErr w:type="spellEnd"/>
-      <w:r>
-        <w:t xml:space="preserve"> produces structured summaries of emotional and cognitive patterns derived from client text. These summaries can draw attention to potential therapeutic themes without </w:t>
+        <w:t xml:space="preserve">. </w:t>
       </w:r>
       <w:r>
         <w:lastRenderedPageBreak/>
-        <w:t>making clinical claims, maintaining alignment with ethical guidance in the field.</w:t>
+        <w:t>R</w:t>
+      </w:r>
+      <w:r>
+        <w:t>ather, PsychExtract produces structured summaries of emotional and cognitive patterns derived from client text. These summaries can draw attention to potential therapeutic themes without making clinical claims, maintaining alignment with ethical guidance in the field.</w:t>
       </w:r>
       <w:r>
         <w:t xml:space="preserve"> </w:t>
@@ -8277,29 +8184,13 @@
         <w:jc w:val="both"/>
       </w:pPr>
       <w:r>
-        <w:t xml:space="preserve">The use of artificial intelligence in mental-health contexts is not new. DeVault et al. introduced </w:t>
-      </w:r>
-      <w:proofErr w:type="spellStart"/>
-      <w:r>
-        <w:t>SimSensei</w:t>
-      </w:r>
-      <w:proofErr w:type="spellEnd"/>
-      <w:r>
-        <w:t xml:space="preserve"> (DeVault et al., 2014), a virtual human interviewer (Figure 1) designed to assess psychological distress through verbal and nonverbal behavioural cues. Their work demonstrates that users are generally willing to disclose personal information in interactions with automated agents, and that computational analysis of speech and behavioural signals can identify indicators associated with distress. The system further highlights how structured virtual interviewing can balance engagement, rapport-building, and replicable stimulus delivery</w:t>
+        <w:t>The use of artificial intelligence in mental-health contexts is not new. DeVault et al. introduced SimSensei (DeVault et al., 2014), a virtual human interviewer (Figure 1) designed to assess psychological distress through verbal and nonverbal behavioural cues. Their work demonstrates that users are generally willing to disclose personal information in interactions with automated agents, and that computational analysis of speech and behavioural signals can identify indicators associated with distress. The system further highlights how structured virtual interviewing can balance engagement, rapport-building, and replicable stimulus delivery</w:t>
       </w:r>
       <w:r>
         <w:t>, these are</w:t>
       </w:r>
       <w:r>
-        <w:t xml:space="preserve"> features relevant to </w:t>
-      </w:r>
-      <w:proofErr w:type="spellStart"/>
-      <w:r>
-        <w:t>PsychExtract’s</w:t>
-      </w:r>
-      <w:proofErr w:type="spellEnd"/>
-      <w:r>
-        <w:t xml:space="preserve"> reflective design.</w:t>
+        <w:t xml:space="preserve"> features relevant to PsychExtract’s reflective design.</w:t>
       </w:r>
     </w:p>
     <w:p>
@@ -8384,57 +8275,41 @@
           <w:i/>
           <w:iCs/>
         </w:rPr>
-        <w:t xml:space="preserve">Ellie, the virtual human interviewer used in the </w:t>
-      </w:r>
-      <w:proofErr w:type="spellStart"/>
+        <w:t>Ellie, the virtual human interviewer used in the SimSensei Kiosk system</w:t>
+      </w:r>
       <w:r>
         <w:rPr>
           <w:i/>
           <w:iCs/>
         </w:rPr>
-        <w:t>SimSensei</w:t>
-      </w:r>
-      <w:proofErr w:type="spellEnd"/>
+        <w:t xml:space="preserve"> </w:t>
+      </w:r>
       <w:r>
         <w:rPr>
           <w:i/>
           <w:iCs/>
         </w:rPr>
-        <w:t xml:space="preserve"> Kiosk system</w:t>
+        <w:t>(</w:t>
       </w:r>
       <w:r>
         <w:rPr>
           <w:i/>
           <w:iCs/>
-        </w:rPr>
-        <w:t xml:space="preserve"> </w:t>
+          <w:szCs w:val="24"/>
+        </w:rPr>
+        <w:t>DeVault et al., 2014</w:t>
       </w:r>
       <w:r>
         <w:rPr>
           <w:i/>
           <w:iCs/>
         </w:rPr>
-        <w:t>(</w:t>
+        <w:t>)</w:t>
       </w:r>
       <w:r>
         <w:rPr>
           <w:i/>
           <w:iCs/>
-          <w:szCs w:val="24"/>
-        </w:rPr>
-        <w:t>DeVault et al., 2014</w:t>
-      </w:r>
-      <w:r>
-        <w:rPr>
-          <w:i/>
-          <w:iCs/>
-        </w:rPr>
-        <w:t>)</w:t>
-      </w:r>
-      <w:r>
-        <w:rPr>
-          <w:i/>
-          <w:iCs/>
         </w:rPr>
         <w:t>.</w:t>
       </w:r>
@@ -8443,13 +8318,8 @@
       <w:pPr>
         <w:jc w:val="both"/>
       </w:pPr>
-      <w:proofErr w:type="spellStart"/>
-      <w:r>
-        <w:t>SimSensei’s</w:t>
-      </w:r>
-      <w:proofErr w:type="spellEnd"/>
-      <w:r>
-        <w:t xml:space="preserve"> limitations are equally informative. Because it operates in real-time conversation, it must use extremely cautious </w:t>
+      <w:r>
+        <w:t xml:space="preserve">SimSensei’s limitations are equally informative. Because it operates in real-time conversation, it must use extremely cautious </w:t>
       </w:r>
       <w:r>
         <w:t xml:space="preserve">and overly simplistic </w:t>
@@ -8462,27 +8332,14 @@
       <w:pPr>
         <w:jc w:val="both"/>
       </w:pPr>
-      <w:proofErr w:type="spellStart"/>
-      <w:r>
-        <w:t>PsychExtract</w:t>
-      </w:r>
-      <w:proofErr w:type="spellEnd"/>
-      <w:r>
-        <w:t xml:space="preserve"> diverges from this setting in two important ways. First, it is non-conversational</w:t>
+      <w:r>
+        <w:t>PsychExtract diverges from this setting in two important ways. First, it is non-conversational</w:t>
       </w:r>
       <w:r>
         <w:t>. U</w:t>
       </w:r>
       <w:r>
-        <w:t xml:space="preserve">sers provide reflective text, and the system produces an analysis, not an ongoing dialogue. Second, it does not operate in real-time. These affordances allow </w:t>
-      </w:r>
-      <w:proofErr w:type="spellStart"/>
-      <w:r>
-        <w:t>PsychExtract</w:t>
-      </w:r>
-      <w:proofErr w:type="spellEnd"/>
-      <w:r>
-        <w:t xml:space="preserve"> to employ more advanced language-processing techniques safely</w:t>
+        <w:t>sers provide reflective text, and the system produces an analysis, not an ongoing dialogue. Second, it does not operate in real-time. These affordances allow PsychExtract to employ more advanced language-processing techniques safely</w:t>
       </w:r>
       <w:r>
         <w:t xml:space="preserve">, </w:t>
@@ -8508,15 +8365,7 @@
         <w:t>. E</w:t>
       </w:r>
       <w:r>
-        <w:t xml:space="preserve">xisting work shows that AI can highlight clinically relevant linguistic cues, and </w:t>
-      </w:r>
-      <w:proofErr w:type="spellStart"/>
-      <w:r>
-        <w:t>PsychExtract</w:t>
-      </w:r>
-      <w:proofErr w:type="spellEnd"/>
-      <w:r>
-        <w:t xml:space="preserve"> extends this by applying stronger models in a safer, offline workflow. This bridges into the next section by motivating how AI can be used</w:t>
+        <w:t>xisting work shows that AI can highlight clinically relevant linguistic cues, and PsychExtract extends this by applying stronger models in a safer, offline workflow. This bridges into the next section by motivating how AI can be used</w:t>
       </w:r>
       <w:r>
         <w:t>. This is t</w:t>
@@ -8538,6 +8387,7 @@
       <w:bookmarkStart w:id="15" w:name="_Toc216862629"/>
       <w:bookmarkStart w:id="16" w:name="_Toc221377120"/>
       <w:r>
+        <w:lastRenderedPageBreak/>
         <w:t>NLP</w:t>
       </w:r>
       <w:r>
@@ -8551,11 +8401,7 @@
         <w:jc w:val="both"/>
       </w:pPr>
       <w:r>
-        <w:t xml:space="preserve">Before examining technical methods, it is important to clarify terminology for non-specialist readers. NLP refers to computational techniques for analysing or generating human language. </w:t>
-      </w:r>
-      <w:r>
-        <w:lastRenderedPageBreak/>
-        <w:t>Modern NLP often uses transformer-based models, which are deep learning architectures capable of understanding words in context rather than in isolation. These models outperform traditional techniques in tasks involving emotion recognition, topic inference, and meaning extraction</w:t>
+        <w:t>Before examining technical methods, it is important to clarify terminology for non-specialist readers. NLP refers to computational techniques for analysing or generating human language. Modern NLP often uses transformer-based models, which are deep learning architectures capable of understanding words in context rather than in isolation. These models outperform traditional techniques in tasks involving emotion recognition, topic inference, and meaning extraction</w:t>
       </w:r>
       <w:r>
         <w:t>,</w:t>
@@ -8569,15 +8415,7 @@
         <w:jc w:val="both"/>
       </w:pPr>
       <w:r>
-        <w:t xml:space="preserve">This section details the three components of insight that </w:t>
-      </w:r>
-      <w:proofErr w:type="spellStart"/>
-      <w:r>
-        <w:t>PsychExtract</w:t>
-      </w:r>
-      <w:proofErr w:type="spellEnd"/>
-      <w:r>
-        <w:t xml:space="preserve"> identifies through NLP:</w:t>
+        <w:t>This section details the three components of insight that PsychExtract identifies through NLP:</w:t>
       </w:r>
       <w:r>
         <w:t xml:space="preserve"> </w:t>
@@ -8606,15 +8444,7 @@
         <w:jc w:val="both"/>
       </w:pPr>
       <w:r>
-        <w:t xml:space="preserve">By connecting these components to the earlier theory section, </w:t>
-      </w:r>
-      <w:proofErr w:type="spellStart"/>
-      <w:r>
-        <w:t>PsychExtract</w:t>
-      </w:r>
-      <w:proofErr w:type="spellEnd"/>
-      <w:r>
-        <w:t xml:space="preserve"> grounds its extraction pipeline directly in the psychological mechanisms of insight.</w:t>
+        <w:t>By connecting these components to the earlier theory section, PsychExtract grounds its extraction pipeline directly in the psychological mechanisms of insight.</w:t>
       </w:r>
     </w:p>
     <w:p>
@@ -8630,15 +8460,7 @@
       <w:bookmarkStart w:id="17" w:name="_Toc216862630"/>
       <w:bookmarkStart w:id="18" w:name="_Toc221377121"/>
       <w:r>
-        <w:t>Fine-Grained Emotion Classification (</w:t>
-      </w:r>
-      <w:proofErr w:type="spellStart"/>
-      <w:r>
-        <w:t>GoEmotions</w:t>
-      </w:r>
-      <w:proofErr w:type="spellEnd"/>
-      <w:r>
-        <w:t>)</w:t>
+        <w:t>Fine-Grained Emotion Classification (GoEmotions)</w:t>
       </w:r>
       <w:bookmarkEnd w:id="17"/>
       <w:bookmarkEnd w:id="18"/>
@@ -8648,15 +8470,7 @@
         <w:jc w:val="both"/>
       </w:pPr>
       <w:r>
-        <w:t xml:space="preserve">Demszky et al. introduce </w:t>
-      </w:r>
-      <w:proofErr w:type="spellStart"/>
-      <w:r>
-        <w:t>GoEmotions</w:t>
-      </w:r>
-      <w:proofErr w:type="spellEnd"/>
-      <w:r>
-        <w:t xml:space="preserve">, a dataset of 58,000 Reddit comments labelled with 27 fine-grained </w:t>
+        <w:t xml:space="preserve">Demszky et al. introduce GoEmotions, a dataset of 58,000 Reddit comments labelled with 27 fine-grained </w:t>
       </w:r>
       <w:r>
         <w:t xml:space="preserve">emotion categories excluding a neutral class </w:t>
@@ -8694,7 +8508,7 @@
           <w:noProof/>
         </w:rPr>
         <w:drawing>
-          <wp:anchor distT="0" distB="0" distL="114300" distR="114300" simplePos="0" relativeHeight="251662336" behindDoc="0" locked="0" layoutInCell="1" allowOverlap="1" wp14:anchorId="636DBF94" wp14:editId="646306D0">
+          <wp:anchor distT="0" distB="0" distL="114300" distR="114300" simplePos="0" relativeHeight="251662336" behindDoc="0" locked="0" layoutInCell="1" allowOverlap="1" wp14:anchorId="636DBF94" wp14:editId="7AE2A396">
             <wp:simplePos x="0" y="0"/>
             <wp:positionH relativeFrom="margin">
               <wp:posOffset>704850</wp:posOffset>
@@ -8763,35 +8577,34 @@
         </w:rPr>
         <w:t xml:space="preserve">Figure 2. </w:t>
       </w:r>
-      <w:proofErr w:type="spellStart"/>
       <w:r>
         <w:rPr>
           <w:i/>
           <w:iCs/>
         </w:rPr>
-        <w:t>GoEmotions</w:t>
-      </w:r>
-      <w:proofErr w:type="spellEnd"/>
+        <w:t>GoEmotions emotion taxonomy comprising 28 fine-grained emotion categories, including a neutral class</w:t>
+      </w:r>
       <w:r>
         <w:rPr>
           <w:i/>
           <w:iCs/>
         </w:rPr>
-        <w:t xml:space="preserve"> emotion taxonomy comprising 28 fine-grained emotion categories, including a neutral class</w:t>
+        <w:t xml:space="preserve"> </w:t>
       </w:r>
       <w:r>
         <w:rPr>
           <w:i/>
           <w:iCs/>
         </w:rPr>
-        <w:t xml:space="preserve"> </w:t>
+        <w:t>(</w:t>
       </w:r>
       <w:r>
         <w:rPr>
           <w:i/>
           <w:iCs/>
-        </w:rPr>
-        <w:t>(</w:t>
+          <w:szCs w:val="24"/>
+        </w:rPr>
+        <w:t>Demszky et al., 2020</w:t>
       </w:r>
       <w:r>
         <w:rPr>
@@ -8799,7 +8612,7 @@
           <w:iCs/>
           <w:szCs w:val="24"/>
         </w:rPr>
-        <w:t>Demszky et al., 2020</w:t>
+        <w:t>)</w:t>
       </w:r>
       <w:r>
         <w:rPr>
@@ -8807,14 +8620,6 @@
           <w:iCs/>
           <w:szCs w:val="24"/>
         </w:rPr>
-        <w:t>)</w:t>
-      </w:r>
-      <w:r>
-        <w:rPr>
-          <w:i/>
-          <w:iCs/>
-          <w:szCs w:val="24"/>
-        </w:rPr>
         <w:t>.</w:t>
       </w:r>
     </w:p>
@@ -8822,57 +8627,20 @@
       <w:pPr>
         <w:jc w:val="both"/>
       </w:pPr>
-      <w:proofErr w:type="spellStart"/>
-      <w:r>
-        <w:t>GoEmotions</w:t>
-      </w:r>
-      <w:proofErr w:type="spellEnd"/>
-      <w:r>
-        <w:t xml:space="preserve"> is valuable as a baseline for </w:t>
-      </w:r>
-      <w:proofErr w:type="spellStart"/>
-      <w:r>
-        <w:t>PsychExtract</w:t>
-      </w:r>
-      <w:proofErr w:type="spellEnd"/>
-      <w:r>
-        <w:t xml:space="preserve">, but it has limitations. It contains short social-media comments rather than long reflective writing, and deeper therapeutic emotions </w:t>
+      <w:r>
+        <w:t xml:space="preserve">GoEmotions is valuable as a baseline for PsychExtract, but it has limitations. It contains short social-media comments rather than long reflective writing, and deeper therapeutic emotions </w:t>
       </w:r>
       <w:r>
         <w:t>(such as,</w:t>
       </w:r>
       <w:r>
-        <w:t xml:space="preserve"> grief processing, self-evaluation, growth-related fear) are underrepresented. To address this, </w:t>
-      </w:r>
-      <w:proofErr w:type="spellStart"/>
-      <w:r>
-        <w:t>PsychExtract</w:t>
-      </w:r>
-      <w:proofErr w:type="spellEnd"/>
-      <w:r>
-        <w:t xml:space="preserve"> uses </w:t>
-      </w:r>
-      <w:proofErr w:type="spellStart"/>
-      <w:r>
-        <w:t>GoEmotions</w:t>
-      </w:r>
-      <w:proofErr w:type="spellEnd"/>
-      <w:r>
-        <w:t xml:space="preserve"> models for initial benchmarking but extends beyond the dataset by incorporating long-form reflective text</w:t>
+        <w:t xml:space="preserve"> grief processing, self-evaluation, growth-related fear) are underrepresented. To address this, PsychExtract uses GoEmotions models for initial benchmarking but extends beyond the dataset by incorporating long-form reflective text</w:t>
       </w:r>
       <w:r>
         <w:t>. This is in the form of</w:t>
       </w:r>
       <w:r>
-        <w:t xml:space="preserve"> available corpora (such as r/</w:t>
-      </w:r>
-      <w:proofErr w:type="spellStart"/>
-      <w:r>
-        <w:t>offmychest</w:t>
-      </w:r>
-      <w:proofErr w:type="spellEnd"/>
-      <w:r>
-        <w:t>) or carefully synthesised paragraphs</w:t>
+        <w:t xml:space="preserve"> available corpora (such as r/offmychest) or carefully synthesised paragraphs</w:t>
       </w:r>
       <w:r>
         <w:t>, which are</w:t>
@@ -8889,15 +8657,7 @@
         <w:jc w:val="both"/>
       </w:pPr>
       <w:r>
-        <w:t xml:space="preserve">By grounding the emotional component of insight in this literature, </w:t>
-      </w:r>
-      <w:proofErr w:type="spellStart"/>
-      <w:r>
-        <w:t>PsychExtract</w:t>
-      </w:r>
-      <w:proofErr w:type="spellEnd"/>
-      <w:r>
-        <w:t xml:space="preserve"> builds directly on empirical evidence that transformer-based models are the strongest choice for contextual emotion detection. This sets the foundation for the next analytic component</w:t>
+        <w:t>By grounding the emotional component of insight in this literature, PsychExtract builds directly on empirical evidence that transformer-based models are the strongest choice for contextual emotion detection. This sets the foundation for the next analytic component</w:t>
       </w:r>
       <w:r>
         <w:t xml:space="preserve"> of</w:t>
@@ -8919,29 +8679,14 @@
       <w:bookmarkStart w:id="19" w:name="_Toc216862631"/>
       <w:bookmarkStart w:id="20" w:name="_Toc221377122"/>
       <w:r>
-        <w:t>Cognitive Theme Extraction and Topic Representations (</w:t>
-      </w:r>
-      <w:proofErr w:type="spellStart"/>
-      <w:r>
-        <w:t>KeyBERT</w:t>
-      </w:r>
-      <w:proofErr w:type="spellEnd"/>
-      <w:r>
-        <w:t xml:space="preserve"> </w:t>
+        <w:lastRenderedPageBreak/>
+        <w:t xml:space="preserve">Cognitive Theme Extraction and Topic Representations (KeyBERT </w:t>
       </w:r>
       <w:r>
         <w:t>and</w:t>
       </w:r>
       <w:r>
-        <w:t xml:space="preserve"> </w:t>
-      </w:r>
-      <w:proofErr w:type="spellStart"/>
-      <w:r>
-        <w:t>BERTopic</w:t>
-      </w:r>
-      <w:proofErr w:type="spellEnd"/>
-      <w:r>
-        <w:t>)</w:t>
+        <w:t xml:space="preserve"> BERTopic)</w:t>
       </w:r>
       <w:bookmarkEnd w:id="19"/>
       <w:bookmarkEnd w:id="20"/>
@@ -8957,15 +8702,7 @@
         <w:t>. This is</w:t>
       </w:r>
       <w:r>
-        <w:t xml:space="preserve"> the issues, topics, meanings, and internal processes they describe. To extract these elements, </w:t>
-      </w:r>
-      <w:proofErr w:type="spellStart"/>
-      <w:r>
-        <w:t>PsychExtract</w:t>
-      </w:r>
-      <w:proofErr w:type="spellEnd"/>
-      <w:r>
-        <w:t xml:space="preserve"> evaluates two widely used NLP tools.</w:t>
+        <w:t xml:space="preserve"> the issues, topics, meanings, and internal processes they describe. To extract these elements, PsychExtract evaluates two widely used NLP tools.</w:t>
       </w:r>
     </w:p>
     <w:p>
@@ -8976,7 +8713,6 @@
         <w:rPr>
           <w:noProof/>
         </w:rPr>
-        <w:lastRenderedPageBreak/>
         <w:drawing>
           <wp:anchor distT="0" distB="0" distL="114300" distR="114300" simplePos="0" relativeHeight="251677696" behindDoc="0" locked="0" layoutInCell="1" allowOverlap="1" wp14:anchorId="1A94495D" wp14:editId="4240D3F6">
             <wp:simplePos x="0" y="0"/>
@@ -9042,13 +8778,8 @@
           </wp:anchor>
         </w:drawing>
       </w:r>
-      <w:proofErr w:type="spellStart"/>
-      <w:r>
-        <w:t>KeyBERT</w:t>
-      </w:r>
-      <w:proofErr w:type="spellEnd"/>
-      <w:r>
-        <w:t xml:space="preserve"> identifies keywords using </w:t>
+      <w:r>
+        <w:t xml:space="preserve">KeyBERT identifies keywords using </w:t>
       </w:r>
       <w:r>
         <w:t xml:space="preserve">cosine </w:t>
@@ -9081,15 +8812,7 @@
         <w:t>Because it relies on contextual sentence embeddings (commonly Sentence-BERT)</w:t>
       </w:r>
       <w:r>
-        <w:t xml:space="preserve">, it captures meaning beyond simple word counts and is transparent enough to be interpretable by therapists. This makes </w:t>
-      </w:r>
-      <w:proofErr w:type="spellStart"/>
-      <w:r>
-        <w:t>KeyBERT</w:t>
-      </w:r>
-      <w:proofErr w:type="spellEnd"/>
-      <w:r>
-        <w:t xml:space="preserve"> a suitable, explainable baseline for cognitive theme extraction.</w:t>
+        <w:t>, it captures meaning beyond simple word counts and is transparent enough to be interpretable by therapists. This makes KeyBERT a suitable, explainable baseline for cognitive theme extraction.</w:t>
       </w:r>
     </w:p>
     <w:p>
@@ -9105,19 +8828,11 @@
         </w:rPr>
         <w:t xml:space="preserve">Figure 3. </w:t>
       </w:r>
-      <w:proofErr w:type="spellStart"/>
       <w:r>
         <w:rPr>
           <w:rStyle w:val="SubtleEmphasis"/>
         </w:rPr>
-        <w:t>KeyBERT</w:t>
-      </w:r>
-      <w:proofErr w:type="spellEnd"/>
-      <w:r>
-        <w:rPr>
-          <w:rStyle w:val="SubtleEmphasis"/>
-        </w:rPr>
-        <w:t xml:space="preserve"> keyword extraction pipeline </w:t>
+        <w:t xml:space="preserve">KeyBERT keyword extraction pipeline </w:t>
       </w:r>
       <w:r>
         <w:rPr>
@@ -9151,31 +8866,7 @@
         <w:jc w:val="both"/>
       </w:pPr>
       <w:r>
-        <w:t xml:space="preserve">However, </w:t>
-      </w:r>
-      <w:proofErr w:type="spellStart"/>
-      <w:r>
-        <w:t>KeyBERT</w:t>
-      </w:r>
-      <w:proofErr w:type="spellEnd"/>
-      <w:r>
-        <w:t xml:space="preserve"> provides surface-level patterns and cannot capture broader shifts in meaning across a document. To complement this, </w:t>
-      </w:r>
-      <w:proofErr w:type="spellStart"/>
-      <w:r>
-        <w:t>PsychExtract</w:t>
-      </w:r>
-      <w:proofErr w:type="spellEnd"/>
-      <w:r>
-        <w:t xml:space="preserve"> includes a comparison with </w:t>
-      </w:r>
-      <w:proofErr w:type="spellStart"/>
-      <w:r>
-        <w:t>BERTopic</w:t>
-      </w:r>
-      <w:proofErr w:type="spellEnd"/>
-      <w:r>
-        <w:t>, which identifies themes using clustering and class-based term frequency</w:t>
+        <w:t>However, KeyBERT provides surface-level patterns and cannot capture broader shifts in meaning across a document. To complement this, PsychExtract includes a comparison with BERTopic, which identifies themes using clustering and class-based term frequency</w:t>
       </w:r>
       <w:r>
         <w:t xml:space="preserve"> (</w:t>
@@ -9193,29 +8884,13 @@
         <w:t>)</w:t>
       </w:r>
       <w:r>
-        <w:t xml:space="preserve">, this is illustrated in </w:t>
-      </w:r>
-      <w:proofErr w:type="spellStart"/>
-      <w:r>
-        <w:t>Figture</w:t>
-      </w:r>
-      <w:proofErr w:type="spellEnd"/>
-      <w:r>
-        <w:t xml:space="preserve"> </w:t>
+        <w:t xml:space="preserve">, this is illustrated in Figture </w:t>
       </w:r>
       <w:r>
         <w:t>4</w:t>
       </w:r>
       <w:r>
-        <w:t xml:space="preserve">. While more complex, </w:t>
-      </w:r>
-      <w:proofErr w:type="spellStart"/>
-      <w:r>
-        <w:t>BERTopic</w:t>
-      </w:r>
-      <w:proofErr w:type="spellEnd"/>
-      <w:r>
-        <w:t xml:space="preserve"> can represent broader reflective patterns that align with cognitive restructuring processes described in psychotherapy literature.</w:t>
+        <w:t>. While more complex, BERTopic can represent broader reflective patterns that align with cognitive restructuring processes described in psychotherapy literature.</w:t>
       </w:r>
     </w:p>
     <w:p>
@@ -9291,19 +8966,11 @@
         </w:rPr>
         <w:t xml:space="preserve">Figure 4. </w:t>
       </w:r>
-      <w:proofErr w:type="spellStart"/>
       <w:r>
         <w:rPr>
           <w:rStyle w:val="SubtleEmphasis"/>
         </w:rPr>
-        <w:t>BERTopic</w:t>
-      </w:r>
-      <w:proofErr w:type="spellEnd"/>
-      <w:r>
-        <w:rPr>
-          <w:rStyle w:val="SubtleEmphasis"/>
-        </w:rPr>
-        <w:t xml:space="preserve"> topic modelling </w:t>
+        <w:t xml:space="preserve">BERTopic topic modelling </w:t>
       </w:r>
       <w:r>
         <w:rPr>
@@ -9383,6 +9050,7 @@
       <w:bookmarkStart w:id="21" w:name="_Toc216862632"/>
       <w:bookmarkStart w:id="22" w:name="_Toc221377123"/>
       <w:r>
+        <w:lastRenderedPageBreak/>
         <w:t>Linguistic Pattern Analysis (LIWC)</w:t>
       </w:r>
       <w:bookmarkEnd w:id="21"/>
@@ -9418,14 +9086,8 @@
       <w:pPr>
         <w:jc w:val="both"/>
       </w:pPr>
-      <w:proofErr w:type="spellStart"/>
-      <w:r>
-        <w:lastRenderedPageBreak/>
-        <w:t>PsychExtract</w:t>
-      </w:r>
-      <w:proofErr w:type="spellEnd"/>
-      <w:r>
-        <w:t xml:space="preserve"> draws specifically on the cognitive mechanisms category. Words like “think,” “realise,” or “because” often signal reflective insight processes. However, LIWC is limited by its dictionary-based approach</w:t>
+      <w:r>
+        <w:t>PsychExtract draws specifically on the cognitive mechanisms category. Words like “think,” “realise,” or “because” often signal reflective insight processes. However, LIWC is limited by its dictionary-based approach</w:t>
       </w:r>
       <w:r>
         <w:t>. I</w:t>
@@ -9439,15 +9101,7 @@
         <w:jc w:val="both"/>
       </w:pPr>
       <w:r>
-        <w:t xml:space="preserve">To address this limitation, </w:t>
-      </w:r>
-      <w:proofErr w:type="spellStart"/>
-      <w:r>
-        <w:t>PsychExtract</w:t>
-      </w:r>
-      <w:proofErr w:type="spellEnd"/>
-      <w:r>
-        <w:t xml:space="preserve"> uses LIWC only for interpretability and theoretical grounding, while relying on contextual models (</w:t>
+        <w:t>To address this limitation, PsychExtract uses LIWC only for interpretability and theoretical grounding, while relying on contextual models (</w:t>
       </w:r>
       <w:r>
         <w:t>such as</w:t>
@@ -9702,13 +9356,8 @@
       <w:pPr>
         <w:jc w:val="both"/>
       </w:pPr>
-      <w:proofErr w:type="spellStart"/>
-      <w:r>
-        <w:t>PsychExtract</w:t>
-      </w:r>
-      <w:proofErr w:type="spellEnd"/>
-      <w:r>
-        <w:t xml:space="preserve"> incorporates these findings by explicitly evaluating how OCR performance impacts the accuracy of insight-related NLP outputs. This extends prior OCR literature by shifting the focus from character-level accuracy to its influence on psychological inference quality</w:t>
+      <w:r>
+        <w:t>PsychExtract incorporates these findings by explicitly evaluating how OCR performance impacts the accuracy of insight-related NLP outputs. This extends prior OCR literature by shifting the focus from character-level accuracy to its influence on psychological inference quality</w:t>
       </w:r>
       <w:r>
         <w:t>. This is</w:t>
@@ -9739,23 +9388,7 @@
         <w:jc w:val="both"/>
       </w:pPr>
       <w:r>
-        <w:t xml:space="preserve">Once textual insight has been extracted, </w:t>
-      </w:r>
-      <w:proofErr w:type="spellStart"/>
-      <w:r>
-        <w:t>PsychExtract</w:t>
-      </w:r>
-      <w:proofErr w:type="spellEnd"/>
-      <w:r>
-        <w:t xml:space="preserve"> produces an accessible output for users. Shen et al. introduced </w:t>
-      </w:r>
-      <w:proofErr w:type="spellStart"/>
-      <w:r>
-        <w:t>Tacotron</w:t>
-      </w:r>
-      <w:proofErr w:type="spellEnd"/>
-      <w:r>
-        <w:t xml:space="preserve"> 2, a leading TTS model capable of generating highly natural-sounding audio using a sequence-to-sequence architecture and a neural vocoder</w:t>
+        <w:t>Once textual insight has been extracted, PsychExtract produces an accessible output for users. Shen et al. introduced Tacotron 2, a leading TTS model capable of generating highly natural-sounding audio using a sequence-to-sequence architecture and a neural vocoder</w:t>
       </w:r>
       <w:r>
         <w:t xml:space="preserve"> (</w:t>
@@ -9767,7 +9400,11 @@
         <w:t>)</w:t>
       </w:r>
       <w:r>
-        <w:t>. Their work demonstrated that TTS systems can reliably convert text into expressive speech</w:t>
+        <w:t xml:space="preserve">. </w:t>
+      </w:r>
+      <w:r>
+        <w:lastRenderedPageBreak/>
+        <w:t>Their work demonstrated that TTS systems can reliably convert text into expressive speech</w:t>
       </w:r>
       <w:r>
         <w:t>. The pipeline is summarized in Figure 6</w:t>
@@ -9789,7 +9426,6 @@
         <w:rPr>
           <w:noProof/>
         </w:rPr>
-        <w:lastRenderedPageBreak/>
         <w:drawing>
           <wp:anchor distT="0" distB="0" distL="114300" distR="114300" simplePos="0" relativeHeight="251666432" behindDoc="0" locked="0" layoutInCell="1" allowOverlap="1" wp14:anchorId="31B699D1" wp14:editId="1C95A844">
             <wp:simplePos x="0" y="0"/>
@@ -9887,15 +9523,7 @@
         <w:jc w:val="both"/>
       </w:pPr>
       <w:r>
-        <w:t xml:space="preserve">In </w:t>
-      </w:r>
-      <w:proofErr w:type="spellStart"/>
-      <w:r>
-        <w:t>PsychExtract</w:t>
-      </w:r>
-      <w:proofErr w:type="spellEnd"/>
-      <w:r>
-        <w:t>, TTS is used not for interaction but as an accessibility feature</w:t>
+        <w:t>In PsychExtract, TTS is used not for interaction but as an accessibility feature</w:t>
       </w:r>
       <w:r>
         <w:t>. T</w:t>
@@ -9976,23 +9604,7 @@
         <w:jc w:val="both"/>
       </w:pPr>
       <w:r>
-        <w:t xml:space="preserve">These limitations directly motivate the integrated, interpretability-focused design of </w:t>
-      </w:r>
-      <w:proofErr w:type="spellStart"/>
-      <w:r>
-        <w:t>PsychExtract</w:t>
-      </w:r>
-      <w:proofErr w:type="spellEnd"/>
-      <w:r>
-        <w:t xml:space="preserve">. Rather than attempting to infer insight or psychological state directly, the system positions itself as an assistive analytic tool that surfaces multiple complementary indicators of early insight from reflective text. By combining emotion signals, cognitive themes, and linguistic markers within a non-conversational, offline pipeline, </w:t>
-      </w:r>
-      <w:proofErr w:type="spellStart"/>
-      <w:r>
-        <w:t>PsychExtract</w:t>
-      </w:r>
-      <w:proofErr w:type="spellEnd"/>
-      <w:r>
-        <w:t xml:space="preserve"> prioritises transparency, theoretical grounding, and human oversight. This modular, hybrid architecture reflects a deliberate shift away from diagnostic or interventionist claims toward a supportive, human-in-the-loop role that aligns with ethical guidance for AI use in therapeutic contexts </w:t>
+        <w:t xml:space="preserve">These limitations directly motivate the integrated, interpretability-focused design of PsychExtract. Rather than attempting to infer insight or psychological state directly, the system positions itself as an assistive analytic tool that surfaces multiple complementary indicators of early insight from reflective text. By combining emotion signals, cognitive themes, and linguistic markers within a non-conversational, offline pipeline, PsychExtract prioritises transparency, theoretical grounding, and human oversight. This modular, hybrid architecture reflects a deliberate shift away from diagnostic or interventionist claims toward a supportive, human-in-the-loop role that aligns with ethical guidance for AI use in therapeutic contexts </w:t>
       </w:r>
       <w:r>
         <w:t>(</w:t>
@@ -10071,25 +9683,11 @@
         <w:jc w:val="both"/>
       </w:pPr>
       <w:bookmarkStart w:id="34" w:name="_Toc215814050"/>
-      <w:proofErr w:type="spellStart"/>
-      <w:r>
-        <w:t>PsychExtract</w:t>
-      </w:r>
-      <w:proofErr w:type="spellEnd"/>
-      <w:r>
-        <w:t xml:space="preserve"> is designed as an interpretability-first, non-clinical analysis system to support structured reflection on emotionally expressive text. Its core objective is not to provide psychological judgement or intervention, but to assist users in identifying emotional patterns, salient themes, and linguistically meaningful signals. This aligns with research emphasising insight formation as central to psychological change while cautioning against automated clinical interpretation (Hill et al., 2007; </w:t>
-      </w:r>
-      <w:r>
-        <w:t>Greenberg &amp; Pascual-Leone, 2006</w:t>
-      </w:r>
-      <w:r>
-        <w:t xml:space="preserve">; </w:t>
-      </w:r>
-      <w:r>
-        <w:t>Luxton, 2014</w:t>
-      </w:r>
-      <w:r>
-        <w:t>).</w:t>
+      <w:r>
+        <w:t xml:space="preserve">PsychExtract is designed as an interpretability-first, non-clinical analysis system to support structured reflection on emotionally expressive text. Its core objective is not to provide psychological judgement or intervention, but to assist users in identifying emotional patterns, salient themes, and linguistically meaningful signals. This </w:t>
+      </w:r>
+      <w:r>
+        <w:t>aligns with research emphasising emotional processing as central to psychological change (Greenberg &amp; Pascual-Leone, 2006), while separate work cautions against automated clinical interpretation in digital contexts (Luxton, 2014).</w:t>
       </w:r>
     </w:p>
     <w:p>
@@ -10097,31 +9695,26 @@
         <w:jc w:val="both"/>
       </w:pPr>
       <w:r>
-        <w:t xml:space="preserve">At a system level, </w:t>
-      </w:r>
-      <w:proofErr w:type="spellStart"/>
-      <w:r>
-        <w:t>PsychExtract</w:t>
-      </w:r>
-      <w:proofErr w:type="spellEnd"/>
-      <w:r>
-        <w:t xml:space="preserve"> transforms unstructured textual material (e.g., journals, reflective essays, therapy-adjacent notes) into structured, inspectable outputs that prompt reflection without </w:t>
-      </w:r>
-      <w:r>
         <w:lastRenderedPageBreak/>
-        <w:t>asserting authority. Rather than collapsing analysis into a single opaque prediction, the system exposes intermediate representations at each stage. This design reflects the subjective nature of emotional language and evidence that transparent, inspectable systems are more likely to be trusted and appropriately relied upon in mental-health-adjacent contexts (</w:t>
+        <w:t>At a system level, PsychExtract transforms unstructured textual material (e.g., journals, reflective essays, therapy-adjacent notes) into structured, inspectable outputs that prompt reflection without asserting authority. Rather than collapsing analysis into a single opaque prediction, the system exposes intermediate representations at each stage. This design reflects the subjective nature of emotional language and evidence that transparent, inspectable systems are more likely to be trusted and appropriately relied upon in mental-health-adjacent contexts (</w:t>
       </w:r>
       <w:r>
         <w:t>Doshi-Velez &amp; Kim, 2017</w:t>
       </w:r>
       <w:r>
-        <w:t xml:space="preserve">; </w:t>
-      </w:r>
-      <w:r>
-        <w:t>Jacobs et al., 2021</w:t>
-      </w:r>
-      <w:r>
-        <w:t>).</w:t>
+        <w:t xml:space="preserve">). </w:t>
+      </w:r>
+      <w:r>
+        <w:t>I tis also further demonstrated that s</w:t>
+      </w:r>
+      <w:r>
+        <w:t xml:space="preserve">ystems </w:t>
+      </w:r>
+      <w:r>
+        <w:t>whose reasoning and validation processes are accessible without interrupting user workflows are more likely to be appropriately relied upon in sensitive domains (Jacobs et al., 2021)</w:t>
+      </w:r>
+      <w:r>
+        <w:t>.</w:t>
       </w:r>
     </w:p>
     <w:p>
@@ -10129,15 +9722,7 @@
         <w:jc w:val="both"/>
       </w:pPr>
       <w:r>
-        <w:t xml:space="preserve">Several constraints are embedded in the design. First, </w:t>
-      </w:r>
-      <w:proofErr w:type="spellStart"/>
-      <w:r>
-        <w:t>PsychExtract</w:t>
-      </w:r>
-      <w:proofErr w:type="spellEnd"/>
-      <w:r>
-        <w:t xml:space="preserve"> is explicitly non-clinical: it does not infer diagnoses, assess risk, or generate recommendations. Outputs are framed descriptively and probabilistically, reflecting patterns in language rather than claims about mental state, consistent with ethical guidance for affective computing (</w:t>
+        <w:t>Several constraints are embedded in the design. First, PsychExtract is explicitly non-clinical: it does not infer diagnoses, assess risk, or generate recommendations. Outputs are framed descriptively and probabilistically, reflecting patterns in language rather than claims about mental state, consistent with ethical guidance for affective computing (</w:t>
       </w:r>
       <w:r>
         <w:t>Luxton, 2014</w:t>
@@ -10179,13 +9764,8 @@
       <w:pPr>
         <w:jc w:val="both"/>
       </w:pPr>
-      <w:proofErr w:type="spellStart"/>
-      <w:r>
-        <w:t>PsychExtract</w:t>
-      </w:r>
-      <w:proofErr w:type="spellEnd"/>
-      <w:r>
-        <w:t xml:space="preserve"> is guided by four principles: transparency, modularity, error tolerance, and user trust, embedded in both interface and architecture.</w:t>
+      <w:r>
+        <w:t>PsychExtract is guided by four principles: transparency, modularity, error tolerance, and user trust, embedded in both interface and architecture.</w:t>
       </w:r>
     </w:p>
     <w:p>
@@ -10206,13 +9786,8 @@
       <w:pPr>
         <w:jc w:val="both"/>
       </w:pPr>
-      <w:proofErr w:type="spellStart"/>
-      <w:r>
-        <w:t>PsychExtract</w:t>
-      </w:r>
-      <w:proofErr w:type="spellEnd"/>
-      <w:r>
-        <w:t xml:space="preserve"> is structured as loosely coupled components, each responsible for a specific data transformation, allowing alternative OCR engines, language models, or keyword extraction methods to be substituted without rearchitecting the system. This supports iterative development, comparative evaluation, and future extension, reflecting clinician-facing NLP best practices (</w:t>
+      <w:r>
+        <w:t>PsychExtract is structured as loosely coupled components, each responsible for a specific data transformation, allowing alternative OCR engines, language models, or keyword extraction methods to be substituted without rearchitecting the system. This supports iterative development, comparative evaluation, and future extension, reflecting clinician-facing NLP best practices (</w:t>
       </w:r>
       <w:r>
         <w:t>Turner et al., 2022</w:t>
@@ -10248,13 +9823,8 @@
       <w:r>
         <w:t xml:space="preserve">; </w:t>
       </w:r>
-      <w:proofErr w:type="spellStart"/>
-      <w:r>
-        <w:t>Torous</w:t>
-      </w:r>
-      <w:proofErr w:type="spellEnd"/>
-      <w:r>
-        <w:t xml:space="preserve"> et al., 2018</w:t>
+      <w:r>
+        <w:t>Torous et al., 2018</w:t>
       </w:r>
       <w:r>
         <w:t>).</w:t>
@@ -10279,6 +9849,7 @@
       <w:bookmarkStart w:id="36" w:name="_Toc216862638"/>
       <w:bookmarkStart w:id="37" w:name="_Toc221377131"/>
       <w:r>
+        <w:lastRenderedPageBreak/>
         <w:t>Domain</w:t>
       </w:r>
       <w:r>
@@ -10298,40 +9869,11 @@
       <w:pPr>
         <w:jc w:val="both"/>
       </w:pPr>
-      <w:proofErr w:type="spellStart"/>
-      <w:r>
-        <w:t>PsychExtract</w:t>
-      </w:r>
-      <w:proofErr w:type="spellEnd"/>
-      <w:r>
-        <w:t xml:space="preserve"> operates within the broader domain of mental health support, self-reflection, and therapeutic-adjacent technologies. Its focus is not on clinical intervention but on assisting reflective practices where emotional awareness and insight formation are valuable. Prior research highlights </w:t>
-      </w:r>
-      <w:r>
-        <w:lastRenderedPageBreak/>
-        <w:t>the potential of structured language analysis to support psychological understanding while simultaneously emphasising the risks of over-automation and misinterpretation in mental health contexts (</w:t>
-      </w:r>
-      <w:r>
-        <w:t>Inkster et al., 2020</w:t>
-      </w:r>
-      <w:r>
-        <w:t xml:space="preserve">; </w:t>
-      </w:r>
-      <w:r>
-        <w:t>Mohammad, 2022</w:t>
-      </w:r>
-      <w:r>
-        <w:t xml:space="preserve">; </w:t>
-      </w:r>
-      <w:proofErr w:type="spellStart"/>
-      <w:r>
-        <w:t>Torous</w:t>
-      </w:r>
-      <w:proofErr w:type="spellEnd"/>
-      <w:r>
-        <w:t xml:space="preserve"> et al., 2018</w:t>
-      </w:r>
-      <w:r>
-        <w:t>).</w:t>
+      <w:r>
+        <w:t xml:space="preserve">PsychExtract operates within the broader domain of mental health support, self-reflection, and therapeutic-adjacent technologies. Its focus is not on clinical intervention but on assisting reflective practices where emotional awareness and insight formation are valuable. </w:t>
+      </w:r>
+      <w:r>
+        <w:t>Prior research highlights the risks of over-automation and insufficient regulation in digital mental health contexts (Inkster et al., 2020; Torous et al., 2018). Work in computational linguistics separately explores structured language analysis for psychological applications (Mohammad, 2022).</w:t>
       </w:r>
     </w:p>
     <w:p>
@@ -10339,15 +9881,7 @@
         <w:jc w:val="both"/>
       </w:pPr>
       <w:r>
-        <w:t xml:space="preserve">The system is intended for users who already engage in reflective writing but may benefit from additional structure and pattern visibility. These users include students completing reflective assignments, individuals who journal for emotional processing, and therapy-adjacent users who write between sessions or prepare material for discussion. Across these groups, the system assumes voluntary engagement and user ownership of interpretation. </w:t>
-      </w:r>
-      <w:proofErr w:type="spellStart"/>
-      <w:r>
-        <w:t>PsychExtract</w:t>
-      </w:r>
-      <w:proofErr w:type="spellEnd"/>
-      <w:r>
-        <w:t xml:space="preserve"> structures and summarises content supplied by the user without interpreting intent, assigning diagnoses, or offering recommendations, reinforcing its role as an assistive tool rather than an authority.</w:t>
+        <w:t>The system is intended for users who already engage in reflective writing but may benefit from additional structure and pattern visibility. These users include students completing reflective assignments, individuals who journal for emotional processing, and therapy-adjacent users who write between sessions or prepare material for discussion. Across these groups, the system assumes voluntary engagement and user ownership of interpretation. PsychExtract structures and summarises content supplied by the user without interpreting intent, assigning diagnoses, or offering recommendations, reinforcing its role as an assistive tool rather than an authority.</w:t>
       </w:r>
     </w:p>
     <w:p>
@@ -10401,31 +9935,20 @@
       </w:pPr>
       <w:bookmarkStart w:id="40" w:name="_Toc215814054"/>
       <w:bookmarkStart w:id="41" w:name="_Toc216862642"/>
-      <w:proofErr w:type="spellStart"/>
-      <w:r>
-        <w:t>PsychExtract</w:t>
-      </w:r>
-      <w:proofErr w:type="spellEnd"/>
-      <w:r>
-        <w:t xml:space="preserve"> is organised as a modular pipeline composed of interoperable components</w:t>
+      <w:r>
+        <w:t>PsychExtract is organised as a modular pipeline composed of interoperable components</w:t>
       </w:r>
       <w:r>
         <w:t xml:space="preserve"> (OCR, NLP with an interpretability layer, and TTS)</w:t>
       </w:r>
       <w:r>
-        <w:t>, each responsible for a specific transformation of the data. This architectural choice reflects findings from prior work showing that clinicians and users prefer systems that expose intermediate reasoning steps and allow scrutiny of automated outputs (</w:t>
-      </w:r>
-      <w:r>
-        <w:t>Jacobs et al., 2021</w:t>
-      </w:r>
-      <w:r>
-        <w:t xml:space="preserve">; </w:t>
-      </w:r>
-      <w:r>
-        <w:t>Turner et al., 2022</w:t>
-      </w:r>
-      <w:r>
-        <w:t>). It also supports comparative evaluation by allowing alternative models and techniques to be substituted without restructuring the entire system.</w:t>
+        <w:t xml:space="preserve">, each responsible for a specific transformation of the data. This architectural choice reflects findings from </w:t>
+      </w:r>
+      <w:r>
+        <w:t>prior work showing that users in high-stakes domains prefer systems that clearly connect outputs to actionable next steps and make validation processes accessible, rather than overwhelming users with low-level model explanations (Jacobs et al., 2021; Turner et al., 2022).</w:t>
+      </w:r>
+      <w:r>
+        <w:t xml:space="preserve"> It also supports comparative evaluation by allowing alternative models and techniques to be substituted without restructuring the entire system.</w:t>
       </w:r>
     </w:p>
     <w:p>
@@ -10451,15 +9974,7 @@
       <w:bookmarkStart w:id="43" w:name="_Toc215814055"/>
       <w:bookmarkStart w:id="44" w:name="_Toc216862643"/>
       <w:r>
-        <w:t xml:space="preserve">The OCR component converts scanned documents, photographs, or PDFs containing handwritten or typed text into machine-readable form. Two open-source OCR engines are considered: Tesseract and </w:t>
-      </w:r>
-      <w:proofErr w:type="spellStart"/>
-      <w:r>
-        <w:t>EasyOCR</w:t>
-      </w:r>
-      <w:proofErr w:type="spellEnd"/>
-      <w:r>
-        <w:t>. Tesseract is a lightweight, widely used engine with strong performance on clean, printed text (</w:t>
+        <w:t>The OCR component converts scanned documents, photographs, or PDFs containing handwritten or typed text into machine-readable form. Two open-source OCR engines are considered: Tesseract and EasyOCR. Tesseract is a lightweight, widely used engine with strong performance on clean, printed text (</w:t>
       </w:r>
       <w:r>
         <w:t>Patel et al., 2012</w:t>
@@ -10473,21 +9988,17 @@
       <w:r>
         <w:t xml:space="preserve">), while </w:t>
       </w:r>
-      <w:proofErr w:type="spellStart"/>
-      <w:r>
-        <w:t>EasyOCR</w:t>
-      </w:r>
-      <w:proofErr w:type="spellEnd"/>
-      <w:r>
-        <w:t xml:space="preserve"> employs deep learning architectures that are more robust to noisy inputs and variable handwriting styles (</w:t>
-      </w:r>
-      <w:proofErr w:type="spellStart"/>
-      <w:r>
-        <w:t>JaidedAI</w:t>
-      </w:r>
-      <w:proofErr w:type="spellEnd"/>
-      <w:r>
-        <w:t>, 2024). Comparing these engines allows assessment of robustness across the heterogeneous document quality typical of reflective writing.</w:t>
+      <w:r>
+        <w:t xml:space="preserve">EasyOCR employs convolutional and recurrent neural network </w:t>
+      </w:r>
+      <w:r>
+        <w:t xml:space="preserve">(CNN/RNN) </w:t>
+      </w:r>
+      <w:r>
+        <w:t>architectures designed to handle variable scripts and real-world image conditions (JaidedAI, 2024).</w:t>
+      </w:r>
+      <w:r>
+        <w:t xml:space="preserve"> Comparing these engines allows assessment of robustness across the heterogeneous document quality typical of reflective writing.</w:t>
       </w:r>
     </w:p>
     <w:p>
@@ -10508,6 +10019,7 @@
       </w:pPr>
       <w:bookmarkStart w:id="45" w:name="_Toc221377134"/>
       <w:r>
+        <w:lastRenderedPageBreak/>
         <w:t>Emotion Classification</w:t>
       </w:r>
       <w:bookmarkEnd w:id="43"/>
@@ -10525,13 +10037,7 @@
         <w:rPr>
           <w:szCs w:val="24"/>
         </w:rPr>
-        <w:t>Emotion classification is central to the system’s analytical goals, as emotional awareness and differentiation are closely linked to insight formation in psychotherapy and reflective practice (Hill et al., 2007</w:t>
-      </w:r>
-      <w:r>
-        <w:rPr>
-          <w:szCs w:val="24"/>
-        </w:rPr>
-        <w:t xml:space="preserve">, </w:t>
+        <w:t>Emotion classification is central to the system’s analytical goals, as emotional awareness and differentiation are closely linked to insight formation in psychotherapy and reflective practice (</w:t>
       </w:r>
       <w:r>
         <w:rPr>
@@ -10545,40 +10051,11 @@
         </w:rPr>
         <w:t xml:space="preserve">). </w:t>
       </w:r>
-      <w:proofErr w:type="spellStart"/>
-      <w:r>
-        <w:rPr>
-          <w:szCs w:val="24"/>
-        </w:rPr>
-        <w:t>PsychExtract</w:t>
-      </w:r>
-      <w:proofErr w:type="spellEnd"/>
-      <w:r>
-        <w:rPr>
-          <w:szCs w:val="24"/>
-        </w:rPr>
-        <w:t xml:space="preserve"> employs transformer-based models </w:t>
-      </w:r>
-      <w:r>
-        <w:rPr>
-          <w:szCs w:val="24"/>
-        </w:rPr>
-        <w:lastRenderedPageBreak/>
-        <w:t xml:space="preserve">fine-tuned on the </w:t>
-      </w:r>
-      <w:proofErr w:type="spellStart"/>
-      <w:r>
-        <w:rPr>
-          <w:szCs w:val="24"/>
-        </w:rPr>
-        <w:t>GoEmotions</w:t>
-      </w:r>
-      <w:proofErr w:type="spellEnd"/>
-      <w:r>
-        <w:rPr>
-          <w:szCs w:val="24"/>
-        </w:rPr>
-        <w:t xml:space="preserve"> dataset (Demszky et al., 2020) to support multi-label emotion prediction.</w:t>
+      <w:r>
+        <w:rPr>
+          <w:szCs w:val="24"/>
+        </w:rPr>
+        <w:t>PsychExtract employs transformer-based models fine-tuned on the GoEmotions dataset (Demszky et al., 2020) to support multi-label emotion prediction.</w:t>
       </w:r>
     </w:p>
     <w:p>
@@ -10592,49 +10069,7 @@
         <w:rPr>
           <w:szCs w:val="24"/>
         </w:rPr>
-        <w:t xml:space="preserve">Two models are explicitly considered: </w:t>
-      </w:r>
-      <w:proofErr w:type="spellStart"/>
-      <w:r>
-        <w:rPr>
-          <w:szCs w:val="24"/>
-        </w:rPr>
-        <w:t>DistilBERT</w:t>
-      </w:r>
-      <w:proofErr w:type="spellEnd"/>
-      <w:r>
-        <w:rPr>
-          <w:szCs w:val="24"/>
-        </w:rPr>
-        <w:t xml:space="preserve"> and </w:t>
-      </w:r>
-      <w:proofErr w:type="spellStart"/>
-      <w:r>
-        <w:rPr>
-          <w:szCs w:val="24"/>
-        </w:rPr>
-        <w:t>RoBERTa</w:t>
-      </w:r>
-      <w:proofErr w:type="spellEnd"/>
-      <w:r>
-        <w:rPr>
-          <w:szCs w:val="24"/>
-        </w:rPr>
-        <w:t xml:space="preserve">. </w:t>
-      </w:r>
-      <w:proofErr w:type="spellStart"/>
-      <w:r>
-        <w:rPr>
-          <w:szCs w:val="24"/>
-        </w:rPr>
-        <w:t>DistilBERT</w:t>
-      </w:r>
-      <w:proofErr w:type="spellEnd"/>
-      <w:r>
-        <w:rPr>
-          <w:szCs w:val="24"/>
-        </w:rPr>
-        <w:t xml:space="preserve"> offers a compressed architecture that retains much of BERT’s representational capacity while reducing computational cost (</w:t>
+        <w:t>Two models are explicitly considered: DistilBERT and RoBERTa. DistilBERT offers a compressed architecture that retains much of BERT’s representational capacity while reducing computational cost (</w:t>
       </w:r>
       <w:r>
         <w:rPr>
@@ -10646,21 +10081,7 @@
         <w:rPr>
           <w:szCs w:val="24"/>
         </w:rPr>
-        <w:t xml:space="preserve">), making it suitable for resource-constrained environments. </w:t>
-      </w:r>
-      <w:proofErr w:type="spellStart"/>
-      <w:r>
-        <w:rPr>
-          <w:szCs w:val="24"/>
-        </w:rPr>
-        <w:t>RoBERTa</w:t>
-      </w:r>
-      <w:proofErr w:type="spellEnd"/>
-      <w:r>
-        <w:rPr>
-          <w:szCs w:val="24"/>
-        </w:rPr>
-        <w:t>, by contrast, benefits from optimised pretraining strategies and typically achieves higher classification performance at the cost of increased computational demand (</w:t>
+        <w:t>), making it suitable for resource-constrained environments. RoBERTa, by contrast, benefits from optimised pretraining strategies and typically achieves higher classification performance at the cost of increased computational demand (</w:t>
       </w:r>
       <w:r>
         <w:rPr>
@@ -10862,23 +10283,7 @@
         <w:jc w:val="both"/>
       </w:pPr>
       <w:r>
-        <w:t xml:space="preserve">To contextualise emotion predictions, </w:t>
-      </w:r>
-      <w:proofErr w:type="spellStart"/>
-      <w:r>
-        <w:t>PsychExtract</w:t>
-      </w:r>
-      <w:proofErr w:type="spellEnd"/>
-      <w:r>
-        <w:t xml:space="preserve"> includes a linguistic feature extraction component that identifies salient words, phrases, or patterns associated with emotional signals. Embedding-based methods such as </w:t>
-      </w:r>
-      <w:proofErr w:type="spellStart"/>
-      <w:r>
-        <w:t>KeyBERT</w:t>
-      </w:r>
-      <w:proofErr w:type="spellEnd"/>
-      <w:r>
-        <w:t xml:space="preserve"> are employed to capture semantic relevance between text segments and extracted keywords (</w:t>
+        <w:t>To contextualise emotion predictions, PsychExtract includes a linguistic feature extraction component that identifies salient words, phrases, or patterns associated with emotional signals. Embedding-based methods such as KeyBERT are employed to capture semantic relevance between text segments and extracted keywords (</w:t>
       </w:r>
       <w:r>
         <w:t>Grootendorst, 2025</w:t>
@@ -10920,6 +10325,7 @@
         <w:rPr>
           <w:noProof/>
         </w:rPr>
+        <w:lastRenderedPageBreak/>
         <w:drawing>
           <wp:anchor distT="0" distB="0" distL="114300" distR="114300" simplePos="0" relativeHeight="251680768" behindDoc="0" locked="0" layoutInCell="1" allowOverlap="1" wp14:anchorId="6C3674AE" wp14:editId="78DCF299">
             <wp:simplePos x="0" y="0"/>
@@ -11055,7 +10461,6 @@
       <w:bookmarkStart w:id="48" w:name="_Toc216862644"/>
       <w:bookmarkStart w:id="49" w:name="_Toc221377136"/>
       <w:r>
-        <w:lastRenderedPageBreak/>
         <w:t>Interpretability Layer</w:t>
       </w:r>
       <w:bookmarkEnd w:id="47"/>
@@ -11337,6 +10742,7 @@
       <w:bookmarkStart w:id="52" w:name="_Toc216862647"/>
       <w:bookmarkStart w:id="53" w:name="_Toc221377138"/>
       <w:r>
+        <w:lastRenderedPageBreak/>
         <w:t xml:space="preserve">Architecture and </w:t>
       </w:r>
       <w:bookmarkEnd w:id="51"/>
@@ -11350,19 +10756,11 @@
       <w:pPr>
         <w:jc w:val="both"/>
       </w:pPr>
-      <w:proofErr w:type="spellStart"/>
-      <w:r>
-        <w:rPr>
-          <w:szCs w:val="24"/>
-        </w:rPr>
-        <w:t>PsychExtract</w:t>
-      </w:r>
-      <w:proofErr w:type="spellEnd"/>
-      <w:r>
-        <w:rPr>
-          <w:szCs w:val="24"/>
-        </w:rPr>
-        <w:t xml:space="preserve"> uses a modular, linear pipeline in which each stage is independently testable and replaceable. This maximises interpretability, facilitates </w:t>
+      <w:r>
+        <w:rPr>
+          <w:szCs w:val="24"/>
+        </w:rPr>
+        <w:t xml:space="preserve">PsychExtract uses a modular, linear pipeline in which each stage is independently testable and replaceable. This maximises interpretability, facilitates </w:t>
       </w:r>
       <w:r>
         <w:rPr>
@@ -11384,12 +10782,6 @@
       </w:r>
       <w:r>
         <w:t>, summary generation, and optional TTS.</w:t>
-      </w:r>
-      <w:r>
-        <w:rPr>
-          <w:szCs w:val="24"/>
-        </w:rPr>
-        <w:br w:type="page"/>
       </w:r>
     </w:p>
     <w:p>
@@ -11404,7 +10796,6 @@
       <w:bookmarkStart w:id="55" w:name="_Toc216862648"/>
       <w:bookmarkStart w:id="56" w:name="_Toc221377139"/>
       <w:r>
-        <w:lastRenderedPageBreak/>
         <w:t>User Flow</w:t>
       </w:r>
       <w:bookmarkEnd w:id="54"/>
@@ -11524,25 +10915,7 @@
           <w:iCs/>
           <w:szCs w:val="24"/>
         </w:rPr>
-        <w:t xml:space="preserve">. </w:t>
-      </w:r>
-      <w:proofErr w:type="spellStart"/>
-      <w:r>
-        <w:rPr>
-          <w:i/>
-          <w:iCs/>
-          <w:szCs w:val="24"/>
-        </w:rPr>
-        <w:t>PsychExtract</w:t>
-      </w:r>
-      <w:proofErr w:type="spellEnd"/>
-      <w:r>
-        <w:rPr>
-          <w:i/>
-          <w:iCs/>
-          <w:szCs w:val="24"/>
-        </w:rPr>
-        <w:t xml:space="preserve"> user flow</w:t>
+        <w:t>. PsychExtract user flow</w:t>
       </w:r>
       <w:r>
         <w:rPr>
@@ -11621,16 +10994,8 @@
         <w:rPr>
           <w:szCs w:val="24"/>
         </w:rPr>
-        <w:t>Tesseract/</w:t>
-      </w:r>
-      <w:proofErr w:type="spellStart"/>
-      <w:r>
-        <w:rPr>
-          <w:szCs w:val="24"/>
-        </w:rPr>
-        <w:t>EasyOCR</w:t>
-      </w:r>
-      <w:proofErr w:type="spellEnd"/>
+        <w:t>Tesseract/EasyOCR</w:t>
+      </w:r>
       <w:r>
         <w:rPr>
           <w:szCs w:val="24"/>
@@ -11703,30 +11068,8 @@
         <w:rPr>
           <w:szCs w:val="24"/>
         </w:rPr>
-        <w:t xml:space="preserve"> </w:t>
-      </w:r>
-      <w:proofErr w:type="spellStart"/>
-      <w:r>
-        <w:rPr>
-          <w:szCs w:val="24"/>
-        </w:rPr>
-        <w:t>DistilBERT</w:t>
-      </w:r>
-      <w:proofErr w:type="spellEnd"/>
-      <w:r>
-        <w:rPr>
-          <w:szCs w:val="24"/>
-        </w:rPr>
-        <w:t>/</w:t>
-      </w:r>
-      <w:proofErr w:type="spellStart"/>
-      <w:r>
-        <w:rPr>
-          <w:szCs w:val="24"/>
-        </w:rPr>
-        <w:t>RoBERTa</w:t>
-      </w:r>
-      <w:proofErr w:type="spellEnd"/>
+        <w:t xml:space="preserve"> DistilBERT/RoBERTa</w:t>
+      </w:r>
       <w:r>
         <w:rPr>
           <w:szCs w:val="24"/>
@@ -11764,7 +11107,6 @@
         </w:rPr>
         <w:t xml:space="preserve">Interpretability Layer: </w:t>
       </w:r>
-      <w:proofErr w:type="spellStart"/>
       <w:r>
         <w:rPr>
           <w:szCs w:val="24"/>
@@ -11775,14 +11117,7 @@
         <w:rPr>
           <w:szCs w:val="24"/>
         </w:rPr>
-        <w:t>eyBERT</w:t>
-      </w:r>
-      <w:proofErr w:type="spellEnd"/>
-      <w:r>
-        <w:rPr>
-          <w:szCs w:val="24"/>
-        </w:rPr>
-        <w:t xml:space="preserve"> </w:t>
+        <w:t xml:space="preserve">eyBERT </w:t>
       </w:r>
       <w:r>
         <w:rPr>
@@ -11902,6 +11237,7 @@
       <w:bookmarkStart w:id="58" w:name="_Toc216862649"/>
       <w:bookmarkStart w:id="59" w:name="_Toc221377140"/>
       <w:r>
+        <w:lastRenderedPageBreak/>
         <w:t>Early Prototype</w:t>
       </w:r>
       <w:bookmarkEnd w:id="57"/>
@@ -11909,6 +11245,9 @@
       <w:bookmarkEnd w:id="59"/>
     </w:p>
     <w:p>
+      <w:pPr>
+        <w:jc w:val="both"/>
+      </w:pPr>
       <w:r>
         <w:t>To explore alternative interaction patterns without committing to full implementation</w:t>
       </w:r>
@@ -11919,15 +11258,7 @@
         <w:t xml:space="preserve"> </w:t>
       </w:r>
       <w:r>
-        <w:t xml:space="preserve">Figure 11 presents a low-fidelity </w:t>
-      </w:r>
-      <w:proofErr w:type="spellStart"/>
-      <w:r>
-        <w:t>Streamlit</w:t>
-      </w:r>
-      <w:proofErr w:type="spellEnd"/>
-      <w:r>
-        <w:t xml:space="preserve"> prototype that demonstrates document upload, OCR correction, and insight review workflows. User feedback capture is embedded throughout the interface to support iterative refinement and future evaluation, though this feedback loop is not yet fully integrated into model retraining.</w:t>
+        <w:t>Figure 11 presents a low-fidelity Streamlit prototype that demonstrates document upload, OCR correction, and insight review workflows. User feedback capture is embedded throughout the interface to support iterative refinement and future evaluation, though this feedback loop is not yet fully integrated into model retraining.</w:t>
       </w:r>
     </w:p>
     <w:p>
@@ -11946,7 +11277,6 @@
           <w:noProof/>
           <w:szCs w:val="24"/>
         </w:rPr>
-        <w:lastRenderedPageBreak/>
         <w:drawing>
           <wp:anchor distT="0" distB="0" distL="114300" distR="114300" simplePos="0" relativeHeight="251668480" behindDoc="0" locked="0" layoutInCell="1" allowOverlap="1" wp14:anchorId="372BAB11" wp14:editId="214E8578">
             <wp:simplePos x="0" y="0"/>
@@ -12086,25 +11416,7 @@
           <w:iCs/>
           <w:szCs w:val="24"/>
         </w:rPr>
-        <w:t xml:space="preserve">. </w:t>
-      </w:r>
-      <w:proofErr w:type="spellStart"/>
-      <w:r>
-        <w:rPr>
-          <w:i/>
-          <w:iCs/>
-          <w:szCs w:val="24"/>
-        </w:rPr>
-        <w:t>PsychExtract</w:t>
-      </w:r>
-      <w:proofErr w:type="spellEnd"/>
-      <w:r>
-        <w:rPr>
-          <w:i/>
-          <w:iCs/>
-          <w:szCs w:val="24"/>
-        </w:rPr>
-        <w:t xml:space="preserve"> prototype interface</w:t>
+        <w:t>. PsychExtract prototype interface</w:t>
       </w:r>
       <w:r>
         <w:rPr>
@@ -12134,6 +11446,9 @@
       <w:bookmarkEnd w:id="62"/>
     </w:p>
     <w:p>
+      <w:pPr>
+        <w:jc w:val="both"/>
+      </w:pPr>
       <w:r>
         <w:t>At the code level, the system is organised into discrete modules reflecting each pipeline stage (Table 1). This folder structure enforces separation of concerns, promotes traceability between components, and supports flexible model substitution during experimentation and evaluation.</w:t>
       </w:r>
@@ -12218,19 +11533,11 @@
                 <w:szCs w:val="24"/>
               </w:rPr>
             </w:pPr>
-            <w:proofErr w:type="spellStart"/>
             <w:r>
               <w:rPr>
                 <w:szCs w:val="24"/>
               </w:rPr>
-              <w:t>ocr</w:t>
-            </w:r>
-            <w:proofErr w:type="spellEnd"/>
-            <w:r>
-              <w:rPr>
-                <w:szCs w:val="24"/>
-              </w:rPr>
-              <w:t>/</w:t>
+              <w:t>ocr/</w:t>
             </w:r>
           </w:p>
         </w:tc>
@@ -12249,16 +11556,8 @@
               <w:rPr>
                 <w:szCs w:val="24"/>
               </w:rPr>
-              <w:t xml:space="preserve">OCR wrappers for Tesseract and </w:t>
-            </w:r>
-            <w:proofErr w:type="spellStart"/>
-            <w:r>
-              <w:rPr>
-                <w:szCs w:val="24"/>
-              </w:rPr>
-              <w:t>EasyOCR</w:t>
-            </w:r>
-            <w:proofErr w:type="spellEnd"/>
+              <w:t>OCR wrappers for Tesseract and EasyOCR</w:t>
+            </w:r>
           </w:p>
         </w:tc>
       </w:tr>
@@ -12274,19 +11573,11 @@
                 <w:szCs w:val="24"/>
               </w:rPr>
             </w:pPr>
-            <w:proofErr w:type="spellStart"/>
             <w:r>
               <w:rPr>
                 <w:szCs w:val="24"/>
               </w:rPr>
-              <w:t>nlp</w:t>
-            </w:r>
-            <w:proofErr w:type="spellEnd"/>
-            <w:r>
-              <w:rPr>
-                <w:szCs w:val="24"/>
-              </w:rPr>
-              <w:t>/</w:t>
+              <w:t>nlp/</w:t>
             </w:r>
           </w:p>
         </w:tc>
@@ -12301,33 +11592,11 @@
                 <w:szCs w:val="24"/>
               </w:rPr>
             </w:pPr>
-            <w:proofErr w:type="spellStart"/>
             <w:r>
               <w:rPr>
                 <w:szCs w:val="24"/>
               </w:rPr>
-              <w:t>DistilBERT</w:t>
-            </w:r>
-            <w:proofErr w:type="spellEnd"/>
-            <w:r>
-              <w:rPr>
-                <w:szCs w:val="24"/>
-              </w:rPr>
-              <w:t xml:space="preserve"> and </w:t>
-            </w:r>
-            <w:proofErr w:type="spellStart"/>
-            <w:r>
-              <w:rPr>
-                <w:szCs w:val="24"/>
-              </w:rPr>
-              <w:t>RoBERTa</w:t>
-            </w:r>
-            <w:proofErr w:type="spellEnd"/>
-            <w:r>
-              <w:rPr>
-                <w:szCs w:val="24"/>
-              </w:rPr>
-              <w:t xml:space="preserve"> models</w:t>
+              <w:t>DistilBERT and RoBERTa models</w:t>
             </w:r>
           </w:p>
         </w:tc>
@@ -12363,19 +11632,11 @@
                 <w:szCs w:val="24"/>
               </w:rPr>
             </w:pPr>
-            <w:proofErr w:type="spellStart"/>
             <w:r>
               <w:rPr>
                 <w:szCs w:val="24"/>
               </w:rPr>
-              <w:t>KeyBERT</w:t>
-            </w:r>
-            <w:proofErr w:type="spellEnd"/>
-            <w:r>
-              <w:rPr>
-                <w:szCs w:val="24"/>
-              </w:rPr>
-              <w:t xml:space="preserve"> and linguistic metrics</w:t>
+              <w:t>KeyBERT and linguistic metrics</w:t>
             </w:r>
           </w:p>
         </w:tc>
@@ -12444,19 +11705,11 @@
                 <w:szCs w:val="24"/>
               </w:rPr>
             </w:pPr>
-            <w:proofErr w:type="spellStart"/>
             <w:r>
               <w:rPr>
                 <w:szCs w:val="24"/>
               </w:rPr>
-              <w:t>ui</w:t>
-            </w:r>
-            <w:proofErr w:type="spellEnd"/>
-            <w:r>
-              <w:rPr>
-                <w:szCs w:val="24"/>
-              </w:rPr>
-              <w:t>/</w:t>
+              <w:t>ui/</w:t>
             </w:r>
           </w:p>
         </w:tc>
@@ -12471,19 +11724,11 @@
                 <w:szCs w:val="24"/>
               </w:rPr>
             </w:pPr>
-            <w:proofErr w:type="spellStart"/>
             <w:r>
               <w:rPr>
                 <w:szCs w:val="24"/>
               </w:rPr>
-              <w:t>Streamlit</w:t>
-            </w:r>
-            <w:proofErr w:type="spellEnd"/>
-            <w:r>
-              <w:rPr>
-                <w:szCs w:val="24"/>
-              </w:rPr>
-              <w:t xml:space="preserve"> interface</w:t>
+              <w:t>Streamlit interface</w:t>
             </w:r>
           </w:p>
         </w:tc>
@@ -12555,23 +11800,13 @@
         <w:t xml:space="preserve">Table 1. </w:t>
       </w:r>
       <w:bookmarkStart w:id="63" w:name="_Hlk215510029"/>
-      <w:proofErr w:type="spellStart"/>
       <w:r>
         <w:rPr>
           <w:i/>
           <w:iCs/>
           <w:szCs w:val="24"/>
         </w:rPr>
-        <w:t>PsychExtract</w:t>
-      </w:r>
-      <w:proofErr w:type="spellEnd"/>
-      <w:r>
-        <w:rPr>
-          <w:i/>
-          <w:iCs/>
-          <w:szCs w:val="24"/>
-        </w:rPr>
-        <w:t xml:space="preserve"> </w:t>
+        <w:t xml:space="preserve">PsychExtract </w:t>
       </w:r>
       <w:bookmarkEnd w:id="63"/>
       <w:r>
@@ -12623,21 +11858,7 @@
         <w:rPr>
           <w:szCs w:val="24"/>
         </w:rPr>
-        <w:t xml:space="preserve">The design of </w:t>
-      </w:r>
-      <w:proofErr w:type="spellStart"/>
-      <w:r>
-        <w:rPr>
-          <w:szCs w:val="24"/>
-        </w:rPr>
-        <w:t>PsychExtract</w:t>
-      </w:r>
-      <w:proofErr w:type="spellEnd"/>
-      <w:r>
-        <w:rPr>
-          <w:szCs w:val="24"/>
-        </w:rPr>
-        <w:t xml:space="preserve"> is shaped by several practical constraints relating to technical feasibility, data availability, and project scope.</w:t>
+        <w:t>The design of PsychExtract is shaped by several practical constraints relating to technical feasibility, data availability, and project scope.</w:t>
       </w:r>
     </w:p>
     <w:p>
@@ -12657,27 +11878,19 @@
         <w:rPr>
           <w:szCs w:val="24"/>
         </w:rPr>
-        <w:t xml:space="preserve"> system relies on transformer-based language models, which impose computational costs in terms of memory usage and inference time. While models such as </w:t>
-      </w:r>
-      <w:proofErr w:type="spellStart"/>
-      <w:r>
-        <w:rPr>
-          <w:szCs w:val="24"/>
-        </w:rPr>
-        <w:t>DistilBERT</w:t>
-      </w:r>
-      <w:proofErr w:type="spellEnd"/>
-      <w:r>
-        <w:rPr>
-          <w:szCs w:val="24"/>
-        </w:rPr>
-        <w:t xml:space="preserve"> mitigate these demands relative to larger architectures, real-time processing on low-resource devices remains constrained. The decision to support local, offline processing further limits the use of large-scale or continuously updated models, but aligns with privacy and ethical goals (Luxton, 2014). Similarly, OCR performance is sensitive to document quality, handwriting variability, and image noise, constraining accuracy in unconstrained real-world inputs (</w:t>
-      </w:r>
-      <w:r>
-        <w:rPr>
-          <w:szCs w:val="24"/>
-        </w:rPr>
-        <w:t>Smith, 2007</w:t>
+        <w:t xml:space="preserve"> system relies on transformer-based language models, which impose computational costs in terms of memory usage and inference time. While models such as DistilBERT mitigate these demands relative to larger architectures, real-time processing on low-resource devices remains constrained. The decision to support local, offline processing further limits the use of large-scale or continuously updated models, but aligns with privacy and ethical goals (Luxton, 2014). Similarly, </w:t>
+      </w:r>
+      <w:r>
+        <w:rPr>
+          <w:szCs w:val="24"/>
+        </w:rPr>
+        <w:t>OCR performance varies with document quality, handwriting variability, and image noise, as reflected in implementation documentation and prior OCR research (</w:t>
+      </w:r>
+      <w:r>
+        <w:rPr>
+          <w:szCs w:val="24"/>
+        </w:rPr>
+        <w:t>JaidedAI, 2024</w:t>
       </w:r>
       <w:r>
         <w:rPr>
@@ -12685,19 +11898,11 @@
         </w:rPr>
         <w:t xml:space="preserve">; </w:t>
       </w:r>
-      <w:proofErr w:type="spellStart"/>
-      <w:r>
-        <w:rPr>
-          <w:szCs w:val="24"/>
-        </w:rPr>
-        <w:t>JaidedAI</w:t>
-      </w:r>
-      <w:proofErr w:type="spellEnd"/>
-      <w:r>
-        <w:rPr>
-          <w:szCs w:val="24"/>
-        </w:rPr>
-        <w:t>, 2024).</w:t>
+      <w:r>
+        <w:rPr>
+          <w:szCs w:val="24"/>
+        </w:rPr>
+        <w:t>Smith, 2007)</w:t>
       </w:r>
     </w:p>
     <w:p>
@@ -12711,6 +11916,7 @@
         <w:rPr>
           <w:szCs w:val="24"/>
         </w:rPr>
+        <w:lastRenderedPageBreak/>
         <w:t xml:space="preserve">Emotion classification is </w:t>
       </w:r>
       <w:r>
@@ -12723,21 +11929,7 @@
         <w:rPr>
           <w:szCs w:val="24"/>
         </w:rPr>
-        <w:t xml:space="preserve"> on the </w:t>
-      </w:r>
-      <w:proofErr w:type="spellStart"/>
-      <w:r>
-        <w:rPr>
-          <w:szCs w:val="24"/>
-        </w:rPr>
-        <w:t>GoEmotions</w:t>
-      </w:r>
-      <w:proofErr w:type="spellEnd"/>
-      <w:r>
-        <w:rPr>
-          <w:szCs w:val="24"/>
-        </w:rPr>
-        <w:t xml:space="preserve"> dataset, which, while large and fine-grained, is derived from curated online text rather than therapeutic or deeply personal writing.</w:t>
+        <w:t xml:space="preserve"> on the GoEmotions dataset, which, while large and fine-grained, is derived from curated online text rather than therapeutic or deeply personal writing.</w:t>
       </w:r>
       <w:r>
         <w:rPr>
@@ -12787,7 +11979,6 @@
         <w:rPr>
           <w:szCs w:val="24"/>
         </w:rPr>
-        <w:lastRenderedPageBreak/>
         <w:t>As an individual academic project</w:t>
       </w:r>
       <w:r>
@@ -12800,21 +11991,7 @@
         <w:rPr>
           <w:szCs w:val="24"/>
         </w:rPr>
-        <w:t xml:space="preserve">, </w:t>
-      </w:r>
-      <w:proofErr w:type="spellStart"/>
-      <w:r>
-        <w:rPr>
-          <w:szCs w:val="24"/>
-        </w:rPr>
-        <w:t>PsychExtract</w:t>
-      </w:r>
-      <w:proofErr w:type="spellEnd"/>
-      <w:r>
-        <w:rPr>
-          <w:szCs w:val="24"/>
-        </w:rPr>
-        <w:t xml:space="preserve"> is necessarily scoped to prioritise depth of reasoning over breadth of functionality. Advanced features such as longitudinal user modelling, adaptive feedback, or clinician-facing analytics are intentionally excluded in favour of a robust, interpretable core pipeline. This constraint supports methodological clarity and ethical containment while leaving clear pathways for future work.</w:t>
+        <w:t>, PsychExtract is necessarily scoped to prioritise depth of reasoning over breadth of functionality. Advanced features such as longitudinal user modelling, adaptive feedback, or clinician-facing analytics are intentionally excluded in favour of a robust, interpretable core pipeline. This constraint supports methodological clarity and ethical containment while leaving clear pathways for future work.</w:t>
       </w:r>
     </w:p>
     <w:p>
@@ -12867,15 +12044,7 @@
         <w:jc w:val="both"/>
       </w:pPr>
       <w:r>
-        <w:t xml:space="preserve">At the time of writing, </w:t>
-      </w:r>
-      <w:proofErr w:type="spellStart"/>
-      <w:r>
-        <w:t>PsychExtract</w:t>
-      </w:r>
-      <w:proofErr w:type="spellEnd"/>
-      <w:r>
-        <w:t xml:space="preserve"> is implemented as a modular, linear processing pipeline prioritising interpretability, transparency, and component-level traceability. The architecture favours independently testable stages over tightly coupled end-to-end models, enabling clear inspection of intermediate artefacts and outputs. Each component exposes well-defined input/output interfaces, allowing substitution or extension without affecting other subsystems.</w:t>
+        <w:t>At the time of writing, PsychExtract is implemented as a modular, linear processing pipeline prioritising interpretability, transparency, and component-level traceability. The architecture favours independently testable stages over tightly coupled end-to-end models, enabling clear inspection of intermediate artefacts and outputs. Each component exposes well-defined input/output interfaces, allowing substitution or extension without affecting other subsystems.</w:t>
       </w:r>
     </w:p>
     <w:p>
@@ -12886,13 +12055,8 @@
         <w:t>The pipeline</w:t>
       </w:r>
       <w:r>
-        <w:t xml:space="preserve"> </w:t>
-      </w:r>
-      <w:proofErr w:type="spellStart"/>
-      <w:r>
-        <w:t>thusfar</w:t>
-      </w:r>
-      <w:proofErr w:type="spellEnd"/>
+        <w:t xml:space="preserve"> thusfar</w:t>
+      </w:r>
       <w:r>
         <w:t xml:space="preserve"> comprises </w:t>
       </w:r>
@@ -12940,25 +12104,20 @@
       </w:r>
     </w:p>
     <w:p>
-      <w:pPr>
-        <w:jc w:val="both"/>
-      </w:pPr>
-      <w:r>
-        <w:t>This modular orchestration aligns with interpretable machine learning principles (</w:t>
-      </w:r>
-      <w:r>
-        <w:t>Jacobs et al., 2021</w:t>
-      </w:r>
-      <w:r>
-        <w:t xml:space="preserve">), ensuring outputs remain user-legible and reproducible. All components are implemented in Python, with deep learning models executed via </w:t>
-      </w:r>
-      <w:proofErr w:type="spellStart"/>
-      <w:r>
-        <w:t>PyTorch</w:t>
-      </w:r>
-      <w:proofErr w:type="spellEnd"/>
-      <w:r>
-        <w:t xml:space="preserve"> and Hugging Face Transformers. Intermediate artefacts are persisted as CSV and JSON files to enable systematic inspection and debugging.</w:t>
+      <w:r>
+        <w:t>This modular orchestration aligns with interpretable machine learning principles</w:t>
+      </w:r>
+      <w:r>
+        <w:t xml:space="preserve"> (</w:t>
+      </w:r>
+      <w:r>
+        <w:t>Doshi-Velez &amp; Kim, 2017</w:t>
+      </w:r>
+      <w:r>
+        <w:t>)</w:t>
+      </w:r>
+      <w:r>
+        <w:t>, ensuring outputs remain user-legible and reproducible. All components are implemented in Python, with deep learning models executed via PyTorch and Hugging Face Transformers. Intermediate artefacts are persisted as CSV and JSON files to enable systematic inspection and debugging.</w:t>
       </w:r>
     </w:p>
     <w:p>
@@ -12976,7 +12135,7 @@
           <w:noProof/>
         </w:rPr>
         <w:drawing>
-          <wp:anchor distT="0" distB="0" distL="114300" distR="114300" simplePos="0" relativeHeight="251689984" behindDoc="0" locked="0" layoutInCell="1" allowOverlap="1" wp14:anchorId="5B30F527" wp14:editId="463B1A0C">
+          <wp:anchor distT="0" distB="0" distL="114300" distR="114300" simplePos="0" relativeHeight="251689984" behindDoc="0" locked="0" layoutInCell="1" allowOverlap="1" wp14:anchorId="5B30F527" wp14:editId="3DF1A8B9">
             <wp:simplePos x="0" y="0"/>
             <wp:positionH relativeFrom="margin">
               <wp:align>center</wp:align>
@@ -13058,31 +12217,8 @@
         <w:jc w:val="both"/>
       </w:pPr>
       <w:r>
-        <w:t>The OCR subsystem (Figure 12) implements a feasibility-oriented handwritten text recognition pipeline combining classical and modern approaches. Standardised input samples (Figure 13) ensure reproducible evaluation across engines. Baseline recognition is performed using Tesseract OCR (Smith, 2007; Patel et al., 2012) and EasyOCR’s CNN–RNN architecture (</w:t>
-      </w:r>
-      <w:proofErr w:type="spellStart"/>
-      <w:r>
-        <w:t>JaidedAI</w:t>
-      </w:r>
-      <w:proofErr w:type="spellEnd"/>
-      <w:r>
-        <w:t xml:space="preserve">, 2024). Additional exploratory models include </w:t>
-      </w:r>
-      <w:proofErr w:type="spellStart"/>
-      <w:r>
-        <w:t>PaddleOCR</w:t>
-      </w:r>
-      <w:proofErr w:type="spellEnd"/>
-      <w:r>
-        <w:t xml:space="preserve">-VL (Cui et al., 2025), </w:t>
-      </w:r>
-      <w:proofErr w:type="spellStart"/>
-      <w:r>
-        <w:t>TrOCR</w:t>
-      </w:r>
-      <w:proofErr w:type="spellEnd"/>
-      <w:r>
-        <w:t xml:space="preserve"> (Li et al., 2021), and Qwen-VL 2.5 (Bai et al., 2024), which represent recent transformer and vision-language approaches to document parsing. These models are included to evaluate potential performance differences relative to established OCR baselines.</w:t>
+        <w:lastRenderedPageBreak/>
+        <w:t>The OCR subsystem (Figure 12) implements a feasibility-oriented handwritten text recognition pipeline combining classical and modern approaches. Standardised input samples (Figure 13) ensure reproducible evaluation across engines. Baseline recognition is performed using Tesseract OCR (Smith, 2007; Patel et al., 2012) and EasyOCR’s CNN–RNN architecture (JaidedAI, 2024). Additional exploratory models include PaddleOCR-VL (Cui et al., 2025), TrOCR (Li et al., 2021), and Qwen-VL 2.5 (Bai et al., 2024), which represent recent transformer and vision-language approaches to document parsing. These models are included to evaluate potential performance differences relative to established OCR baselines.</w:t>
       </w:r>
     </w:p>
     <w:p>
@@ -13098,7 +12234,6 @@
         <w:rPr>
           <w:noProof/>
         </w:rPr>
-        <w:lastRenderedPageBreak/>
         <w:drawing>
           <wp:anchor distT="0" distB="0" distL="114300" distR="114300" simplePos="0" relativeHeight="251696128" behindDoc="0" locked="0" layoutInCell="1" allowOverlap="1" wp14:anchorId="21BDB473" wp14:editId="27DD571C">
             <wp:simplePos x="0" y="0"/>
@@ -13339,15 +12474,7 @@
         <w:jc w:val="both"/>
       </w:pPr>
       <w:r>
-        <w:t xml:space="preserve">Images are </w:t>
-      </w:r>
-      <w:proofErr w:type="spellStart"/>
-      <w:r>
-        <w:t>preprocessed</w:t>
-      </w:r>
-      <w:proofErr w:type="spellEnd"/>
-      <w:r>
-        <w:t xml:space="preserve"> to enhance visibility while preserving handwriting structure. The preprocessing pipeline is illustrated in Figure </w:t>
+        <w:t xml:space="preserve">Images are preprocessed to enhance visibility while preserving handwriting structure. The preprocessing pipeline is illustrated in Figure </w:t>
       </w:r>
       <w:r>
         <w:t>14</w:t>
@@ -13369,6 +12496,7 @@
         <w:rPr>
           <w:noProof/>
         </w:rPr>
+        <w:lastRenderedPageBreak/>
         <w:drawing>
           <wp:anchor distT="0" distB="0" distL="114300" distR="114300" simplePos="0" relativeHeight="251697152" behindDoc="0" locked="0" layoutInCell="1" allowOverlap="1" wp14:anchorId="105851D8" wp14:editId="754153B8">
             <wp:simplePos x="0" y="0"/>
@@ -13511,13 +12639,8 @@
       <w:r>
         <w:t>Contrast enhancement via CLAHE (</w:t>
       </w:r>
-      <w:proofErr w:type="spellStart"/>
-      <w:r>
-        <w:t>Zuiderveld</w:t>
-      </w:r>
-      <w:proofErr w:type="spellEnd"/>
-      <w:r>
-        <w:t>, 1994</w:t>
+      <w:r>
+        <w:t>Zuiderveld, 1994</w:t>
       </w:r>
       <w:r>
         <w:t>)</w:t>
@@ -13533,7 +12656,6 @@
         <w:jc w:val="both"/>
       </w:pPr>
       <w:r>
-        <w:lastRenderedPageBreak/>
         <w:t>Adaptive thresholding (</w:t>
       </w:r>
       <w:r>
@@ -13568,19 +12690,11 @@
           <w:lang w:eastAsia="en-ZA"/>
         </w:rPr>
       </w:pPr>
-      <w:proofErr w:type="spellStart"/>
       <w:r>
         <w:rPr>
           <w:lang w:eastAsia="en-ZA"/>
         </w:rPr>
-        <w:t>Preprocessed</w:t>
-      </w:r>
-      <w:proofErr w:type="spellEnd"/>
-      <w:r>
-        <w:rPr>
-          <w:lang w:eastAsia="en-ZA"/>
-        </w:rPr>
-        <w:t xml:space="preserve"> images are saved as artefacts to support reproducibility and allow visual inspection. An example input image before and after preprocessing is shown in Figure </w:t>
+        <w:t xml:space="preserve">Preprocessed images are saved as artefacts to support reproducibility and allow visual inspection. An example input image before and after preprocessing is shown in Figure </w:t>
       </w:r>
       <w:r>
         <w:rPr>
@@ -13787,6 +12901,7 @@
       </w:pPr>
       <w:bookmarkStart w:id="71" w:name="_Toc221377147"/>
       <w:r>
+        <w:lastRenderedPageBreak/>
         <w:t xml:space="preserve">Optical Character Recognition </w:t>
       </w:r>
       <w:r>
@@ -14081,15 +13196,7 @@
         <w:t>Vaswani et al., 2017</w:t>
       </w:r>
       <w:r>
-        <w:t xml:space="preserve">) and has been adopted in OCR-specific architectures such as </w:t>
-      </w:r>
-      <w:proofErr w:type="spellStart"/>
-      <w:r>
-        <w:t>TrOCR</w:t>
-      </w:r>
-      <w:proofErr w:type="spellEnd"/>
-      <w:r>
-        <w:t xml:space="preserve"> (Li et al., 2021), demonstrating state-of-the-art handwritten and printed text recognition performance.</w:t>
+        <w:t>) and has been adopted in OCR-specific architectures such as TrOCR (Li et al., 2021), demonstrating state-of-the-art handwritten and printed text recognition performance.</w:t>
       </w:r>
     </w:p>
     <w:p>
@@ -14103,31 +13210,7 @@
         <w:t>16</w:t>
       </w:r>
       <w:r>
-        <w:t xml:space="preserve">), require explicit GPU configuration to ensure efficient operation. The </w:t>
-      </w:r>
-      <w:proofErr w:type="spellStart"/>
-      <w:r>
-        <w:t>device_map</w:t>
-      </w:r>
-      <w:proofErr w:type="spellEnd"/>
-      <w:r>
-        <w:t xml:space="preserve">="auto" setting automatically distributes model layers across available hardware, while half-precision (float16) reduces GPU memory usage without compromising output quality. For stable inference on these large models, a batch size of 1 is recommended. In contrast, smaller engines like </w:t>
-      </w:r>
-      <w:proofErr w:type="spellStart"/>
-      <w:r>
-        <w:t>TrOCR</w:t>
-      </w:r>
-      <w:proofErr w:type="spellEnd"/>
-      <w:r>
-        <w:t xml:space="preserve"> or </w:t>
-      </w:r>
-      <w:proofErr w:type="spellStart"/>
-      <w:r>
-        <w:t>EasyOCR</w:t>
-      </w:r>
-      <w:proofErr w:type="spellEnd"/>
-      <w:r>
-        <w:t xml:space="preserve"> are lightweight enough to run without special hardware configuration.</w:t>
+        <w:t>), require explicit GPU configuration to ensure efficient operation. The device_map="auto" setting automatically distributes model layers across available hardware, while half-precision (float16) reduces GPU memory usage without compromising output quality. For stable inference on these large models, a batch size of 1 is recommended. In contrast, smaller engines like TrOCR or EasyOCR are lightweight enough to run without special hardware configuration.</w:t>
       </w:r>
     </w:p>
     <w:p>
@@ -14239,7 +13322,6 @@
         </w:rPr>
       </w:pPr>
       <w:r>
-        <w:lastRenderedPageBreak/>
         <w:t>Instruction-based models (e.g., Qwen) are prompted to transcribe exactly without hallucination. Outputs are saved as plain-text files, with lightweight post-processing applied (case normalisation, punctuation removal, whitespace standardisation) to maintain fidelity for downstream analysis.</w:t>
       </w:r>
     </w:p>
@@ -14282,45 +13364,13 @@
         <w:jc w:val="both"/>
       </w:pPr>
       <w:r>
-        <w:t xml:space="preserve">The emotion analysis module employs two pretrained transformer-based multi-label classifiers: </w:t>
-      </w:r>
-      <w:proofErr w:type="spellStart"/>
-      <w:r>
-        <w:t>DistilBERT</w:t>
-      </w:r>
-      <w:proofErr w:type="spellEnd"/>
-      <w:r>
-        <w:t xml:space="preserve"> and </w:t>
-      </w:r>
-      <w:proofErr w:type="spellStart"/>
-      <w:r>
-        <w:t>RoBERTa</w:t>
-      </w:r>
-      <w:proofErr w:type="spellEnd"/>
-      <w:r>
-        <w:t xml:space="preserve">. </w:t>
-      </w:r>
-      <w:proofErr w:type="spellStart"/>
-      <w:r>
-        <w:t>DistilBERT</w:t>
-      </w:r>
-      <w:proofErr w:type="spellEnd"/>
-      <w:r>
-        <w:t xml:space="preserve"> provides a compact, efficient architecture derived from BERT (</w:t>
+        <w:t>The emotion analysis module employs two pretrained transformer-based multi-label classifiers: DistilBERT and RoBERTa. DistilBERT provides a compact, efficient architecture derived from BERT (</w:t>
       </w:r>
       <w:r>
         <w:t>Sanh et al., 2019</w:t>
       </w:r>
       <w:r>
-        <w:t xml:space="preserve">), while </w:t>
-      </w:r>
-      <w:proofErr w:type="spellStart"/>
-      <w:r>
-        <w:t>RoBERTa</w:t>
-      </w:r>
-      <w:proofErr w:type="spellEnd"/>
-      <w:r>
-        <w:t xml:space="preserve"> offers enhanced representational capacity through robust pretraining strategies (</w:t>
+        <w:t>), while RoBERTa offers enhanced representational capacity through robust pretraining strategies (</w:t>
       </w:r>
       <w:r>
         <w:rPr>
@@ -14337,23 +13387,7 @@
         <w:jc w:val="both"/>
       </w:pPr>
       <w:r>
-        <w:t xml:space="preserve">Specifically, the project uses the pretrained model </w:t>
-      </w:r>
-      <w:proofErr w:type="spellStart"/>
-      <w:r>
-        <w:t>bhadresh-savani</w:t>
-      </w:r>
-      <w:proofErr w:type="spellEnd"/>
-      <w:r>
-        <w:t>/</w:t>
-      </w:r>
-      <w:proofErr w:type="spellStart"/>
-      <w:r>
-        <w:t>distilbert</w:t>
-      </w:r>
-      <w:proofErr w:type="spellEnd"/>
-      <w:r>
-        <w:t>-base-uncased-emotion (</w:t>
+        <w:t>Specifically, the project uses the pretrained model bhadresh-savani/distilbert-base-uncased-emotion (</w:t>
       </w:r>
       <w:r>
         <w:rPr>
@@ -14364,55 +13398,21 @@
         <w:t>Bhadresh Savani</w:t>
       </w:r>
       <w:r>
-        <w:t xml:space="preserve">, 2022), a </w:t>
-      </w:r>
-      <w:proofErr w:type="spellStart"/>
-      <w:r>
-        <w:t>DistilBERT</w:t>
-      </w:r>
-      <w:proofErr w:type="spellEnd"/>
-      <w:r>
-        <w:t xml:space="preserve"> model fine-tuned on a subset of the </w:t>
-      </w:r>
-      <w:proofErr w:type="spellStart"/>
-      <w:r>
-        <w:t>GoEmotions</w:t>
-      </w:r>
-      <w:proofErr w:type="spellEnd"/>
-      <w:r>
-        <w:t xml:space="preserve"> dataset (Demszky et al., 2020), with emotion labels aggregated to align with the project’s six-emotion framework.</w:t>
+        <w:t>, 2022), a DistilBERT model fine-tuned on a subset of the GoEmotions dataset (Demszky et al., 2020), with emotion labels aggregated to align with the project’s six-emotion framework.</w:t>
       </w:r>
     </w:p>
     <w:p>
       <w:pPr>
         <w:jc w:val="both"/>
       </w:pPr>
-      <w:proofErr w:type="spellStart"/>
-      <w:r>
-        <w:t>cardiffnlp</w:t>
-      </w:r>
-      <w:proofErr w:type="spellEnd"/>
-      <w:r>
-        <w:t>/twitter-</w:t>
-      </w:r>
-      <w:proofErr w:type="spellStart"/>
-      <w:r>
-        <w:t>roberta</w:t>
-      </w:r>
-      <w:proofErr w:type="spellEnd"/>
-      <w:r>
-        <w:t>-base-emotion-multilabel-latest</w:t>
+      <w:r>
+        <w:t>cardiffnlp/twitter-roberta-base-emotion-multilabel-latest</w:t>
       </w:r>
       <w:r>
         <w:t xml:space="preserve"> (</w:t>
       </w:r>
-      <w:proofErr w:type="spellStart"/>
-      <w:r>
-        <w:t>CardiffNLP</w:t>
-      </w:r>
-      <w:proofErr w:type="spellEnd"/>
-      <w:r>
-        <w:t>, 2023</w:t>
+      <w:r>
+        <w:t>CardiffNLP, 2023</w:t>
       </w:r>
       <w:r>
         <w:t>)</w:t>
@@ -14424,15 +13424,7 @@
         <w:t xml:space="preserve">is used </w:t>
       </w:r>
       <w:r>
-        <w:t xml:space="preserve">for </w:t>
-      </w:r>
-      <w:proofErr w:type="spellStart"/>
-      <w:r>
-        <w:t>RoBERTa</w:t>
-      </w:r>
-      <w:proofErr w:type="spellEnd"/>
-      <w:r>
-        <w:t xml:space="preserve">, which supports a broader emotion taxonomy and </w:t>
+        <w:t xml:space="preserve">for RoBERTa, which supports a broader emotion taxonomy and </w:t>
       </w:r>
       <w:r>
         <w:t>has already been</w:t>
@@ -14458,6 +13450,7 @@
         <w:jc w:val="both"/>
       </w:pPr>
       <w:r>
+        <w:lastRenderedPageBreak/>
         <w:t>Both models are accessed via the Hugging Face Transformers library (Hugging Face, 2026) and are used in inference-only mode, reflecting the project’s emphasis on system integration, interpretability, and reproducible output behaviour.</w:t>
       </w:r>
     </w:p>
@@ -14612,7 +13605,6 @@
         <w:rPr>
           <w:noProof/>
         </w:rPr>
-        <w:lastRenderedPageBreak/>
         <w:drawing>
           <wp:anchor distT="0" distB="0" distL="114300" distR="114300" simplePos="0" relativeHeight="251701248" behindDoc="0" locked="0" layoutInCell="1" allowOverlap="1" wp14:anchorId="174ECDD9" wp14:editId="365736AF">
             <wp:simplePos x="0" y="0"/>
@@ -14703,31 +13695,7 @@
         <w:jc w:val="both"/>
       </w:pPr>
       <w:r>
-        <w:t>Inference timing was systematically recorded for all models using a dedicated evaluation function (</w:t>
-      </w:r>
-      <w:proofErr w:type="spellStart"/>
-      <w:r>
-        <w:t>run_inference_with_timing</w:t>
-      </w:r>
-      <w:proofErr w:type="spellEnd"/>
-      <w:r>
-        <w:t xml:space="preserve">). For each model, the function measures total runtime, computes average time per sample, and logs device, batch size, and number of samples. This procedure ensures transparency of performance and supports reproducibility, particularly when comparing </w:t>
-      </w:r>
-      <w:proofErr w:type="spellStart"/>
-      <w:r>
-        <w:t>DistilBERT</w:t>
-      </w:r>
-      <w:proofErr w:type="spellEnd"/>
-      <w:r>
-        <w:t xml:space="preserve"> (efficient, compact) and </w:t>
-      </w:r>
-      <w:proofErr w:type="spellStart"/>
-      <w:r>
-        <w:t>RoBERTa</w:t>
-      </w:r>
-      <w:proofErr w:type="spellEnd"/>
-      <w:r>
-        <w:t xml:space="preserve"> (larger, more expressive). Figure </w:t>
+        <w:t xml:space="preserve">Inference timing was systematically recorded for all models using a dedicated evaluation function (run_inference_with_timing). For each model, the function measures total runtime, computes average time per sample, and logs device, batch size, and number of samples. This procedure ensures transparency of performance and supports reproducibility, particularly when comparing DistilBERT (efficient, compact) and RoBERTa (larger, more expressive). Figure </w:t>
       </w:r>
       <w:r>
         <w:t>19</w:t>
@@ -14747,6 +13715,7 @@
         <w:rPr>
           <w:noProof/>
         </w:rPr>
+        <w:lastRenderedPageBreak/>
         <w:drawing>
           <wp:anchor distT="0" distB="0" distL="114300" distR="114300" simplePos="0" relativeHeight="251702272" behindDoc="0" locked="0" layoutInCell="1" allowOverlap="1" wp14:anchorId="121BAF46" wp14:editId="1915D7AB">
             <wp:simplePos x="0" y="0"/>
@@ -14837,25 +13806,7 @@
           <w:iCs/>
           <w:color w:val="404040" w:themeColor="text1" w:themeTint="BF"/>
         </w:rPr>
-        <w:t xml:space="preserve"> </w:t>
-      </w:r>
-      <w:proofErr w:type="spellStart"/>
-      <w:r>
-        <w:rPr>
-          <w:i/>
-          <w:iCs/>
-          <w:color w:val="404040" w:themeColor="text1" w:themeTint="BF"/>
-        </w:rPr>
-        <w:t>run_inference_with_timing</w:t>
-      </w:r>
-      <w:proofErr w:type="spellEnd"/>
-      <w:r>
-        <w:rPr>
-          <w:i/>
-          <w:iCs/>
-          <w:color w:val="404040" w:themeColor="text1" w:themeTint="BF"/>
-        </w:rPr>
-        <w:t>, showing timing measurement and per-sample latency computation</w:t>
+        <w:t xml:space="preserve"> run_inference_with_timing, showing timing measurement and per-sample latency computation</w:t>
       </w:r>
       <w:r>
         <w:rPr>
@@ -14892,16 +13843,7 @@
           <w:rPr>
             <w:rFonts w:ascii="Cambria Math" w:hAnsi="Cambria Math"/>
           </w:rPr>
-          <m:t>X</m:t>
-        </m:r>
-        <m:r>
-          <m:rPr>
-            <m:sty m:val="p"/>
-          </m:rPr>
-          <w:rPr>
-            <w:rFonts w:ascii="Cambria Math" w:hAnsi="Cambria Math"/>
-          </w:rPr>
-          <m:t>=(</m:t>
+          <m:t>X=(</m:t>
         </m:r>
         <m:sSub>
           <m:sSubPr>
@@ -14921,9 +13863,6 @@
           </m:e>
           <m:sub>
             <m:r>
-              <m:rPr>
-                <m:sty m:val="p"/>
-              </m:rPr>
               <w:rPr>
                 <w:rFonts w:ascii="Cambria Math" w:hAnsi="Cambria Math"/>
               </w:rPr>
@@ -14932,9 +13871,6 @@
           </m:sub>
         </m:sSub>
         <m:r>
-          <m:rPr>
-            <m:sty m:val="p"/>
-          </m:rPr>
           <w:rPr>
             <w:rFonts w:ascii="Cambria Math" w:hAnsi="Cambria Math"/>
           </w:rPr>
@@ -14966,9 +13902,6 @@
           </m:sub>
         </m:sSub>
         <m:r>
-          <m:rPr>
-            <m:sty m:val="p"/>
-          </m:rPr>
           <w:rPr>
             <w:rFonts w:ascii="Cambria Math" w:hAnsi="Cambria Math"/>
           </w:rPr>
@@ -14982,19 +13915,73 @@
         <w:t xml:space="preserve"> </w:t>
       </w:r>
       <w:r>
-        <w:t xml:space="preserve">is tokenised using the corresponding pretrained tokenizer and truncated to a fixed maximum sequence length. </w:t>
-      </w:r>
-      <w:r>
-        <w:t>Emotion probabilities for each label are computed by applying a sigmoid activation over the model logits, a standard approach in multi-label classification (</w:t>
-      </w:r>
-      <w:r>
-        <w:t>Goodfellow, Bengio &amp; Courville, 2016</w:t>
-      </w:r>
-      <w:r>
-        <w:t>; Vaswani et al., 2017; Li et al., 2021)</w:t>
-      </w:r>
-      <w:r>
-        <w:t>:</w:t>
+        <w:t xml:space="preserve">is tokenised using the corresponding pretrained tokenizer and truncated to a fixed maximum sequence length. The model produces a logit vector </w:t>
+      </w:r>
+      <m:oMath>
+        <m:r>
+          <m:rPr>
+            <m:sty m:val="b"/>
+          </m:rPr>
+          <w:rPr>
+            <w:rFonts w:ascii="Cambria Math" w:hAnsi="Cambria Math"/>
+          </w:rPr>
+          <m:t>z</m:t>
+        </m:r>
+        <m:r>
+          <w:rPr>
+            <w:rFonts w:ascii="Cambria Math" w:hAnsi="Cambria Math"/>
+          </w:rPr>
+          <m:t>∈</m:t>
+        </m:r>
+        <m:sSup>
+          <m:sSupPr>
+            <m:ctrlPr>
+              <w:rPr>
+                <w:rFonts w:ascii="Cambria Math" w:hAnsi="Cambria Math"/>
+              </w:rPr>
+            </m:ctrlPr>
+          </m:sSupPr>
+          <m:e>
+            <m:r>
+              <m:rPr>
+                <m:scr m:val="double-struck"/>
+                <m:sty m:val="p"/>
+              </m:rPr>
+              <w:rPr>
+                <w:rFonts w:ascii="Cambria Math" w:hAnsi="Cambria Math"/>
+              </w:rPr>
+              <m:t>R</m:t>
+            </m:r>
+          </m:e>
+          <m:sup>
+            <m:r>
+              <w:rPr>
+                <w:rFonts w:ascii="Cambria Math" w:hAnsi="Cambria Math"/>
+              </w:rPr>
+              <m:t>K</m:t>
+            </m:r>
+          </m:sup>
+        </m:sSup>
+      </m:oMath>
+      <w:r>
+        <w:t xml:space="preserve">, where </w:t>
+      </w:r>
+      <m:oMath>
+        <m:r>
+          <w:rPr>
+            <w:rFonts w:ascii="Cambria Math" w:hAnsi="Cambria Math"/>
+          </w:rPr>
+          <m:t>K</m:t>
+        </m:r>
+      </m:oMath>
+      <w:r>
+        <w:rPr>
+          <w:rFonts w:eastAsiaTheme="minorEastAsia"/>
+        </w:rPr>
+        <w:t xml:space="preserve"> </w:t>
+      </w:r>
+      <w:r>
+        <w:t>denotes the number of emotion labels. For multi-label classification, predicted probabilities are obtained by applying the logistic sigmoid function independently to each logit (Goodfellow, Bengio &amp; Courville, 2016):</w:t>
       </w:r>
     </w:p>
     <w:p>
@@ -15040,28 +14027,10 @@
             </m:sub>
           </m:sSub>
           <m:r>
-            <m:rPr>
-              <m:sty m:val="p"/>
-            </m:rPr>
             <w:rPr>
               <w:rFonts w:ascii="Cambria Math" w:hAnsi="Cambria Math"/>
             </w:rPr>
-            <m:t>=</m:t>
-          </m:r>
-          <m:r>
-            <w:rPr>
-              <w:rFonts w:ascii="Cambria Math" w:hAnsi="Cambria Math"/>
-            </w:rPr>
-            <m:t>σ</m:t>
-          </m:r>
-          <m:r>
-            <m:rPr>
-              <m:sty m:val="p"/>
-            </m:rPr>
-            <w:rPr>
-              <w:rFonts w:ascii="Cambria Math" w:hAnsi="Cambria Math"/>
-            </w:rPr>
-            <m:t>(</m:t>
+            <m:t>=σ(</m:t>
           </m:r>
           <m:sSub>
             <m:sSubPr>
@@ -15073,10 +14042,10 @@
             </m:sSubPr>
             <m:e>
               <m:r>
-                <m:rPr>
-                  <m:nor/>
-                </m:rPr>
-                <m:t>logits</m:t>
+                <w:rPr>
+                  <w:rFonts w:ascii="Cambria Math" w:hAnsi="Cambria Math"/>
+                </w:rPr>
+                <m:t>z</m:t>
               </m:r>
             </m:e>
             <m:sub>
@@ -15089,76 +14058,105 @@
             </m:sub>
           </m:sSub>
           <m:r>
-            <m:rPr>
-              <m:sty m:val="p"/>
-            </m:rPr>
             <w:rPr>
               <w:rFonts w:ascii="Cambria Math" w:hAnsi="Cambria Math"/>
             </w:rPr>
-            <m:t>),</m:t>
+            <m:t>),i∈{1,…,K}</m:t>
           </m:r>
+          <m:r>
+            <w:br/>
+          </m:r>
+        </m:oMath>
+      </m:oMathPara>
+    </w:p>
+    <w:p>
+      <w:pPr>
+        <w:jc w:val="both"/>
+      </w:pPr>
+      <w:r>
+        <w:t>The</w:t>
+      </w:r>
+      <w:r>
+        <w:t xml:space="preserve"> sigmoid activation is defined as:</w:t>
+      </w:r>
+    </w:p>
+    <w:p>
+      <w:pPr>
+        <w:jc w:val="both"/>
+      </w:pPr>
+      <m:oMathPara>
+        <m:oMath>
           <m:r>
             <w:rPr>
               <w:rFonts w:ascii="Cambria Math" w:hAnsi="Cambria Math"/>
             </w:rPr>
-            <m:t>i</m:t>
+            <m:t>σ(z)=</m:t>
           </m:r>
+          <m:f>
+            <m:fPr>
+              <m:ctrlPr>
+                <w:rPr>
+                  <w:rFonts w:ascii="Cambria Math" w:hAnsi="Cambria Math"/>
+                </w:rPr>
+              </m:ctrlPr>
+            </m:fPr>
+            <m:num>
+              <m:r>
+                <w:rPr>
+                  <w:rFonts w:ascii="Cambria Math" w:hAnsi="Cambria Math"/>
+                </w:rPr>
+                <m:t>1</m:t>
+              </m:r>
+            </m:num>
+            <m:den>
+              <m:r>
+                <w:rPr>
+                  <w:rFonts w:ascii="Cambria Math" w:hAnsi="Cambria Math"/>
+                </w:rPr>
+                <m:t>1+</m:t>
+              </m:r>
+              <m:sSup>
+                <m:sSupPr>
+                  <m:ctrlPr>
+                    <w:rPr>
+                      <w:rFonts w:ascii="Cambria Math" w:hAnsi="Cambria Math"/>
+                    </w:rPr>
+                  </m:ctrlPr>
+                </m:sSupPr>
+                <m:e>
+                  <m:r>
+                    <w:rPr>
+                      <w:rFonts w:ascii="Cambria Math" w:hAnsi="Cambria Math"/>
+                    </w:rPr>
+                    <m:t>e</m:t>
+                  </m:r>
+                </m:e>
+                <m:sup>
+                  <m:r>
+                    <w:rPr>
+                      <w:rFonts w:ascii="Cambria Math" w:hAnsi="Cambria Math"/>
+                    </w:rPr>
+                    <m:t>-z</m:t>
+                  </m:r>
+                </m:sup>
+              </m:sSup>
+            </m:den>
+          </m:f>
           <m:r>
             <m:rPr>
               <m:sty m:val="p"/>
             </m:rPr>
-            <w:rPr>
-              <w:rFonts w:ascii="Cambria Math" w:hAnsi="Cambria Math"/>
-            </w:rPr>
-            <m:t>∈{1,…,</m:t>
-          </m:r>
-          <m:r>
-            <w:rPr>
-              <w:rFonts w:ascii="Cambria Math" w:hAnsi="Cambria Math"/>
-            </w:rPr>
-            <m:t>K</m:t>
-          </m:r>
-          <m:r>
-            <m:rPr>
-              <m:sty m:val="p"/>
-            </m:rPr>
-            <w:rPr>
-              <w:rFonts w:ascii="Cambria Math" w:hAnsi="Cambria Math"/>
-            </w:rPr>
-            <m:t>}</m:t>
+            <w:br/>
           </m:r>
         </m:oMath>
       </m:oMathPara>
     </w:p>
     <w:p>
       <w:pPr>
-        <w:ind w:left="720"/>
-      </w:pPr>
-      <m:oMath>
-        <m:r>
-          <m:rPr>
-            <m:sty m:val="p"/>
-          </m:rPr>
-          <w:rPr>
-            <w:rFonts w:ascii="Cambria Math" w:hAnsi="Cambria Math"/>
-          </w:rPr>
-          <m:t>K</m:t>
-        </m:r>
-      </m:oMath>
-      <w:r>
-        <w:rPr>
-          <w:rFonts w:eastAsiaTheme="minorEastAsia"/>
-        </w:rPr>
-        <w:t xml:space="preserve"> </w:t>
-      </w:r>
-      <w:r>
-        <w:t>is the number of emotion labels</w:t>
-      </w:r>
-      <w:r>
-        <w:t>,</w:t>
-      </w:r>
-      <w:r>
-        <w:br/>
+        <w:jc w:val="both"/>
+      </w:pPr>
+      <w:r>
+        <w:tab/>
       </w:r>
       <m:oMath>
         <m:sSub>
@@ -15180,9 +14178,6 @@
               </m:accPr>
               <m:e>
                 <m:r>
-                  <m:rPr>
-                    <m:sty m:val="p"/>
-                  </m:rPr>
                   <w:rPr>
                     <w:rFonts w:ascii="Cambria Math" w:hAnsi="Cambria Math"/>
                   </w:rPr>
@@ -15193,9 +14188,6 @@
           </m:e>
           <m:sub>
             <m:r>
-              <m:rPr>
-                <m:sty m:val="p"/>
-              </m:rPr>
               <w:rPr>
                 <w:rFonts w:ascii="Cambria Math" w:hAnsi="Cambria Math"/>
               </w:rPr>
@@ -15211,13 +14203,10 @@
         <w:t xml:space="preserve"> </w:t>
       </w:r>
       <w:r>
-        <w:t xml:space="preserve">is the predicted probability for emotion </w:t>
+        <w:t xml:space="preserve">represents the predicted probability of emotion label </w:t>
       </w:r>
       <m:oMath>
         <m:r>
-          <m:rPr>
-            <m:sty m:val="p"/>
-          </m:rPr>
           <w:rPr>
             <w:rFonts w:ascii="Cambria Math" w:hAnsi="Cambria Math"/>
           </w:rPr>
@@ -15225,31 +14214,10 @@
         </m:r>
       </m:oMath>
       <w:r>
-        <w:t xml:space="preserve">, </w:t>
-      </w:r>
-      <w:r>
-        <w:br/>
-        <w:t xml:space="preserve">and </w:t>
-      </w:r>
-      <m:oMath>
-        <m:r>
-          <m:rPr>
-            <m:sty m:val="p"/>
-          </m:rPr>
-          <w:rPr>
-            <w:rFonts w:ascii="Cambria Math" w:hAnsi="Cambria Math"/>
-          </w:rPr>
-          <m:t>σ</m:t>
-        </m:r>
-      </m:oMath>
-      <w:r>
         <w:rPr>
           <w:rFonts w:eastAsiaTheme="minorEastAsia"/>
         </w:rPr>
-        <w:t xml:space="preserve"> </w:t>
-      </w:r>
-      <w:r>
-        <w:t>denotes the sigmoid function.</w:t>
+        <w:t>.</w:t>
       </w:r>
     </w:p>
     <w:p>
@@ -15257,16 +14225,15 @@
         <w:jc w:val="both"/>
       </w:pPr>
       <w:r>
-        <w:lastRenderedPageBreak/>
-        <w:t xml:space="preserve">For each input, the system stores per-label probability scores alongside </w:t>
-      </w:r>
-      <w:proofErr w:type="spellStart"/>
-      <w:r>
-        <w:t>thresholded</w:t>
-      </w:r>
-      <w:proofErr w:type="spellEnd"/>
-      <w:r>
-        <w:t xml:space="preserve"> binary indicators (threshold = 0.5). All outputs are saved in CSV format, supporting downstream inspection, aggregation, and visualisation.</w:t>
+        <w:t>The use of independent sigmoid activations reflects the non-mutually-exclusive structure of emotion categories. This probabilistic formulation is commonly implemented in transformer-based architectures (Vaswani et al., 2017) and downstream vision–language models (Li et al., 2021).</w:t>
+      </w:r>
+    </w:p>
+    <w:p>
+      <w:pPr>
+        <w:jc w:val="both"/>
+      </w:pPr>
+      <w:r>
+        <w:t>For each input, the system stores per-label probability scores alongside thresholded binary indicators (threshold = 0.5). All outputs are saved in CSV format, supporting downstream inspection, aggregation, and visualisation.</w:t>
       </w:r>
     </w:p>
     <w:p>
@@ -15299,31 +14266,14 @@
         </m:r>
       </m:oMath>
       <w:r>
-        <w:t>) for consistency across models. For models producing a broader label set (e.g., RoBERTa), predictions are aggregated into core categories using a max-confidence strategy (</w:t>
-      </w:r>
-      <w:proofErr w:type="spellStart"/>
-      <w:r>
-        <w:t>Tsoumakas</w:t>
-      </w:r>
-      <w:proofErr w:type="spellEnd"/>
-      <w:r>
-        <w:t xml:space="preserve">, </w:t>
-      </w:r>
-      <w:proofErr w:type="spellStart"/>
-      <w:r>
-        <w:t>Katakis</w:t>
-      </w:r>
-      <w:proofErr w:type="spellEnd"/>
-      <w:r>
-        <w:t xml:space="preserve"> &amp; </w:t>
-      </w:r>
-      <w:proofErr w:type="spellStart"/>
-      <w:r>
-        <w:t>Vlahavas</w:t>
-      </w:r>
-      <w:proofErr w:type="spellEnd"/>
-      <w:r>
-        <w:t>, 2007</w:t>
+        <w:t xml:space="preserve">) for consistency across models. For models producing a broader label set (e.g., RoBERTa), predictions are aggregated into core </w:t>
+      </w:r>
+      <w:r>
+        <w:lastRenderedPageBreak/>
+        <w:t>categories using a max-confidence strategy (</w:t>
+      </w:r>
+      <w:r>
+        <w:t>Tsoumakas, Katakis &amp; Vlahavas, 2007</w:t>
       </w:r>
       <w:r>
         <w:t xml:space="preserve">; </w:t>
@@ -15499,15 +14449,7 @@
         <w:t xml:space="preserve"> </w:t>
       </w:r>
       <w:r>
-        <w:t xml:space="preserve">are all </w:t>
-      </w:r>
-      <w:proofErr w:type="spellStart"/>
-      <w:r>
-        <w:t>RoBERTa</w:t>
-      </w:r>
-      <w:proofErr w:type="spellEnd"/>
-      <w:r>
-        <w:t xml:space="preserve"> labels corresponding to a single core emotion. </w:t>
+        <w:t xml:space="preserve">are all RoBERTa labels corresponding to a single core emotion. </w:t>
       </w:r>
     </w:p>
     <w:p>
@@ -15554,21 +14496,8 @@
       <w:pPr>
         <w:jc w:val="both"/>
       </w:pPr>
-      <w:proofErr w:type="spellStart"/>
-      <w:r>
-        <w:t>PsychExtract</w:t>
-      </w:r>
-      <w:proofErr w:type="spellEnd"/>
-      <w:r>
-        <w:t xml:space="preserve"> complements emotion classification with interpretable keyword signals extracted from reflective text. The system emphasises traceable, surface-level linguistic features rather than latent topic modelling, prioritising transparency and semantic legibility to support user-led inspection of reflective content, drawing on interpretable machine learning principles (Angelov &amp; Soares, 2021) and linguistically grounded </w:t>
-      </w:r>
-      <w:proofErr w:type="spellStart"/>
-      <w:r>
-        <w:t>subword</w:t>
-      </w:r>
-      <w:proofErr w:type="spellEnd"/>
-      <w:r>
-        <w:t xml:space="preserve"> representations (Bojanowski et al., 2017).</w:t>
+      <w:r>
+        <w:t>PsychExtract complements emotion classification with interpretable keyword signals extracted from reflective text. The system emphasises traceable, surface-level linguistic features rather than latent topic modelling, prioritising transparency and semantic legibility to support user-led inspection of reflective content, drawing on interpretable machine learning principles (Angelov &amp; Soares, 2021) and linguistically grounded subword representations (Bojanowski et al., 2017).</w:t>
       </w:r>
     </w:p>
     <w:p>
@@ -15576,15 +14505,7 @@
         <w:jc w:val="both"/>
       </w:pPr>
       <w:r>
-        <w:t xml:space="preserve">Keyword extraction is performed using two complementary unsupervised methods. </w:t>
-      </w:r>
-      <w:proofErr w:type="spellStart"/>
-      <w:r>
-        <w:t>KeyBERT</w:t>
-      </w:r>
-      <w:proofErr w:type="spellEnd"/>
-      <w:r>
-        <w:t xml:space="preserve"> employs contextual embeddings to identify semantically important terms</w:t>
+        <w:t>Keyword extraction is performed using two complementary unsupervised methods. KeyBERT employs contextual embeddings to identify semantically important terms</w:t>
       </w:r>
       <w:r>
         <w:t xml:space="preserve"> </w:t>
@@ -15596,15 +14517,7 @@
         <w:t xml:space="preserve">; </w:t>
       </w:r>
       <w:r>
-        <w:t xml:space="preserve">Reimers &amp; </w:t>
-      </w:r>
-      <w:proofErr w:type="spellStart"/>
-      <w:r>
-        <w:t>Gurevych</w:t>
-      </w:r>
-      <w:proofErr w:type="spellEnd"/>
-      <w:r>
-        <w:t>, 2019)</w:t>
+        <w:t>Reimers &amp; Gurevych, 2019)</w:t>
       </w:r>
       <w:r>
         <w:t xml:space="preserve">, while YAKE uses statistical and positional features from individual documents to rank candidate keywords without relying on external corpora or training data (Campos et al., 2020). This </w:t>
@@ -15716,25 +14629,7 @@
           <w:iCs/>
           <w:color w:val="404040" w:themeColor="text1" w:themeTint="BF"/>
         </w:rPr>
-        <w:t xml:space="preserve">Parallel keyword extraction pipeline using </w:t>
-      </w:r>
-      <w:proofErr w:type="spellStart"/>
-      <w:r>
-        <w:rPr>
-          <w:i/>
-          <w:iCs/>
-          <w:color w:val="404040" w:themeColor="text1" w:themeTint="BF"/>
-        </w:rPr>
-        <w:t>KeyBERT</w:t>
-      </w:r>
-      <w:proofErr w:type="spellEnd"/>
-      <w:r>
-        <w:rPr>
-          <w:i/>
-          <w:iCs/>
-          <w:color w:val="404040" w:themeColor="text1" w:themeTint="BF"/>
-        </w:rPr>
-        <w:t xml:space="preserve"> (semantic similarity) and YAKE (statistical scoring).</w:t>
+        <w:t>Parallel keyword extraction pipeline using KeyBERT (semantic similarity) and YAKE (statistical scoring).</w:t>
       </w:r>
     </w:p>
     <w:p>
@@ -15756,40 +14651,8 @@
       <w:pPr>
         <w:jc w:val="both"/>
       </w:pPr>
-      <w:proofErr w:type="spellStart"/>
-      <w:r>
-        <w:t>KeyBERT</w:t>
-      </w:r>
-      <w:proofErr w:type="spellEnd"/>
-      <w:r>
-        <w:t xml:space="preserve"> and YAKE outputs are processed to remove </w:t>
-      </w:r>
-      <w:proofErr w:type="spellStart"/>
-      <w:r>
-        <w:t>stopwords</w:t>
-      </w:r>
-      <w:proofErr w:type="spellEnd"/>
-      <w:r>
-        <w:t xml:space="preserve"> and truncated to the top-ranked candidates. To ensure linguistic validity, phrases are filtered via </w:t>
-      </w:r>
-      <w:proofErr w:type="spellStart"/>
-      <w:r>
-        <w:t>spaCy’s</w:t>
-      </w:r>
-      <w:proofErr w:type="spellEnd"/>
-      <w:r>
-        <w:t xml:space="preserve"> POS tagging and dependency parsing (</w:t>
-      </w:r>
-      <w:proofErr w:type="spellStart"/>
-      <w:r>
-        <w:t>Honnibal</w:t>
-      </w:r>
-      <w:proofErr w:type="spellEnd"/>
-      <w:r>
-        <w:t xml:space="preserve"> et al., 2020</w:t>
-      </w:r>
-      <w:r>
-        <w:t>). Allowed patterns include:</w:t>
+      <w:r>
+        <w:t>KeyBERT and YAKE outputs are processed to remove stopwords and truncated to the top-ranked candidates. To ensure linguistic validity, phrases are filtered using part-of-speech tagging and dependency parsing implemented via spaCy (Honnibal et al., 2020). Allowed structural patterns include:</w:t>
       </w:r>
     </w:p>
     <w:p>
@@ -16179,21 +15042,8 @@
       <w:pPr>
         <w:jc w:val="both"/>
       </w:pPr>
-      <w:proofErr w:type="spellStart"/>
-      <w:r>
-        <w:t>PsychExtract</w:t>
-      </w:r>
-      <w:proofErr w:type="spellEnd"/>
-      <w:r>
-        <w:t xml:space="preserve"> generates structured interpretive statements from journal text using controlled linguistic templates, avoiding free-form generative models while preserving human-readable insights. Rather than producing psychological judgements, categories function as descriptive signals grounded in observable emotional and lexical patterns, with linguistic representations derived from surface-level </w:t>
-      </w:r>
-      <w:proofErr w:type="spellStart"/>
-      <w:r>
-        <w:t>subword</w:t>
-      </w:r>
-      <w:proofErr w:type="spellEnd"/>
-      <w:r>
-        <w:t xml:space="preserve"> information (Bojanowski et al., 2017).</w:t>
+      <w:r>
+        <w:t>PsychExtract generates structured interpretive statements from journal text using controlled linguistic templates, avoiding free-form generative models while preserving human-readable insights. Rather than producing psychological judgements, categories function as descriptive signals grounded in observable emotional and lexical patterns, with linguistic representations derived from surface-level subword information (Bojanowski et al., 2017).</w:t>
       </w:r>
     </w:p>
     <w:p>
@@ -17102,15 +15952,41 @@
         <w:jc w:val="both"/>
       </w:pPr>
       <w:r>
-        <w:t xml:space="preserve">Detection conditions may involve </w:t>
-      </w:r>
-      <w:proofErr w:type="spellStart"/>
-      <w:r>
-        <w:t>thresholded</w:t>
-      </w:r>
-      <w:proofErr w:type="spellEnd"/>
-      <w:r>
-        <w:t xml:space="preserve"> functions over the emotion probability vector (e.g., mean negative affect for Emotional Load) or the presence of predefined lexical markers (UNCERTAINTY_PHRASES, COPING_VERBS, SOMATIC_TERMS, SELF_REFLECTIVE_PHRASES).</w:t>
+        <w:t>Detection conditions may involve thresholded functions over the emotion probability vector (e.g., mean negative affect for Emotional Load) or the presence of predefined lexical markers</w:t>
+      </w:r>
+      <w:r>
+        <w:t>:</w:t>
+      </w:r>
+    </w:p>
+    <w:p>
+      <w:pPr>
+        <w:ind w:left="720" w:hanging="720"/>
+        <w:jc w:val="both"/>
+      </w:pPr>
+      <w:r>
+        <w:tab/>
+      </w:r>
+      <w:r>
+        <w:t>UNCERTAINTY_PHRASES,</w:t>
+      </w:r>
+      <w:r>
+        <w:br/>
+      </w:r>
+      <w:r>
+        <w:t xml:space="preserve">COPING_VERBS, </w:t>
+      </w:r>
+      <w:r>
+        <w:br/>
+      </w:r>
+      <w:r>
+        <w:t xml:space="preserve">SOMATIC_TERMS, </w:t>
+      </w:r>
+      <w:r>
+        <w:br/>
+        <w:t xml:space="preserve">and </w:t>
+      </w:r>
+      <w:r>
+        <w:t>SELF_REFLECTIVE_PHRASES.</w:t>
       </w:r>
     </w:p>
     <w:p>
@@ -17123,18 +15999,18 @@
           <w:noProof/>
         </w:rPr>
         <w:drawing>
-          <wp:anchor distT="0" distB="0" distL="114300" distR="114300" simplePos="0" relativeHeight="251707392" behindDoc="0" locked="0" layoutInCell="1" allowOverlap="1" wp14:anchorId="7C3EB4B7" wp14:editId="1723614F">
+          <wp:anchor distT="0" distB="0" distL="114300" distR="114300" simplePos="0" relativeHeight="251708416" behindDoc="0" locked="0" layoutInCell="1" allowOverlap="1" wp14:anchorId="621B1BC0" wp14:editId="02001296">
             <wp:simplePos x="0" y="0"/>
             <wp:positionH relativeFrom="margin">
-              <wp:posOffset>3130586</wp:posOffset>
+              <wp:posOffset>280670</wp:posOffset>
             </wp:positionH>
             <wp:positionV relativeFrom="paragraph">
-              <wp:posOffset>638439</wp:posOffset>
+              <wp:posOffset>840436</wp:posOffset>
             </wp:positionV>
-            <wp:extent cx="2178685" cy="2650490"/>
-            <wp:effectExtent l="0" t="0" r="0" b="0"/>
+            <wp:extent cx="2733675" cy="2081530"/>
+            <wp:effectExtent l="0" t="0" r="9525" b="0"/>
             <wp:wrapTopAndBottom/>
-            <wp:docPr id="500686483" name="Picture 1"/>
+            <wp:docPr id="1737769899" name="Picture 1"/>
             <wp:cNvGraphicFramePr>
               <a:graphicFrameLocks xmlns:a="http://schemas.openxmlformats.org/drawingml/2006/main" noChangeAspect="1"/>
             </wp:cNvGraphicFramePr>
@@ -17142,7 +16018,7 @@
               <a:graphicData uri="http://schemas.openxmlformats.org/drawingml/2006/picture">
                 <pic:pic xmlns:pic="http://schemas.openxmlformats.org/drawingml/2006/picture">
                   <pic:nvPicPr>
-                    <pic:cNvPr id="500686483" name=""/>
+                    <pic:cNvPr id="1737769899" name=""/>
                     <pic:cNvPicPr/>
                   </pic:nvPicPr>
                   <pic:blipFill>
@@ -17160,7 +16036,7 @@
                   <pic:spPr>
                     <a:xfrm>
                       <a:off x="0" y="0"/>
-                      <a:ext cx="2178685" cy="2650490"/>
+                      <a:ext cx="2733675" cy="2081530"/>
                     </a:xfrm>
                     <a:prstGeom prst="rect">
                       <a:avLst/>
@@ -17184,18 +16060,18 @@
           <w:noProof/>
         </w:rPr>
         <w:drawing>
-          <wp:anchor distT="0" distB="0" distL="114300" distR="114300" simplePos="0" relativeHeight="251708416" behindDoc="0" locked="0" layoutInCell="1" allowOverlap="1" wp14:anchorId="621B1BC0" wp14:editId="0A8B420A">
+          <wp:anchor distT="0" distB="0" distL="114300" distR="114300" simplePos="0" relativeHeight="251707392" behindDoc="0" locked="0" layoutInCell="1" allowOverlap="1" wp14:anchorId="7C3EB4B7" wp14:editId="398DC0E8">
             <wp:simplePos x="0" y="0"/>
             <wp:positionH relativeFrom="margin">
-              <wp:posOffset>273553</wp:posOffset>
+              <wp:posOffset>3114040</wp:posOffset>
             </wp:positionH>
             <wp:positionV relativeFrom="paragraph">
-              <wp:posOffset>962948</wp:posOffset>
+              <wp:posOffset>542621</wp:posOffset>
             </wp:positionV>
-            <wp:extent cx="2733675" cy="2081530"/>
-            <wp:effectExtent l="0" t="0" r="9525" b="0"/>
+            <wp:extent cx="2178685" cy="2650490"/>
+            <wp:effectExtent l="0" t="0" r="0" b="0"/>
             <wp:wrapTopAndBottom/>
-            <wp:docPr id="1737769899" name="Picture 1"/>
+            <wp:docPr id="500686483" name="Picture 1"/>
             <wp:cNvGraphicFramePr>
               <a:graphicFrameLocks xmlns:a="http://schemas.openxmlformats.org/drawingml/2006/main" noChangeAspect="1"/>
             </wp:cNvGraphicFramePr>
@@ -17203,7 +16079,7 @@
               <a:graphicData uri="http://schemas.openxmlformats.org/drawingml/2006/picture">
                 <pic:pic xmlns:pic="http://schemas.openxmlformats.org/drawingml/2006/picture">
                   <pic:nvPicPr>
-                    <pic:cNvPr id="1737769899" name=""/>
+                    <pic:cNvPr id="500686483" name=""/>
                     <pic:cNvPicPr/>
                   </pic:nvPicPr>
                   <pic:blipFill>
@@ -17221,7 +16097,7 @@
                   <pic:spPr>
                     <a:xfrm>
                       <a:off x="0" y="0"/>
-                      <a:ext cx="2733675" cy="2081530"/>
+                      <a:ext cx="2178685" cy="2650490"/>
                     </a:xfrm>
                     <a:prstGeom prst="rect">
                       <a:avLst/>
@@ -18248,13 +17124,8 @@
       <w:pPr>
         <w:jc w:val="both"/>
       </w:pPr>
-      <w:proofErr w:type="spellStart"/>
-      <w:r>
-        <w:t>PsychExtract’s</w:t>
-      </w:r>
-      <w:proofErr w:type="spellEnd"/>
-      <w:r>
-        <w:t xml:space="preserve"> evaluation is explicitly guided by its central aim: supporting structured, interpretable reflection on handwritten text without engaging in clinical judgement or recommendation. Each stage of the pipeline was assessed not only for technical performance but also for its capacity to</w:t>
+      <w:r>
+        <w:t>PsychExtract’s evaluation is explicitly guided by its central aim: supporting structured, interpretable reflection on handwritten text without engaging in clinical judgement or recommendation. Each stage of the pipeline was assessed not only for technical performance but also for its capacity to</w:t>
       </w:r>
       <w:r>
         <w:t>:</w:t>
@@ -18329,31 +17200,11 @@
         <w:jc w:val="both"/>
       </w:pPr>
       <w:r>
-        <w:t xml:space="preserve">To inform the design and evaluation of </w:t>
-      </w:r>
-      <w:proofErr w:type="spellStart"/>
-      <w:r>
-        <w:t>PsychExtract</w:t>
-      </w:r>
-      <w:proofErr w:type="spellEnd"/>
-      <w:r>
-        <w:t xml:space="preserve">, a small-scale user discovery exercise was conducted with participants at different stages of psychology study. The goal was to understand current challenges in reflective writing analysis, identify features considered most valuable, and surface potential concerns prior to full system implementation. This approach aligns with best practices in user-centred design, particularly for tools supporting emotional and reflective writing, </w:t>
+        <w:t xml:space="preserve">To inform the design and evaluation of PsychExtract, a small-scale user discovery exercise was conducted with participants at different stages of psychology study. The goal was to understand current challenges in reflective writing analysis, identify features considered most valuable, and surface potential concerns prior to full system implementation. This approach reflects key principles of User-Centred Systems Design (UCSD), particularly early user focus, active user </w:t>
       </w:r>
       <w:r>
         <w:lastRenderedPageBreak/>
-        <w:t>where early feedback can guide feature prioritisation and interface design (</w:t>
-      </w:r>
-      <w:r>
-        <w:t>Gulliksen et al., 2003</w:t>
-      </w:r>
-      <w:r>
-        <w:t xml:space="preserve">; </w:t>
-      </w:r>
-      <w:r>
-        <w:t>Norman, 2013</w:t>
-      </w:r>
-      <w:r>
-        <w:t>).</w:t>
+        <w:t>involvement, and iterative development across the system lifecycle (Gulliksen et al., 2003). Such early-stage engagement is especially important for tools supporting emotional and reflective writing, where usability, trust, and interpretability directly influence adoption (Norman, 2013).</w:t>
       </w:r>
     </w:p>
     <w:p>
@@ -18367,15 +17218,7 @@
         <w:t>3</w:t>
       </w:r>
       <w:r>
-        <w:t xml:space="preserve">). One participant indicated regular engagement with therapy notes or case studies, while another occasionally interacted with reflective texts, and one had no direct experience. Across participants, all but one acknowledged occasional difficulty in extracting key emotional themes or insights from written material. This finding highlights the practical challenge </w:t>
-      </w:r>
-      <w:proofErr w:type="spellStart"/>
-      <w:r>
-        <w:t>PsychExtract</w:t>
-      </w:r>
-      <w:proofErr w:type="spellEnd"/>
-      <w:r>
-        <w:t xml:space="preserve"> aims to address: supporting users in identifying salient affective and thematic content efficiently.</w:t>
+        <w:t>). One participant indicated regular engagement with therapy notes or case studies, while another occasionally interacted with reflective texts, and one had no direct experience. Across participants, all but one acknowledged occasional difficulty in extracting key emotional themes or insights from written material. This finding highlights the practical challenge PsychExtract aims to address: supporting users in identifying salient affective and thematic content efficiently.</w:t>
       </w:r>
     </w:p>
     <w:tbl>
@@ -18828,23 +17671,7 @@
         <w:jc w:val="both"/>
       </w:pPr>
       <w:r>
-        <w:t xml:space="preserve">When asked which system </w:t>
-      </w:r>
-      <w:proofErr w:type="gramStart"/>
-      <w:r>
-        <w:t>features</w:t>
-      </w:r>
-      <w:proofErr w:type="gramEnd"/>
-      <w:r>
-        <w:t xml:space="preserve"> they would find useful, participants consistently identified handwriting-to-text conversion, emotion analysis, and highlighting of key themes. One participant additionally suggested an audio read-back function to facilitate engagement with extracted insights. These responses validate the inclusion of both linguistic and emotional analysis components within </w:t>
-      </w:r>
-      <w:proofErr w:type="spellStart"/>
-      <w:r>
-        <w:t>PsychExtract</w:t>
-      </w:r>
-      <w:proofErr w:type="spellEnd"/>
-      <w:r>
-        <w:t xml:space="preserve"> and indicate early alignment with user needs.</w:t>
+        <w:t>When asked which system features they would find useful, participants consistently identified handwriting-to-text conversion, emotion analysis, and highlighting of key themes. One participant additionally suggested an audio read-back function to facilitate engagement with extracted insights. These responses validate the inclusion of both linguistic and emotional analysis components within PsychExtract and indicate early alignment with user needs.</w:t>
       </w:r>
     </w:p>
     <w:p>
@@ -18861,27 +17688,19 @@
       </w:pPr>
       <w:r>
         <w:lastRenderedPageBreak/>
-        <w:t xml:space="preserve">Overall, this preliminary user discovery demonstrates early support for </w:t>
-      </w:r>
-      <w:proofErr w:type="spellStart"/>
-      <w:r>
-        <w:t>PsychExtract’s</w:t>
-      </w:r>
-      <w:proofErr w:type="spellEnd"/>
-      <w:r>
-        <w:t xml:space="preserve"> intended functionality. It also provides valuable guidance for system development, including the prioritisation of interpretable insights, transparent output presentation, and cautious framing of predictive content to mitigate user concerns regarding accuracy and trust. Incorporating such early-stage feedback is consistent with iterative, user-centred approaches that improve both usability and adoption in reflective or therapeutic contexts (</w:t>
-      </w:r>
-      <w:r>
-        <w:t>Gulliksen et al., 2003</w:t>
-      </w:r>
-      <w:r>
-        <w:t xml:space="preserve">; </w:t>
-      </w:r>
-      <w:r>
-        <w:t>Norman, 2013</w:t>
-      </w:r>
-      <w:r>
-        <w:t>).</w:t>
+        <w:t>Overall, this preliminary user discovery demonstrates early support for PsychExtract’s intended functionality</w:t>
+      </w:r>
+      <w:r>
+        <w:t xml:space="preserve">. </w:t>
+      </w:r>
+      <w:r>
+        <w:t>It also provides valuable guidance for system development, including the prioritisation of interpretable insights, transparent output presentation, and cautious framing of predictive content to mitigate user concerns regarding accuracy and trust</w:t>
+      </w:r>
+      <w:r>
+        <w:t>.</w:t>
+      </w:r>
+      <w:r>
+        <w:t xml:space="preserve"> Incorporating feedback at this stage aligns with evolutionary and context-sensitive evaluation principles within UCSD, strengthening both usability and long-term adoption potential (Gulliksen et al., 2003; Norman, 2013).</w:t>
       </w:r>
     </w:p>
     <w:p>
@@ -18906,15 +17725,7 @@
         <w:jc w:val="both"/>
       </w:pPr>
       <w:r>
-        <w:t xml:space="preserve">OCR forms the foundational stage of </w:t>
-      </w:r>
-      <w:proofErr w:type="spellStart"/>
-      <w:r>
-        <w:t>PsychExtract</w:t>
-      </w:r>
-      <w:proofErr w:type="spellEnd"/>
-      <w:r>
-        <w:t>; transcription quality directly affects downstream emotion classification, keyword extraction, and linguistic templating. Errors at this stage propagate, reducing both interpretability and reflective usefulness. Therefore, evaluation prioritised character-level fidelity, preservation of sentence and semantic structure, and usability for human-assisted insight extraction.</w:t>
+        <w:t>OCR forms the foundational stage of PsychExtract; transcription quality directly affects downstream emotion classification, keyword extraction, and linguistic templating. Errors at this stage propagate, reducing both interpretability and reflective usefulness. Therefore, evaluation prioritised character-level fidelity, preservation of sentence and semantic structure, and usability for human-assisted insight extraction.</w:t>
       </w:r>
     </w:p>
     <w:p>
@@ -18932,32 +17743,11 @@
       <w:bookmarkEnd w:id="91"/>
     </w:p>
     <w:p>
-      <w:r>
-        <w:t xml:space="preserve">Five OCR approaches were assessed: Tesseract, </w:t>
-      </w:r>
-      <w:proofErr w:type="spellStart"/>
-      <w:r>
-        <w:t>EasyOCR</w:t>
-      </w:r>
-      <w:proofErr w:type="spellEnd"/>
-      <w:r>
-        <w:t xml:space="preserve">, </w:t>
-      </w:r>
-      <w:proofErr w:type="spellStart"/>
-      <w:r>
-        <w:t>PaddleOCR</w:t>
-      </w:r>
-      <w:proofErr w:type="spellEnd"/>
-      <w:r>
-        <w:t xml:space="preserve">, </w:t>
-      </w:r>
-      <w:proofErr w:type="spellStart"/>
-      <w:r>
-        <w:t>TrOCR</w:t>
-      </w:r>
-      <w:proofErr w:type="spellEnd"/>
-      <w:r>
-        <w:t>, and Qwen. Performance was evaluated using character-level accuracy (CA) and word error rate (WER), two standard metrics in OCR and speech recognition evaluation (</w:t>
+      <w:pPr>
+        <w:jc w:val="both"/>
+      </w:pPr>
+      <w:r>
+        <w:t>Five OCR approaches were assessed: Tesseract, EasyOCR, PaddleOCR, TrOCR, and Qwen. Performance was evaluated using character-level accuracy (CA) and word error rate (WER), two standard metrics in OCR and speech recognition evaluation (</w:t>
       </w:r>
       <w:r>
         <w:t>Morris, Maier and Green, 2004</w:t>
@@ -19088,13 +17878,8 @@
         </w:rPr>
         <w:t xml:space="preserve"> </w:t>
       </w:r>
-      <w:proofErr w:type="gramStart"/>
-      <w:r>
-        <w:t>is</w:t>
-      </w:r>
-      <w:proofErr w:type="gramEnd"/>
-      <w:r>
-        <w:t xml:space="preserve"> substitutions,</w:t>
+      <w:r>
+        <w:t>is substitutions,</w:t>
       </w:r>
       <w:r>
         <w:br/>
@@ -19316,11 +18101,9 @@
             <w:hideMark/>
           </w:tcPr>
           <w:p>
-            <w:proofErr w:type="spellStart"/>
             <w:r>
               <w:t>EasyOCR</w:t>
             </w:r>
-            <w:proofErr w:type="spellEnd"/>
           </w:p>
         </w:tc>
         <w:tc>
@@ -19353,11 +18136,9 @@
             <w:hideMark/>
           </w:tcPr>
           <w:p>
-            <w:proofErr w:type="spellStart"/>
             <w:r>
               <w:t>PaddleOCR</w:t>
             </w:r>
-            <w:proofErr w:type="spellEnd"/>
           </w:p>
         </w:tc>
         <w:tc>
@@ -19390,11 +18171,9 @@
             <w:hideMark/>
           </w:tcPr>
           <w:p>
-            <w:proofErr w:type="spellStart"/>
             <w:r>
               <w:t>TrOCR</w:t>
             </w:r>
-            <w:proofErr w:type="spellEnd"/>
           </w:p>
         </w:tc>
         <w:tc>
@@ -19517,23 +18296,7 @@
         <w:jc w:val="both"/>
       </w:pPr>
       <w:r>
-        <w:t xml:space="preserve">Transformer-based methods, particularly </w:t>
-      </w:r>
-      <w:proofErr w:type="spellStart"/>
-      <w:r>
-        <w:t>TrOCR</w:t>
-      </w:r>
-      <w:proofErr w:type="spellEnd"/>
-      <w:r>
-        <w:t xml:space="preserve"> and Qwen, substantially outperformed traditional OCR engines. Qwen achieved 92.8% CA and 1.1% WER, preserving sentence flow and word order, while </w:t>
-      </w:r>
-      <w:proofErr w:type="spellStart"/>
-      <w:r>
-        <w:t>TrOCR</w:t>
-      </w:r>
-      <w:proofErr w:type="spellEnd"/>
-      <w:r>
-        <w:t xml:space="preserve"> showed moderate improvements but remained sensitive to handwriting variability. Traditional engines yielded fragmented, largely unreadable outputs, unsuitable for downstream NLP or human-assisted review.</w:t>
+        <w:t>Transformer-based methods, particularly TrOCR and Qwen, substantially outperformed traditional OCR engines. Qwen achieved 92.8% CA and 1.1% WER, preserving sentence flow and word order, while TrOCR showed moderate improvements but remained sensitive to handwriting variability. Traditional engines yielded fragmented, largely unreadable outputs, unsuitable for downstream NLP or human-assisted review.</w:t>
       </w:r>
     </w:p>
     <w:p>
@@ -19630,15 +18393,7 @@
         <w:t xml:space="preserve"> and 28</w:t>
       </w:r>
       <w:r>
-        <w:t xml:space="preserve"> illustrate representative outputs. Traditional OCR results are highly fragmented, whereas </w:t>
-      </w:r>
-      <w:proofErr w:type="spellStart"/>
-      <w:r>
-        <w:t>TrOCR</w:t>
-      </w:r>
-      <w:proofErr w:type="spellEnd"/>
-      <w:r>
-        <w:t xml:space="preserve"> generates readable fragments for clear handwriting but deteriorates with complex entries. Qwen consistently produces coherent, structured transcriptions, enabling reliable extraction of emotional and thematic signals.</w:t>
+        <w:t xml:space="preserve"> illustrate representative outputs. Traditional OCR results are highly fragmented, whereas TrOCR generates readable fragments for clear handwriting but deteriorates with complex entries. Qwen consistently produces coherent, structured transcriptions, enabling reliable extraction of emotional and thematic signals.</w:t>
       </w:r>
     </w:p>
     <w:tbl>
@@ -19708,79 +18463,7 @@
                 <w:sz w:val="20"/>
                 <w:szCs w:val="18"/>
               </w:rPr>
-              <w:t xml:space="preserve">L </w:t>
-            </w:r>
-            <w:proofErr w:type="spellStart"/>
-            <w:r>
-              <w:rPr>
-                <w:rFonts w:ascii="Malgun Gothic" w:eastAsia="Malgun Gothic" w:hAnsi="Malgun Gothic" w:cs="Arial"/>
-                <w:sz w:val="20"/>
-                <w:szCs w:val="18"/>
-              </w:rPr>
-              <w:t>neticed</w:t>
-            </w:r>
-            <w:proofErr w:type="spellEnd"/>
-            <w:r>
-              <w:rPr>
-                <w:rFonts w:ascii="Malgun Gothic" w:eastAsia="Malgun Gothic" w:hAnsi="Malgun Gothic" w:cs="Arial"/>
-                <w:sz w:val="20"/>
-                <w:szCs w:val="18"/>
-              </w:rPr>
-              <w:t xml:space="preserve"> a pattern @ my reactions </w:t>
-            </w:r>
-            <w:proofErr w:type="spellStart"/>
-            <w:r>
-              <w:rPr>
-                <w:rFonts w:ascii="Malgun Gothic" w:eastAsia="Malgun Gothic" w:hAnsi="Malgun Gothic" w:cs="Arial"/>
-                <w:sz w:val="20"/>
-                <w:szCs w:val="18"/>
-              </w:rPr>
-              <w:t>ada</w:t>
-            </w:r>
-            <w:proofErr w:type="spellEnd"/>
-            <w:r>
-              <w:rPr>
-                <w:rFonts w:ascii="Malgun Gothic" w:eastAsia="Malgun Gothic" w:hAnsi="Malgun Gothic" w:cs="Arial"/>
-                <w:sz w:val="20"/>
-                <w:szCs w:val="18"/>
-              </w:rPr>
-              <w:t xml:space="preserve">. Le get </w:t>
-            </w:r>
-            <w:proofErr w:type="spellStart"/>
-            <w:r>
-              <w:rPr>
-                <w:rFonts w:ascii="Malgun Gothic" w:eastAsia="Malgun Gothic" w:hAnsi="Malgun Gothic" w:cs="Arial"/>
-                <w:sz w:val="20"/>
-                <w:szCs w:val="18"/>
-              </w:rPr>
-              <w:t>Arkensive</w:t>
-            </w:r>
-            <w:proofErr w:type="spellEnd"/>
-            <w:r>
-              <w:rPr>
-                <w:rFonts w:ascii="Malgun Gothic" w:eastAsia="Malgun Gothic" w:hAnsi="Malgun Gothic" w:cs="Arial"/>
-                <w:sz w:val="20"/>
-                <w:szCs w:val="18"/>
-              </w:rPr>
-              <w:t xml:space="preserve"> then 1 Feel </w:t>
-            </w:r>
-            <w:proofErr w:type="spellStart"/>
-            <w:r>
-              <w:rPr>
-                <w:rFonts w:ascii="Malgun Gothic" w:eastAsia="Malgun Gothic" w:hAnsi="Malgun Gothic" w:cs="Arial"/>
-                <w:sz w:val="20"/>
-                <w:szCs w:val="18"/>
-              </w:rPr>
-              <w:t>wisendee</w:t>
-            </w:r>
-            <w:proofErr w:type="spellEnd"/>
-            <w:r>
-              <w:rPr>
-                <w:rFonts w:ascii="Malgun Gothic" w:eastAsia="Malgun Gothic" w:hAnsi="Malgun Gothic" w:cs="Arial"/>
-                <w:sz w:val="20"/>
-                <w:szCs w:val="18"/>
-              </w:rPr>
-              <w:t xml:space="preserve"> steed,</w:t>
+              <w:t>L neticed a pattern @ my reactions ada. Le get Arkensive then 1 Feel wisendee steed,</w:t>
             </w:r>
           </w:p>
         </w:tc>
@@ -19803,7 +18486,6 @@
                 <w:szCs w:val="18"/>
               </w:rPr>
             </w:pPr>
-            <w:proofErr w:type="spellStart"/>
             <w:r>
               <w:rPr>
                 <w:rFonts w:ascii="Malgun Gothic" w:eastAsia="Malgun Gothic" w:hAnsi="Malgun Gothic" w:cs="Arial"/>
@@ -19812,18 +18494,7 @@
                 <w:sz w:val="20"/>
                 <w:szCs w:val="18"/>
               </w:rPr>
-              <w:t>EasyOCR</w:t>
-            </w:r>
-            <w:proofErr w:type="spellEnd"/>
-            <w:r>
-              <w:rPr>
-                <w:rFonts w:ascii="Malgun Gothic" w:eastAsia="Malgun Gothic" w:hAnsi="Malgun Gothic" w:cs="Arial"/>
-                <w:b/>
-                <w:bCs/>
-                <w:sz w:val="20"/>
-                <w:szCs w:val="18"/>
-              </w:rPr>
-              <w:t>:</w:t>
+              <w:t>EasyOCR:</w:t>
             </w:r>
           </w:p>
         </w:tc>
@@ -19845,90 +18516,8 @@
                 <w:sz w:val="20"/>
                 <w:szCs w:val="18"/>
               </w:rPr>
-              <w:t xml:space="preserve">1 Ared </w:t>
-            </w:r>
-            <w:proofErr w:type="spellStart"/>
-            <w:r>
-              <w:rPr>
-                <w:rFonts w:ascii="Malgun Gothic" w:eastAsia="Malgun Gothic" w:hAnsi="Malgun Gothic" w:cs="Arial"/>
-                <w:sz w:val="20"/>
-                <w:szCs w:val="18"/>
-              </w:rPr>
-              <w:t>putecr</w:t>
-            </w:r>
-            <w:proofErr w:type="spellEnd"/>
-            <w:r>
-              <w:rPr>
-                <w:rFonts w:ascii="Malgun Gothic" w:eastAsia="Malgun Gothic" w:hAnsi="Malgun Gothic" w:cs="Arial"/>
-                <w:sz w:val="20"/>
-                <w:szCs w:val="18"/>
-              </w:rPr>
-              <w:t xml:space="preserve"> "f '</w:t>
-            </w:r>
-            <w:proofErr w:type="spellStart"/>
-            <w:r>
-              <w:rPr>
-                <w:rFonts w:ascii="Malgun Gothic" w:eastAsia="Malgun Gothic" w:hAnsi="Malgun Gothic" w:cs="Arial"/>
-                <w:sz w:val="20"/>
-                <w:szCs w:val="18"/>
-              </w:rPr>
-              <w:t>ato</w:t>
-            </w:r>
-            <w:proofErr w:type="spellEnd"/>
-            <w:r>
-              <w:rPr>
-                <w:rFonts w:ascii="Malgun Gothic" w:eastAsia="Malgun Gothic" w:hAnsi="Malgun Gothic" w:cs="Arial"/>
-                <w:sz w:val="20"/>
-                <w:szCs w:val="18"/>
-              </w:rPr>
-              <w:t xml:space="preserve">} Xasc4: 1 p6r </w:t>
-            </w:r>
-            <w:proofErr w:type="spellStart"/>
-            <w:r>
-              <w:rPr>
-                <w:rFonts w:ascii="Malgun Gothic" w:eastAsia="Malgun Gothic" w:hAnsi="Malgun Gothic" w:cs="Arial"/>
-                <w:sz w:val="20"/>
-                <w:szCs w:val="18"/>
-              </w:rPr>
-              <w:t>dzfensin</w:t>
-            </w:r>
-            <w:proofErr w:type="spellEnd"/>
-            <w:r>
-              <w:rPr>
-                <w:rFonts w:ascii="Malgun Gothic" w:eastAsia="Malgun Gothic" w:hAnsi="Malgun Gothic" w:cs="Arial"/>
-                <w:sz w:val="20"/>
-                <w:szCs w:val="18"/>
-              </w:rPr>
-              <w:t xml:space="preserve"> #le^ 1 </w:t>
-            </w:r>
-            <w:proofErr w:type="spellStart"/>
-            <w:r>
-              <w:rPr>
-                <w:rFonts w:ascii="Malgun Gothic" w:eastAsia="Malgun Gothic" w:hAnsi="Malgun Gothic" w:cs="Arial"/>
-                <w:sz w:val="20"/>
-                <w:szCs w:val="18"/>
-              </w:rPr>
-              <w:t>fccl</w:t>
-            </w:r>
-            <w:proofErr w:type="spellEnd"/>
-            <w:r>
-              <w:rPr>
-                <w:rFonts w:ascii="Malgun Gothic" w:eastAsia="Malgun Gothic" w:hAnsi="Malgun Gothic" w:cs="Arial"/>
-                <w:sz w:val="20"/>
-                <w:szCs w:val="18"/>
-              </w:rPr>
-              <w:t xml:space="preserve"> </w:t>
-            </w:r>
-            <w:proofErr w:type="spellStart"/>
-            <w:r>
-              <w:rPr>
-                <w:rFonts w:ascii="Malgun Gothic" w:eastAsia="Malgun Gothic" w:hAnsi="Malgun Gothic" w:cs="Arial"/>
-                <w:sz w:val="20"/>
-                <w:szCs w:val="18"/>
-              </w:rPr>
-              <w:t>miceadzerfud</w:t>
-            </w:r>
-            <w:proofErr w:type="spellEnd"/>
+              <w:t>1 Ared putecr "f 'ato} Xasc4: 1 p6r dzfensin #le^ 1 fccl miceadzerfud</w:t>
+            </w:r>
           </w:p>
         </w:tc>
       </w:tr>
@@ -19950,7 +18539,6 @@
                 <w:szCs w:val="18"/>
               </w:rPr>
             </w:pPr>
-            <w:proofErr w:type="spellStart"/>
             <w:r>
               <w:rPr>
                 <w:rFonts w:ascii="Malgun Gothic" w:eastAsia="Malgun Gothic" w:hAnsi="Malgun Gothic" w:cs="Arial"/>
@@ -19959,18 +18547,7 @@
                 <w:sz w:val="20"/>
                 <w:szCs w:val="18"/>
               </w:rPr>
-              <w:t>PaddleOCR</w:t>
-            </w:r>
-            <w:proofErr w:type="spellEnd"/>
-            <w:r>
-              <w:rPr>
-                <w:rFonts w:ascii="Malgun Gothic" w:eastAsia="Malgun Gothic" w:hAnsi="Malgun Gothic" w:cs="Arial"/>
-                <w:b/>
-                <w:bCs/>
-                <w:sz w:val="20"/>
-                <w:szCs w:val="18"/>
-              </w:rPr>
-              <w:t>:</w:t>
+              <w:t>PaddleOCR:</w:t>
             </w:r>
           </w:p>
         </w:tc>
@@ -19992,125 +18569,7 @@
                 <w:sz w:val="20"/>
                 <w:szCs w:val="18"/>
               </w:rPr>
-              <w:t xml:space="preserve">1 </w:t>
-            </w:r>
-            <w:proofErr w:type="spellStart"/>
-            <w:proofErr w:type="gramStart"/>
-            <w:r>
-              <w:rPr>
-                <w:rFonts w:ascii="Malgun Gothic" w:eastAsia="Malgun Gothic" w:hAnsi="Malgun Gothic" w:cs="Arial"/>
-                <w:sz w:val="20"/>
-                <w:szCs w:val="18"/>
-              </w:rPr>
-              <w:t>natied</w:t>
-            </w:r>
-            <w:proofErr w:type="spellEnd"/>
-            <w:r>
-              <w:rPr>
-                <w:rFonts w:ascii="Malgun Gothic" w:eastAsia="Malgun Gothic" w:hAnsi="Malgun Gothic" w:cs="Arial"/>
-                <w:sz w:val="20"/>
-                <w:szCs w:val="18"/>
-              </w:rPr>
-              <w:t xml:space="preserve">  per</w:t>
-            </w:r>
-            <w:proofErr w:type="gramEnd"/>
-            <w:r>
-              <w:rPr>
-                <w:rFonts w:ascii="Malgun Gothic" w:eastAsia="Malgun Gothic" w:hAnsi="Malgun Gothic" w:cs="Arial"/>
-                <w:sz w:val="20"/>
-                <w:szCs w:val="18"/>
-              </w:rPr>
-              <w:t xml:space="preserve"> </w:t>
-            </w:r>
-            <w:proofErr w:type="spellStart"/>
-            <w:r>
-              <w:rPr>
-                <w:rFonts w:ascii="Malgun Gothic" w:eastAsia="Malgun Gothic" w:hAnsi="Malgun Gothic" w:cs="Arial"/>
-                <w:sz w:val="20"/>
-                <w:szCs w:val="18"/>
-              </w:rPr>
-              <w:t>i</w:t>
-            </w:r>
-            <w:proofErr w:type="spellEnd"/>
-            <w:r>
-              <w:rPr>
-                <w:rFonts w:ascii="Malgun Gothic" w:eastAsia="Malgun Gothic" w:hAnsi="Malgun Gothic" w:cs="Arial"/>
-                <w:sz w:val="20"/>
-                <w:szCs w:val="18"/>
-              </w:rPr>
-              <w:t xml:space="preserve"> f eat </w:t>
-            </w:r>
-            <w:proofErr w:type="spellStart"/>
-            <w:r>
-              <w:rPr>
-                <w:rFonts w:ascii="Malgun Gothic" w:eastAsia="Malgun Gothic" w:hAnsi="Malgun Gothic" w:cs="Arial"/>
-                <w:sz w:val="20"/>
-                <w:szCs w:val="18"/>
-              </w:rPr>
-              <w:t>tdf</w:t>
-            </w:r>
-            <w:proofErr w:type="spellEnd"/>
-            <w:r>
-              <w:rPr>
-                <w:rFonts w:ascii="Malgun Gothic" w:eastAsia="Malgun Gothic" w:hAnsi="Malgun Gothic" w:cs="Arial"/>
-                <w:sz w:val="20"/>
-                <w:szCs w:val="18"/>
-              </w:rPr>
-              <w:t xml:space="preserve">. I </w:t>
-            </w:r>
-            <w:proofErr w:type="spellStart"/>
-            <w:r>
-              <w:rPr>
-                <w:rFonts w:ascii="Malgun Gothic" w:eastAsia="Malgun Gothic" w:hAnsi="Malgun Gothic" w:cs="Arial"/>
-                <w:sz w:val="20"/>
-                <w:szCs w:val="18"/>
-              </w:rPr>
-              <w:t>gt</w:t>
-            </w:r>
-            <w:proofErr w:type="spellEnd"/>
-            <w:r>
-              <w:rPr>
-                <w:rFonts w:ascii="Malgun Gothic" w:eastAsia="Malgun Gothic" w:hAnsi="Malgun Gothic" w:cs="Arial"/>
-                <w:sz w:val="20"/>
-                <w:szCs w:val="18"/>
-              </w:rPr>
-              <w:t xml:space="preserve"> </w:t>
-            </w:r>
-            <w:proofErr w:type="spellStart"/>
-            <w:r>
-              <w:rPr>
-                <w:rFonts w:ascii="Malgun Gothic" w:eastAsia="Malgun Gothic" w:hAnsi="Malgun Gothic" w:cs="Arial"/>
-                <w:sz w:val="20"/>
-                <w:szCs w:val="18"/>
-              </w:rPr>
-              <w:t>defenie</w:t>
-            </w:r>
-            <w:proofErr w:type="spellEnd"/>
-            <w:r>
-              <w:rPr>
-                <w:rFonts w:ascii="Malgun Gothic" w:eastAsia="Malgun Gothic" w:hAnsi="Malgun Gothic" w:cs="Arial"/>
-                <w:sz w:val="20"/>
-                <w:szCs w:val="18"/>
-              </w:rPr>
-              <w:t xml:space="preserve"> n I fee </w:t>
-            </w:r>
-            <w:proofErr w:type="spellStart"/>
-            <w:r>
-              <w:rPr>
-                <w:rFonts w:ascii="Malgun Gothic" w:eastAsia="Malgun Gothic" w:hAnsi="Malgun Gothic" w:cs="Arial"/>
-                <w:sz w:val="20"/>
-                <w:szCs w:val="18"/>
-              </w:rPr>
-              <w:t>isdeesed</w:t>
-            </w:r>
-            <w:proofErr w:type="spellEnd"/>
-            <w:r>
-              <w:rPr>
-                <w:rFonts w:ascii="Malgun Gothic" w:eastAsia="Malgun Gothic" w:hAnsi="Malgun Gothic" w:cs="Arial"/>
-                <w:sz w:val="20"/>
-                <w:szCs w:val="18"/>
-              </w:rPr>
-              <w:t>.</w:t>
+              <w:t>1 natied  per i f eat tdf. I gt defenie n I fee isdeesed.</w:t>
             </w:r>
           </w:p>
         </w:tc>
@@ -20133,7 +18592,6 @@
                 <w:szCs w:val="18"/>
               </w:rPr>
             </w:pPr>
-            <w:proofErr w:type="spellStart"/>
             <w:r>
               <w:rPr>
                 <w:rFonts w:ascii="Malgun Gothic" w:eastAsia="Malgun Gothic" w:hAnsi="Malgun Gothic" w:cs="Arial"/>
@@ -20142,18 +18600,7 @@
                 <w:sz w:val="20"/>
                 <w:szCs w:val="18"/>
               </w:rPr>
-              <w:t>TrOCR</w:t>
-            </w:r>
-            <w:proofErr w:type="spellEnd"/>
-            <w:r>
-              <w:rPr>
-                <w:rFonts w:ascii="Malgun Gothic" w:eastAsia="Malgun Gothic" w:hAnsi="Malgun Gothic" w:cs="Arial"/>
-                <w:b/>
-                <w:bCs/>
-                <w:sz w:val="20"/>
-                <w:szCs w:val="18"/>
-              </w:rPr>
-              <w:t>:</w:t>
+              <w:t>TrOCR:</w:t>
             </w:r>
           </w:p>
         </w:tc>
@@ -20175,25 +18622,7 @@
                 <w:sz w:val="20"/>
                 <w:szCs w:val="18"/>
               </w:rPr>
-              <w:t xml:space="preserve">I arrived a pattern in my reactions </w:t>
-            </w:r>
-            <w:proofErr w:type="gramStart"/>
-            <w:r>
-              <w:rPr>
-                <w:rFonts w:ascii="Malgun Gothic" w:eastAsia="Malgun Gothic" w:hAnsi="Malgun Gothic" w:cs="Arial"/>
-                <w:sz w:val="20"/>
-                <w:szCs w:val="18"/>
-              </w:rPr>
-              <w:t>today .</w:t>
-            </w:r>
-            <w:proofErr w:type="gramEnd"/>
-            <w:r>
-              <w:rPr>
-                <w:rFonts w:ascii="Malgun Gothic" w:eastAsia="Malgun Gothic" w:hAnsi="Malgun Gothic" w:cs="Arial"/>
-                <w:sz w:val="20"/>
-                <w:szCs w:val="18"/>
-              </w:rPr>
-              <w:t xml:space="preserve"> In yet defensive when I feel misunderstood</w:t>
+              <w:t>I arrived a pattern in my reactions today . In yet defensive when I feel misunderstood</w:t>
             </w:r>
           </w:p>
         </w:tc>
@@ -20456,151 +18885,13 @@
                 <w:szCs w:val="18"/>
               </w:rPr>
             </w:pPr>
-            <w:proofErr w:type="spellStart"/>
             <w:r>
               <w:rPr>
                 <w:rFonts w:ascii="Malgun Gothic" w:eastAsia="Malgun Gothic" w:hAnsi="Malgun Gothic"/>
                 <w:sz w:val="20"/>
                 <w:szCs w:val="18"/>
               </w:rPr>
-              <w:t>Vargruh</w:t>
-            </w:r>
-            <w:proofErr w:type="spellEnd"/>
-            <w:r>
-              <w:rPr>
-                <w:rFonts w:ascii="Malgun Gothic" w:eastAsia="Malgun Gothic" w:hAnsi="Malgun Gothic"/>
-                <w:sz w:val="20"/>
-                <w:szCs w:val="18"/>
-              </w:rPr>
-              <w:t xml:space="preserve"> how </w:t>
-            </w:r>
-            <w:proofErr w:type="spellStart"/>
-            <w:r>
-              <w:rPr>
-                <w:rFonts w:ascii="Malgun Gothic" w:eastAsia="Malgun Gothic" w:hAnsi="Malgun Gothic"/>
-                <w:sz w:val="20"/>
-                <w:szCs w:val="18"/>
-              </w:rPr>
-              <w:t>rease</w:t>
-            </w:r>
-            <w:proofErr w:type="spellEnd"/>
-            <w:r>
-              <w:rPr>
-                <w:rFonts w:ascii="Malgun Gothic" w:eastAsia="Malgun Gothic" w:hAnsi="Malgun Gothic"/>
-                <w:sz w:val="20"/>
-                <w:szCs w:val="18"/>
-              </w:rPr>
-              <w:t xml:space="preserve"> my body Falk </w:t>
-            </w:r>
-            <w:proofErr w:type="spellStart"/>
-            <w:proofErr w:type="gramStart"/>
-            <w:r>
-              <w:rPr>
-                <w:rFonts w:ascii="Malgun Gothic" w:eastAsia="Malgun Gothic" w:hAnsi="Malgun Gothic"/>
-                <w:sz w:val="20"/>
-                <w:szCs w:val="18"/>
-              </w:rPr>
-              <w:t>thsmeraica</w:t>
-            </w:r>
-            <w:proofErr w:type="spellEnd"/>
-            <w:r>
-              <w:rPr>
-                <w:rFonts w:ascii="Malgun Gothic" w:eastAsia="Malgun Gothic" w:hAnsi="Malgun Gothic"/>
-                <w:sz w:val="20"/>
-                <w:szCs w:val="18"/>
-              </w:rPr>
-              <w:t xml:space="preserve"> .</w:t>
-            </w:r>
-            <w:proofErr w:type="gramEnd"/>
-            <w:r>
-              <w:rPr>
-                <w:rFonts w:ascii="Malgun Gothic" w:eastAsia="Malgun Gothic" w:hAnsi="Malgun Gothic"/>
-                <w:sz w:val="20"/>
-                <w:szCs w:val="18"/>
-              </w:rPr>
-              <w:t xml:space="preserve"> M elves woe tune, | </w:t>
-            </w:r>
-            <w:proofErr w:type="spellStart"/>
-            <w:proofErr w:type="gramStart"/>
-            <w:r>
-              <w:rPr>
-                <w:rFonts w:ascii="Malgun Gothic" w:eastAsia="Malgun Gothic" w:hAnsi="Malgun Gothic"/>
-                <w:sz w:val="20"/>
-                <w:szCs w:val="18"/>
-              </w:rPr>
-              <w:t>bo</w:t>
-            </w:r>
-            <w:proofErr w:type="spellEnd"/>
-            <w:r>
-              <w:rPr>
-                <w:rFonts w:ascii="Malgun Gothic" w:eastAsia="Malgun Gothic" w:hAnsi="Malgun Gothic"/>
-                <w:sz w:val="20"/>
-                <w:szCs w:val="18"/>
-              </w:rPr>
-              <w:t xml:space="preserve"> }</w:t>
-            </w:r>
-            <w:proofErr w:type="gramEnd"/>
-            <w:r>
-              <w:rPr>
-                <w:rFonts w:ascii="Malgun Gothic" w:eastAsia="Malgun Gothic" w:hAnsi="Malgun Gothic"/>
-                <w:sz w:val="20"/>
-                <w:szCs w:val="18"/>
-              </w:rPr>
-              <w:t xml:space="preserve"> </w:t>
-            </w:r>
-            <w:proofErr w:type="spellStart"/>
-            <w:r>
-              <w:rPr>
-                <w:rFonts w:ascii="Malgun Gothic" w:eastAsia="Malgun Gothic" w:hAnsi="Malgun Gothic"/>
-                <w:sz w:val="20"/>
-                <w:szCs w:val="18"/>
-              </w:rPr>
-              <w:t>ov</w:t>
-            </w:r>
-            <w:proofErr w:type="spellEnd"/>
-            <w:r>
-              <w:rPr>
-                <w:rFonts w:ascii="Malgun Gothic" w:eastAsia="Malgun Gothic" w:hAnsi="Malgun Gothic"/>
-                <w:sz w:val="20"/>
-                <w:szCs w:val="18"/>
-              </w:rPr>
-              <w:t xml:space="preserve"> vole (</w:t>
-            </w:r>
-            <w:proofErr w:type="spellStart"/>
-            <w:r>
-              <w:rPr>
-                <w:rFonts w:ascii="Malgun Gothic" w:eastAsia="Malgun Gothic" w:hAnsi="Malgun Gothic"/>
-                <w:sz w:val="20"/>
-                <w:szCs w:val="18"/>
-              </w:rPr>
-              <w:t>ro</w:t>
-            </w:r>
-            <w:proofErr w:type="spellEnd"/>
-            <w:r>
-              <w:rPr>
-                <w:rFonts w:ascii="Malgun Gothic" w:eastAsia="Malgun Gothic" w:hAnsi="Malgun Gothic"/>
-                <w:sz w:val="20"/>
-                <w:szCs w:val="18"/>
-              </w:rPr>
-              <w:t xml:space="preserve">) clad 4 </w:t>
-            </w:r>
-            <w:proofErr w:type="spellStart"/>
-            <w:r>
-              <w:rPr>
-                <w:rFonts w:ascii="Malgun Gothic" w:eastAsia="Malgun Gothic" w:hAnsi="Malgun Gothic"/>
-                <w:sz w:val="20"/>
-                <w:szCs w:val="18"/>
-              </w:rPr>
-              <w:t>enien</w:t>
-            </w:r>
-            <w:proofErr w:type="spellEnd"/>
-            <w:r>
-              <w:rPr>
-                <w:rFonts w:ascii="Malgun Gothic" w:eastAsia="Malgun Gothic" w:hAnsi="Malgun Gothic"/>
-                <w:sz w:val="20"/>
-                <w:szCs w:val="18"/>
-              </w:rPr>
-              <w:t xml:space="preserve"> Ch</w:t>
+              <w:t>Vargruh how rease my body Falk thsmeraica . M elves woe tune, | bo } ov vole (ro) clad 4 enien Ch</w:t>
             </w:r>
           </w:p>
         </w:tc>
@@ -20623,7 +18914,6 @@
                 <w:szCs w:val="18"/>
               </w:rPr>
             </w:pPr>
-            <w:proofErr w:type="spellStart"/>
             <w:r>
               <w:rPr>
                 <w:rFonts w:ascii="Malgun Gothic" w:eastAsia="Malgun Gothic" w:hAnsi="Malgun Gothic"/>
@@ -20634,7 +18924,6 @@
               </w:rPr>
               <w:t>EasyOCR</w:t>
             </w:r>
-            <w:proofErr w:type="spellEnd"/>
             <w:r>
               <w:rPr>
                 <w:rFonts w:ascii="Malgun Gothic" w:eastAsia="Malgun Gothic" w:hAnsi="Malgun Gothic"/>
@@ -20667,180 +18956,8 @@
                 <w:sz w:val="20"/>
                 <w:szCs w:val="18"/>
               </w:rPr>
-              <w:t>~</w:t>
-            </w:r>
-            <w:proofErr w:type="spellStart"/>
-            <w:r>
-              <w:rPr>
-                <w:rFonts w:ascii="Malgun Gothic" w:eastAsia="Malgun Gothic" w:hAnsi="Malgun Gothic"/>
-                <w:sz w:val="20"/>
-                <w:szCs w:val="18"/>
-              </w:rPr>
-              <w:t>oked</w:t>
-            </w:r>
-            <w:proofErr w:type="spellEnd"/>
-            <w:r>
-              <w:rPr>
-                <w:rFonts w:ascii="Malgun Gothic" w:eastAsia="Malgun Gothic" w:hAnsi="Malgun Gothic"/>
-                <w:sz w:val="20"/>
-                <w:szCs w:val="18"/>
-              </w:rPr>
-              <w:t xml:space="preserve"> </w:t>
-            </w:r>
-            <w:proofErr w:type="spellStart"/>
-            <w:r>
-              <w:rPr>
-                <w:rFonts w:ascii="Malgun Gothic" w:eastAsia="Malgun Gothic" w:hAnsi="Malgun Gothic"/>
-                <w:sz w:val="20"/>
-                <w:szCs w:val="18"/>
-              </w:rPr>
-              <w:t>hxw</w:t>
-            </w:r>
-            <w:proofErr w:type="spellEnd"/>
-            <w:r>
-              <w:rPr>
-                <w:rFonts w:ascii="Malgun Gothic" w:eastAsia="Malgun Gothic" w:hAnsi="Malgun Gothic"/>
-                <w:sz w:val="20"/>
-                <w:szCs w:val="18"/>
-              </w:rPr>
-              <w:t xml:space="preserve"> </w:t>
-            </w:r>
-            <w:proofErr w:type="spellStart"/>
-            <w:r>
-              <w:rPr>
-                <w:rFonts w:ascii="Malgun Gothic" w:eastAsia="Malgun Gothic" w:hAnsi="Malgun Gothic"/>
-                <w:sz w:val="20"/>
-                <w:szCs w:val="18"/>
-              </w:rPr>
-              <w:t>rease</w:t>
-            </w:r>
-            <w:proofErr w:type="spellEnd"/>
-            <w:r>
-              <w:rPr>
-                <w:rFonts w:ascii="Malgun Gothic" w:eastAsia="Malgun Gothic" w:hAnsi="Malgun Gothic"/>
-                <w:sz w:val="20"/>
-                <w:szCs w:val="18"/>
-              </w:rPr>
-              <w:t xml:space="preserve"> ~4 </w:t>
-            </w:r>
-            <w:proofErr w:type="spellStart"/>
-            <w:r>
-              <w:rPr>
-                <w:rFonts w:ascii="Malgun Gothic" w:eastAsia="Malgun Gothic" w:hAnsi="Malgun Gothic"/>
-                <w:sz w:val="20"/>
-                <w:szCs w:val="18"/>
-              </w:rPr>
-              <w:t>bocly</w:t>
-            </w:r>
-            <w:proofErr w:type="spellEnd"/>
-            <w:r>
-              <w:rPr>
-                <w:rFonts w:ascii="Malgun Gothic" w:eastAsia="Malgun Gothic" w:hAnsi="Malgun Gothic"/>
-                <w:sz w:val="20"/>
-                <w:szCs w:val="18"/>
-              </w:rPr>
-              <w:t xml:space="preserve"> </w:t>
-            </w:r>
-            <w:proofErr w:type="spellStart"/>
-            <w:r>
-              <w:rPr>
-                <w:rFonts w:ascii="Malgun Gothic" w:eastAsia="Malgun Gothic" w:hAnsi="Malgun Gothic"/>
-                <w:sz w:val="20"/>
-                <w:szCs w:val="18"/>
-              </w:rPr>
-              <w:t>fel</w:t>
-            </w:r>
-            <w:proofErr w:type="spellEnd"/>
-            <w:r>
-              <w:rPr>
-                <w:rFonts w:ascii="Malgun Gothic" w:eastAsia="Malgun Gothic" w:hAnsi="Malgun Gothic"/>
-                <w:sz w:val="20"/>
-                <w:szCs w:val="18"/>
-              </w:rPr>
-              <w:t>+ +</w:t>
-            </w:r>
-            <w:proofErr w:type="spellStart"/>
-            <w:r>
-              <w:rPr>
-                <w:rFonts w:ascii="Malgun Gothic" w:eastAsia="Malgun Gothic" w:hAnsi="Malgun Gothic"/>
-                <w:sz w:val="20"/>
-                <w:szCs w:val="18"/>
-              </w:rPr>
-              <w:t>hssrorar</w:t>
-            </w:r>
-            <w:proofErr w:type="spellEnd"/>
-            <w:r>
-              <w:rPr>
-                <w:rFonts w:ascii="Malgun Gothic" w:eastAsia="Malgun Gothic" w:hAnsi="Malgun Gothic"/>
-                <w:sz w:val="20"/>
-                <w:szCs w:val="18"/>
-              </w:rPr>
-              <w:t xml:space="preserve"> M </w:t>
-            </w:r>
-            <w:proofErr w:type="spellStart"/>
-            <w:r>
-              <w:rPr>
-                <w:rFonts w:ascii="Malgun Gothic" w:eastAsia="Malgun Gothic" w:hAnsi="Malgun Gothic"/>
-                <w:sz w:val="20"/>
-                <w:szCs w:val="18"/>
-              </w:rPr>
-              <w:t>shaldus</w:t>
-            </w:r>
-            <w:proofErr w:type="spellEnd"/>
-            <w:r>
-              <w:rPr>
-                <w:rFonts w:ascii="Malgun Gothic" w:eastAsia="Malgun Gothic" w:hAnsi="Malgun Gothic"/>
-                <w:sz w:val="20"/>
-                <w:szCs w:val="18"/>
-              </w:rPr>
-              <w:t xml:space="preserve"> nec </w:t>
-            </w:r>
-            <w:proofErr w:type="spellStart"/>
-            <w:r>
-              <w:rPr>
-                <w:rFonts w:ascii="Malgun Gothic" w:eastAsia="Malgun Gothic" w:hAnsi="Malgun Gothic"/>
-                <w:sz w:val="20"/>
-                <w:szCs w:val="18"/>
-              </w:rPr>
-              <w:t>richt</w:t>
-            </w:r>
-            <w:proofErr w:type="spellEnd"/>
-            <w:r>
-              <w:rPr>
-                <w:rFonts w:ascii="Malgun Gothic" w:eastAsia="Malgun Gothic" w:hAnsi="Malgun Gothic"/>
-                <w:sz w:val="20"/>
-                <w:szCs w:val="18"/>
-              </w:rPr>
-              <w:t xml:space="preserve"> 1 </w:t>
-            </w:r>
-            <w:proofErr w:type="spellStart"/>
-            <w:r>
-              <w:rPr>
-                <w:rFonts w:ascii="Malgun Gothic" w:eastAsia="Malgun Gothic" w:hAnsi="Malgun Gothic"/>
-                <w:sz w:val="20"/>
-                <w:szCs w:val="18"/>
-              </w:rPr>
-              <w:t>cnd</w:t>
-            </w:r>
-            <w:proofErr w:type="spellEnd"/>
-            <w:r>
-              <w:rPr>
-                <w:rFonts w:ascii="Malgun Gothic" w:eastAsia="Malgun Gothic" w:hAnsi="Malgun Gothic"/>
-                <w:sz w:val="20"/>
-                <w:szCs w:val="18"/>
-              </w:rPr>
-              <w:t xml:space="preserve">" 1 8-x4Gled + sky </w:t>
-            </w:r>
-            <w:proofErr w:type="spellStart"/>
-            <w:r>
-              <w:rPr>
-                <w:rFonts w:ascii="Malgun Gothic" w:eastAsia="Malgun Gothic" w:hAnsi="Malgun Gothic"/>
-                <w:sz w:val="20"/>
-                <w:szCs w:val="18"/>
-              </w:rPr>
-              <w:t>bearwcCA</w:t>
-            </w:r>
-            <w:proofErr w:type="spellEnd"/>
+              <w:t>~oked hxw rease ~4 bocly fel+ +hssrorar M shaldus nec richt 1 cnd" 1 8-x4Gled + sky bearwcCA</w:t>
+            </w:r>
           </w:p>
         </w:tc>
       </w:tr>
@@ -20862,7 +18979,6 @@
                 <w:szCs w:val="18"/>
               </w:rPr>
             </w:pPr>
-            <w:proofErr w:type="spellStart"/>
             <w:r>
               <w:rPr>
                 <w:rFonts w:ascii="Malgun Gothic" w:eastAsia="Malgun Gothic" w:hAnsi="Malgun Gothic"/>
@@ -20873,7 +18989,6 @@
               </w:rPr>
               <w:t>PaddleOCR</w:t>
             </w:r>
-            <w:proofErr w:type="spellEnd"/>
             <w:r>
               <w:rPr>
                 <w:rFonts w:ascii="Malgun Gothic" w:eastAsia="Malgun Gothic" w:hAnsi="Malgun Gothic"/>
@@ -20906,198 +19021,8 @@
                 <w:sz w:val="20"/>
                 <w:szCs w:val="18"/>
               </w:rPr>
-              <w:t xml:space="preserve">I </w:t>
-            </w:r>
-            <w:proofErr w:type="spellStart"/>
-            <w:r>
-              <w:rPr>
-                <w:rFonts w:ascii="Malgun Gothic" w:eastAsia="Malgun Gothic" w:hAnsi="Malgun Gothic"/>
-                <w:sz w:val="20"/>
-                <w:szCs w:val="18"/>
-              </w:rPr>
-              <w:t>noticd</w:t>
-            </w:r>
-            <w:proofErr w:type="spellEnd"/>
-            <w:r>
-              <w:rPr>
-                <w:rFonts w:ascii="Malgun Gothic" w:eastAsia="Malgun Gothic" w:hAnsi="Malgun Gothic"/>
-                <w:sz w:val="20"/>
-                <w:szCs w:val="18"/>
-              </w:rPr>
-              <w:t xml:space="preserve"> how </w:t>
-            </w:r>
-            <w:proofErr w:type="spellStart"/>
-            <w:r>
-              <w:rPr>
-                <w:rFonts w:ascii="Malgun Gothic" w:eastAsia="Malgun Gothic" w:hAnsi="Malgun Gothic"/>
-                <w:sz w:val="20"/>
-                <w:szCs w:val="18"/>
-              </w:rPr>
-              <w:t>rerse</w:t>
-            </w:r>
-            <w:proofErr w:type="spellEnd"/>
-            <w:r>
-              <w:rPr>
-                <w:rFonts w:ascii="Malgun Gothic" w:eastAsia="Malgun Gothic" w:hAnsi="Malgun Gothic"/>
-                <w:sz w:val="20"/>
-                <w:szCs w:val="18"/>
-              </w:rPr>
-              <w:t xml:space="preserve"> my body </w:t>
-            </w:r>
-            <w:proofErr w:type="spellStart"/>
-            <w:r>
-              <w:rPr>
-                <w:rFonts w:ascii="Malgun Gothic" w:eastAsia="Malgun Gothic" w:hAnsi="Malgun Gothic"/>
-                <w:sz w:val="20"/>
-                <w:szCs w:val="18"/>
-              </w:rPr>
-              <w:t>fel</w:t>
-            </w:r>
-            <w:proofErr w:type="spellEnd"/>
-            <w:r>
-              <w:rPr>
-                <w:rFonts w:ascii="Malgun Gothic" w:eastAsia="Malgun Gothic" w:hAnsi="Malgun Gothic"/>
-                <w:sz w:val="20"/>
-                <w:szCs w:val="18"/>
-              </w:rPr>
-              <w:t xml:space="preserve"> </w:t>
-            </w:r>
-            <w:proofErr w:type="spellStart"/>
-            <w:r>
-              <w:rPr>
-                <w:rFonts w:ascii="Malgun Gothic" w:eastAsia="Malgun Gothic" w:hAnsi="Malgun Gothic"/>
-                <w:sz w:val="20"/>
-                <w:szCs w:val="18"/>
-              </w:rPr>
-              <w:t>thsoniy</w:t>
-            </w:r>
-            <w:proofErr w:type="spellEnd"/>
-            <w:r>
-              <w:rPr>
-                <w:rFonts w:ascii="Malgun Gothic" w:eastAsia="Malgun Gothic" w:hAnsi="Malgun Gothic"/>
-                <w:sz w:val="20"/>
-                <w:szCs w:val="18"/>
-              </w:rPr>
-              <w:t xml:space="preserve">. My </w:t>
-            </w:r>
-            <w:proofErr w:type="spellStart"/>
-            <w:r>
-              <w:rPr>
-                <w:rFonts w:ascii="Malgun Gothic" w:eastAsia="Malgun Gothic" w:hAnsi="Malgun Gothic"/>
-                <w:sz w:val="20"/>
-                <w:szCs w:val="18"/>
-              </w:rPr>
-              <w:t>shauldes</w:t>
-            </w:r>
-            <w:proofErr w:type="spellEnd"/>
-            <w:r>
-              <w:rPr>
-                <w:rFonts w:ascii="Malgun Gothic" w:eastAsia="Malgun Gothic" w:hAnsi="Malgun Gothic"/>
-                <w:sz w:val="20"/>
-                <w:szCs w:val="18"/>
-              </w:rPr>
-              <w:t xml:space="preserve"> wee </w:t>
-            </w:r>
-            <w:proofErr w:type="spellStart"/>
-            <w:r>
-              <w:rPr>
-                <w:rFonts w:ascii="Malgun Gothic" w:eastAsia="Malgun Gothic" w:hAnsi="Malgun Gothic"/>
-                <w:sz w:val="20"/>
-                <w:szCs w:val="18"/>
-              </w:rPr>
-              <w:t>cihr</w:t>
-            </w:r>
-            <w:proofErr w:type="spellEnd"/>
-            <w:r>
-              <w:rPr>
-                <w:rFonts w:ascii="Malgun Gothic" w:eastAsia="Malgun Gothic" w:hAnsi="Malgun Gothic"/>
-                <w:sz w:val="20"/>
-                <w:szCs w:val="18"/>
-              </w:rPr>
-              <w:t xml:space="preserve">, I </w:t>
-            </w:r>
-            <w:proofErr w:type="spellStart"/>
-            <w:r>
-              <w:rPr>
-                <w:rFonts w:ascii="Malgun Gothic" w:eastAsia="Malgun Gothic" w:hAnsi="Malgun Gothic"/>
-                <w:sz w:val="20"/>
-                <w:szCs w:val="18"/>
-              </w:rPr>
-              <w:t>cndlI</w:t>
-            </w:r>
-            <w:proofErr w:type="spellEnd"/>
-            <w:r>
-              <w:rPr>
-                <w:rFonts w:ascii="Malgun Gothic" w:eastAsia="Malgun Gothic" w:hAnsi="Malgun Gothic"/>
-                <w:sz w:val="20"/>
-                <w:szCs w:val="18"/>
-              </w:rPr>
-              <w:t xml:space="preserve"> or </w:t>
-            </w:r>
-            <w:proofErr w:type="spellStart"/>
-            <w:r>
-              <w:rPr>
-                <w:rFonts w:ascii="Malgun Gothic" w:eastAsia="Malgun Gothic" w:hAnsi="Malgun Gothic"/>
-                <w:sz w:val="20"/>
-                <w:szCs w:val="18"/>
-              </w:rPr>
-              <w:t>uygled</w:t>
-            </w:r>
-            <w:proofErr w:type="spellEnd"/>
-            <w:r>
-              <w:rPr>
-                <w:rFonts w:ascii="Malgun Gothic" w:eastAsia="Malgun Gothic" w:hAnsi="Malgun Gothic"/>
-                <w:sz w:val="20"/>
-                <w:szCs w:val="18"/>
-              </w:rPr>
-              <w:t>(</w:t>
-            </w:r>
-            <w:proofErr w:type="spellStart"/>
-            <w:r>
-              <w:rPr>
-                <w:rFonts w:ascii="Malgun Gothic" w:eastAsia="Malgun Gothic" w:hAnsi="Malgun Gothic"/>
-                <w:sz w:val="20"/>
-                <w:szCs w:val="18"/>
-              </w:rPr>
-              <w:t>ro</w:t>
-            </w:r>
-            <w:proofErr w:type="spellEnd"/>
-            <w:r>
-              <w:rPr>
-                <w:rFonts w:ascii="Malgun Gothic" w:eastAsia="Malgun Gothic" w:hAnsi="Malgun Gothic"/>
-                <w:sz w:val="20"/>
-                <w:szCs w:val="18"/>
-              </w:rPr>
-              <w:t>)</w:t>
-            </w:r>
-            <w:proofErr w:type="spellStart"/>
-            <w:r>
-              <w:rPr>
-                <w:rFonts w:ascii="Malgun Gothic" w:eastAsia="Malgun Gothic" w:hAnsi="Malgun Gothic"/>
-                <w:sz w:val="20"/>
-                <w:szCs w:val="18"/>
-              </w:rPr>
-              <w:t>oln</w:t>
-            </w:r>
-            <w:proofErr w:type="spellEnd"/>
-            <w:r>
-              <w:rPr>
-                <w:rFonts w:ascii="Malgun Gothic" w:eastAsia="Malgun Gothic" w:hAnsi="Malgun Gothic"/>
-                <w:sz w:val="20"/>
-                <w:szCs w:val="18"/>
-              </w:rPr>
-              <w:t xml:space="preserve"> </w:t>
-            </w:r>
-            <w:proofErr w:type="spellStart"/>
-            <w:r>
-              <w:rPr>
-                <w:rFonts w:ascii="Malgun Gothic" w:eastAsia="Malgun Gothic" w:hAnsi="Malgun Gothic"/>
-                <w:sz w:val="20"/>
-                <w:szCs w:val="18"/>
-              </w:rPr>
-              <w:t>branhirc</w:t>
-            </w:r>
-            <w:proofErr w:type="spellEnd"/>
+              <w:t>I noticd how rerse my body fel thsoniy. My shauldes wee cihr, I cndlI or uygled(ro)oln branhirc</w:t>
+            </w:r>
           </w:p>
         </w:tc>
       </w:tr>
@@ -21119,7 +19044,6 @@
                 <w:szCs w:val="18"/>
               </w:rPr>
             </w:pPr>
-            <w:proofErr w:type="spellStart"/>
             <w:r>
               <w:rPr>
                 <w:rFonts w:ascii="Malgun Gothic" w:eastAsia="Malgun Gothic" w:hAnsi="Malgun Gothic"/>
@@ -21130,7 +19054,6 @@
               </w:rPr>
               <w:t>TrOCR</w:t>
             </w:r>
-            <w:proofErr w:type="spellEnd"/>
             <w:r>
               <w:rPr>
                 <w:rFonts w:ascii="Malgun Gothic" w:eastAsia="Malgun Gothic" w:hAnsi="Malgun Gothic"/>
@@ -21494,31 +19417,7 @@
         <w:jc w:val="both"/>
       </w:pPr>
       <w:r>
-        <w:t xml:space="preserve">Beyond raw metrics, OCR evaluation emphasised contextual and emotional meaning preservation. Traditional OCR outputs frequently omit modifiers and connectors, while </w:t>
-      </w:r>
-      <w:proofErr w:type="spellStart"/>
-      <w:r>
-        <w:t>TrOCR</w:t>
-      </w:r>
-      <w:proofErr w:type="spellEnd"/>
-      <w:r>
-        <w:t xml:space="preserve"> occasionally misrepresents sentence intent. Qwen best </w:t>
-      </w:r>
-      <w:proofErr w:type="gramStart"/>
-      <w:r>
-        <w:t>preserves</w:t>
-      </w:r>
-      <w:proofErr w:type="gramEnd"/>
-      <w:r>
-        <w:t xml:space="preserve"> semantic structure and affective content, producing outputs suitable for human review and downstream NLP analysis, aligning with </w:t>
-      </w:r>
-      <w:proofErr w:type="spellStart"/>
-      <w:r>
-        <w:t>PsychExtract’s</w:t>
-      </w:r>
-      <w:proofErr w:type="spellEnd"/>
-      <w:r>
-        <w:t xml:space="preserve"> assistive, non-diagnostic ethos.</w:t>
+        <w:t>Beyond raw metrics, OCR evaluation emphasised contextual and emotional meaning preservation. Traditional OCR outputs frequently omit modifiers and connectors, while TrOCR occasionally misrepresents sentence intent. Qwen best preserves semantic structure and affective content, producing outputs suitable for human review and downstream NLP analysis, aligning with PsychExtract’s assistive, non-diagnostic ethos.</w:t>
       </w:r>
     </w:p>
     <w:p>
@@ -21526,23 +19425,7 @@
         <w:jc w:val="both"/>
       </w:pPr>
       <w:r>
-        <w:t>Consistent with human-AI interaction guidelines (</w:t>
-      </w:r>
-      <w:proofErr w:type="spellStart"/>
-      <w:r>
-        <w:t>Amershi</w:t>
-      </w:r>
-      <w:proofErr w:type="spellEnd"/>
-      <w:r>
-        <w:t xml:space="preserve"> et al., 2019), human oversight remains critical: </w:t>
-      </w:r>
-      <w:proofErr w:type="spellStart"/>
-      <w:r>
-        <w:t>PsychExtract</w:t>
-      </w:r>
-      <w:proofErr w:type="spellEnd"/>
-      <w:r>
-        <w:t xml:space="preserve"> deliberately avoids automated interpretation, reinforcing ethical boundaries between transcription and clinical decision-making. Observed minor hallucinations and sensitivity to image quality highlight the system’s role as a supportive layer rather than a standalone tool</w:t>
+        <w:t>Consistent with human-AI interaction guidelines (Amershi et al., 2019), human oversight remains critical: PsychExtract deliberately avoids automated interpretation, reinforcing ethical boundaries between transcription and clinical decision-making. Observed minor hallucinations and sensitivity to image quality highlight the system’s role as a supportive layer rather than a standalone tool</w:t>
       </w:r>
       <w:r>
         <w:t>.</w:t>
@@ -21559,14 +19442,9 @@
       </w:pPr>
       <w:bookmarkStart w:id="95" w:name="_Toc221377171"/>
       <w:r>
-        <w:t xml:space="preserve">Implications for </w:t>
-      </w:r>
-      <w:proofErr w:type="spellStart"/>
-      <w:r>
-        <w:t>PsychExtract</w:t>
+        <w:t>Implications for PsychExtract</w:t>
       </w:r>
       <w:bookmarkEnd w:id="95"/>
-      <w:proofErr w:type="spellEnd"/>
     </w:p>
     <w:p>
       <w:pPr>
@@ -21598,23 +19476,7 @@
         <w:jc w:val="both"/>
       </w:pPr>
       <w:r>
-        <w:t xml:space="preserve">Emotion classification evaluates whether the system can identify salient affective content within reflective writing, supporting insight formation. Transformer-based models, </w:t>
-      </w:r>
-      <w:proofErr w:type="spellStart"/>
-      <w:r>
-        <w:t>DistilBERT</w:t>
-      </w:r>
-      <w:proofErr w:type="spellEnd"/>
-      <w:r>
-        <w:t xml:space="preserve"> and </w:t>
-      </w:r>
-      <w:proofErr w:type="spellStart"/>
-      <w:r>
-        <w:t>RoBERTa</w:t>
-      </w:r>
-      <w:proofErr w:type="spellEnd"/>
-      <w:r>
-        <w:t xml:space="preserve">, were assessed under zero-shot inference conditions, </w:t>
+        <w:t xml:space="preserve">Emotion classification evaluates whether the system can identify salient affective content within reflective writing, supporting insight formation. Transformer-based models, DistilBERT and RoBERTa, were assessed under zero-shot inference conditions, </w:t>
       </w:r>
       <w:r>
         <w:t>reflecting realistic deployment constraints for early-stage system integration</w:t>
@@ -22240,31 +20102,10 @@
         <w:jc w:val="both"/>
       </w:pPr>
       <w:r>
-        <w:t xml:space="preserve">On a </w:t>
-      </w:r>
-      <w:proofErr w:type="spellStart"/>
-      <w:r>
-        <w:t>GoEmotions</w:t>
-      </w:r>
-      <w:proofErr w:type="spellEnd"/>
-      <w:r>
-        <w:t xml:space="preserve"> subset, </w:t>
-      </w:r>
-      <w:proofErr w:type="spellStart"/>
-      <w:r>
-        <w:t>RoBERTa</w:t>
-      </w:r>
-      <w:proofErr w:type="spellEnd"/>
-      <w:r>
-        <w:t xml:space="preserve"> consistently outperforms </w:t>
-      </w:r>
-      <w:proofErr w:type="spellStart"/>
-      <w:r>
-        <w:t>DistilBERT</w:t>
-      </w:r>
-      <w:proofErr w:type="spellEnd"/>
-      <w:r>
-        <w:t xml:space="preserve"> across all overall metrics</w:t>
+        <w:t xml:space="preserve">On a GoEmotions subset, </w:t>
+      </w:r>
+      <w:r>
+        <w:t>RoBERTa consistently outperforms DistilBERT across all overall metrics</w:t>
       </w:r>
       <w:r>
         <w:t xml:space="preserve"> (Table </w:t>
@@ -22276,45 +20117,13 @@
         <w:t>)</w:t>
       </w:r>
       <w:r>
-        <w:t xml:space="preserve">. While </w:t>
-      </w:r>
-      <w:proofErr w:type="spellStart"/>
-      <w:r>
-        <w:t>DistilBERT</w:t>
-      </w:r>
-      <w:proofErr w:type="spellEnd"/>
-      <w:r>
-        <w:t xml:space="preserve"> exhibits lower precision, its recall remains moderate, indicating that it captures most emotions but with more false positives. </w:t>
-      </w:r>
-      <w:proofErr w:type="spellStart"/>
-      <w:r>
-        <w:t>RoBERTa</w:t>
-      </w:r>
-      <w:proofErr w:type="spellEnd"/>
-      <w:r>
-        <w:t xml:space="preserve"> balances precision and recall better, reflecting stronger selective recognition of contextually grounded emotions, though at higher computational cost.</w:t>
+        <w:t>. While DistilBERT exhibits lower precision, its recall remains moderate, indicating that it captures most emotions but with more false positives. RoBERTa balances precision and recall better, reflecting stronger selective recognition of contextually grounded emotions, though at higher computational cost.</w:t>
       </w:r>
       <w:r>
         <w:t xml:space="preserve"> </w:t>
       </w:r>
       <w:r>
-        <w:t xml:space="preserve">CPU-based inference latency revealed that </w:t>
-      </w:r>
-      <w:proofErr w:type="spellStart"/>
-      <w:r>
-        <w:t>RoBERTa</w:t>
-      </w:r>
-      <w:proofErr w:type="spellEnd"/>
-      <w:r>
-        <w:t xml:space="preserve"> was roughly 1.9× slower than </w:t>
-      </w:r>
-      <w:proofErr w:type="spellStart"/>
-      <w:r>
-        <w:t>DistilBERT</w:t>
-      </w:r>
-      <w:proofErr w:type="spellEnd"/>
-      <w:r>
-        <w:t>, reflecting a trade-off between interpretability and responsiveness for interactive pipeline use.</w:t>
+        <w:t>CPU-based inference latency revealed that RoBERTa was roughly 1.9× slower than DistilBERT, reflecting a trade-off between interpretability and responsiveness for interactive pipeline use.</w:t>
       </w:r>
     </w:p>
     <w:tbl>
@@ -22554,29 +20363,7 @@
                 <w:szCs w:val="24"/>
                 <w:lang w:eastAsia="en-ZA"/>
               </w:rPr>
-              <w:t>Avg. CPU Inference Time (</w:t>
-            </w:r>
-            <w:proofErr w:type="spellStart"/>
-            <w:r>
-              <w:rPr>
-                <w:rFonts w:ascii="Times New Roman" w:eastAsia="Times New Roman" w:hAnsi="Times New Roman" w:cs="Times New Roman"/>
-                <w:b/>
-                <w:bCs/>
-                <w:szCs w:val="24"/>
-                <w:lang w:eastAsia="en-ZA"/>
-              </w:rPr>
-              <w:t>ms</w:t>
-            </w:r>
-            <w:proofErr w:type="spellEnd"/>
-            <w:r>
-              <w:rPr>
-                <w:rFonts w:ascii="Times New Roman" w:eastAsia="Times New Roman" w:hAnsi="Times New Roman" w:cs="Times New Roman"/>
-                <w:b/>
-                <w:bCs/>
-                <w:szCs w:val="24"/>
-                <w:lang w:eastAsia="en-ZA"/>
-              </w:rPr>
-              <w:t>/sample)</w:t>
+              <w:t>Avg. CPU Inference Time (ms/sample)</w:t>
             </w:r>
           </w:p>
         </w:tc>
@@ -22595,7 +20382,6 @@
                 <w:lang w:eastAsia="en-ZA"/>
               </w:rPr>
             </w:pPr>
-            <w:proofErr w:type="spellStart"/>
             <w:r>
               <w:rPr>
                 <w:rFonts w:ascii="Times New Roman" w:eastAsia="Times New Roman" w:hAnsi="Times New Roman" w:cs="Times New Roman"/>
@@ -22604,7 +20390,6 @@
               </w:rPr>
               <w:t>DistilBERT</w:t>
             </w:r>
-            <w:proofErr w:type="spellEnd"/>
           </w:p>
         </w:tc>
         <w:tc>
@@ -22783,7 +20568,6 @@
                 <w:lang w:eastAsia="en-ZA"/>
               </w:rPr>
             </w:pPr>
-            <w:proofErr w:type="spellStart"/>
             <w:r>
               <w:rPr>
                 <w:rFonts w:ascii="Times New Roman" w:eastAsia="Times New Roman" w:hAnsi="Times New Roman" w:cs="Times New Roman"/>
@@ -22792,7 +20576,6 @@
               </w:rPr>
               <w:t>RoBERTa</w:t>
             </w:r>
-            <w:proofErr w:type="spellEnd"/>
           </w:p>
         </w:tc>
         <w:tc>
@@ -23031,39 +20814,7 @@
         <w:t>6</w:t>
       </w:r>
       <w:r>
-        <w:t xml:space="preserve">, </w:t>
-      </w:r>
-      <w:proofErr w:type="spellStart"/>
-      <w:r>
-        <w:t>RoBERTa</w:t>
-      </w:r>
-      <w:proofErr w:type="spellEnd"/>
-      <w:r>
-        <w:t xml:space="preserve"> consistently achieves higher F1 scores than </w:t>
-      </w:r>
-      <w:proofErr w:type="spellStart"/>
-      <w:r>
-        <w:t>DistilBERT</w:t>
-      </w:r>
-      <w:proofErr w:type="spellEnd"/>
-      <w:r>
-        <w:t xml:space="preserve">, indicating more balanced and reliable detection of both frequent and infrequent emotions. </w:t>
-      </w:r>
-      <w:proofErr w:type="spellStart"/>
-      <w:r>
-        <w:t>DistilBERT</w:t>
-      </w:r>
-      <w:proofErr w:type="spellEnd"/>
-      <w:r>
-        <w:t xml:space="preserve"> tends to overpredict certain emotions such as joy and anger, resulting in moderate F1 values, while lower-frequency emotions like surprise and love are detected less reliably. </w:t>
-      </w:r>
-      <w:proofErr w:type="spellStart"/>
-      <w:r>
-        <w:t>RoBERTa</w:t>
-      </w:r>
-      <w:proofErr w:type="spellEnd"/>
-      <w:r>
-        <w:t xml:space="preserve"> demonstrates stronger recognition of subtle and contextually embedded emotions, which supports more accurate downstream linguistic templating and interpretive insight</w:t>
+        <w:t>, RoBERTa consistently achieves higher F1 scores than DistilBERT, indicating more balanced and reliable detection of both frequent and infrequent emotions. DistilBERT tends to overpredict certain emotions such as joy and anger, resulting in moderate F1 values, while lower-frequency emotions like surprise and love are detected less reliably. RoBERTa demonstrates stronger recognition of subtle and contextually embedded emotions, which supports more accurate downstream linguistic templating and interpretive insight</w:t>
       </w:r>
       <w:r>
         <w:rPr>
@@ -23120,21 +20871,12 @@
                 <w:bCs/>
               </w:rPr>
             </w:pPr>
-            <w:proofErr w:type="spellStart"/>
             <w:r>
               <w:rPr>
                 <w:b/>
                 <w:bCs/>
               </w:rPr>
-              <w:t>DistilBERT</w:t>
-            </w:r>
-            <w:proofErr w:type="spellEnd"/>
-            <w:r>
-              <w:rPr>
-                <w:b/>
-                <w:bCs/>
-              </w:rPr>
-              <w:t xml:space="preserve"> F1</w:t>
+              <w:t>DistilBERT F1</w:t>
             </w:r>
           </w:p>
         </w:tc>
@@ -23151,21 +20893,12 @@
                 <w:bCs/>
               </w:rPr>
             </w:pPr>
-            <w:proofErr w:type="spellStart"/>
             <w:r>
               <w:rPr>
                 <w:b/>
                 <w:bCs/>
               </w:rPr>
-              <w:t>RoBERTa</w:t>
-            </w:r>
-            <w:proofErr w:type="spellEnd"/>
-            <w:r>
-              <w:rPr>
-                <w:b/>
-                <w:bCs/>
-              </w:rPr>
-              <w:t xml:space="preserve"> F1</w:t>
+              <w:t>RoBERTa F1</w:t>
             </w:r>
           </w:p>
         </w:tc>
@@ -23967,40 +21700,12 @@
         <w:rPr>
           <w:rStyle w:val="SubtleEmphasis"/>
         </w:rPr>
-        <w:t xml:space="preserve">With </w:t>
-      </w:r>
-      <w:proofErr w:type="spellStart"/>
+        <w:t>With DistilBERT on the left and RoBERTa on the right</w:t>
+      </w:r>
       <w:r>
         <w:rPr>
           <w:rStyle w:val="SubtleEmphasis"/>
         </w:rPr>
-        <w:t>DistilBERT</w:t>
-      </w:r>
-      <w:proofErr w:type="spellEnd"/>
-      <w:r>
-        <w:rPr>
-          <w:rStyle w:val="SubtleEmphasis"/>
-        </w:rPr>
-        <w:t xml:space="preserve"> on the left and </w:t>
-      </w:r>
-      <w:proofErr w:type="spellStart"/>
-      <w:r>
-        <w:rPr>
-          <w:rStyle w:val="SubtleEmphasis"/>
-        </w:rPr>
-        <w:t>RoBERTa</w:t>
-      </w:r>
-      <w:proofErr w:type="spellEnd"/>
-      <w:r>
-        <w:rPr>
-          <w:rStyle w:val="SubtleEmphasis"/>
-        </w:rPr>
-        <w:t xml:space="preserve"> on the right</w:t>
-      </w:r>
-      <w:r>
-        <w:rPr>
-          <w:rStyle w:val="SubtleEmphasis"/>
-        </w:rPr>
         <w:t>.</w:t>
       </w:r>
     </w:p>
@@ -24021,31 +21726,7 @@
         <w:t xml:space="preserve"> above </w:t>
       </w:r>
       <w:r>
-        <w:t xml:space="preserve">indicates that </w:t>
-      </w:r>
-      <w:proofErr w:type="spellStart"/>
-      <w:r>
-        <w:t>DistilBERT</w:t>
-      </w:r>
-      <w:proofErr w:type="spellEnd"/>
-      <w:r>
-        <w:t xml:space="preserve"> produced consistently high values, with a mean of 0.898 and relatively low variance (standard deviation = 0.046). This pattern suggests that </w:t>
-      </w:r>
-      <w:proofErr w:type="spellStart"/>
-      <w:r>
-        <w:t>DistilBERT</w:t>
-      </w:r>
-      <w:proofErr w:type="spellEnd"/>
-      <w:r>
-        <w:t xml:space="preserve"> was generally confident in its predictions across multiple emotion classes, often producing broader summaries that included several emotions per entry. While this can provide a comprehensive perspective, it may reduce the selectivity of interpretive signals and overstate certainty in cases of affective ambiguity. In contrast, </w:t>
-      </w:r>
-      <w:proofErr w:type="spellStart"/>
-      <w:r>
-        <w:t>RoBERTa</w:t>
-      </w:r>
-      <w:proofErr w:type="spellEnd"/>
-      <w:r>
-        <w:t xml:space="preserve"> exhibited a lower mean confidence spread of 0.841 and substantially higher variability (standard deviation = 0.121). Several entries displayed narrow spreads (</w:t>
+        <w:t>indicates that DistilBERT produced consistently high values, with a mean of 0.898 and relatively low variance (standard deviation = 0.046). This pattern suggests that DistilBERT was generally confident in its predictions across multiple emotion classes, often producing broader summaries that included several emotions per entry. While this can provide a comprehensive perspective, it may reduce the selectivity of interpretive signals and overstate certainty in cases of affective ambiguity. In contrast, RoBERTa exhibited a lower mean confidence spread of 0.841 and substantially higher variability (standard deviation = 0.121). Several entries displayed narrow spreads (</w:t>
       </w:r>
       <m:oMath>
         <m:r>
@@ -24079,23 +21760,7 @@
         <w:t xml:space="preserve"> </w:t>
       </w:r>
       <w:r>
-        <w:t xml:space="preserve">≈ 0.97). This variability reflects </w:t>
-      </w:r>
-      <w:proofErr w:type="spellStart"/>
-      <w:r>
-        <w:t>RoBERTa’s</w:t>
-      </w:r>
-      <w:proofErr w:type="spellEnd"/>
-      <w:r>
-        <w:t xml:space="preserve"> capacity for more contextually grounded and selective emotion detection, consistent with user-</w:t>
-      </w:r>
-      <w:proofErr w:type="spellStart"/>
-      <w:r>
-        <w:t>centered</w:t>
-      </w:r>
-      <w:proofErr w:type="spellEnd"/>
-      <w:r>
-        <w:t xml:space="preserve"> observations</w:t>
+        <w:t>≈ 0.97). This variability reflects RoBERTa’s capacity for more contextually grounded and selective emotion detection, consistent with user-centered observations</w:t>
       </w:r>
       <w:r>
         <w:t>, shown in the following section,</w:t>
@@ -24133,39 +21798,7 @@
         <w:jc w:val="both"/>
       </w:pPr>
       <w:r>
-        <w:t xml:space="preserve">To align evaluation with human interpretability, participants compared paired emotion summaries from </w:t>
-      </w:r>
-      <w:proofErr w:type="spellStart"/>
-      <w:r>
-        <w:t>DistilBERT</w:t>
-      </w:r>
-      <w:proofErr w:type="spellEnd"/>
-      <w:r>
-        <w:t xml:space="preserve"> and </w:t>
-      </w:r>
-      <w:proofErr w:type="spellStart"/>
-      <w:r>
-        <w:t>RoBERTa</w:t>
-      </w:r>
-      <w:proofErr w:type="spellEnd"/>
-      <w:r>
-        <w:t xml:space="preserve"> for identical journal entries. </w:t>
-      </w:r>
-      <w:proofErr w:type="spellStart"/>
-      <w:r>
-        <w:t>DistilBERT</w:t>
-      </w:r>
-      <w:proofErr w:type="spellEnd"/>
-      <w:r>
-        <w:t xml:space="preserve"> produced broader summaries with multiple emotions per entry, whereas </w:t>
-      </w:r>
-      <w:proofErr w:type="spellStart"/>
-      <w:r>
-        <w:t>RoBERTa</w:t>
-      </w:r>
-      <w:proofErr w:type="spellEnd"/>
-      <w:r>
-        <w:t xml:space="preserve"> generated more selective outputs that aligned closely with the reflective tone of the text (</w:t>
+        <w:t>To align evaluation with human interpretability, participants compared paired emotion summaries from DistilBERT and RoBERTa for identical journal entries. DistilBERT produced broader summaries with multiple emotions per entry, whereas RoBERTa generated more selective outputs that aligned closely with the reflective tone of the text (</w:t>
       </w:r>
       <w:r>
         <w:t>Table</w:t>
@@ -24227,21 +21860,12 @@
                 <w:bCs/>
               </w:rPr>
             </w:pPr>
-            <w:proofErr w:type="spellStart"/>
             <w:r>
               <w:rPr>
                 <w:b/>
                 <w:bCs/>
               </w:rPr>
-              <w:t>DistilBERT</w:t>
-            </w:r>
-            <w:proofErr w:type="spellEnd"/>
-            <w:r>
-              <w:rPr>
-                <w:b/>
-                <w:bCs/>
-              </w:rPr>
-              <w:t xml:space="preserve"> Emotion Summary </w:t>
+              <w:t xml:space="preserve">DistilBERT Emotion Summary </w:t>
             </w:r>
           </w:p>
         </w:tc>
@@ -24258,21 +21882,12 @@
                 <w:bCs/>
               </w:rPr>
             </w:pPr>
-            <w:proofErr w:type="spellStart"/>
             <w:r>
               <w:rPr>
                 <w:b/>
                 <w:bCs/>
               </w:rPr>
-              <w:t>RoBERTa</w:t>
-            </w:r>
-            <w:proofErr w:type="spellEnd"/>
-            <w:r>
-              <w:rPr>
-                <w:b/>
-                <w:bCs/>
-              </w:rPr>
-              <w:t xml:space="preserve"> Emotion Summary</w:t>
+              <w:t>RoBERTa Emotion Summary</w:t>
             </w:r>
           </w:p>
         </w:tc>
@@ -24439,46 +22054,18 @@
         <w:rPr>
           <w:rStyle w:val="SubtleEmphasis"/>
         </w:rPr>
-        <w:t xml:space="preserve">. Comparative emotion summary outputs from </w:t>
-      </w:r>
-      <w:proofErr w:type="spellStart"/>
+        <w:t>. Comparative emotion summary outputs from DistilBERT and RoBERTa for sample journal extract</w:t>
+      </w:r>
       <w:r>
         <w:rPr>
           <w:rStyle w:val="SubtleEmphasis"/>
         </w:rPr>
-        <w:t>DistilBERT</w:t>
-      </w:r>
-      <w:proofErr w:type="spellEnd"/>
+        <w:t>s</w:t>
+      </w:r>
       <w:r>
         <w:rPr>
           <w:rStyle w:val="SubtleEmphasis"/>
         </w:rPr>
-        <w:t xml:space="preserve"> and </w:t>
-      </w:r>
-      <w:proofErr w:type="spellStart"/>
-      <w:r>
-        <w:rPr>
-          <w:rStyle w:val="SubtleEmphasis"/>
-        </w:rPr>
-        <w:t>RoBERTa</w:t>
-      </w:r>
-      <w:proofErr w:type="spellEnd"/>
-      <w:r>
-        <w:rPr>
-          <w:rStyle w:val="SubtleEmphasis"/>
-        </w:rPr>
-        <w:t xml:space="preserve"> for sample journal extract</w:t>
-      </w:r>
-      <w:r>
-        <w:rPr>
-          <w:rStyle w:val="SubtleEmphasis"/>
-        </w:rPr>
-        <w:t>s</w:t>
-      </w:r>
-      <w:r>
-        <w:rPr>
-          <w:rStyle w:val="SubtleEmphasis"/>
-        </w:rPr>
         <w:t>.</w:t>
       </w:r>
     </w:p>
@@ -24487,31 +22074,7 @@
         <w:jc w:val="both"/>
       </w:pPr>
       <w:r>
-        <w:t>Aligned with human-AI design principles emphasizing transparency and interpretability (</w:t>
-      </w:r>
-      <w:proofErr w:type="spellStart"/>
-      <w:r>
-        <w:t>Amershi</w:t>
-      </w:r>
-      <w:proofErr w:type="spellEnd"/>
-      <w:r>
-        <w:t xml:space="preserve"> et al., 2019), users preferred </w:t>
-      </w:r>
-      <w:proofErr w:type="spellStart"/>
-      <w:r>
-        <w:t>RoBERTa</w:t>
-      </w:r>
-      <w:proofErr w:type="spellEnd"/>
-      <w:r>
-        <w:t xml:space="preserve"> for its clear, proportionate outputs, while </w:t>
-      </w:r>
-      <w:proofErr w:type="spellStart"/>
-      <w:r>
-        <w:t>DistilBERT’s</w:t>
-      </w:r>
-      <w:proofErr w:type="spellEnd"/>
-      <w:r>
-        <w:t xml:space="preserve"> more expansive summaries occasionally caused overwhelm. Trust remained high when emotional labels were transparent and contextually grounded, even in cases of misclassification, reflecting users’ awareness of the inherent uncertainty in emotional language (Mohammad, 2018).</w:t>
+        <w:t>Aligned with human-AI design principles emphasizing transparency and interpretability (Amershi et al., 2019), users preferred RoBERTa for its clear, proportionate outputs, while DistilBERT’s more expansive summaries occasionally caused overwhelm. Trust remained high when emotional labels were transparent and contextually grounded, even in cases of misclassification, reflecting users’ awareness of the inherent uncertainty in emotional language (Mohammad, 2018).</w:t>
       </w:r>
     </w:p>
     <w:p>
@@ -24524,45 +22087,16 @@
       </w:pPr>
       <w:bookmarkStart w:id="100" w:name="_Toc221377176"/>
       <w:r>
-        <w:t xml:space="preserve">Integration Implications for </w:t>
-      </w:r>
-      <w:proofErr w:type="spellStart"/>
-      <w:r>
-        <w:t>PsychExtract</w:t>
+        <w:t>Integration Implications for PsychExtract</w:t>
       </w:r>
       <w:bookmarkEnd w:id="100"/>
-      <w:proofErr w:type="spellEnd"/>
     </w:p>
     <w:p>
       <w:pPr>
         <w:jc w:val="both"/>
       </w:pPr>
       <w:r>
-        <w:t xml:space="preserve">Overall, evaluation indicates that </w:t>
-      </w:r>
-      <w:proofErr w:type="spellStart"/>
-      <w:r>
-        <w:t>RoBERTa’s</w:t>
-      </w:r>
-      <w:proofErr w:type="spellEnd"/>
-      <w:r>
-        <w:t xml:space="preserve"> selective, semantically grounded outputs are most appropriate for integration into </w:t>
-      </w:r>
-      <w:proofErr w:type="spellStart"/>
-      <w:r>
-        <w:t>PsychExtract</w:t>
-      </w:r>
-      <w:proofErr w:type="spellEnd"/>
-      <w:r>
-        <w:t xml:space="preserve">, supporting structured reflection while preserving transparency. </w:t>
-      </w:r>
-      <w:proofErr w:type="spellStart"/>
-      <w:r>
-        <w:t>DistilBERT</w:t>
-      </w:r>
-      <w:proofErr w:type="spellEnd"/>
-      <w:r>
-        <w:t xml:space="preserve"> remains valuable for rapid exploratory feedback, but its outputs require downstream framing to prevent interpretive overload. By combining quantitative metrics, confidence spreads, and user-centred evaluation, the module achieves the project aim of surfacing emotional signals to encourage insight formation without imposing authoritative labels.</w:t>
+        <w:t>Overall, evaluation indicates that RoBERTa’s selective, semantically grounded outputs are most appropriate for integration into PsychExtract, supporting structured reflection while preserving transparency. DistilBERT remains valuable for rapid exploratory feedback, but its outputs require downstream framing to prevent interpretive overload. By combining quantitative metrics, confidence spreads, and user-centred evaluation, the module achieves the project aim of surfacing emotional signals to encourage insight formation without imposing authoritative labels.</w:t>
       </w:r>
     </w:p>
     <w:p>
@@ -24585,15 +22119,7 @@
         <w:jc w:val="both"/>
       </w:pPr>
       <w:r>
-        <w:t xml:space="preserve">Keyword extraction in </w:t>
-      </w:r>
-      <w:proofErr w:type="spellStart"/>
-      <w:r>
-        <w:t>PsychExtract</w:t>
-      </w:r>
-      <w:proofErr w:type="spellEnd"/>
-      <w:r>
-        <w:t xml:space="preserve"> is used to identify recurring cognitive and linguistic signals that may indicate emphasis, rumination, or framing strategies within reflective writing. By surfacing these patterns, the system supports user insight formation and complements emotion classification, while maintaining interpretability as the primary design goal</w:t>
+        <w:t>Keyword extraction in PsychExtract is used to identify recurring cognitive and linguistic signals that may indicate emphasis, rumination, or framing strategies within reflective writing. By surfacing these patterns, the system supports user insight formation and complements emotion classification, while maintaining interpretability as the primary design goal</w:t>
       </w:r>
       <w:r>
         <w:t xml:space="preserve">, </w:t>
@@ -24631,23 +22157,7 @@
         <w:jc w:val="both"/>
       </w:pPr>
       <w:r>
-        <w:t xml:space="preserve">Two complementary keyword extraction methods were employed: </w:t>
-      </w:r>
-      <w:proofErr w:type="spellStart"/>
-      <w:r>
-        <w:t>KeyBERT</w:t>
-      </w:r>
-      <w:proofErr w:type="spellEnd"/>
-      <w:r>
-        <w:t xml:space="preserve"> (embedding-based semantic similarity) and YAKE (statistical, positional weighting). </w:t>
-      </w:r>
-      <w:proofErr w:type="spellStart"/>
-      <w:r>
-        <w:t>KeyBERT</w:t>
-      </w:r>
-      <w:proofErr w:type="spellEnd"/>
-      <w:r>
-        <w:t xml:space="preserve"> prioritises conceptually dense terms derived from contextual embeddings, whereas YAKE leverages surface-</w:t>
+        <w:t>Two complementary keyword extraction methods were employed: KeyBERT (embedding-based semantic similarity) and YAKE (statistical, positional weighting). KeyBERT prioritises conceptually dense terms derived from contextual embeddings, whereas YAKE leverages surface-</w:t>
       </w:r>
       <w:r>
         <w:lastRenderedPageBreak/>
@@ -24667,13 +22177,8 @@
       </w:r>
     </w:p>
     <w:p>
-      <w:proofErr w:type="spellStart"/>
-      <w:r>
-        <w:t>KeyBERT</w:t>
-      </w:r>
-      <w:proofErr w:type="spellEnd"/>
-      <w:r>
-        <w:t xml:space="preserve"> applies a TF-IDF weighting scheme to identify high-value terms for extraction:</w:t>
+      <w:r>
+        <w:t>KeyBERT applies a TF-IDF weighting scheme to identify high-value terms for extraction:</w:t>
       </w:r>
     </w:p>
     <w:p>
@@ -24953,15 +22458,7 @@
         <w:jc w:val="both"/>
       </w:pPr>
       <w:r>
-        <w:t xml:space="preserve">This approach allows </w:t>
-      </w:r>
-      <w:proofErr w:type="spellStart"/>
-      <w:r>
-        <w:t>KeyBERT</w:t>
-      </w:r>
-      <w:proofErr w:type="spellEnd"/>
-      <w:r>
-        <w:t xml:space="preserve"> to select semantically central words or phrases, often capturing abstract or affective concepts.</w:t>
+        <w:t>This approach allows KeyBERT to select semantically central words or phrases, often capturing abstract or affective concepts.</w:t>
       </w:r>
     </w:p>
     <w:p>
@@ -24987,15 +22484,7 @@
         <w:t>Angelov &amp; Soares, 2021</w:t>
       </w:r>
       <w:r>
-        <w:t xml:space="preserve">). Participants compared paired keyword sets generated by </w:t>
-      </w:r>
-      <w:proofErr w:type="spellStart"/>
-      <w:r>
-        <w:t>KeyBERT</w:t>
-      </w:r>
-      <w:proofErr w:type="spellEnd"/>
-      <w:r>
-        <w:t xml:space="preserve"> and YAKE for each journal extract (Table </w:t>
+        <w:t xml:space="preserve">). Participants compared paired keyword sets generated by KeyBERT and YAKE for each journal extract (Table </w:t>
       </w:r>
       <w:r>
         <w:t>8</w:t>
@@ -25063,23 +22552,7 @@
                 <w:b/>
                 <w:bCs/>
               </w:rPr>
-              <w:t>eyword Set A (</w:t>
-            </w:r>
-            <w:proofErr w:type="spellStart"/>
-            <w:r>
-              <w:rPr>
-                <w:b/>
-                <w:bCs/>
-              </w:rPr>
-              <w:t>KeyBERT</w:t>
-            </w:r>
-            <w:proofErr w:type="spellEnd"/>
-            <w:r>
-              <w:rPr>
-                <w:b/>
-                <w:bCs/>
-              </w:rPr>
-              <w:t>)</w:t>
+              <w:t>eyword Set A (KeyBERT)</w:t>
             </w:r>
           </w:p>
         </w:tc>
@@ -25272,21 +22745,7 @@
         <w:rPr>
           <w:rStyle w:val="Emphasis"/>
         </w:rPr>
-        <w:t xml:space="preserve"> presented to participants with anonymised </w:t>
-      </w:r>
-      <w:proofErr w:type="spellStart"/>
-      <w:r>
-        <w:rPr>
-          <w:rStyle w:val="Emphasis"/>
-        </w:rPr>
-        <w:t>KeyBERT</w:t>
-      </w:r>
-      <w:proofErr w:type="spellEnd"/>
-      <w:r>
-        <w:rPr>
-          <w:rStyle w:val="Emphasis"/>
-        </w:rPr>
-        <w:t xml:space="preserve"> and YAKE keyword sets.</w:t>
+        <w:t xml:space="preserve"> presented to participants with anonymised KeyBERT and YAKE keyword sets.</w:t>
       </w:r>
     </w:p>
     <w:p>
@@ -25316,21 +22775,8 @@
       <w:pPr>
         <w:jc w:val="both"/>
       </w:pPr>
-      <w:proofErr w:type="spellStart"/>
-      <w:r>
-        <w:t>KeyBERT</w:t>
-      </w:r>
-      <w:proofErr w:type="spellEnd"/>
-      <w:r>
-        <w:t xml:space="preserve">, by contrast, tended to produce semantically dense, psychologically pointed keywords such as “emotionally drained” or “disconnected conversations.” While effective at capturing conceptually central or affective terms, it occasionally produced truncated or awkward outputs (e.g., “terrible </w:t>
-      </w:r>
-      <w:proofErr w:type="spellStart"/>
-      <w:r>
-        <w:t>wasn</w:t>
-      </w:r>
-      <w:proofErr w:type="spellEnd"/>
-      <w:r>
-        <w:t xml:space="preserve">”), </w:t>
+      <w:r>
+        <w:t xml:space="preserve">KeyBERT, by contrast, tended to produce semantically dense, psychologically pointed keywords such as “emotionally drained” or “disconnected conversations.” While effective at capturing conceptually central or affective terms, it occasionally produced truncated or awkward outputs (e.g., “terrible wasn”), </w:t>
       </w:r>
       <w:r>
         <w:t xml:space="preserve">reflecting the embedding-based similarity mechanism, which ranks candidates by semantic similarity to the document embedding rather than grammatical completeness </w:t>
@@ -25350,15 +22796,7 @@
         <w:jc w:val="both"/>
       </w:pPr>
       <w:r>
-        <w:t xml:space="preserve">Qualitative feedback reinforced these patterns. Participants valued YAKE for clarity, lexical coherence, and its ability to represent multiple facets of an entry, whereas </w:t>
-      </w:r>
-      <w:proofErr w:type="spellStart"/>
-      <w:r>
-        <w:t>KeyBERT</w:t>
-      </w:r>
-      <w:proofErr w:type="spellEnd"/>
-      <w:r>
-        <w:t xml:space="preserve"> was </w:t>
+        <w:t xml:space="preserve">Qualitative feedback reinforced these patterns. Participants valued YAKE for clarity, lexical coherence, and its ability to represent multiple facets of an entry, whereas KeyBERT was </w:t>
       </w:r>
       <w:r>
         <w:lastRenderedPageBreak/>
@@ -25386,15 +22824,7 @@
         <w:jc w:val="both"/>
       </w:pPr>
       <w:r>
-        <w:t xml:space="preserve">User evaluation suggests that YAKE provides the most broadly interpretable and contextually coherent keyword sets, particularly when participants’ preferences were consistent. Its statistical and positional weighting reliably surfaces key lexical anchors and contextual cues, offering a clear thematic scaffold for each entry. </w:t>
-      </w:r>
-      <w:proofErr w:type="spellStart"/>
-      <w:r>
-        <w:t>KeyBERT</w:t>
-      </w:r>
-      <w:proofErr w:type="spellEnd"/>
-      <w:r>
-        <w:t>, while valuable for highlighting semantically dense or affectively significant terms, was less consistently preferred when clarity and coverage were prioritized.</w:t>
+        <w:t>User evaluation suggests that YAKE provides the most broadly interpretable and contextually coherent keyword sets, particularly when participants’ preferences were consistent. Its statistical and positional weighting reliably surfaces key lexical anchors and contextual cues, offering a clear thematic scaffold for each entry. KeyBERT, while valuable for highlighting semantically dense or affectively significant terms, was less consistently preferred when clarity and coverage were prioritized.</w:t>
       </w:r>
     </w:p>
     <w:p>
@@ -25402,31 +22832,7 @@
         <w:jc w:val="both"/>
       </w:pPr>
       <w:r>
-        <w:t xml:space="preserve">For interpretability in reflective writing, this indicates that YAKE may serve as the primary driver of keyword extraction within </w:t>
-      </w:r>
-      <w:proofErr w:type="spellStart"/>
-      <w:r>
-        <w:t>PsychExtract</w:t>
-      </w:r>
-      <w:proofErr w:type="spellEnd"/>
-      <w:r>
-        <w:t xml:space="preserve">, with </w:t>
-      </w:r>
-      <w:proofErr w:type="spellStart"/>
-      <w:r>
-        <w:t>KeyBERT</w:t>
-      </w:r>
-      <w:proofErr w:type="spellEnd"/>
-      <w:r>
-        <w:t xml:space="preserve"> functioning as a complementary method to surface nuanced affective or conceptual insights. Presenting both keyword sets allows users to engage with reflective writing at multiple levels: YAKE establishes broad thematic context, while </w:t>
-      </w:r>
-      <w:proofErr w:type="spellStart"/>
-      <w:r>
-        <w:t>KeyBERT</w:t>
-      </w:r>
-      <w:proofErr w:type="spellEnd"/>
-      <w:r>
-        <w:t xml:space="preserve"> draws attention to subtle emotional or cognitive signals.</w:t>
+        <w:t>For interpretability in reflective writing, this indicates that YAKE may serve as the primary driver of keyword extraction within PsychExtract, with KeyBERT functioning as a complementary method to surface nuanced affective or conceptual insights. Presenting both keyword sets allows users to engage with reflective writing at multiple levels: YAKE establishes broad thematic context, while KeyBERT draws attention to subtle emotional or cognitive signals.</w:t>
       </w:r>
     </w:p>
     <w:p>
@@ -25434,15 +22840,7 @@
         <w:jc w:val="both"/>
       </w:pPr>
       <w:r>
-        <w:t xml:space="preserve">Overall, this dual-method approach aligns with </w:t>
-      </w:r>
-      <w:proofErr w:type="spellStart"/>
-      <w:r>
-        <w:t>PsychExtract’s</w:t>
-      </w:r>
-      <w:proofErr w:type="spellEnd"/>
-      <w:r>
-        <w:t xml:space="preserve"> interpretability-first design goals. It enables users to navigate reflective writing at both macro and micro levels, noticing overarching themes and nuanced emotional patterns without imposing a singular “correct” interpretation. Observed limitations, such as the small participant pool and absence of formal inter-annotator agreement, are consistent with the exploratory, non-clinical framing of the project and highlight directions for future evaluation and system refinement.</w:t>
+        <w:t>Overall, this dual-method approach aligns with PsychExtract’s interpretability-first design goals. It enables users to navigate reflective writing at both macro and micro levels, noticing overarching themes and nuanced emotional patterns without imposing a singular “correct” interpretation. Observed limitations, such as the small participant pool and absence of formal inter-annotator agreement, are consistent with the exploratory, non-clinical framing of the project and highlight directions for future evaluation and system refinement.</w:t>
       </w:r>
     </w:p>
     <w:p>
@@ -25467,23 +22865,7 @@
         <w:jc w:val="both"/>
       </w:pPr>
       <w:r>
-        <w:t>Consistent with human-</w:t>
-      </w:r>
-      <w:proofErr w:type="spellStart"/>
-      <w:r>
-        <w:t>centered</w:t>
-      </w:r>
-      <w:proofErr w:type="spellEnd"/>
-      <w:r>
-        <w:t xml:space="preserve"> AI guidelines (</w:t>
-      </w:r>
-      <w:proofErr w:type="spellStart"/>
-      <w:r>
-        <w:t>Amershi</w:t>
-      </w:r>
-      <w:proofErr w:type="spellEnd"/>
-      <w:r>
-        <w:t xml:space="preserve"> et al., 2019), the linguistic templating module transforms computational signals</w:t>
+        <w:t>Consistent with human-centered AI guidelines (Amershi et al., 2019), the linguistic templating module transforms computational signals</w:t>
       </w:r>
       <w:r>
         <w:t xml:space="preserve"> (</w:t>
@@ -25547,6 +22929,9 @@
       </w:r>
     </w:p>
     <w:p>
+      <w:pPr>
+        <w:jc w:val="both"/>
+      </w:pPr>
       <w:r>
         <w:lastRenderedPageBreak/>
         <w:t>Two representative journal extracts were selected to illustrate common reflective patterns</w:t>
@@ -25808,11 +23193,17 @@
       </w:r>
     </w:p>
     <w:p>
+      <w:pPr>
+        <w:jc w:val="both"/>
+      </w:pPr>
       <w:r>
         <w:t>Optional qualitative feedback captured nuanced impressions of phrasing, tone, and perceived value.</w:t>
       </w:r>
     </w:p>
     <w:p>
+      <w:pPr>
+        <w:jc w:val="both"/>
+      </w:pPr>
       <w:r>
         <w:t>Templates incorporate emotion weighting derived from the confidence spread of the emotion classification module:</w:t>
       </w:r>
@@ -26537,15 +23928,7 @@
         <w:jc w:val="both"/>
       </w:pPr>
       <w:r>
-        <w:t>Reflecting human–AI design principles prioritising interpretability and user engagement (</w:t>
-      </w:r>
-      <w:proofErr w:type="spellStart"/>
-      <w:r>
-        <w:t>Amershi</w:t>
-      </w:r>
-      <w:proofErr w:type="spellEnd"/>
-      <w:r>
-        <w:t xml:space="preserve"> et al., 2019), qualitative feedback (Table 10) indicated that templates were generally clear and contextually relevant. Occasional clinical tone or verbosity caused minor interpretive friction; however, this did not diminish reflective utility. In some cases, it prompted participants to critically engage with their writing by comparing, accepting, or reinterpreting insights in light of their own experience, consistent with wellbeing-oriented interaction principles (Calvo &amp; Peters, 2017).</w:t>
+        <w:t>Reflecting human–AI design principles prioritising interpretability and user engagement (Amershi et al., 2019), qualitative feedback (Table 10) indicated that templates were generally clear and contextually relevant. Occasional clinical tone or verbosity caused minor interpretive friction; however, this did not diminish reflective utility. In some cases, it prompted participants to critically engage with their writing by comparing, accepting, or reinterpreting insights in light of their own experience, consistent with wellbeing-oriented interaction principles (Calvo &amp; Peters, 2017).</w:t>
       </w:r>
     </w:p>
     <w:p>
@@ -26655,15 +24038,7 @@
       </w:pPr>
       <w:bookmarkStart w:id="108" w:name="_Toc221377184"/>
       <w:r>
-        <w:t xml:space="preserve">Implications for </w:t>
-      </w:r>
-      <w:proofErr w:type="spellStart"/>
-      <w:r>
-        <w:t>PsychExtract</w:t>
-      </w:r>
-      <w:proofErr w:type="spellEnd"/>
-      <w:r>
-        <w:t xml:space="preserve"> Integration</w:t>
+        <w:t>Implications for PsychExtract Integration</w:t>
       </w:r>
       <w:bookmarkEnd w:id="108"/>
     </w:p>
@@ -26676,15 +24051,7 @@
       </w:r>
       <w:r>
         <w:lastRenderedPageBreak/>
-        <w:t xml:space="preserve">provide interpretable insights without asserting authority, aligning with </w:t>
-      </w:r>
-      <w:proofErr w:type="spellStart"/>
-      <w:r>
-        <w:t>PsychExtract’s</w:t>
-      </w:r>
-      <w:proofErr w:type="spellEnd"/>
-      <w:r>
-        <w:t xml:space="preserve"> assistive, non-clinical ethos. Minor misalignments or verbosity can be leveraged as reflective prompts, reinforcing interpretive engagement rather than diminishing clarity.</w:t>
+        <w:t>provide interpretable insights without asserting authority, aligning with PsychExtract’s assistive, non-clinical ethos. Minor misalignments or verbosity can be leveraged as reflective prompts, reinforcing interpretive engagement rather than diminishing clarity.</w:t>
       </w:r>
     </w:p>
     <w:p>
@@ -26694,13 +24061,8 @@
       <w:r>
         <w:t>Templates thus serve as a core interpretive layer, translating complex affective and cognitive signals into accessible, user-centric outputs. This confirms the broader project principle: effectiveness in reflective tools depends on supporting thoughtful engagement rather than absolute correctness (</w:t>
       </w:r>
-      <w:proofErr w:type="spellStart"/>
-      <w:r>
-        <w:t>Baumer</w:t>
-      </w:r>
-      <w:proofErr w:type="spellEnd"/>
-      <w:r>
-        <w:t>, 2015</w:t>
+      <w:r>
+        <w:t>Baumer, 2015</w:t>
       </w:r>
       <w:r>
         <w:t xml:space="preserve">; </w:t>
@@ -26757,45 +24119,8 @@
       <w:pPr>
         <w:jc w:val="both"/>
       </w:pPr>
-      <w:proofErr w:type="spellStart"/>
-      <w:r>
-        <w:t>PsychExtract</w:t>
-      </w:r>
-      <w:proofErr w:type="spellEnd"/>
-      <w:r>
-        <w:t xml:space="preserve"> represents an interpretability-first system for structured reflection on emotionally expressive text. The project operationalized the orchestration of multiple pre-trained models across different data modalities to support insight formation in personal writing. </w:t>
-      </w:r>
-      <w:proofErr w:type="spellStart"/>
-      <w:r>
-        <w:t>PsychExtract</w:t>
-      </w:r>
-      <w:proofErr w:type="spellEnd"/>
-      <w:r>
-        <w:t xml:space="preserve"> integrates three primary model classes: optical character recognition (OCR) for document ingestion, emotion classification leveraging fine-grained sentiment models (</w:t>
-      </w:r>
-      <w:proofErr w:type="spellStart"/>
-      <w:r>
-        <w:t>GoEmotions</w:t>
-      </w:r>
-      <w:proofErr w:type="spellEnd"/>
-      <w:r>
-        <w:t>), and keyword extraction with thematic and linguistic pattern analysis (</w:t>
-      </w:r>
-      <w:proofErr w:type="spellStart"/>
-      <w:r>
-        <w:t>KeyBERT</w:t>
-      </w:r>
-      <w:proofErr w:type="spellEnd"/>
-      <w:r>
-        <w:t xml:space="preserve">, </w:t>
-      </w:r>
-      <w:proofErr w:type="spellStart"/>
-      <w:r>
-        <w:t>BERTopic</w:t>
-      </w:r>
-      <w:proofErr w:type="spellEnd"/>
-      <w:r>
-        <w:t>, and lightweight templating heuristics). Together, these components enable the system to process reflective text, identify salient emotional cues, extract cognitive themes, and generate interpretive summaries through template-based framing.</w:t>
+      <w:r>
+        <w:t>PsychExtract represents an interpretability-first system for structured reflection on emotionally expressive text. The project operationalized the orchestration of multiple pre-trained models across different data modalities to support insight formation in personal writing. PsychExtract integrates three primary model classes: optical character recognition (OCR) for document ingestion, emotion classification leveraging fine-grained sentiment models (GoEmotions), and keyword extraction with thematic and linguistic pattern analysis (KeyBERT, BERTopic, and lightweight templating heuristics). Together, these components enable the system to process reflective text, identify salient emotional cues, extract cognitive themes, and generate interpretive summaries through template-based framing.</w:t>
       </w:r>
     </w:p>
     <w:p>
@@ -26803,23 +24128,7 @@
         <w:jc w:val="both"/>
       </w:pPr>
       <w:r>
-        <w:t xml:space="preserve">Development demonstrated the feasibility of combining heterogeneous models into a coherent workflow. The OCR module reliably transcribed handwritten and printed text, preserving semantic integrity crucial for downstream analysis. Emotion classification produced probabilistic outputs that highlighted dominant affective states, while keyword and linguistic pattern extraction revealed recurring themes and semantic structures. Preliminary evaluation confirmed that text-to-speech (TTS) synthesis is a highly valued feature, aligning with the project’s original goal of multimodal accessibility. While TTS has not yet been fully implemented, its inclusion is clearly validated. Additionally, the project produced a </w:t>
-      </w:r>
-      <w:proofErr w:type="spellStart"/>
-      <w:r>
-        <w:t>Streamlit</w:t>
-      </w:r>
-      <w:proofErr w:type="spellEnd"/>
-      <w:r>
-        <w:t xml:space="preserve">-based user interface design, supporting future user interaction with </w:t>
-      </w:r>
-      <w:proofErr w:type="spellStart"/>
-      <w:r>
-        <w:t>PsychExtract</w:t>
-      </w:r>
-      <w:proofErr w:type="spellEnd"/>
-      <w:r>
-        <w:t xml:space="preserve"> in a dynamic, visually guided environment.</w:t>
+        <w:t>Development demonstrated the feasibility of combining heterogeneous models into a coherent workflow. The OCR module reliably transcribed handwritten and printed text, preserving semantic integrity crucial for downstream analysis. Emotion classification produced probabilistic outputs that highlighted dominant affective states, while keyword and linguistic pattern extraction revealed recurring themes and semantic structures. Preliminary evaluation confirmed that text-to-speech (TTS) synthesis is a highly valued feature, aligning with the project’s original goal of multimodal accessibility. While TTS has not yet been fully implemented, its inclusion is clearly validated. Additionally, the project produced a Streamlit-based user interface design, supporting future user interaction with PsychExtract in a dynamic, visually guided environment.</w:t>
       </w:r>
     </w:p>
     <w:p>
@@ -26849,15 +24158,7 @@
         <w:jc w:val="both"/>
       </w:pPr>
       <w:r>
-        <w:t xml:space="preserve">Some objectives were partially met. Full integration of all components, including real-time processing and templating, remains in progress. Adaptive interpretive framing and personalisation were explored conceptually but not fully implemented. Ethical safeguards were embedded into design, though broader deployment scenarios and long-term user studies remain future work. Similarly, the </w:t>
-      </w:r>
-      <w:proofErr w:type="spellStart"/>
-      <w:r>
-        <w:t>Streamlit</w:t>
-      </w:r>
-      <w:proofErr w:type="spellEnd"/>
-      <w:r>
-        <w:t xml:space="preserve"> UI has been designed but not yet deployed.</w:t>
+        <w:t>Some objectives were partially met. Full integration of all components, including real-time processing and templating, remains in progress. Adaptive interpretive framing and personalisation were explored conceptually but not fully implemented. Ethical safeguards were embedded into design, though broader deployment scenarios and long-term user studies remain future work. Similarly, the Streamlit UI has been designed but not yet deployed.</w:t>
       </w:r>
     </w:p>
     <w:p>
@@ -26865,15 +24166,7 @@
         <w:jc w:val="both"/>
       </w:pPr>
       <w:r>
-        <w:t xml:space="preserve">These outcomes underscore the project’s accomplishments while highlighting areas for improvement. </w:t>
-      </w:r>
-      <w:proofErr w:type="spellStart"/>
-      <w:r>
-        <w:t>PsychExtract</w:t>
-      </w:r>
-      <w:proofErr w:type="spellEnd"/>
-      <w:r>
-        <w:t xml:space="preserve"> validates that pre-trained models can generate structured, interpretable insights from text while revealing the challenges of integrating heterogeneous models, </w:t>
+        <w:t xml:space="preserve">These outcomes underscore the project’s accomplishments while highlighting areas for improvement. PsychExtract validates that pre-trained models can generate structured, interpretable insights from text while revealing the challenges of integrating heterogeneous models, </w:t>
       </w:r>
       <w:r>
         <w:lastRenderedPageBreak/>
@@ -26899,15 +24192,7 @@
         <w:jc w:val="both"/>
       </w:pPr>
       <w:r>
-        <w:t xml:space="preserve">Future development focuses on full integration of system components into a real-time platform. This includes automating the orchestration of OCR, emotion classification, and keyword extraction pipelines, linking them to the templating engine, and incorporating TTS synthesis for auditory feedback. Integration at this level would transform </w:t>
-      </w:r>
-      <w:proofErr w:type="spellStart"/>
-      <w:r>
-        <w:t>PsychExtract</w:t>
-      </w:r>
-      <w:proofErr w:type="spellEnd"/>
-      <w:r>
-        <w:t xml:space="preserve"> from a modular prototype into a seamless reflective assistant.</w:t>
+        <w:t>Future development focuses on full integration of system components into a real-time platform. This includes automating the orchestration of OCR, emotion classification, and keyword extraction pipelines, linking them to the templating engine, and incorporating TTS synthesis for auditory feedback. Integration at this level would transform PsychExtract from a modular prototype into a seamless reflective assistant.</w:t>
       </w:r>
     </w:p>
     <w:p>
@@ -26931,15 +24216,7 @@
         <w:jc w:val="both"/>
       </w:pPr>
       <w:r>
-        <w:t xml:space="preserve">Ethical extensions remain essential. Strengthening privacy safeguards, embedding mechanisms to prevent psychological distress, and ensuring transparency in algorithmic decision-making will be central to responsible deployment. Clear guidelines for informed consent and interpretive disclaimers will be vital if </w:t>
-      </w:r>
-      <w:proofErr w:type="spellStart"/>
-      <w:r>
-        <w:t>PsychExtract</w:t>
-      </w:r>
-      <w:proofErr w:type="spellEnd"/>
-      <w:r>
-        <w:t xml:space="preserve"> is made publicly available.</w:t>
+        <w:t>Ethical extensions remain essential. Strengthening privacy safeguards, embedding mechanisms to prevent psychological distress, and ensuring transparency in algorithmic decision-making will be central to responsible deployment. Clear guidelines for informed consent and interpretive disclaimers will be vital if PsychExtract is made publicly available.</w:t>
       </w:r>
     </w:p>
     <w:p>
@@ -26960,13 +24237,8 @@
       <w:pPr>
         <w:jc w:val="both"/>
       </w:pPr>
-      <w:proofErr w:type="spellStart"/>
-      <w:r>
-        <w:t>PsychExtract</w:t>
-      </w:r>
-      <w:proofErr w:type="spellEnd"/>
-      <w:r>
-        <w:t xml:space="preserve"> illustrates the potential of NLP to support reflective practice. By structuring insights in an interpretable format and incorporating TTS for multimodal accessibility, the system empowers users to engage with reflections in a more conscious, analytic way. NLP in this context complements, rather than replaces, human introspection, amplifying insight and metacognitive awareness.</w:t>
+      <w:r>
+        <w:t>PsychExtract illustrates the potential of NLP to support reflective practice. By structuring insights in an interpretable format and incorporating TTS for multimodal accessibility, the system empowers users to engage with reflections in a more conscious, analytic way. NLP in this context complements, rather than replaces, human introspection, amplifying insight and metacognitive awareness.</w:t>
       </w:r>
     </w:p>
     <w:p>
@@ -26974,23 +24246,7 @@
         <w:jc w:val="both"/>
       </w:pPr>
       <w:r>
-        <w:t xml:space="preserve">The interpretability-first approach is significant within mental health tools. By prioritizing transparency, traceability, and user agency, </w:t>
-      </w:r>
-      <w:proofErr w:type="spellStart"/>
-      <w:r>
-        <w:t>PsychExtract</w:t>
-      </w:r>
-      <w:proofErr w:type="spellEnd"/>
-      <w:r>
-        <w:t xml:space="preserve"> ensures that insights are understandable, actionable, and non-intrusive. The planned </w:t>
-      </w:r>
-      <w:proofErr w:type="spellStart"/>
-      <w:r>
-        <w:t>Streamlit</w:t>
-      </w:r>
-      <w:proofErr w:type="spellEnd"/>
-      <w:r>
-        <w:t xml:space="preserve"> interface further supports this by providing an accessible platform for interactive exploration of insights.</w:t>
+        <w:t>The interpretability-first approach is significant within mental health tools. By prioritizing transparency, traceability, and user agency, PsychExtract ensures that insights are understandable, actionable, and non-intrusive. The planned Streamlit interface further supports this by providing an accessible platform for interactive exploration of insights.</w:t>
       </w:r>
     </w:p>
     <w:p>
@@ -26998,23 +24254,7 @@
         <w:jc w:val="both"/>
       </w:pPr>
       <w:r>
-        <w:t xml:space="preserve">The project also highlights challenges and opportunities in orchestrating multiple pre-trained models. Integration across domains and modalities requires careful attention to data flow, output compatibility, and scalability. These lessons extend beyond </w:t>
-      </w:r>
-      <w:proofErr w:type="spellStart"/>
-      <w:r>
-        <w:t>PsychExtract</w:t>
-      </w:r>
-      <w:proofErr w:type="spellEnd"/>
-      <w:r>
-        <w:t>, providing insights for researchers seeking to leverage pre-trained models in complex, human-</w:t>
-      </w:r>
-      <w:proofErr w:type="spellStart"/>
-      <w:r>
-        <w:t>centered</w:t>
-      </w:r>
-      <w:proofErr w:type="spellEnd"/>
-      <w:r>
-        <w:t xml:space="preserve"> workflows.</w:t>
+        <w:t>The project also highlights challenges and opportunities in orchestrating multiple pre-trained models. Integration across domains and modalities requires careful attention to data flow, output compatibility, and scalability. These lessons extend beyond PsychExtract, providing insights for researchers seeking to leverage pre-trained models in complex, human-centered workflows.</w:t>
       </w:r>
     </w:p>
     <w:p>
@@ -27036,27 +24276,11 @@
         <w:jc w:val="both"/>
       </w:pPr>
       <w:r>
-        <w:t xml:space="preserve">In conclusion, </w:t>
-      </w:r>
-      <w:proofErr w:type="spellStart"/>
-      <w:r>
-        <w:t>PsychExtract</w:t>
-      </w:r>
-      <w:proofErr w:type="spellEnd"/>
-      <w:r>
-        <w:t xml:space="preserve"> has demonstrated a proof of concept for an interpretability-first, multi-model system supporting structured reflective practice. OCR, emotion classification, and keyword extraction pipelines were successfully implemented, producing insights from personal text while remaining ethically grounded and user-centric. Full integration, TTS implementation, </w:t>
+        <w:t xml:space="preserve">In conclusion, PsychExtract has demonstrated a proof of concept for an interpretability-first, multi-model system supporting structured reflective practice. OCR, emotion classification, and keyword extraction pipelines were successfully implemented, producing insights from personal text while remaining ethically grounded and user-centric. Full integration, TTS implementation, </w:t>
       </w:r>
       <w:r>
         <w:lastRenderedPageBreak/>
-        <w:t xml:space="preserve">personalisation, and expanded user studies remain future work, alongside development of the </w:t>
-      </w:r>
-      <w:proofErr w:type="spellStart"/>
-      <w:r>
-        <w:t>Streamlit</w:t>
-      </w:r>
-      <w:proofErr w:type="spellEnd"/>
-      <w:r>
-        <w:t xml:space="preserve"> UI to enable accessible interaction.</w:t>
+        <w:t>personalisation, and expanded user studies remain future work, alongside development of the Streamlit UI to enable accessible interaction.</w:t>
       </w:r>
     </w:p>
     <w:p>
@@ -27064,31 +24288,7 @@
         <w:jc w:val="both"/>
       </w:pPr>
       <w:r>
-        <w:t xml:space="preserve">Ultimately, </w:t>
-      </w:r>
-      <w:proofErr w:type="spellStart"/>
-      <w:r>
-        <w:t>PsychExtract</w:t>
-      </w:r>
-      <w:proofErr w:type="spellEnd"/>
-      <w:r>
-        <w:t xml:space="preserve"> highlights the transformative potential of combining NLP with reflective practice. By operationalizing insight in a computationally interpretable way and incorporating both visual and auditory modalities, the project provides a model for responsible, ethically aware tools that support emotional awareness and cognitive engagement. It underscores the importance of interpretability, modular design, multimodal accessibility, and user-</w:t>
-      </w:r>
-      <w:proofErr w:type="spellStart"/>
-      <w:r>
-        <w:t>centered</w:t>
-      </w:r>
-      <w:proofErr w:type="spellEnd"/>
-      <w:r>
-        <w:t xml:space="preserve"> evaluation in AI-driven reflective systems, offering a roadmap for future projects at the intersection of machine learning, mental health, and human-computer interaction. </w:t>
-      </w:r>
-      <w:proofErr w:type="spellStart"/>
-      <w:r>
-        <w:t>PsychExtract</w:t>
-      </w:r>
-      <w:proofErr w:type="spellEnd"/>
-      <w:r>
-        <w:t xml:space="preserve"> contributes not only a working prototype but also a conceptual framework for the future of interpretability-first, supportive technologies for personal insight.</w:t>
+        <w:t>Ultimately, PsychExtract highlights the transformative potential of combining NLP with reflective practice. By operationalizing insight in a computationally interpretable way and incorporating both visual and auditory modalities, the project provides a model for responsible, ethically aware tools that support emotional awareness and cognitive engagement. It underscores the importance of interpretability, modular design, multimodal accessibility, and user-centered evaluation in AI-driven reflective systems, offering a roadmap for future projects at the intersection of machine learning, mental health, and human-computer interaction. PsychExtract contributes not only a working prototype but also a conceptual framework for the future of interpretability-first, supportive technologies for personal insight.</w:t>
       </w:r>
     </w:p>
     <w:p>
@@ -27107,31 +24307,16 @@
       <w:bookmarkEnd w:id="115"/>
     </w:p>
     <w:p>
+      <w:pPr>
+        <w:jc w:val="both"/>
+      </w:pPr>
       <w:r>
         <w:rPr>
           <w:rFonts w:cs="Helvetica"/>
           <w:color w:val="000000"/>
           <w:szCs w:val="24"/>
         </w:rPr>
-        <w:t>Angelov, P.P. &amp; Soares, E.A., 2021. Towards explainable deep neural networks (</w:t>
-      </w:r>
-      <w:proofErr w:type="spellStart"/>
-      <w:r>
-        <w:rPr>
-          <w:rFonts w:cs="Helvetica"/>
-          <w:color w:val="000000"/>
-          <w:szCs w:val="24"/>
-        </w:rPr>
-        <w:t>xDNN</w:t>
-      </w:r>
-      <w:proofErr w:type="spellEnd"/>
-      <w:r>
-        <w:rPr>
-          <w:rFonts w:cs="Helvetica"/>
-          <w:color w:val="000000"/>
-          <w:szCs w:val="24"/>
-        </w:rPr>
-        <w:t xml:space="preserve">). </w:t>
+        <w:t xml:space="preserve">Angelov, P.P. &amp; Soares, E.A., 2021. Towards explainable deep neural networks (xDNN). </w:t>
       </w:r>
       <w:r>
         <w:rPr>
@@ -27164,65 +24349,20 @@
     </w:p>
     <w:p>
       <w:pPr>
+        <w:jc w:val="both"/>
         <w:rPr>
           <w:rFonts w:cs="Helvetica"/>
           <w:color w:val="000000"/>
           <w:szCs w:val="24"/>
         </w:rPr>
       </w:pPr>
-      <w:proofErr w:type="spellStart"/>
       <w:r>
         <w:rPr>
           <w:rFonts w:cs="Helvetica"/>
           <w:color w:val="000000"/>
           <w:szCs w:val="24"/>
         </w:rPr>
-        <w:t>Amershi</w:t>
-      </w:r>
-      <w:proofErr w:type="spellEnd"/>
-      <w:r>
-        <w:rPr>
-          <w:rFonts w:cs="Helvetica"/>
-          <w:color w:val="000000"/>
-          <w:szCs w:val="24"/>
-        </w:rPr>
-        <w:t xml:space="preserve">, S., Weld, D., </w:t>
-      </w:r>
-      <w:proofErr w:type="spellStart"/>
-      <w:r>
-        <w:rPr>
-          <w:rFonts w:cs="Helvetica"/>
-          <w:color w:val="000000"/>
-          <w:szCs w:val="24"/>
-        </w:rPr>
-        <w:t>Vorvoreanu</w:t>
-      </w:r>
-      <w:proofErr w:type="spellEnd"/>
-      <w:r>
-        <w:rPr>
-          <w:rFonts w:cs="Helvetica"/>
-          <w:color w:val="000000"/>
-          <w:szCs w:val="24"/>
-        </w:rPr>
-        <w:t xml:space="preserve">, M., Fourney, A., Nushi, B., </w:t>
-      </w:r>
-      <w:proofErr w:type="spellStart"/>
-      <w:r>
-        <w:rPr>
-          <w:rFonts w:cs="Helvetica"/>
-          <w:color w:val="000000"/>
-          <w:szCs w:val="24"/>
-        </w:rPr>
-        <w:t>Collisson</w:t>
-      </w:r>
-      <w:proofErr w:type="spellEnd"/>
-      <w:r>
-        <w:rPr>
-          <w:rFonts w:cs="Helvetica"/>
-          <w:color w:val="000000"/>
-          <w:szCs w:val="24"/>
-        </w:rPr>
-        <w:t xml:space="preserve">, P., Suh, J., Iqbal, S., Bennett, P.N., Inkpen, K., Teevan, J., Kikin-Gil, R. &amp; Horvitz, E., 2019. Guidelines for human–AI interaction. </w:t>
+        <w:t xml:space="preserve">Amershi, S., Weld, D., Vorvoreanu, M., Fourney, A., Nushi, B., Collisson, P., Suh, J., Iqbal, S., Bennett, P.N., Inkpen, K., Teevan, J., Kikin-Gil, R. &amp; Horvitz, E., 2019. Guidelines for human–AI interaction. </w:t>
       </w:r>
       <w:r>
         <w:rPr>
@@ -27255,6 +24395,7 @@
     </w:p>
     <w:p>
       <w:pPr>
+        <w:jc w:val="both"/>
         <w:rPr>
           <w:rFonts w:cs="Helvetica"/>
           <w:color w:val="000000"/>
@@ -27269,7 +24410,6 @@
         </w:rPr>
         <w:t xml:space="preserve">Bai, J., et al., 2024. Qwen-VL: A Frontier Large Vision-Language Model. </w:t>
       </w:r>
-      <w:proofErr w:type="spellStart"/>
       <w:r>
         <w:rPr>
           <w:rFonts w:cs="Helvetica"/>
@@ -27278,18 +24418,7 @@
           <w:color w:val="000000"/>
           <w:szCs w:val="24"/>
         </w:rPr>
-        <w:t>arXiv</w:t>
-      </w:r>
-      <w:proofErr w:type="spellEnd"/>
-      <w:r>
-        <w:rPr>
-          <w:rFonts w:cs="Helvetica"/>
-          <w:i/>
-          <w:iCs/>
-          <w:color w:val="000000"/>
-          <w:szCs w:val="24"/>
-        </w:rPr>
-        <w:t xml:space="preserve"> preprint</w:t>
+        <w:t>arXiv preprint</w:t>
       </w:r>
       <w:r>
         <w:rPr>
@@ -27312,6 +24441,7 @@
     </w:p>
     <w:p>
       <w:pPr>
+        <w:jc w:val="both"/>
         <w:rPr>
           <w:rFonts w:cs="Helvetica"/>
           <w:color w:val="000000"/>
@@ -27357,6 +24487,7 @@
     </w:p>
     <w:p>
       <w:pPr>
+        <w:jc w:val="both"/>
         <w:rPr>
           <w:rFonts w:cs="Helvetica"/>
           <w:color w:val="000000"/>
@@ -27393,25 +24524,7 @@
           <w:color w:val="000000"/>
           <w:szCs w:val="24"/>
         </w:rPr>
-        <w:t xml:space="preserve">, 2022. </w:t>
-      </w:r>
-      <w:proofErr w:type="spellStart"/>
-      <w:r>
-        <w:rPr>
-          <w:rFonts w:cs="Helvetica"/>
-          <w:color w:val="000000"/>
-          <w:szCs w:val="24"/>
-        </w:rPr>
-        <w:t>DistilBERT</w:t>
-      </w:r>
-      <w:proofErr w:type="spellEnd"/>
-      <w:r>
-        <w:rPr>
-          <w:rFonts w:cs="Helvetica"/>
-          <w:color w:val="000000"/>
-          <w:szCs w:val="24"/>
-        </w:rPr>
-        <w:t xml:space="preserve"> fine-tuned for emotion classification. </w:t>
+        <w:t xml:space="preserve">, 2022. DistilBERT fine-tuned for emotion classification. </w:t>
       </w:r>
       <w:r>
         <w:rPr>
@@ -27444,6 +24557,7 @@
     </w:p>
     <w:p>
       <w:pPr>
+        <w:jc w:val="both"/>
         <w:rPr>
           <w:rFonts w:cs="Helvetica"/>
           <w:color w:val="000000"/>
@@ -27456,25 +24570,7 @@
           <w:color w:val="000000"/>
           <w:szCs w:val="24"/>
         </w:rPr>
-        <w:t xml:space="preserve">Bojanowski, P., et al., 2017. Enriching Word Vectors with </w:t>
-      </w:r>
-      <w:proofErr w:type="spellStart"/>
-      <w:r>
-        <w:rPr>
-          <w:rFonts w:cs="Helvetica"/>
-          <w:color w:val="000000"/>
-          <w:szCs w:val="24"/>
-        </w:rPr>
-        <w:t>Subword</w:t>
-      </w:r>
-      <w:proofErr w:type="spellEnd"/>
-      <w:r>
-        <w:rPr>
-          <w:rFonts w:cs="Helvetica"/>
-          <w:color w:val="000000"/>
-          <w:szCs w:val="24"/>
-        </w:rPr>
-        <w:t xml:space="preserve"> Information. </w:t>
+        <w:t xml:space="preserve">Bojanowski, P., et al., 2017. Enriching Word Vectors with Subword Information. </w:t>
       </w:r>
       <w:r>
         <w:rPr>
@@ -27507,6 +24603,7 @@
     </w:p>
     <w:p>
       <w:pPr>
+        <w:jc w:val="both"/>
         <w:rPr>
           <w:rFonts w:cs="Helvetica"/>
           <w:color w:val="000000"/>
@@ -27552,47 +24649,20 @@
     </w:p>
     <w:p>
       <w:pPr>
+        <w:jc w:val="both"/>
         <w:rPr>
           <w:rFonts w:cs="Helvetica"/>
           <w:color w:val="000000"/>
           <w:szCs w:val="24"/>
         </w:rPr>
       </w:pPr>
-      <w:proofErr w:type="spellStart"/>
       <w:r>
         <w:rPr>
           <w:rFonts w:cs="Helvetica"/>
           <w:color w:val="000000"/>
           <w:szCs w:val="24"/>
         </w:rPr>
-        <w:t>CardiffNLP</w:t>
-      </w:r>
-      <w:proofErr w:type="spellEnd"/>
-      <w:r>
-        <w:rPr>
-          <w:rFonts w:cs="Helvetica"/>
-          <w:color w:val="000000"/>
-          <w:szCs w:val="24"/>
-        </w:rPr>
-        <w:t xml:space="preserve">, 2023. Twitter </w:t>
-      </w:r>
-      <w:proofErr w:type="spellStart"/>
-      <w:r>
-        <w:rPr>
-          <w:rFonts w:cs="Helvetica"/>
-          <w:color w:val="000000"/>
-          <w:szCs w:val="24"/>
-        </w:rPr>
-        <w:t>RoBERTa</w:t>
-      </w:r>
-      <w:proofErr w:type="spellEnd"/>
-      <w:r>
-        <w:rPr>
-          <w:rFonts w:cs="Helvetica"/>
-          <w:color w:val="000000"/>
-          <w:szCs w:val="24"/>
-        </w:rPr>
-        <w:t xml:space="preserve"> multi-label emotion classifier. </w:t>
+        <w:t xml:space="preserve">CardiffNLP, 2023. Twitter RoBERTa multi-label emotion classifier. </w:t>
       </w:r>
       <w:r>
         <w:rPr>
@@ -27625,6 +24695,7 @@
     </w:p>
     <w:p>
       <w:pPr>
+        <w:jc w:val="both"/>
         <w:rPr>
           <w:rFonts w:cs="Helvetica"/>
           <w:color w:val="000000"/>
@@ -27637,25 +24708,7 @@
           <w:color w:val="000000"/>
           <w:szCs w:val="24"/>
         </w:rPr>
-        <w:t xml:space="preserve">Campos, R., </w:t>
-      </w:r>
-      <w:proofErr w:type="spellStart"/>
-      <w:r>
-        <w:rPr>
-          <w:rFonts w:cs="Helvetica"/>
-          <w:color w:val="000000"/>
-          <w:szCs w:val="24"/>
-        </w:rPr>
-        <w:t>Joulin</w:t>
-      </w:r>
-      <w:proofErr w:type="spellEnd"/>
-      <w:r>
-        <w:rPr>
-          <w:rFonts w:cs="Helvetica"/>
-          <w:color w:val="000000"/>
-          <w:szCs w:val="24"/>
-        </w:rPr>
-        <w:t xml:space="preserve">, A., Mikolov, T., et al., 2020. YAKE! Keyword Extraction from Single Documents using Multiple Local Features. </w:t>
+        <w:t xml:space="preserve">Campos, R., Joulin, A., Mikolov, T., et al., 2020. YAKE! Keyword Extraction from Single Documents using Multiple Local Features. </w:t>
       </w:r>
       <w:r>
         <w:rPr>
@@ -27688,6 +24741,7 @@
     </w:p>
     <w:p>
       <w:pPr>
+        <w:jc w:val="both"/>
         <w:rPr>
           <w:rFonts w:cs="Helvetica"/>
           <w:color w:val="000000"/>
@@ -27723,6 +24777,7 @@
     </w:p>
     <w:p>
       <w:pPr>
+        <w:jc w:val="both"/>
         <w:rPr>
           <w:rFonts w:cs="Helvetica"/>
           <w:color w:val="000000"/>
@@ -27787,6 +24842,7 @@
     </w:p>
     <w:p>
       <w:pPr>
+        <w:jc w:val="both"/>
         <w:rPr>
           <w:rFonts w:cs="Helvetica"/>
           <w:color w:val="000000"/>
@@ -27799,27 +24855,8 @@
           <w:color w:val="000000"/>
           <w:szCs w:val="24"/>
         </w:rPr>
-        <w:t xml:space="preserve">Cui, C., et al., 2025. </w:t>
-      </w:r>
-      <w:proofErr w:type="spellStart"/>
-      <w:r>
-        <w:rPr>
-          <w:rFonts w:cs="Helvetica"/>
-          <w:color w:val="000000"/>
-          <w:szCs w:val="24"/>
-        </w:rPr>
-        <w:t>PaddleOCR</w:t>
-      </w:r>
-      <w:proofErr w:type="spellEnd"/>
-      <w:r>
-        <w:rPr>
-          <w:rFonts w:cs="Helvetica"/>
-          <w:color w:val="000000"/>
-          <w:szCs w:val="24"/>
-        </w:rPr>
-        <w:t xml:space="preserve">-VL: Boosting Multilingual Document Parsing via a 0.9B Ultra-Compact Vision-Language Model. </w:t>
-      </w:r>
-      <w:proofErr w:type="spellStart"/>
+        <w:t xml:space="preserve">Cui, C., et al., 2025. PaddleOCR-VL: Boosting Multilingual Document Parsing via a 0.9B Ultra-Compact Vision-Language Model. </w:t>
+      </w:r>
       <w:r>
         <w:rPr>
           <w:rFonts w:cs="Helvetica"/>
@@ -27828,18 +24865,7 @@
           <w:color w:val="000000"/>
           <w:szCs w:val="24"/>
         </w:rPr>
-        <w:t>arXiv</w:t>
-      </w:r>
-      <w:proofErr w:type="spellEnd"/>
-      <w:r>
-        <w:rPr>
-          <w:rFonts w:cs="Helvetica"/>
-          <w:i/>
-          <w:iCs/>
-          <w:color w:val="000000"/>
-          <w:szCs w:val="24"/>
-        </w:rPr>
-        <w:t xml:space="preserve"> preprint</w:t>
+        <w:t>arXiv preprint</w:t>
       </w:r>
       <w:r>
         <w:rPr>
@@ -27862,6 +24888,7 @@
     </w:p>
     <w:p>
       <w:pPr>
+        <w:jc w:val="both"/>
         <w:rPr>
           <w:rFonts w:cs="Helvetica"/>
           <w:color w:val="000000"/>
@@ -27874,25 +24901,7 @@
           <w:color w:val="000000"/>
           <w:szCs w:val="24"/>
         </w:rPr>
-        <w:t xml:space="preserve">DeVault, D., et al., 2014. </w:t>
-      </w:r>
-      <w:proofErr w:type="spellStart"/>
-      <w:r>
-        <w:rPr>
-          <w:rFonts w:cs="Helvetica"/>
-          <w:color w:val="000000"/>
-          <w:szCs w:val="24"/>
-        </w:rPr>
-        <w:t>SimSensei</w:t>
-      </w:r>
-      <w:proofErr w:type="spellEnd"/>
-      <w:r>
-        <w:rPr>
-          <w:rFonts w:cs="Helvetica"/>
-          <w:color w:val="000000"/>
-          <w:szCs w:val="24"/>
-        </w:rPr>
-        <w:t xml:space="preserve"> Kiosk: A Virtual Human Interviewer for Healthcare Decision Support. </w:t>
+        <w:t xml:space="preserve">DeVault, D., et al., 2014. SimSensei Kiosk: A Virtual Human Interviewer for Healthcare Decision Support. </w:t>
       </w:r>
       <w:r>
         <w:rPr>
@@ -27925,6 +24934,7 @@
     </w:p>
     <w:p>
       <w:pPr>
+        <w:jc w:val="both"/>
         <w:rPr>
           <w:rFonts w:cs="Helvetica"/>
           <w:color w:val="000000"/>
@@ -27937,25 +24947,7 @@
           <w:color w:val="000000"/>
           <w:szCs w:val="24"/>
         </w:rPr>
-        <w:t xml:space="preserve">Demszky, D., et al., 2020. </w:t>
-      </w:r>
-      <w:proofErr w:type="spellStart"/>
-      <w:r>
-        <w:rPr>
-          <w:rFonts w:cs="Helvetica"/>
-          <w:color w:val="000000"/>
-          <w:szCs w:val="24"/>
-        </w:rPr>
-        <w:t>GoEmotions</w:t>
-      </w:r>
-      <w:proofErr w:type="spellEnd"/>
-      <w:r>
-        <w:rPr>
-          <w:rFonts w:cs="Helvetica"/>
-          <w:color w:val="000000"/>
-          <w:szCs w:val="24"/>
-        </w:rPr>
-        <w:t xml:space="preserve">: A Dataset of Fine-Grained Emotions. </w:t>
+        <w:t xml:space="preserve">Demszky, D., et al., 2020. GoEmotions: A Dataset of Fine-Grained Emotions. </w:t>
       </w:r>
       <w:r>
         <w:rPr>
@@ -27986,6 +24978,7 @@
     </w:p>
     <w:p>
       <w:pPr>
+        <w:jc w:val="both"/>
         <w:rPr>
           <w:rFonts w:cs="Helvetica"/>
           <w:color w:val="000000"/>
@@ -28031,6 +25024,7 @@
     </w:p>
     <w:p>
       <w:pPr>
+        <w:jc w:val="both"/>
         <w:rPr>
           <w:rFonts w:cs="Helvetica"/>
           <w:color w:val="000000"/>
@@ -28045,7 +25039,6 @@
         </w:rPr>
         <w:t xml:space="preserve">Doshi-Velez, F. &amp; Kim, B., 2017. Towards a Rigorous Science of Interpretable Machine Learning. </w:t>
       </w:r>
-      <w:proofErr w:type="spellStart"/>
       <w:r>
         <w:rPr>
           <w:rFonts w:cs="Helvetica"/>
@@ -28054,18 +25047,7 @@
           <w:color w:val="000000"/>
           <w:szCs w:val="24"/>
         </w:rPr>
-        <w:t>arXiv</w:t>
-      </w:r>
-      <w:proofErr w:type="spellEnd"/>
-      <w:r>
-        <w:rPr>
-          <w:rFonts w:cs="Helvetica"/>
-          <w:i/>
-          <w:iCs/>
-          <w:color w:val="000000"/>
-          <w:szCs w:val="24"/>
-        </w:rPr>
-        <w:t xml:space="preserve"> preprint</w:t>
+        <w:t>arXiv preprint</w:t>
       </w:r>
       <w:r>
         <w:rPr>
@@ -28088,6 +25070,7 @@
     </w:p>
     <w:p>
       <w:pPr>
+        <w:jc w:val="both"/>
         <w:rPr>
           <w:rFonts w:cs="Helvetica"/>
           <w:color w:val="000000"/>
@@ -28100,27 +25083,8 @@
           <w:color w:val="000000"/>
           <w:szCs w:val="24"/>
         </w:rPr>
-        <w:t xml:space="preserve">Grootendorst, M., 2022. </w:t>
-      </w:r>
-      <w:proofErr w:type="spellStart"/>
-      <w:r>
-        <w:rPr>
-          <w:rFonts w:cs="Helvetica"/>
-          <w:color w:val="000000"/>
-          <w:szCs w:val="24"/>
-        </w:rPr>
-        <w:t>BERTopic</w:t>
-      </w:r>
-      <w:proofErr w:type="spellEnd"/>
-      <w:r>
-        <w:rPr>
-          <w:rFonts w:cs="Helvetica"/>
-          <w:color w:val="000000"/>
-          <w:szCs w:val="24"/>
-        </w:rPr>
-        <w:t xml:space="preserve">: Neural Topic Modelling with Transformers and class-based TF-IDF. </w:t>
-      </w:r>
-      <w:proofErr w:type="spellStart"/>
+        <w:t xml:space="preserve">Grootendorst, M., 2022. BERTopic: Neural Topic Modelling with Transformers and class-based TF-IDF. </w:t>
+      </w:r>
       <w:r>
         <w:rPr>
           <w:rFonts w:cs="Helvetica"/>
@@ -28129,18 +25093,7 @@
           <w:color w:val="000000"/>
           <w:szCs w:val="24"/>
         </w:rPr>
-        <w:t>arXiv</w:t>
-      </w:r>
-      <w:proofErr w:type="spellEnd"/>
-      <w:r>
-        <w:rPr>
-          <w:rFonts w:cs="Helvetica"/>
-          <w:i/>
-          <w:iCs/>
-          <w:color w:val="000000"/>
-          <w:szCs w:val="24"/>
-        </w:rPr>
-        <w:t xml:space="preserve"> preprint</w:t>
+        <w:t>arXiv preprint</w:t>
       </w:r>
       <w:r>
         <w:rPr>
@@ -28179,6 +25132,7 @@
     </w:p>
     <w:p>
       <w:pPr>
+        <w:jc w:val="both"/>
         <w:rPr>
           <w:rFonts w:cs="Helvetica"/>
           <w:color w:val="000000"/>
@@ -28191,25 +25145,7 @@
           <w:color w:val="000000"/>
           <w:szCs w:val="24"/>
         </w:rPr>
-        <w:t xml:space="preserve">Grootendorst, M., 2025. </w:t>
-      </w:r>
-      <w:proofErr w:type="spellStart"/>
-      <w:r>
-        <w:rPr>
-          <w:rFonts w:cs="Helvetica"/>
-          <w:color w:val="000000"/>
-          <w:szCs w:val="24"/>
-        </w:rPr>
-        <w:t>KeyBERT</w:t>
-      </w:r>
-      <w:proofErr w:type="spellEnd"/>
-      <w:r>
-        <w:rPr>
-          <w:rFonts w:cs="Helvetica"/>
-          <w:color w:val="000000"/>
-          <w:szCs w:val="24"/>
-        </w:rPr>
-        <w:t xml:space="preserve">. </w:t>
+        <w:t xml:space="preserve">Grootendorst, M., 2025. KeyBERT. </w:t>
       </w:r>
       <w:r>
         <w:rPr>
@@ -28260,6 +25196,7 @@
     </w:p>
     <w:p>
       <w:pPr>
+        <w:jc w:val="both"/>
         <w:rPr>
           <w:rFonts w:cs="Helvetica"/>
           <w:color w:val="000000"/>
@@ -28345,6 +25282,7 @@
     </w:p>
     <w:p>
       <w:pPr>
+        <w:jc w:val="both"/>
         <w:rPr>
           <w:rFonts w:cs="Helvetica"/>
           <w:color w:val="000000"/>
@@ -28371,49 +25309,32 @@
       </w:hyperlink>
     </w:p>
     <w:p>
+      <w:pPr>
+        <w:jc w:val="both"/>
+      </w:pPr>
       <w:r>
         <w:rPr>
           <w:rFonts w:cs="Helvetica"/>
           <w:color w:val="000000"/>
           <w:szCs w:val="24"/>
         </w:rPr>
-        <w:t xml:space="preserve">Gulliksen, J., Göransson, B., </w:t>
-      </w:r>
-      <w:proofErr w:type="spellStart"/>
+        <w:t xml:space="preserve">Gulliksen, </w:t>
+      </w:r>
       <w:r>
         <w:rPr>
           <w:rFonts w:cs="Helvetica"/>
           <w:color w:val="000000"/>
           <w:szCs w:val="24"/>
         </w:rPr>
-        <w:t>Boivie</w:t>
-      </w:r>
-      <w:proofErr w:type="spellEnd"/>
+        <w:t>et al</w:t>
+      </w:r>
       <w:r>
         <w:rPr>
           <w:rFonts w:cs="Helvetica"/>
           <w:color w:val="000000"/>
           <w:szCs w:val="24"/>
         </w:rPr>
-        <w:t xml:space="preserve">, I., Blomkvist, S., Persson, J. &amp; </w:t>
-      </w:r>
-      <w:proofErr w:type="spellStart"/>
-      <w:r>
-        <w:rPr>
-          <w:rFonts w:cs="Helvetica"/>
-          <w:color w:val="000000"/>
-          <w:szCs w:val="24"/>
-        </w:rPr>
-        <w:t>Cajander</w:t>
-      </w:r>
-      <w:proofErr w:type="spellEnd"/>
-      <w:r>
-        <w:rPr>
-          <w:rFonts w:cs="Helvetica"/>
-          <w:color w:val="000000"/>
-          <w:szCs w:val="24"/>
-        </w:rPr>
-        <w:t xml:space="preserve">, Å., 2003. Key principles for user-centred systems design. </w:t>
+        <w:t xml:space="preserve">., 2003. Key principles for user-centred systems design. </w:t>
       </w:r>
       <w:r>
         <w:rPr>
@@ -28445,6 +25366,9 @@
       </w:hyperlink>
     </w:p>
     <w:p>
+      <w:pPr>
+        <w:jc w:val="both"/>
+      </w:pPr>
       <w:r>
         <w:rPr>
           <w:rFonts w:cs="Helvetica"/>
@@ -28500,67 +25424,21 @@
     </w:p>
     <w:p>
       <w:pPr>
+        <w:jc w:val="both"/>
         <w:rPr>
           <w:rFonts w:cs="Helvetica"/>
           <w:color w:val="000000"/>
           <w:szCs w:val="24"/>
         </w:rPr>
       </w:pPr>
-      <w:proofErr w:type="spellStart"/>
       <w:r>
         <w:rPr>
           <w:rFonts w:cs="Helvetica"/>
           <w:color w:val="000000"/>
           <w:szCs w:val="24"/>
         </w:rPr>
-        <w:t>Honnibal</w:t>
-      </w:r>
-      <w:proofErr w:type="spellEnd"/>
-      <w:r>
-        <w:rPr>
-          <w:rFonts w:cs="Helvetica"/>
-          <w:color w:val="000000"/>
-          <w:szCs w:val="24"/>
-        </w:rPr>
-        <w:t xml:space="preserve">, M., Montani, I., Van </w:t>
-      </w:r>
-      <w:proofErr w:type="spellStart"/>
-      <w:r>
-        <w:rPr>
-          <w:rFonts w:cs="Helvetica"/>
-          <w:color w:val="000000"/>
-          <w:szCs w:val="24"/>
-        </w:rPr>
-        <w:t>Landeghem</w:t>
-      </w:r>
-      <w:proofErr w:type="spellEnd"/>
-      <w:r>
-        <w:rPr>
-          <w:rFonts w:cs="Helvetica"/>
-          <w:color w:val="000000"/>
-          <w:szCs w:val="24"/>
-        </w:rPr>
-        <w:t xml:space="preserve">, S. &amp; Boyd, A., 2020. </w:t>
-      </w:r>
-      <w:proofErr w:type="spellStart"/>
-      <w:r>
-        <w:rPr>
-          <w:rFonts w:cs="Helvetica"/>
-          <w:color w:val="000000"/>
-          <w:szCs w:val="24"/>
-        </w:rPr>
-        <w:t>spaCy</w:t>
-      </w:r>
-      <w:proofErr w:type="spellEnd"/>
-      <w:r>
-        <w:rPr>
-          <w:rFonts w:cs="Helvetica"/>
-          <w:color w:val="000000"/>
-          <w:szCs w:val="24"/>
-        </w:rPr>
-        <w:t xml:space="preserve">: Industrial-strength Natural Language Processing in Python. </w:t>
-      </w:r>
-      <w:proofErr w:type="spellStart"/>
+        <w:t xml:space="preserve">Honnibal, M., Montani, I., Van Landeghem, S. &amp; Boyd, A., 2020. spaCy: Industrial-strength Natural Language Processing in Python. </w:t>
+      </w:r>
       <w:r>
         <w:rPr>
           <w:rFonts w:cs="Helvetica"/>
@@ -28571,7 +25449,6 @@
         </w:rPr>
         <w:t>Zenodo</w:t>
       </w:r>
-      <w:proofErr w:type="spellEnd"/>
       <w:r>
         <w:rPr>
           <w:rFonts w:cs="Helvetica"/>
@@ -28620,6 +25497,7 @@
     </w:p>
     <w:p>
       <w:pPr>
+        <w:jc w:val="both"/>
         <w:rPr>
           <w:rFonts w:cs="Helvetica"/>
           <w:color w:val="000000"/>
@@ -28664,6 +25542,9 @@
       </w:hyperlink>
     </w:p>
     <w:p>
+      <w:pPr>
+        <w:jc w:val="both"/>
+      </w:pPr>
       <w:r>
         <w:rPr>
           <w:rFonts w:cs="Helvetica"/>
@@ -28704,47 +25585,20 @@
     </w:p>
     <w:p>
       <w:pPr>
+        <w:jc w:val="both"/>
         <w:rPr>
           <w:rFonts w:cs="Helvetica"/>
           <w:color w:val="000000"/>
           <w:szCs w:val="24"/>
         </w:rPr>
       </w:pPr>
-      <w:proofErr w:type="spellStart"/>
       <w:r>
         <w:rPr>
           <w:rFonts w:cs="Helvetica"/>
           <w:color w:val="000000"/>
           <w:szCs w:val="24"/>
         </w:rPr>
-        <w:t>JaidedAI</w:t>
-      </w:r>
-      <w:proofErr w:type="spellEnd"/>
-      <w:r>
-        <w:rPr>
-          <w:rFonts w:cs="Helvetica"/>
-          <w:color w:val="000000"/>
-          <w:szCs w:val="24"/>
-        </w:rPr>
-        <w:t xml:space="preserve">, 2024. </w:t>
-      </w:r>
-      <w:proofErr w:type="spellStart"/>
-      <w:r>
-        <w:rPr>
-          <w:rFonts w:cs="Helvetica"/>
-          <w:color w:val="000000"/>
-          <w:szCs w:val="24"/>
-        </w:rPr>
-        <w:t>EasyOCR</w:t>
-      </w:r>
-      <w:proofErr w:type="spellEnd"/>
-      <w:r>
-        <w:rPr>
-          <w:rFonts w:cs="Helvetica"/>
-          <w:color w:val="000000"/>
-          <w:szCs w:val="24"/>
-        </w:rPr>
-        <w:t xml:space="preserve">: Ready-to-use OCR with 80+ supported languages and all popular writing scripts including Latin, Chinese, Arabic, Devanagari, Cyrillic, etc. </w:t>
+        <w:t xml:space="preserve">JaidedAI, 2024. EasyOCR: Ready-to-use OCR with 80+ supported languages and all popular writing scripts including Latin, Chinese, Arabic, Devanagari, Cyrillic, etc. </w:t>
       </w:r>
       <w:r>
         <w:rPr>
@@ -28810,23 +25664,16 @@
       </w:hyperlink>
     </w:p>
     <w:p>
-      <w:proofErr w:type="spellStart"/>
+      <w:pPr>
+        <w:jc w:val="both"/>
+      </w:pPr>
       <w:r>
         <w:rPr>
           <w:rFonts w:cs="Helvetica"/>
           <w:color w:val="000000"/>
           <w:szCs w:val="24"/>
         </w:rPr>
-        <w:t>Koleck</w:t>
-      </w:r>
-      <w:proofErr w:type="spellEnd"/>
-      <w:r>
-        <w:rPr>
-          <w:rFonts w:cs="Helvetica"/>
-          <w:color w:val="000000"/>
-          <w:szCs w:val="24"/>
-        </w:rPr>
-        <w:t xml:space="preserve">, T.A., et al., 2019. Natural language processing of symptoms documented in free-text narratives of electronic health records: a systematic review. </w:t>
+        <w:t xml:space="preserve">Koleck, T.A., et al., 2019. Natural language processing of symptoms documented in free-text narratives of electronic health records: a systematic review. </w:t>
       </w:r>
       <w:r>
         <w:rPr>
@@ -28858,32 +25705,18 @@
       </w:hyperlink>
     </w:p>
     <w:p>
-      <w:r>
-        <w:t xml:space="preserve">Li, M., et al., 2021. </w:t>
-      </w:r>
-      <w:proofErr w:type="spellStart"/>
-      <w:r>
-        <w:t>TrOCR</w:t>
-      </w:r>
-      <w:proofErr w:type="spellEnd"/>
-      <w:r>
-        <w:t xml:space="preserve">: Transformer-based optical character recognition with pre-trained models. </w:t>
-      </w:r>
-      <w:proofErr w:type="spellStart"/>
+      <w:pPr>
+        <w:jc w:val="both"/>
+      </w:pPr>
+      <w:r>
+        <w:t xml:space="preserve">Li, M., et al., 2021. TrOCR: Transformer-based optical character recognition with pre-trained models. </w:t>
+      </w:r>
       <w:r>
         <w:rPr>
           <w:i/>
           <w:iCs/>
         </w:rPr>
-        <w:t>arXiv</w:t>
-      </w:r>
-      <w:proofErr w:type="spellEnd"/>
-      <w:r>
-        <w:rPr>
-          <w:i/>
-          <w:iCs/>
-        </w:rPr>
-        <w:t xml:space="preserve"> preprint</w:t>
+        <w:t>arXiv preprint</w:t>
       </w:r>
       <w:r>
         <w:t xml:space="preserve">. [Preprint] </w:t>
@@ -28899,6 +25732,7 @@
     </w:p>
     <w:p>
       <w:pPr>
+        <w:jc w:val="both"/>
         <w:rPr>
           <w:rFonts w:cs="Helvetica"/>
           <w:color w:val="000000"/>
@@ -28927,27 +25761,8 @@
           <w:color w:val="000000"/>
           <w:szCs w:val="24"/>
         </w:rPr>
-        <w:t xml:space="preserve"> Stoyanov, V., 2019. </w:t>
-      </w:r>
-      <w:proofErr w:type="spellStart"/>
-      <w:r>
-        <w:rPr>
-          <w:rFonts w:cs="Helvetica"/>
-          <w:color w:val="000000"/>
-          <w:szCs w:val="24"/>
-        </w:rPr>
-        <w:t>RoBERTa</w:t>
-      </w:r>
-      <w:proofErr w:type="spellEnd"/>
-      <w:r>
-        <w:rPr>
-          <w:rFonts w:cs="Helvetica"/>
-          <w:color w:val="000000"/>
-          <w:szCs w:val="24"/>
-        </w:rPr>
-        <w:t xml:space="preserve">: A robustly optimised BERT pretraining approach. </w:t>
-      </w:r>
-      <w:proofErr w:type="spellStart"/>
+        <w:t xml:space="preserve"> Stoyanov, V., 2019. RoBERTa: A robustly optimised BERT pretraining approach. </w:t>
+      </w:r>
       <w:r>
         <w:rPr>
           <w:rFonts w:cs="Helvetica"/>
@@ -28956,18 +25771,7 @@
           <w:color w:val="000000"/>
           <w:szCs w:val="24"/>
         </w:rPr>
-        <w:t>arXiv</w:t>
-      </w:r>
-      <w:proofErr w:type="spellEnd"/>
-      <w:r>
-        <w:rPr>
-          <w:rFonts w:cs="Helvetica"/>
-          <w:i/>
-          <w:iCs/>
-          <w:color w:val="000000"/>
-          <w:szCs w:val="24"/>
-        </w:rPr>
-        <w:t xml:space="preserve"> preprint</w:t>
+        <w:t>arXiv preprint</w:t>
       </w:r>
       <w:r>
         <w:rPr>
@@ -28989,6 +25793,9 @@
       </w:hyperlink>
     </w:p>
     <w:p>
+      <w:pPr>
+        <w:jc w:val="both"/>
+      </w:pPr>
       <w:r>
         <w:rPr>
           <w:rFonts w:cs="Helvetica"/>
@@ -29026,6 +25833,7 @@
     </w:p>
     <w:p>
       <w:pPr>
+        <w:jc w:val="both"/>
         <w:rPr>
           <w:rFonts w:cs="Helvetica"/>
           <w:color w:val="000000"/>
@@ -29087,6 +25895,7 @@
     </w:p>
     <w:p>
       <w:pPr>
+        <w:jc w:val="both"/>
         <w:rPr>
           <w:rFonts w:cs="Helvetica"/>
           <w:szCs w:val="24"/>
@@ -29131,6 +25940,7 @@
     </w:p>
     <w:p>
       <w:pPr>
+        <w:jc w:val="both"/>
         <w:rPr>
           <w:rFonts w:cs="Helvetica"/>
           <w:color w:val="000000"/>
@@ -29175,6 +25985,9 @@
       </w:hyperlink>
     </w:p>
     <w:p>
+      <w:pPr>
+        <w:jc w:val="both"/>
+      </w:pPr>
       <w:r>
         <w:rPr>
           <w:rFonts w:cs="Helvetica"/>
@@ -29214,6 +26027,7 @@
     </w:p>
     <w:p>
       <w:pPr>
+        <w:jc w:val="both"/>
         <w:rPr>
           <w:rFonts w:cs="Helvetica"/>
           <w:color w:val="000000"/>
@@ -29259,6 +26073,7 @@
     </w:p>
     <w:p>
       <w:pPr>
+        <w:jc w:val="both"/>
         <w:rPr>
           <w:rFonts w:cs="Helvetica"/>
           <w:color w:val="000000"/>
@@ -29304,6 +26119,7 @@
     </w:p>
     <w:p>
       <w:pPr>
+        <w:jc w:val="both"/>
         <w:rPr>
           <w:rFonts w:cs="Helvetica"/>
           <w:color w:val="000000"/>
@@ -29332,6 +26148,7 @@
     </w:p>
     <w:p>
       <w:pPr>
+        <w:jc w:val="both"/>
         <w:rPr>
           <w:rFonts w:cs="Helvetica"/>
           <w:color w:val="000000"/>
@@ -29377,6 +26194,7 @@
     </w:p>
     <w:p>
       <w:pPr>
+        <w:jc w:val="both"/>
         <w:rPr>
           <w:rFonts w:cs="Helvetica"/>
           <w:color w:val="000000"/>
@@ -29404,6 +26222,7 @@
     </w:p>
     <w:p>
       <w:pPr>
+        <w:jc w:val="both"/>
         <w:rPr>
           <w:rFonts w:cs="Helvetica"/>
           <w:color w:val="000000"/>
@@ -29426,20 +26245,8 @@
           <w:color w:val="000000"/>
           <w:szCs w:val="24"/>
         </w:rPr>
-        <w:t xml:space="preserve">IEEE Trans Pattern Anal Mach </w:t>
-      </w:r>
-      <w:proofErr w:type="spellStart"/>
-      <w:r>
-        <w:rPr>
-          <w:rFonts w:cs="Helvetica"/>
-          <w:i/>
-          <w:iCs/>
-          <w:color w:val="000000"/>
-          <w:szCs w:val="24"/>
-        </w:rPr>
-        <w:t>Intell</w:t>
-      </w:r>
-      <w:proofErr w:type="spellEnd"/>
+        <w:t>IEEE Trans Pattern Anal Mach Intell</w:t>
+      </w:r>
       <w:r>
         <w:rPr>
           <w:rFonts w:cs="Helvetica"/>
@@ -29460,31 +26267,16 @@
       </w:hyperlink>
     </w:p>
     <w:p>
+      <w:pPr>
+        <w:jc w:val="both"/>
+      </w:pPr>
       <w:r>
         <w:rPr>
           <w:rFonts w:cs="Helvetica"/>
           <w:color w:val="000000"/>
           <w:szCs w:val="24"/>
         </w:rPr>
-        <w:t xml:space="preserve">Patel, C.I., et al., 2012. Optical Character Recognition by </w:t>
-      </w:r>
-      <w:proofErr w:type="gramStart"/>
-      <w:r>
-        <w:rPr>
-          <w:rFonts w:cs="Helvetica"/>
-          <w:color w:val="000000"/>
-          <w:szCs w:val="24"/>
-        </w:rPr>
-        <w:t>Open Source</w:t>
-      </w:r>
-      <w:proofErr w:type="gramEnd"/>
-      <w:r>
-        <w:rPr>
-          <w:rFonts w:cs="Helvetica"/>
-          <w:color w:val="000000"/>
-          <w:szCs w:val="24"/>
-        </w:rPr>
-        <w:t xml:space="preserve"> OCR Tool Tesseract: A Case Study. </w:t>
+        <w:t xml:space="preserve">Patel, C.I., et al., 2012. Optical Character Recognition by Open Source OCR Tool Tesseract: A Case Study. </w:t>
       </w:r>
       <w:r>
         <w:rPr>
@@ -29517,6 +26309,7 @@
     </w:p>
     <w:p>
       <w:pPr>
+        <w:jc w:val="both"/>
         <w:rPr>
           <w:rFonts w:cs="Helvetica"/>
           <w:color w:val="000000"/>
@@ -29580,6 +26373,7 @@
     </w:p>
     <w:p>
       <w:pPr>
+        <w:jc w:val="both"/>
         <w:rPr>
           <w:rFonts w:cs="Helvetica"/>
           <w:color w:val="000000"/>
@@ -29592,25 +26386,7 @@
           <w:color w:val="000000"/>
           <w:szCs w:val="24"/>
         </w:rPr>
-        <w:t xml:space="preserve">Reimers, N. &amp; </w:t>
-      </w:r>
-      <w:proofErr w:type="spellStart"/>
-      <w:r>
-        <w:rPr>
-          <w:rFonts w:cs="Helvetica"/>
-          <w:color w:val="000000"/>
-          <w:szCs w:val="24"/>
-        </w:rPr>
-        <w:t>Gurevych</w:t>
-      </w:r>
-      <w:proofErr w:type="spellEnd"/>
-      <w:r>
-        <w:rPr>
-          <w:rFonts w:cs="Helvetica"/>
-          <w:color w:val="000000"/>
-          <w:szCs w:val="24"/>
-        </w:rPr>
-        <w:t xml:space="preserve">, I., 2019. Sentence-BERT: Sentence Embeddings using Siamese BERT-Networks. </w:t>
+        <w:t xml:space="preserve">Reimers, N. &amp; Gurevych, I., 2019. Sentence-BERT: Sentence Embeddings using Siamese BERT-Networks. </w:t>
       </w:r>
       <w:r>
         <w:rPr>
@@ -29643,6 +26419,7 @@
     </w:p>
     <w:p>
       <w:pPr>
+        <w:jc w:val="both"/>
         <w:rPr>
           <w:rFonts w:cs="Helvetica"/>
           <w:color w:val="000000"/>
@@ -29688,6 +26465,7 @@
     </w:p>
     <w:p>
       <w:pPr>
+        <w:jc w:val="both"/>
         <w:rPr>
           <w:rFonts w:cs="Helvetica"/>
           <w:color w:val="000000"/>
@@ -29700,27 +26478,8 @@
           <w:color w:val="000000"/>
           <w:szCs w:val="24"/>
         </w:rPr>
-        <w:t xml:space="preserve">Sanh, V., et al., 2019. </w:t>
-      </w:r>
-      <w:proofErr w:type="spellStart"/>
-      <w:r>
-        <w:rPr>
-          <w:rFonts w:cs="Helvetica"/>
-          <w:color w:val="000000"/>
-          <w:szCs w:val="24"/>
-        </w:rPr>
-        <w:t>DistilBERT</w:t>
-      </w:r>
-      <w:proofErr w:type="spellEnd"/>
-      <w:r>
-        <w:rPr>
-          <w:rFonts w:cs="Helvetica"/>
-          <w:color w:val="000000"/>
-          <w:szCs w:val="24"/>
-        </w:rPr>
-        <w:t xml:space="preserve">, a distilled version of BERT: smaller, faster, cheaper and lighter. </w:t>
-      </w:r>
-      <w:proofErr w:type="spellStart"/>
+        <w:t xml:space="preserve">Sanh, V., et al., 2019. DistilBERT, a distilled version of BERT: smaller, faster, cheaper and lighter. </w:t>
+      </w:r>
       <w:r>
         <w:rPr>
           <w:rFonts w:cs="Helvetica"/>
@@ -29729,18 +26488,7 @@
           <w:color w:val="000000"/>
           <w:szCs w:val="24"/>
         </w:rPr>
-        <w:t>arXiv</w:t>
-      </w:r>
-      <w:proofErr w:type="spellEnd"/>
-      <w:r>
-        <w:rPr>
-          <w:rFonts w:cs="Helvetica"/>
-          <w:i/>
-          <w:iCs/>
-          <w:color w:val="000000"/>
-          <w:szCs w:val="24"/>
-        </w:rPr>
-        <w:t xml:space="preserve"> preprint</w:t>
+        <w:t>arXiv preprint</w:t>
       </w:r>
       <w:r>
         <w:rPr>
@@ -29763,6 +26511,7 @@
     </w:p>
     <w:p>
       <w:pPr>
+        <w:jc w:val="both"/>
         <w:rPr>
           <w:rFonts w:cs="Helvetica"/>
           <w:color w:val="000000"/>
@@ -29808,6 +26557,7 @@
     </w:p>
     <w:p>
       <w:pPr>
+        <w:jc w:val="both"/>
         <w:rPr>
           <w:rFonts w:cs="Helvetica"/>
           <w:color w:val="000000"/>
@@ -29820,25 +26570,7 @@
           <w:color w:val="000000"/>
           <w:szCs w:val="24"/>
         </w:rPr>
-        <w:t xml:space="preserve">Shen, J., et al., 2018. Natural TTS Synthesis by Conditioning </w:t>
-      </w:r>
-      <w:proofErr w:type="spellStart"/>
-      <w:r>
-        <w:rPr>
-          <w:rFonts w:cs="Helvetica"/>
-          <w:color w:val="000000"/>
-          <w:szCs w:val="24"/>
-        </w:rPr>
-        <w:t>Wavenet</w:t>
-      </w:r>
-      <w:proofErr w:type="spellEnd"/>
-      <w:r>
-        <w:rPr>
-          <w:rFonts w:cs="Helvetica"/>
-          <w:color w:val="000000"/>
-          <w:szCs w:val="24"/>
-        </w:rPr>
-        <w:t xml:space="preserve"> on Mel Spectrogram Predictions. </w:t>
+        <w:t xml:space="preserve">Shen, J., et al., 2018. Natural TTS Synthesis by Conditioning Wavenet on Mel Spectrogram Predictions. </w:t>
       </w:r>
       <w:r>
         <w:rPr>
@@ -29871,6 +26603,7 @@
     </w:p>
     <w:p>
       <w:pPr>
+        <w:jc w:val="both"/>
         <w:rPr>
           <w:rFonts w:cs="Helvetica"/>
           <w:color w:val="000000"/>
@@ -29916,29 +26649,20 @@
     </w:p>
     <w:p>
       <w:pPr>
+        <w:jc w:val="both"/>
         <w:rPr>
           <w:rFonts w:cs="Helvetica"/>
           <w:color w:val="000000"/>
           <w:szCs w:val="24"/>
         </w:rPr>
       </w:pPr>
-      <w:proofErr w:type="spellStart"/>
       <w:r>
         <w:rPr>
           <w:rFonts w:cs="Helvetica"/>
           <w:color w:val="000000"/>
           <w:szCs w:val="24"/>
         </w:rPr>
-        <w:t>Torous</w:t>
-      </w:r>
-      <w:proofErr w:type="spellEnd"/>
-      <w:r>
-        <w:rPr>
-          <w:rFonts w:cs="Helvetica"/>
-          <w:color w:val="000000"/>
-          <w:szCs w:val="24"/>
-        </w:rPr>
-        <w:t xml:space="preserve">, J., et al., 2018. Clinical review of user engagement with mental health smartphone apps: evidence, theory and improvements. </w:t>
+        <w:t xml:space="preserve">Torous, J., et al., 2018. Clinical review of user engagement with mental health smartphone apps: evidence, theory and improvements. </w:t>
       </w:r>
       <w:r>
         <w:rPr>
@@ -29971,6 +26695,7 @@
     </w:p>
     <w:p>
       <w:pPr>
+        <w:jc w:val="both"/>
         <w:rPr>
           <w:rFonts w:cs="Helvetica"/>
           <w:color w:val="000000"/>
@@ -30016,13 +26741,13 @@
     </w:p>
     <w:p>
       <w:pPr>
+        <w:jc w:val="both"/>
         <w:rPr>
           <w:rFonts w:cs="Helvetica"/>
           <w:color w:val="000000"/>
           <w:szCs w:val="24"/>
         </w:rPr>
       </w:pPr>
-      <w:proofErr w:type="spellStart"/>
       <w:r>
         <w:rPr>
           <w:rFonts w:cs="Helvetica"/>
@@ -30030,34 +26755,7 @@
           <w:szCs w:val="24"/>
         </w:rPr>
         <w:lastRenderedPageBreak/>
-        <w:t>Tsoumakas</w:t>
-      </w:r>
-      <w:proofErr w:type="spellEnd"/>
-      <w:r>
-        <w:rPr>
-          <w:rFonts w:cs="Helvetica"/>
-          <w:color w:val="000000"/>
-          <w:szCs w:val="24"/>
-        </w:rPr>
-        <w:t xml:space="preserve">, G., Katakis, I. &amp; </w:t>
-      </w:r>
-      <w:proofErr w:type="spellStart"/>
-      <w:r>
-        <w:rPr>
-          <w:rFonts w:cs="Helvetica"/>
-          <w:color w:val="000000"/>
-          <w:szCs w:val="24"/>
-        </w:rPr>
-        <w:t>Vlahavas</w:t>
-      </w:r>
-      <w:proofErr w:type="spellEnd"/>
-      <w:r>
-        <w:rPr>
-          <w:rFonts w:cs="Helvetica"/>
-          <w:color w:val="000000"/>
-          <w:szCs w:val="24"/>
-        </w:rPr>
-        <w:t xml:space="preserve">, I., 2007. Mining multi-label data. In </w:t>
+        <w:t xml:space="preserve">Tsoumakas, G., Katakis, I. &amp; Vlahavas, I., 2007. Mining multi-label data. In </w:t>
       </w:r>
       <w:r>
         <w:rPr>
@@ -30090,6 +26788,7 @@
     </w:p>
     <w:p>
       <w:pPr>
+        <w:jc w:val="both"/>
         <w:rPr>
           <w:rFonts w:cs="Helvetica"/>
           <w:color w:val="000000"/>
@@ -30133,6 +26832,7 @@
     </w:p>
     <w:p>
       <w:pPr>
+        <w:jc w:val="both"/>
         <w:rPr>
           <w:rFonts w:cs="Helvetica"/>
           <w:color w:val="000000"/>
@@ -30145,25 +26845,7 @@
           <w:color w:val="000000"/>
           <w:szCs w:val="24"/>
         </w:rPr>
-        <w:t xml:space="preserve">Young, M.C., et al., 2018. The Effects of Text-to-Speech on Reading Outcomes for Secondary Students </w:t>
-      </w:r>
-      <w:proofErr w:type="gramStart"/>
-      <w:r>
-        <w:rPr>
-          <w:rFonts w:cs="Helvetica"/>
-          <w:color w:val="000000"/>
-          <w:szCs w:val="24"/>
-        </w:rPr>
-        <w:t>With</w:t>
-      </w:r>
-      <w:proofErr w:type="gramEnd"/>
-      <w:r>
-        <w:rPr>
-          <w:rFonts w:cs="Helvetica"/>
-          <w:color w:val="000000"/>
-          <w:szCs w:val="24"/>
-        </w:rPr>
-        <w:t xml:space="preserve"> Learning Disabilities. </w:t>
+        <w:t xml:space="preserve">Young, M.C., et al., 2018. The Effects of Text-to-Speech on Reading Outcomes for Secondary Students With Learning Disabilities. </w:t>
       </w:r>
       <w:r>
         <w:rPr>
@@ -30196,6 +26878,7 @@
     </w:p>
     <w:p>
       <w:pPr>
+        <w:jc w:val="both"/>
         <w:rPr>
           <w:rFonts w:cs="Helvetica"/>
           <w:color w:val="000000"/>
@@ -30241,29 +26924,20 @@
     </w:p>
     <w:p>
       <w:pPr>
+        <w:jc w:val="both"/>
         <w:rPr>
           <w:rFonts w:cs="Helvetica"/>
           <w:color w:val="000000"/>
           <w:szCs w:val="24"/>
         </w:rPr>
       </w:pPr>
-      <w:proofErr w:type="spellStart"/>
       <w:r>
         <w:rPr>
           <w:rFonts w:cs="Helvetica"/>
           <w:color w:val="000000"/>
           <w:szCs w:val="24"/>
         </w:rPr>
-        <w:t>Zuiderveld</w:t>
-      </w:r>
-      <w:proofErr w:type="spellEnd"/>
-      <w:r>
-        <w:rPr>
-          <w:rFonts w:cs="Helvetica"/>
-          <w:color w:val="000000"/>
-          <w:szCs w:val="24"/>
-        </w:rPr>
-        <w:t xml:space="preserve">, K., 1994. Contrast Limited Adaptive Histogram Equalization. In </w:t>
+        <w:t xml:space="preserve">Zuiderveld, K., 1994. Contrast Limited Adaptive Histogram Equalization. In </w:t>
       </w:r>
       <w:r>
         <w:rPr>
@@ -30342,7 +27016,6 @@
         <w:docPartUnique/>
       </w:docPartObj>
     </w:sdtPr>
-    <w:sdtEndPr/>
     <w:sdtContent>
       <w:sdt>
         <w:sdtPr>
@@ -30352,7 +27025,6 @@
             <w:docPartUnique/>
           </w:docPartObj>
         </w:sdtPr>
-        <w:sdtEndPr/>
         <w:sdtContent>
           <w:p>
             <w:pPr>

--- a/docs/Final Report/PsychExtract Final Report.docx
+++ b/docs/Final Report/PsychExtract Final Report.docx
@@ -1000,7 +1000,11 @@
               </mc:Choice>
               <mc:Fallback>
                 <w:pict>
-                  <v:shape w14:anchorId="5B32DD83" id="Text Box 139" o:spid="_x0000_s1030" type="#_x0000_t202" style="position:absolute;margin-left:0;margin-top:0;width:134.85pt;height:302.4pt;z-index:251659264;visibility:visible;mso-wrap-style:square;mso-width-percent:941;mso-height-percent:773;mso-wrap-distance-left:9pt;mso-wrap-distance-top:0;mso-wrap-distance-right:9pt;mso-wrap-distance-bottom:0;mso-position-horizontal:center;mso-position-horizontal-relative:page;mso-position-vertical:center;mso-position-vertical-relative:page;mso-width-percent:941;mso-height-percent:773;mso-width-relative:page;mso-height-relative:page;v-text-anchor:middle" o:gfxdata="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" fillcolor="white [3201]" stroked="f" strokeweight=".5pt">
+                  <v:shapetype w14:anchorId="5B32DD83" id="_x0000_t202" coordsize="21600,21600" o:spt="202" path="m,l,21600r21600,l21600,xe">
+                    <v:stroke joinstyle="miter"/>
+                    <v:path gradientshapeok="t" o:connecttype="rect"/>
+                  </v:shapetype>
+                  <v:shape id="Text Box 139" o:spid="_x0000_s1030" type="#_x0000_t202" style="position:absolute;margin-left:0;margin-top:0;width:134.85pt;height:302.4pt;z-index:251659264;visibility:visible;mso-wrap-style:square;mso-width-percent:941;mso-height-percent:773;mso-wrap-distance-left:9pt;mso-wrap-distance-top:0;mso-wrap-distance-right:9pt;mso-wrap-distance-bottom:0;mso-position-horizontal:center;mso-position-horizontal-relative:page;mso-position-vertical:center;mso-position-vertical-relative:page;mso-width-percent:941;mso-height-percent:773;mso-width-relative:page;mso-height-relative:page;v-text-anchor:middle" o:gfxdata="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" fillcolor="white [3201]" stroked="f" strokeweight=".5pt">
                     <v:textbox inset="0,0,0,0">
                       <w:txbxContent>
                         <w:tbl>
@@ -7320,7 +7324,15 @@
         <w:t xml:space="preserve">These artefacts often contain rich emotional cues, recurring linguistic patterns, and implicit cognitive framing. </w:t>
       </w:r>
       <w:r>
-        <w:t>Research on clinical free-text narratives demonstrates that symptom-related information embedded in unstructured text typically requires manual review or computational extraction, both of which present scalability challenges (Koleck et al., 2019).</w:t>
+        <w:t>Research on clinical free-text narratives demonstrates that symptom-related information embedded in unstructured text typically requires manual review or computational extraction, both of which present scalability challenges (</w:t>
+      </w:r>
+      <w:proofErr w:type="spellStart"/>
+      <w:r>
+        <w:t>Koleck</w:t>
+      </w:r>
+      <w:proofErr w:type="spellEnd"/>
+      <w:r>
+        <w:t xml:space="preserve"> et al., 2019).</w:t>
       </w:r>
       <w:r>
         <w:t xml:space="preserve"> </w:t>
@@ -7378,8 +7390,13 @@
       <w:r>
         <w:t xml:space="preserve">; </w:t>
       </w:r>
-      <w:r>
-        <w:t>Torous et al., 2018</w:t>
+      <w:proofErr w:type="spellStart"/>
+      <w:r>
+        <w:t>Torous</w:t>
+      </w:r>
+      <w:proofErr w:type="spellEnd"/>
+      <w:r>
+        <w:t xml:space="preserve"> et al., 2018</w:t>
       </w:r>
       <w:r>
         <w:t>), a substantial portion of reflective writing still occurs on paper, creating a gap between expressive practice and computational support. Manual review does not scale well, is prone to inconsistency, and may fail to surface longer-term patterns, contributing to cognitive and administrative burden (</w:t>
@@ -7388,60 +7405,119 @@
         <w:t>Shanafelt et al., 2016</w:t>
       </w:r>
       <w:r>
-        <w:t>). Fully automated interpretation raises ethical concerns when systems extend beyond assistance into diagnosis or decision-making (</w:t>
+        <w:t xml:space="preserve">). </w:t>
+      </w:r>
+      <w:r>
+        <w:t>Fully automated interpretation raises ethical concerns when systems extend beyond assistance into diagnostic or prescriptive functions</w:t>
+      </w:r>
+      <w:r>
+        <w:t xml:space="preserve"> </w:t>
+      </w:r>
+      <w:r>
+        <w:t>(</w:t>
       </w:r>
       <w:r>
         <w:t>Luxton, 2014</w:t>
       </w:r>
       <w:r>
+        <w:t xml:space="preserve">) especially when </w:t>
+      </w:r>
+      <w:r>
+        <w:t>respond</w:t>
+      </w:r>
+      <w:r>
+        <w:t>ing</w:t>
+      </w:r>
+      <w:r>
+        <w:t xml:space="preserve"> inconsistently or inadequately</w:t>
+      </w:r>
+      <w:r>
+        <w:t xml:space="preserve"> (</w:t>
+      </w:r>
+      <w:r>
+        <w:t>Miner et al., 2016</w:t>
+      </w:r>
+      <w:r>
+        <w:t>).</w:t>
+      </w:r>
+      <w:r>
+        <w:t xml:space="preserve"> </w:t>
+      </w:r>
+      <w:r>
+        <w:t>These tensions motivate the need for assistive tools that structure reflective content while preserving transparency and human oversight.</w:t>
+      </w:r>
+    </w:p>
+    <w:p>
+      <w:pPr>
+        <w:jc w:val="both"/>
+      </w:pPr>
+      <w:proofErr w:type="spellStart"/>
+      <w:r>
+        <w:t>PsychExtract</w:t>
+      </w:r>
+      <w:proofErr w:type="spellEnd"/>
+      <w:r>
+        <w:t xml:space="preserve"> is developed in response. The project investigates whether handwritten, mental-health-related text can be transformed into structured insight through a modular, interpretable computational pipeline. Rather than inferring mental health conditions or offering therapeutic advice, the system extracts signals present in the text</w:t>
+      </w:r>
+      <w:r>
+        <w:t xml:space="preserve"> (</w:t>
+      </w:r>
+      <w:r>
+        <w:t>emotional tone, recurring themes, and linguistic framing</w:t>
+      </w:r>
+      <w:r>
+        <w:t xml:space="preserve">) </w:t>
+      </w:r>
+      <w:r>
+        <w:t xml:space="preserve">and presents them in a form that supports reflection. This </w:t>
+      </w:r>
+      <w:r>
+        <w:t>align</w:t>
+      </w:r>
+      <w:r>
+        <w:t>s</w:t>
+      </w:r>
+      <w:r>
+        <w:t xml:space="preserve"> with research advocating assistive, decision-support-oriented</w:t>
+      </w:r>
+      <w:r>
+        <w:t xml:space="preserve">, </w:t>
+      </w:r>
+      <w:r>
+        <w:t>ethical</w:t>
+      </w:r>
+      <w:r>
+        <w:t>ly</w:t>
+      </w:r>
+      <w:r>
+        <w:t xml:space="preserve"> guid</w:t>
+      </w:r>
+      <w:r>
+        <w:t>ed</w:t>
+      </w:r>
+      <w:r>
+        <w:t xml:space="preserve"> </w:t>
+      </w:r>
+      <w:r>
+        <w:t>AI systems</w:t>
+      </w:r>
+      <w:r>
+        <w:t xml:space="preserve"> </w:t>
+      </w:r>
+      <w:r>
+        <w:t>that complement rather than replace human judgement (Jacobs et al., 2021</w:t>
+      </w:r>
+      <w:r>
         <w:t xml:space="preserve">; </w:t>
       </w:r>
       <w:r>
-        <w:t>MHRA, 2025</w:t>
-      </w:r>
-      <w:r>
-        <w:t xml:space="preserve">; </w:t>
-      </w:r>
-      <w:r>
-        <w:t>Miner et al., 2016</w:t>
-      </w:r>
-      <w:r>
-        <w:t xml:space="preserve">; </w:t>
-      </w:r>
-      <w:r>
-        <w:t>Mohammad, 2022</w:t>
-      </w:r>
-      <w:r>
-        <w:t>). These tensions motivate the need for assistive tools that structure reflective content while preserving transparency and human oversight.</w:t>
-      </w:r>
-    </w:p>
-    <w:p>
-      <w:pPr>
-        <w:jc w:val="both"/>
-      </w:pPr>
-      <w:r>
-        <w:t>PsychExtract is developed in response. The project investigates whether handwritten, mental-health-related text can be transformed into structured insight through a modular, interpretable computational pipeline. Rather than inferring mental health conditions or offering therapeutic advice, the system extracts signals present in the text</w:t>
-      </w:r>
-      <w:r>
-        <w:t xml:space="preserve"> (</w:t>
-      </w:r>
-      <w:r>
-        <w:t>emotional tone, recurring themes, and linguistic framing</w:t>
-      </w:r>
-      <w:r>
-        <w:t xml:space="preserve">) </w:t>
-      </w:r>
-      <w:r>
-        <w:t xml:space="preserve">and presents them in a form that supports reflection. This </w:t>
-      </w:r>
-      <w:r>
-        <w:t>align</w:t>
-      </w:r>
-      <w:r>
-        <w:t>s</w:t>
-      </w:r>
-      <w:r>
-        <w:t xml:space="preserve"> with research advocating assistive, decision-support-oriented AI systems that complement rather than replace human judgement (Jacobs et al., 2021; Luxton, 2014; Mohammad, 2022).</w:t>
+        <w:t>Luxton, 2014</w:t>
+      </w:r>
+      <w:r>
+        <w:t>)</w:t>
+      </w:r>
+      <w:r>
+        <w:t xml:space="preserve">. </w:t>
       </w:r>
     </w:p>
     <w:p>
@@ -7464,7 +7540,15 @@
         <w:jc w:val="both"/>
       </w:pPr>
       <w:r>
-        <w:t xml:space="preserve">This project follows Template 4.1: Orchestrating AI Models to Achieve a Goal. Template 4.1 suits PsychExtract because the contribution lies in system-level integration rather than a single novel model. </w:t>
+        <w:t xml:space="preserve">This project follows Template 4.1: Orchestrating AI Models to Achieve a Goal. Template 4.1 suits </w:t>
+      </w:r>
+      <w:proofErr w:type="spellStart"/>
+      <w:r>
+        <w:t>PsychExtract</w:t>
+      </w:r>
+      <w:proofErr w:type="spellEnd"/>
+      <w:r>
+        <w:t xml:space="preserve"> because the contribution lies in system-level integration rather than a single novel model. </w:t>
       </w:r>
       <w:r>
         <w:t>Systematic reviews of NLP applied to clinical free-text narratives show that diverse techniques</w:t>
@@ -7479,7 +7563,15 @@
         <w:t xml:space="preserve">) </w:t>
       </w:r>
       <w:r>
-        <w:t>are often employed to extract meaningful symptom information (Koleck et al., 2019).</w:t>
+        <w:t>are often employed to extract meaningful symptom information (</w:t>
+      </w:r>
+      <w:proofErr w:type="spellStart"/>
+      <w:r>
+        <w:t>Koleck</w:t>
+      </w:r>
+      <w:proofErr w:type="spellEnd"/>
+      <w:r>
+        <w:t xml:space="preserve"> et al., 2019).</w:t>
       </w:r>
       <w:r>
         <w:t xml:space="preserve"> </w:t>
@@ -7529,6 +7621,7 @@
         <w:jc w:val="both"/>
       </w:pPr>
       <w:r>
+        <w:lastRenderedPageBreak/>
         <w:t>This orchestration-focused approach aligns with research advocating transparent</w:t>
       </w:r>
       <w:r>
@@ -7544,11 +7637,7 @@
         <w:t xml:space="preserve"> (</w:t>
       </w:r>
       <w:r>
-        <w:t xml:space="preserve">Jacobs et al., </w:t>
-      </w:r>
-      <w:r>
-        <w:lastRenderedPageBreak/>
-        <w:t>2021</w:t>
+        <w:t>Jacobs et al., 2021</w:t>
       </w:r>
       <w:r>
         <w:t>)</w:t>
@@ -7592,25 +7681,15 @@
         <w:jc w:val="both"/>
       </w:pPr>
       <w:r>
-        <w:t>The overarching aim is to support reflective understanding of handwritten text through structured, interpretable computational analysis. PsychExtract is explicitly non-clinical: it does not diagnose, predict outcomes, or offer therapeutic advice, consistent with regulatory guidance (</w:t>
-      </w:r>
-      <w:r>
-        <w:t>Luxton, 2014</w:t>
-      </w:r>
-      <w:r>
-        <w:t xml:space="preserve">; </w:t>
-      </w:r>
-      <w:r>
-        <w:t>MHRA, 2025</w:t>
-      </w:r>
-      <w:r>
-        <w:t xml:space="preserve">; </w:t>
-      </w:r>
-      <w:r>
-        <w:t>Mohammad, 2022</w:t>
-      </w:r>
-      <w:r>
-        <w:t>).</w:t>
+        <w:t xml:space="preserve">The primary aim is to enable structured, interpretable computational analysis of reflective text while remaining explicitly non-clinical. </w:t>
+      </w:r>
+      <w:proofErr w:type="spellStart"/>
+      <w:r>
+        <w:t>PsychExtract</w:t>
+      </w:r>
+      <w:proofErr w:type="spellEnd"/>
+      <w:r>
+        <w:t xml:space="preserve"> does not diagnose, predict outcomes, or provide therapeutic advice, consistent with regulatory and ethical guidance for responsible AI in mental health contexts (Luxton, 2014; MHRA, 2025).</w:t>
       </w:r>
     </w:p>
     <w:p>
@@ -7618,31 +7697,13 @@
         <w:jc w:val="both"/>
       </w:pPr>
       <w:r>
-        <w:t xml:space="preserve">To achieve this, the project designs a modular pipeline converting handwritten reflective text into digital representations. OCR forms the foundation, as errors here propagate downstream. Following digitisation, emotion classification uses transformer-based models </w:t>
-      </w:r>
-      <w:r>
-        <w:t xml:space="preserve">selected for their contextual bidirectional encoding and proven effectiveness across downstream classification tasks </w:t>
-      </w:r>
-      <w:r>
-        <w:t>(</w:t>
-      </w:r>
-      <w:r>
-        <w:t>Devlin et al., 2019</w:t>
-      </w:r>
-      <w:r>
-        <w:t xml:space="preserve">; </w:t>
-      </w:r>
-      <w:r>
-        <w:t>Liu et al., 2019</w:t>
-      </w:r>
-      <w:r>
-        <w:t xml:space="preserve">; </w:t>
-      </w:r>
-      <w:r>
-        <w:t>Sanh et al., 2019</w:t>
-      </w:r>
-      <w:r>
-        <w:t xml:space="preserve">). </w:t>
+        <w:t xml:space="preserve">To achieve this, the project designs a modular pipeline converting handwritten reflective text into digital representations. OCR forms the foundation, as errors here propagate downstream. Following digitisation, </w:t>
+      </w:r>
+      <w:r>
+        <w:t>emotion classification uses transformer-based models employing masked language model pretraining and contextual bidirectional representations, with strong demonstrated performance across downstream classification benchmarks (Devlin et al., 2019; Liu et al., 2019; Sanh et al., 2019).</w:t>
+      </w:r>
+      <w:r>
+        <w:t xml:space="preserve"> </w:t>
       </w:r>
       <w:r>
         <w:t xml:space="preserve">Linguistic pattern extraction identifies recurring keywords and thematic clusters through embedding-based topic modelling and class-based TF-IDF </w:t>
@@ -7708,8 +7769,13 @@
       <w:pPr>
         <w:jc w:val="both"/>
       </w:pPr>
-      <w:r>
-        <w:t>PsychExtract operates within the broader domain of mental health support, self-reflection, and therapeutic-adjacent technologies. Its focus is not on clinical intervention but on assisting reflective practices where emotional awareness and insight formation are valuable</w:t>
+      <w:proofErr w:type="spellStart"/>
+      <w:r>
+        <w:t>PsychExtract</w:t>
+      </w:r>
+      <w:proofErr w:type="spellEnd"/>
+      <w:r>
+        <w:t xml:space="preserve"> operates within the broader domain of mental health support, self-reflection, and therapeutic-adjacent technologies. Its focus is not on clinical intervention but on assisting reflective practices where emotional awareness and insight formation are valuable</w:t>
       </w:r>
       <w:r>
         <w:t xml:space="preserve"> </w:t>
@@ -7730,24 +7796,24 @@
         <w:t>)</w:t>
       </w:r>
       <w:r>
-        <w:t>. The system is intended for use in contexts where users benefit from structured reflection but where automated clinical judgement would be inappropriate or ethically problematic</w:t>
+        <w:t xml:space="preserve">. The system is intended for use in contexts where users benefit from structured reflection but </w:t>
+      </w:r>
+      <w:r>
+        <w:t xml:space="preserve">where automated clinical judgement without appropriate safeguards, validation, or supervision would be ethically problematic </w:t>
+      </w:r>
+      <w:r>
+        <w:t>(</w:t>
+      </w:r>
+      <w:r>
+        <w:t>Luxton, 2014</w:t>
+      </w:r>
+      <w:r>
+        <w:t>;</w:t>
       </w:r>
       <w:r>
         <w:t xml:space="preserve"> </w:t>
       </w:r>
       <w:r>
-        <w:t>(</w:t>
-      </w:r>
-      <w:r>
-        <w:t>Luxton, 2014</w:t>
-      </w:r>
-      <w:r>
-        <w:t>;</w:t>
-      </w:r>
-      <w:r>
-        <w:t xml:space="preserve"> </w:t>
-      </w:r>
-      <w:r>
         <w:rPr>
           <w:szCs w:val="24"/>
         </w:rPr>
@@ -7765,7 +7831,15 @@
         <w:jc w:val="both"/>
       </w:pPr>
       <w:r>
-        <w:t>The primary users are students engaging in reflective writing for personal or academic growth, individuals who journal to process emotions, and therapy-adjacent users preparing reflections between sessions. Similar groups have been identified in research on digital mental health and reflective tools (Ben-Zeev et al., 2013; Torous et al., 2018). The system serves as an assistive tool, structuring and summarising user content without interpreting intent or offering diagnoses or recommendations.</w:t>
+        <w:t xml:space="preserve">The primary users are students engaging in reflective writing for personal or academic growth, individuals who journal to process emotions, and therapy-adjacent users preparing reflections between sessions. Similar groups have been identified in research on digital mental health and reflective tools (Ben-Zeev et al., 2013; </w:t>
+      </w:r>
+      <w:proofErr w:type="spellStart"/>
+      <w:r>
+        <w:t>Torous</w:t>
+      </w:r>
+      <w:proofErr w:type="spellEnd"/>
+      <w:r>
+        <w:t xml:space="preserve"> et al., 2018). The system serves as an assistive tool, structuring and summarising user content without interpreting intent or offering diagnoses or recommendations.</w:t>
       </w:r>
     </w:p>
     <w:p>
@@ -7773,7 +7847,15 @@
         <w:jc w:val="both"/>
       </w:pPr>
       <w:r>
-        <w:t>Maintaining clear boundaries around system capability is a central design principle of the project. PsychExtract does not claim psychological understanding or therapeutic expertise. Instead, it supports users in engaging more effectively with their own writing, reinforcing reflection rather than replacing it.</w:t>
+        <w:t xml:space="preserve">Maintaining clear boundaries around system capability is a central design principle of the project. </w:t>
+      </w:r>
+      <w:proofErr w:type="spellStart"/>
+      <w:r>
+        <w:t>PsychExtract</w:t>
+      </w:r>
+      <w:proofErr w:type="spellEnd"/>
+      <w:r>
+        <w:t xml:space="preserve"> does not claim psychological understanding or therapeutic expertise. Instead, it supports users in engaging more effectively with their own writing, reinforcing reflection rather than replacing it.</w:t>
       </w:r>
     </w:p>
     <w:p>
@@ -7787,6 +7869,7 @@
       </w:pPr>
       <w:bookmarkStart w:id="5" w:name="_Toc221377114"/>
       <w:r>
+        <w:lastRenderedPageBreak/>
         <w:t>Contributions and Originality</w:t>
       </w:r>
       <w:bookmarkEnd w:id="5"/>
@@ -7796,7 +7879,15 @@
         <w:jc w:val="both"/>
       </w:pPr>
       <w:r>
-        <w:t xml:space="preserve">The originality of PsychExtract lies in its integration of multiple AI and NLP techniques into a coherent, reflection-oriented pipeline tailored to handwritten text. </w:t>
+        <w:t xml:space="preserve">The originality of </w:t>
+      </w:r>
+      <w:proofErr w:type="spellStart"/>
+      <w:r>
+        <w:t>PsychExtract</w:t>
+      </w:r>
+      <w:proofErr w:type="spellEnd"/>
+      <w:r>
+        <w:t xml:space="preserve"> lies in its integration of multiple AI and NLP techniques into a coherent, reflection-oriented pipeline tailored to handwritten text. </w:t>
       </w:r>
       <w:r>
         <w:t xml:space="preserve">While individual components such as OCR, emotion classification, and topic modelling are well-established </w:t>
@@ -7826,11 +7917,7 @@
         <w:t>)</w:t>
       </w:r>
       <w:r>
-        <w:t xml:space="preserve">, their combination within a non-clinical, interpretability-focused framework </w:t>
-      </w:r>
-      <w:r>
-        <w:lastRenderedPageBreak/>
-        <w:t>represents a novel application</w:t>
+        <w:t>, their combination within a non-clinical, interpretability-focused framework represents a novel application</w:t>
       </w:r>
       <w:r>
         <w:t xml:space="preserve"> </w:t>
@@ -7845,22 +7932,7 @@
         <w:t>Jacobs et al., 2021</w:t>
       </w:r>
       <w:r>
-        <w:t xml:space="preserve">; </w:t>
-      </w:r>
-      <w:r>
-        <w:rPr>
-          <w:szCs w:val="24"/>
-        </w:rPr>
-        <w:t>Mohammad, 2022</w:t>
-      </w:r>
-      <w:r>
-        <w:rPr>
-          <w:szCs w:val="24"/>
-        </w:rPr>
-        <w:t>)</w:t>
-      </w:r>
-      <w:r>
-        <w:t>.</w:t>
+        <w:t>).</w:t>
       </w:r>
     </w:p>
     <w:p>
@@ -7879,8 +7951,13 @@
       <w:r>
         <w:t xml:space="preserve">, </w:t>
       </w:r>
-      <w:r>
-        <w:t>PsychExtract highlights how AI systems can be responsibly designed to support sensitive human activities.</w:t>
+      <w:proofErr w:type="spellStart"/>
+      <w:r>
+        <w:t>PsychExtract</w:t>
+      </w:r>
+      <w:proofErr w:type="spellEnd"/>
+      <w:r>
+        <w:t xml:space="preserve"> highlights how AI systems can be responsibly designed to support sensitive human activities.</w:t>
       </w:r>
     </w:p>
     <w:p>
@@ -8001,7 +8078,15 @@
         <w:jc w:val="both"/>
       </w:pPr>
       <w:r>
-        <w:t xml:space="preserve">For the purposes of this project, these theoretical limitations (lack of consensus, variation across schools, and multi-dimensionality) clarify which components can be practically extracted from text. PsychExtract therefore focuses exclusively on </w:t>
+        <w:t xml:space="preserve">For the purposes of this project, these theoretical limitations (lack of consensus, variation across schools, and multi-dimensionality) clarify which components can be practically extracted from text. </w:t>
+      </w:r>
+      <w:proofErr w:type="spellStart"/>
+      <w:r>
+        <w:t>PsychExtract</w:t>
+      </w:r>
+      <w:proofErr w:type="spellEnd"/>
+      <w:r>
+        <w:t xml:space="preserve"> therefore focuses exclusively on </w:t>
       </w:r>
       <w:r>
         <w:t xml:space="preserve">extracting </w:t>
@@ -8106,8 +8191,14 @@
         <w:jc w:val="both"/>
       </w:pPr>
       <w:r>
-        <w:t>This challenge motivates PsychExtract</w:t>
-      </w:r>
+        <w:lastRenderedPageBreak/>
+        <w:t xml:space="preserve">This challenge motivates </w:t>
+      </w:r>
+      <w:proofErr w:type="spellStart"/>
+      <w:r>
+        <w:t>PsychExtract</w:t>
+      </w:r>
+      <w:proofErr w:type="spellEnd"/>
       <w:r>
         <w:t>. I</w:t>
       </w:r>
@@ -8139,14 +8230,18 @@
         <w:t>visible and consistently interpreted. The aim is not to replace therapist judgement</w:t>
       </w:r>
       <w:r>
-        <w:t xml:space="preserve">. </w:t>
-      </w:r>
-      <w:r>
-        <w:lastRenderedPageBreak/>
-        <w:t>R</w:t>
-      </w:r>
-      <w:r>
-        <w:t>ather, PsychExtract produces structured summaries of emotional and cognitive patterns derived from client text. These summaries can draw attention to potential therapeutic themes without making clinical claims, maintaining alignment with ethical guidance in the field.</w:t>
+        <w:t>. R</w:t>
+      </w:r>
+      <w:r>
+        <w:t xml:space="preserve">ather, </w:t>
+      </w:r>
+      <w:proofErr w:type="spellStart"/>
+      <w:r>
+        <w:t>PsychExtract</w:t>
+      </w:r>
+      <w:proofErr w:type="spellEnd"/>
+      <w:r>
+        <w:t xml:space="preserve"> produces structured summaries of emotional and cognitive patterns derived from client text. These summaries can draw attention to potential therapeutic themes without making clinical claims, maintaining alignment with ethical guidance in the field.</w:t>
       </w:r>
       <w:r>
         <w:t xml:space="preserve"> </w:t>
@@ -8184,13 +8279,29 @@
         <w:jc w:val="both"/>
       </w:pPr>
       <w:r>
-        <w:t>The use of artificial intelligence in mental-health contexts is not new. DeVault et al. introduced SimSensei (DeVault et al., 2014), a virtual human interviewer (Figure 1) designed to assess psychological distress through verbal and nonverbal behavioural cues. Their work demonstrates that users are generally willing to disclose personal information in interactions with automated agents, and that computational analysis of speech and behavioural signals can identify indicators associated with distress. The system further highlights how structured virtual interviewing can balance engagement, rapport-building, and replicable stimulus delivery</w:t>
+        <w:t xml:space="preserve">The use of artificial intelligence in mental-health contexts is not new. DeVault et al. introduced </w:t>
+      </w:r>
+      <w:proofErr w:type="spellStart"/>
+      <w:r>
+        <w:t>SimSensei</w:t>
+      </w:r>
+      <w:proofErr w:type="spellEnd"/>
+      <w:r>
+        <w:t xml:space="preserve"> (DeVault et al., 2014), a virtual human interviewer (Figure 1) designed to assess psychological distress through verbal and nonverbal behavioural cues. Their work demonstrates that users are generally willing to disclose personal information in interactions with automated agents, and that computational analysis of speech and behavioural signals can identify indicators associated with distress. The system further highlights how structured virtual interviewing can balance engagement, rapport-building, and replicable stimulus delivery</w:t>
       </w:r>
       <w:r>
         <w:t>, these are</w:t>
       </w:r>
       <w:r>
-        <w:t xml:space="preserve"> features relevant to PsychExtract’s reflective design.</w:t>
+        <w:t xml:space="preserve"> features relevant to </w:t>
+      </w:r>
+      <w:proofErr w:type="spellStart"/>
+      <w:r>
+        <w:t>PsychExtract’s</w:t>
+      </w:r>
+      <w:proofErr w:type="spellEnd"/>
+      <w:r>
+        <w:t xml:space="preserve"> reflective design.</w:t>
       </w:r>
     </w:p>
     <w:p>
@@ -8275,41 +8386,57 @@
           <w:i/>
           <w:iCs/>
         </w:rPr>
-        <w:t>Ellie, the virtual human interviewer used in the SimSensei Kiosk system</w:t>
-      </w:r>
+        <w:t xml:space="preserve">Ellie, the virtual human interviewer used in the </w:t>
+      </w:r>
+      <w:proofErr w:type="spellStart"/>
       <w:r>
         <w:rPr>
           <w:i/>
           <w:iCs/>
         </w:rPr>
-        <w:t xml:space="preserve"> </w:t>
-      </w:r>
+        <w:t>SimSensei</w:t>
+      </w:r>
+      <w:proofErr w:type="spellEnd"/>
       <w:r>
         <w:rPr>
           <w:i/>
           <w:iCs/>
         </w:rPr>
-        <w:t>(</w:t>
+        <w:t xml:space="preserve"> Kiosk system</w:t>
       </w:r>
       <w:r>
         <w:rPr>
           <w:i/>
           <w:iCs/>
-          <w:szCs w:val="24"/>
-        </w:rPr>
-        <w:t>DeVault et al., 2014</w:t>
+        </w:rPr>
+        <w:t xml:space="preserve"> </w:t>
       </w:r>
       <w:r>
         <w:rPr>
           <w:i/>
           <w:iCs/>
         </w:rPr>
-        <w:t>)</w:t>
+        <w:t>(</w:t>
       </w:r>
       <w:r>
         <w:rPr>
           <w:i/>
           <w:iCs/>
+          <w:szCs w:val="24"/>
+        </w:rPr>
+        <w:t>DeVault et al., 2014</w:t>
+      </w:r>
+      <w:r>
+        <w:rPr>
+          <w:i/>
+          <w:iCs/>
+        </w:rPr>
+        <w:t>)</w:t>
+      </w:r>
+      <w:r>
+        <w:rPr>
+          <w:i/>
+          <w:iCs/>
         </w:rPr>
         <w:t>.</w:t>
       </w:r>
@@ -8318,8 +8445,13 @@
       <w:pPr>
         <w:jc w:val="both"/>
       </w:pPr>
-      <w:r>
-        <w:t xml:space="preserve">SimSensei’s limitations are equally informative. Because it operates in real-time conversation, it must use extremely cautious </w:t>
+      <w:proofErr w:type="spellStart"/>
+      <w:r>
+        <w:t>SimSensei’s</w:t>
+      </w:r>
+      <w:proofErr w:type="spellEnd"/>
+      <w:r>
+        <w:t xml:space="preserve"> limitations are equally informative. Because it operates in real-time conversation, it must use extremely cautious </w:t>
       </w:r>
       <w:r>
         <w:t xml:space="preserve">and overly simplistic </w:t>
@@ -8332,14 +8464,27 @@
       <w:pPr>
         <w:jc w:val="both"/>
       </w:pPr>
-      <w:r>
-        <w:t>PsychExtract diverges from this setting in two important ways. First, it is non-conversational</w:t>
+      <w:proofErr w:type="spellStart"/>
+      <w:r>
+        <w:t>PsychExtract</w:t>
+      </w:r>
+      <w:proofErr w:type="spellEnd"/>
+      <w:r>
+        <w:t xml:space="preserve"> diverges from this setting in two important ways. First, it is non-conversational</w:t>
       </w:r>
       <w:r>
         <w:t>. U</w:t>
       </w:r>
       <w:r>
-        <w:t>sers provide reflective text, and the system produces an analysis, not an ongoing dialogue. Second, it does not operate in real-time. These affordances allow PsychExtract to employ more advanced language-processing techniques safely</w:t>
+        <w:t xml:space="preserve">sers provide reflective text, and the system produces an analysis, not an ongoing dialogue. Second, it does not operate in real-time. These affordances allow </w:t>
+      </w:r>
+      <w:proofErr w:type="spellStart"/>
+      <w:r>
+        <w:t>PsychExtract</w:t>
+      </w:r>
+      <w:proofErr w:type="spellEnd"/>
+      <w:r>
+        <w:t xml:space="preserve"> to employ more advanced language-processing techniques safely</w:t>
       </w:r>
       <w:r>
         <w:t xml:space="preserve">, </w:t>
@@ -8365,7 +8510,15 @@
         <w:t>. E</w:t>
       </w:r>
       <w:r>
-        <w:t>xisting work shows that AI can highlight clinically relevant linguistic cues, and PsychExtract extends this by applying stronger models in a safer, offline workflow. This bridges into the next section by motivating how AI can be used</w:t>
+        <w:t xml:space="preserve">xisting work shows that AI can highlight clinically relevant linguistic cues, and </w:t>
+      </w:r>
+      <w:proofErr w:type="spellStart"/>
+      <w:r>
+        <w:t>PsychExtract</w:t>
+      </w:r>
+      <w:proofErr w:type="spellEnd"/>
+      <w:r>
+        <w:t xml:space="preserve"> extends this by applying stronger models in a safer, offline workflow. This bridges into the next section by motivating how AI can be used</w:t>
       </w:r>
       <w:r>
         <w:t>. This is t</w:t>
@@ -8415,7 +8568,15 @@
         <w:jc w:val="both"/>
       </w:pPr>
       <w:r>
-        <w:t>This section details the three components of insight that PsychExtract identifies through NLP:</w:t>
+        <w:t xml:space="preserve">This section details the three components of insight that </w:t>
+      </w:r>
+      <w:proofErr w:type="spellStart"/>
+      <w:r>
+        <w:t>PsychExtract</w:t>
+      </w:r>
+      <w:proofErr w:type="spellEnd"/>
+      <w:r>
+        <w:t xml:space="preserve"> identifies through NLP:</w:t>
       </w:r>
       <w:r>
         <w:t xml:space="preserve"> </w:t>
@@ -8444,7 +8605,15 @@
         <w:jc w:val="both"/>
       </w:pPr>
       <w:r>
-        <w:t>By connecting these components to the earlier theory section, PsychExtract grounds its extraction pipeline directly in the psychological mechanisms of insight.</w:t>
+        <w:t xml:space="preserve">By connecting these components to the earlier theory section, </w:t>
+      </w:r>
+      <w:proofErr w:type="spellStart"/>
+      <w:r>
+        <w:t>PsychExtract</w:t>
+      </w:r>
+      <w:proofErr w:type="spellEnd"/>
+      <w:r>
+        <w:t xml:space="preserve"> grounds its extraction pipeline directly in the psychological mechanisms of insight.</w:t>
       </w:r>
     </w:p>
     <w:p>
@@ -8460,7 +8629,15 @@
       <w:bookmarkStart w:id="17" w:name="_Toc216862630"/>
       <w:bookmarkStart w:id="18" w:name="_Toc221377121"/>
       <w:r>
-        <w:t>Fine-Grained Emotion Classification (GoEmotions)</w:t>
+        <w:t>Fine-Grained Emotion Classification (</w:t>
+      </w:r>
+      <w:proofErr w:type="spellStart"/>
+      <w:r>
+        <w:t>GoEmotions</w:t>
+      </w:r>
+      <w:proofErr w:type="spellEnd"/>
+      <w:r>
+        <w:t>)</w:t>
       </w:r>
       <w:bookmarkEnd w:id="17"/>
       <w:bookmarkEnd w:id="18"/>
@@ -8470,7 +8647,15 @@
         <w:jc w:val="both"/>
       </w:pPr>
       <w:r>
-        <w:t xml:space="preserve">Demszky et al. introduce GoEmotions, a dataset of 58,000 Reddit comments labelled with 27 fine-grained </w:t>
+        <w:t xml:space="preserve">Demszky et al. introduce </w:t>
+      </w:r>
+      <w:proofErr w:type="spellStart"/>
+      <w:r>
+        <w:t>GoEmotions</w:t>
+      </w:r>
+      <w:proofErr w:type="spellEnd"/>
+      <w:r>
+        <w:t xml:space="preserve">, a dataset of 58,000 Reddit comments labelled with 27 fine-grained </w:t>
       </w:r>
       <w:r>
         <w:t xml:space="preserve">emotion categories excluding a neutral class </w:t>
@@ -8508,7 +8693,7 @@
           <w:noProof/>
         </w:rPr>
         <w:drawing>
-          <wp:anchor distT="0" distB="0" distL="114300" distR="114300" simplePos="0" relativeHeight="251662336" behindDoc="0" locked="0" layoutInCell="1" allowOverlap="1" wp14:anchorId="636DBF94" wp14:editId="7AE2A396">
+          <wp:anchor distT="0" distB="0" distL="114300" distR="114300" simplePos="0" relativeHeight="251662336" behindDoc="0" locked="0" layoutInCell="1" allowOverlap="1" wp14:anchorId="636DBF94" wp14:editId="78445F12">
             <wp:simplePos x="0" y="0"/>
             <wp:positionH relativeFrom="margin">
               <wp:posOffset>704850</wp:posOffset>
@@ -8577,34 +8762,35 @@
         </w:rPr>
         <w:t xml:space="preserve">Figure 2. </w:t>
       </w:r>
+      <w:proofErr w:type="spellStart"/>
       <w:r>
         <w:rPr>
           <w:i/>
           <w:iCs/>
         </w:rPr>
-        <w:t>GoEmotions emotion taxonomy comprising 28 fine-grained emotion categories, including a neutral class</w:t>
-      </w:r>
+        <w:t>GoEmotions</w:t>
+      </w:r>
+      <w:proofErr w:type="spellEnd"/>
       <w:r>
         <w:rPr>
           <w:i/>
           <w:iCs/>
         </w:rPr>
-        <w:t xml:space="preserve"> </w:t>
+        <w:t xml:space="preserve"> emotion taxonomy comprising 28 fine-grained emotion categories, including a neutral class</w:t>
       </w:r>
       <w:r>
         <w:rPr>
           <w:i/>
           <w:iCs/>
         </w:rPr>
-        <w:t>(</w:t>
+        <w:t xml:space="preserve"> </w:t>
       </w:r>
       <w:r>
         <w:rPr>
           <w:i/>
           <w:iCs/>
-          <w:szCs w:val="24"/>
-        </w:rPr>
-        <w:t>Demszky et al., 2020</w:t>
+        </w:rPr>
+        <w:t>(</w:t>
       </w:r>
       <w:r>
         <w:rPr>
@@ -8612,7 +8798,7 @@
           <w:iCs/>
           <w:szCs w:val="24"/>
         </w:rPr>
-        <w:t>)</w:t>
+        <w:t>Demszky et al., 2020</w:t>
       </w:r>
       <w:r>
         <w:rPr>
@@ -8620,6 +8806,14 @@
           <w:iCs/>
           <w:szCs w:val="24"/>
         </w:rPr>
+        <w:t>)</w:t>
+      </w:r>
+      <w:r>
+        <w:rPr>
+          <w:i/>
+          <w:iCs/>
+          <w:szCs w:val="24"/>
+        </w:rPr>
         <w:t>.</w:t>
       </w:r>
     </w:p>
@@ -8627,20 +8821,57 @@
       <w:pPr>
         <w:jc w:val="both"/>
       </w:pPr>
-      <w:r>
-        <w:t xml:space="preserve">GoEmotions is valuable as a baseline for PsychExtract, but it has limitations. It contains short social-media comments rather than long reflective writing, and deeper therapeutic emotions </w:t>
+      <w:proofErr w:type="spellStart"/>
+      <w:r>
+        <w:t>GoEmotions</w:t>
+      </w:r>
+      <w:proofErr w:type="spellEnd"/>
+      <w:r>
+        <w:t xml:space="preserve"> is valuable as a baseline for </w:t>
+      </w:r>
+      <w:proofErr w:type="spellStart"/>
+      <w:r>
+        <w:t>PsychExtract</w:t>
+      </w:r>
+      <w:proofErr w:type="spellEnd"/>
+      <w:r>
+        <w:t xml:space="preserve">, but it has limitations. It contains short social-media comments rather than long reflective writing, and deeper therapeutic emotions </w:t>
       </w:r>
       <w:r>
         <w:t>(such as,</w:t>
       </w:r>
       <w:r>
-        <w:t xml:space="preserve"> grief processing, self-evaluation, growth-related fear) are underrepresented. To address this, PsychExtract uses GoEmotions models for initial benchmarking but extends beyond the dataset by incorporating long-form reflective text</w:t>
+        <w:t xml:space="preserve"> grief processing, self-evaluation, growth-related fear) are underrepresented. To address this, </w:t>
+      </w:r>
+      <w:proofErr w:type="spellStart"/>
+      <w:r>
+        <w:t>PsychExtract</w:t>
+      </w:r>
+      <w:proofErr w:type="spellEnd"/>
+      <w:r>
+        <w:t xml:space="preserve"> uses </w:t>
+      </w:r>
+      <w:proofErr w:type="spellStart"/>
+      <w:r>
+        <w:t>GoEmotions</w:t>
+      </w:r>
+      <w:proofErr w:type="spellEnd"/>
+      <w:r>
+        <w:t xml:space="preserve"> models for initial benchmarking but extends beyond the dataset by incorporating long-form reflective text</w:t>
       </w:r>
       <w:r>
         <w:t>. This is in the form of</w:t>
       </w:r>
       <w:r>
-        <w:t xml:space="preserve"> available corpora (such as r/offmychest) or carefully synthesised paragraphs</w:t>
+        <w:t xml:space="preserve"> available corpora (such as r/</w:t>
+      </w:r>
+      <w:proofErr w:type="spellStart"/>
+      <w:r>
+        <w:t>offmychest</w:t>
+      </w:r>
+      <w:proofErr w:type="spellEnd"/>
+      <w:r>
+        <w:t>) or carefully synthesised paragraphs</w:t>
       </w:r>
       <w:r>
         <w:t>, which are</w:t>
@@ -8657,7 +8888,15 @@
         <w:jc w:val="both"/>
       </w:pPr>
       <w:r>
-        <w:t>By grounding the emotional component of insight in this literature, PsychExtract builds directly on empirical evidence that transformer-based models are the strongest choice for contextual emotion detection. This sets the foundation for the next analytic component</w:t>
+        <w:t xml:space="preserve">By grounding the emotional component of insight in this literature, </w:t>
+      </w:r>
+      <w:proofErr w:type="spellStart"/>
+      <w:r>
+        <w:t>PsychExtract</w:t>
+      </w:r>
+      <w:proofErr w:type="spellEnd"/>
+      <w:r>
+        <w:t xml:space="preserve"> builds directly on empirical evidence that transformer-based models are the strongest choice for contextual emotion detection. This sets the foundation for the next analytic component</w:t>
       </w:r>
       <w:r>
         <w:t xml:space="preserve"> of</w:t>
@@ -8680,13 +8919,29 @@
       <w:bookmarkStart w:id="20" w:name="_Toc221377122"/>
       <w:r>
         <w:lastRenderedPageBreak/>
-        <w:t xml:space="preserve">Cognitive Theme Extraction and Topic Representations (KeyBERT </w:t>
+        <w:t>Cognitive Theme Extraction and Topic Representations (</w:t>
+      </w:r>
+      <w:proofErr w:type="spellStart"/>
+      <w:r>
+        <w:t>KeyBERT</w:t>
+      </w:r>
+      <w:proofErr w:type="spellEnd"/>
+      <w:r>
+        <w:t xml:space="preserve"> </w:t>
       </w:r>
       <w:r>
         <w:t>and</w:t>
       </w:r>
       <w:r>
-        <w:t xml:space="preserve"> BERTopic)</w:t>
+        <w:t xml:space="preserve"> </w:t>
+      </w:r>
+      <w:proofErr w:type="spellStart"/>
+      <w:r>
+        <w:t>BERTopic</w:t>
+      </w:r>
+      <w:proofErr w:type="spellEnd"/>
+      <w:r>
+        <w:t>)</w:t>
       </w:r>
       <w:bookmarkEnd w:id="19"/>
       <w:bookmarkEnd w:id="20"/>
@@ -8702,7 +8957,15 @@
         <w:t>. This is</w:t>
       </w:r>
       <w:r>
-        <w:t xml:space="preserve"> the issues, topics, meanings, and internal processes they describe. To extract these elements, PsychExtract evaluates two widely used NLP tools.</w:t>
+        <w:t xml:space="preserve"> the issues, topics, meanings, and internal processes they describe. To extract these elements, </w:t>
+      </w:r>
+      <w:proofErr w:type="spellStart"/>
+      <w:r>
+        <w:t>PsychExtract</w:t>
+      </w:r>
+      <w:proofErr w:type="spellEnd"/>
+      <w:r>
+        <w:t xml:space="preserve"> evaluates two widely used NLP tools.</w:t>
       </w:r>
     </w:p>
     <w:p>
@@ -8778,8 +9041,13 @@
           </wp:anchor>
         </w:drawing>
       </w:r>
-      <w:r>
-        <w:t xml:space="preserve">KeyBERT identifies keywords using </w:t>
+      <w:proofErr w:type="spellStart"/>
+      <w:r>
+        <w:t>KeyBERT</w:t>
+      </w:r>
+      <w:proofErr w:type="spellEnd"/>
+      <w:r>
+        <w:t xml:space="preserve"> identifies keywords using </w:t>
       </w:r>
       <w:r>
         <w:t xml:space="preserve">cosine </w:t>
@@ -8812,7 +9080,15 @@
         <w:t>Because it relies on contextual sentence embeddings (commonly Sentence-BERT)</w:t>
       </w:r>
       <w:r>
-        <w:t>, it captures meaning beyond simple word counts and is transparent enough to be interpretable by therapists. This makes KeyBERT a suitable, explainable baseline for cognitive theme extraction.</w:t>
+        <w:t xml:space="preserve">, it captures meaning beyond simple word counts and is transparent enough to be interpretable by therapists. This makes </w:t>
+      </w:r>
+      <w:proofErr w:type="spellStart"/>
+      <w:r>
+        <w:t>KeyBERT</w:t>
+      </w:r>
+      <w:proofErr w:type="spellEnd"/>
+      <w:r>
+        <w:t xml:space="preserve"> a suitable, explainable baseline for cognitive theme extraction.</w:t>
       </w:r>
     </w:p>
     <w:p>
@@ -8828,11 +9104,19 @@
         </w:rPr>
         <w:t xml:space="preserve">Figure 3. </w:t>
       </w:r>
+      <w:proofErr w:type="spellStart"/>
       <w:r>
         <w:rPr>
           <w:rStyle w:val="SubtleEmphasis"/>
         </w:rPr>
-        <w:t xml:space="preserve">KeyBERT keyword extraction pipeline </w:t>
+        <w:t>KeyBERT</w:t>
+      </w:r>
+      <w:proofErr w:type="spellEnd"/>
+      <w:r>
+        <w:rPr>
+          <w:rStyle w:val="SubtleEmphasis"/>
+        </w:rPr>
+        <w:t xml:space="preserve"> keyword extraction pipeline </w:t>
       </w:r>
       <w:r>
         <w:rPr>
@@ -8866,7 +9150,31 @@
         <w:jc w:val="both"/>
       </w:pPr>
       <w:r>
-        <w:t>However, KeyBERT provides surface-level patterns and cannot capture broader shifts in meaning across a document. To complement this, PsychExtract includes a comparison with BERTopic, which identifies themes using clustering and class-based term frequency</w:t>
+        <w:t xml:space="preserve">However, </w:t>
+      </w:r>
+      <w:proofErr w:type="spellStart"/>
+      <w:r>
+        <w:t>KeyBERT</w:t>
+      </w:r>
+      <w:proofErr w:type="spellEnd"/>
+      <w:r>
+        <w:t xml:space="preserve"> provides surface-level patterns and cannot capture broader shifts in meaning across a document. To complement this, </w:t>
+      </w:r>
+      <w:proofErr w:type="spellStart"/>
+      <w:r>
+        <w:t>PsychExtract</w:t>
+      </w:r>
+      <w:proofErr w:type="spellEnd"/>
+      <w:r>
+        <w:t xml:space="preserve"> includes a comparison with </w:t>
+      </w:r>
+      <w:proofErr w:type="spellStart"/>
+      <w:r>
+        <w:t>BERTopic</w:t>
+      </w:r>
+      <w:proofErr w:type="spellEnd"/>
+      <w:r>
+        <w:t>, which identifies themes using clustering and class-based term frequency</w:t>
       </w:r>
       <w:r>
         <w:t xml:space="preserve"> (</w:t>
@@ -8884,13 +9192,29 @@
         <w:t>)</w:t>
       </w:r>
       <w:r>
-        <w:t xml:space="preserve">, this is illustrated in Figture </w:t>
+        <w:t xml:space="preserve">, this is illustrated in </w:t>
+      </w:r>
+      <w:proofErr w:type="spellStart"/>
+      <w:r>
+        <w:t>Figture</w:t>
+      </w:r>
+      <w:proofErr w:type="spellEnd"/>
+      <w:r>
+        <w:t xml:space="preserve"> </w:t>
       </w:r>
       <w:r>
         <w:t>4</w:t>
       </w:r>
       <w:r>
-        <w:t>. While more complex, BERTopic can represent broader reflective patterns that align with cognitive restructuring processes described in psychotherapy literature.</w:t>
+        <w:t xml:space="preserve">. While more complex, </w:t>
+      </w:r>
+      <w:proofErr w:type="spellStart"/>
+      <w:r>
+        <w:t>BERTopic</w:t>
+      </w:r>
+      <w:proofErr w:type="spellEnd"/>
+      <w:r>
+        <w:t xml:space="preserve"> can represent broader reflective patterns that align with cognitive restructuring processes described in psychotherapy literature.</w:t>
       </w:r>
     </w:p>
     <w:p>
@@ -8966,11 +9290,19 @@
         </w:rPr>
         <w:t xml:space="preserve">Figure 4. </w:t>
       </w:r>
+      <w:proofErr w:type="spellStart"/>
       <w:r>
         <w:rPr>
           <w:rStyle w:val="SubtleEmphasis"/>
         </w:rPr>
-        <w:t xml:space="preserve">BERTopic topic modelling </w:t>
+        <w:t>BERTopic</w:t>
+      </w:r>
+      <w:proofErr w:type="spellEnd"/>
+      <w:r>
+        <w:rPr>
+          <w:rStyle w:val="SubtleEmphasis"/>
+        </w:rPr>
+        <w:t xml:space="preserve"> topic modelling </w:t>
       </w:r>
       <w:r>
         <w:rPr>
@@ -9086,8 +9418,13 @@
       <w:pPr>
         <w:jc w:val="both"/>
       </w:pPr>
-      <w:r>
-        <w:t>PsychExtract draws specifically on the cognitive mechanisms category. Words like “think,” “realise,” or “because” often signal reflective insight processes. However, LIWC is limited by its dictionary-based approach</w:t>
+      <w:proofErr w:type="spellStart"/>
+      <w:r>
+        <w:t>PsychExtract</w:t>
+      </w:r>
+      <w:proofErr w:type="spellEnd"/>
+      <w:r>
+        <w:t xml:space="preserve"> draws specifically on the cognitive mechanisms category. Words like “think,” “realise,” or “because” often signal reflective insight processes. However, LIWC is limited by its dictionary-based approach</w:t>
       </w:r>
       <w:r>
         <w:t>. I</w:t>
@@ -9101,7 +9438,15 @@
         <w:jc w:val="both"/>
       </w:pPr>
       <w:r>
-        <w:t>To address this limitation, PsychExtract uses LIWC only for interpretability and theoretical grounding, while relying on contextual models (</w:t>
+        <w:t xml:space="preserve">To address this limitation, </w:t>
+      </w:r>
+      <w:proofErr w:type="spellStart"/>
+      <w:r>
+        <w:t>PsychExtract</w:t>
+      </w:r>
+      <w:proofErr w:type="spellEnd"/>
+      <w:r>
+        <w:t xml:space="preserve"> uses LIWC only for interpretability and theoretical grounding, while relying on contextual models (</w:t>
       </w:r>
       <w:r>
         <w:t>such as</w:t>
@@ -9356,8 +9701,13 @@
       <w:pPr>
         <w:jc w:val="both"/>
       </w:pPr>
-      <w:r>
-        <w:t>PsychExtract incorporates these findings by explicitly evaluating how OCR performance impacts the accuracy of insight-related NLP outputs. This extends prior OCR literature by shifting the focus from character-level accuracy to its influence on psychological inference quality</w:t>
+      <w:proofErr w:type="spellStart"/>
+      <w:r>
+        <w:t>PsychExtract</w:t>
+      </w:r>
+      <w:proofErr w:type="spellEnd"/>
+      <w:r>
+        <w:t xml:space="preserve"> incorporates these findings by explicitly evaluating how OCR performance impacts the accuracy of insight-related NLP outputs. This extends prior OCR literature by shifting the focus from character-level accuracy to its influence on psychological inference quality</w:t>
       </w:r>
       <w:r>
         <w:t>. This is</w:t>
@@ -9388,7 +9738,23 @@
         <w:jc w:val="both"/>
       </w:pPr>
       <w:r>
-        <w:t>Once textual insight has been extracted, PsychExtract produces an accessible output for users. Shen et al. introduced Tacotron 2, a leading TTS model capable of generating highly natural-sounding audio using a sequence-to-sequence architecture and a neural vocoder</w:t>
+        <w:t xml:space="preserve">Once textual insight has been extracted, </w:t>
+      </w:r>
+      <w:proofErr w:type="spellStart"/>
+      <w:r>
+        <w:t>PsychExtract</w:t>
+      </w:r>
+      <w:proofErr w:type="spellEnd"/>
+      <w:r>
+        <w:t xml:space="preserve"> produces an accessible output for users. Shen et al. introduced </w:t>
+      </w:r>
+      <w:proofErr w:type="spellStart"/>
+      <w:r>
+        <w:t>Tacotron</w:t>
+      </w:r>
+      <w:proofErr w:type="spellEnd"/>
+      <w:r>
+        <w:t xml:space="preserve"> 2, a leading TTS model capable of generating highly natural-sounding audio using a sequence-to-sequence architecture and a neural vocoder</w:t>
       </w:r>
       <w:r>
         <w:t xml:space="preserve"> (</w:t>
@@ -9523,7 +9889,15 @@
         <w:jc w:val="both"/>
       </w:pPr>
       <w:r>
-        <w:t>In PsychExtract, TTS is used not for interaction but as an accessibility feature</w:t>
+        <w:t xml:space="preserve">In </w:t>
+      </w:r>
+      <w:proofErr w:type="spellStart"/>
+      <w:r>
+        <w:t>PsychExtract</w:t>
+      </w:r>
+      <w:proofErr w:type="spellEnd"/>
+      <w:r>
+        <w:t>, TTS is used not for interaction but as an accessibility feature</w:t>
       </w:r>
       <w:r>
         <w:t>. T</w:t>
@@ -9604,7 +9978,23 @@
         <w:jc w:val="both"/>
       </w:pPr>
       <w:r>
-        <w:t xml:space="preserve">These limitations directly motivate the integrated, interpretability-focused design of PsychExtract. Rather than attempting to infer insight or psychological state directly, the system positions itself as an assistive analytic tool that surfaces multiple complementary indicators of early insight from reflective text. By combining emotion signals, cognitive themes, and linguistic markers within a non-conversational, offline pipeline, PsychExtract prioritises transparency, theoretical grounding, and human oversight. This modular, hybrid architecture reflects a deliberate shift away from diagnostic or interventionist claims toward a supportive, human-in-the-loop role that aligns with ethical guidance for AI use in therapeutic contexts </w:t>
+        <w:t xml:space="preserve">These limitations directly motivate the integrated, interpretability-focused design of </w:t>
+      </w:r>
+      <w:proofErr w:type="spellStart"/>
+      <w:r>
+        <w:t>PsychExtract</w:t>
+      </w:r>
+      <w:proofErr w:type="spellEnd"/>
+      <w:r>
+        <w:t xml:space="preserve">. Rather than attempting to infer insight or psychological state directly, the system positions itself as an assistive analytic tool that surfaces multiple complementary indicators of early insight from reflective text. By combining emotion signals, cognitive themes, and linguistic markers within a non-conversational, offline pipeline, </w:t>
+      </w:r>
+      <w:proofErr w:type="spellStart"/>
+      <w:r>
+        <w:t>PsychExtract</w:t>
+      </w:r>
+      <w:proofErr w:type="spellEnd"/>
+      <w:r>
+        <w:t xml:space="preserve"> prioritises transparency, theoretical grounding, and human oversight. This modular, hybrid architecture reflects a deliberate shift away from diagnostic or interventionist claims toward a supportive, human-in-the-loop role that aligns with ethical guidance for AI use in therapeutic contexts </w:t>
       </w:r>
       <w:r>
         <w:t>(</w:t>
@@ -9683,8 +10073,13 @@
         <w:jc w:val="both"/>
       </w:pPr>
       <w:bookmarkStart w:id="34" w:name="_Toc215814050"/>
-      <w:r>
-        <w:t xml:space="preserve">PsychExtract is designed as an interpretability-first, non-clinical analysis system to support structured reflection on emotionally expressive text. Its core objective is not to provide psychological judgement or intervention, but to assist users in identifying emotional patterns, salient themes, and linguistically meaningful signals. This </w:t>
+      <w:proofErr w:type="spellStart"/>
+      <w:r>
+        <w:t>PsychExtract</w:t>
+      </w:r>
+      <w:proofErr w:type="spellEnd"/>
+      <w:r>
+        <w:t xml:space="preserve"> is designed as an interpretability-first, non-clinical analysis system to support structured reflection on emotionally expressive text. Its core objective is not to provide psychological judgement or intervention, but to assist users in identifying emotional patterns, salient themes, and linguistically meaningful signals. This </w:t>
       </w:r>
       <w:r>
         <w:t>aligns with research emphasising emotional processing as central to psychological change (Greenberg &amp; Pascual-Leone, 2006), while separate work cautions against automated clinical interpretation in digital contexts (Luxton, 2014).</w:t>
@@ -9696,7 +10091,15 @@
       </w:pPr>
       <w:r>
         <w:lastRenderedPageBreak/>
-        <w:t>At a system level, PsychExtract transforms unstructured textual material (e.g., journals, reflective essays, therapy-adjacent notes) into structured, inspectable outputs that prompt reflection without asserting authority. Rather than collapsing analysis into a single opaque prediction, the system exposes intermediate representations at each stage. This design reflects the subjective nature of emotional language and evidence that transparent, inspectable systems are more likely to be trusted and appropriately relied upon in mental-health-adjacent contexts (</w:t>
+        <w:t xml:space="preserve">At a system level, </w:t>
+      </w:r>
+      <w:proofErr w:type="spellStart"/>
+      <w:r>
+        <w:t>PsychExtract</w:t>
+      </w:r>
+      <w:proofErr w:type="spellEnd"/>
+      <w:r>
+        <w:t xml:space="preserve"> transforms unstructured textual material (e.g., journals, reflective essays, therapy-adjacent notes) into structured, inspectable outputs that prompt reflection without asserting authority. Rather than collapsing analysis into a single opaque prediction, the system exposes intermediate representations at each stage. This design reflects the subjective nature of emotional language and evidence that transparent, inspectable systems are more likely to be trusted and appropriately relied upon in mental-health-adjacent contexts (</w:t>
       </w:r>
       <w:r>
         <w:t>Doshi-Velez &amp; Kim, 2017</w:t>
@@ -9722,7 +10125,15 @@
         <w:jc w:val="both"/>
       </w:pPr>
       <w:r>
-        <w:t>Several constraints are embedded in the design. First, PsychExtract is explicitly non-clinical: it does not infer diagnoses, assess risk, or generate recommendations. Outputs are framed descriptively and probabilistically, reflecting patterns in language rather than claims about mental state, consistent with ethical guidance for affective computing (</w:t>
+        <w:t xml:space="preserve">Several constraints are embedded in the design. First, </w:t>
+      </w:r>
+      <w:proofErr w:type="spellStart"/>
+      <w:r>
+        <w:t>PsychExtract</w:t>
+      </w:r>
+      <w:proofErr w:type="spellEnd"/>
+      <w:r>
+        <w:t xml:space="preserve"> is explicitly non-clinical: it does not infer diagnoses, assess risk, or generate recommendations. Outputs are framed descriptively and probabilistically, reflecting patterns in language rather than claims about mental state, consistent with ethical guidance for affective computing (</w:t>
       </w:r>
       <w:r>
         <w:t>Luxton, 2014</w:t>
@@ -9764,8 +10175,13 @@
       <w:pPr>
         <w:jc w:val="both"/>
       </w:pPr>
-      <w:r>
-        <w:t>PsychExtract is guided by four principles: transparency, modularity, error tolerance, and user trust, embedded in both interface and architecture.</w:t>
+      <w:proofErr w:type="spellStart"/>
+      <w:r>
+        <w:t>PsychExtract</w:t>
+      </w:r>
+      <w:proofErr w:type="spellEnd"/>
+      <w:r>
+        <w:t xml:space="preserve"> is guided by four principles: transparency, modularity, error tolerance, and user trust, embedded in both interface and architecture.</w:t>
       </w:r>
     </w:p>
     <w:p>
@@ -9773,7 +10189,16 @@
         <w:jc w:val="both"/>
       </w:pPr>
       <w:r>
-        <w:t>Transparency is achieved by exposing intermediate representations and avoiding opaque, end-to-end inference. Users can inspect OCR output, view emotion probabilities rather than categorical labels, and see which linguistic features contribute to summaries, favouring intelligible explanations over raw model introspection (</w:t>
+        <w:t>Transparency is achieved by exposing intermediate representations and avoiding opaque, end-to-end inference. Users can inspect OCR output, view emotion probabilities rather than categorical labels, and see which linguistic features contribute to summaries, favouring intelligible explanations over raw model introspection</w:t>
+      </w:r>
+      <w:r>
+        <w:t xml:space="preserve"> </w:t>
+      </w:r>
+      <w:r>
+        <w:t>as recommended in ethical considerations for AER system evaluation</w:t>
+      </w:r>
+      <w:r>
+        <w:t xml:space="preserve"> (</w:t>
       </w:r>
       <w:r>
         <w:t>Mohammad, 2022</w:t>
@@ -9786,8 +10211,13 @@
       <w:pPr>
         <w:jc w:val="both"/>
       </w:pPr>
-      <w:r>
-        <w:t>PsychExtract is structured as loosely coupled components, each responsible for a specific data transformation, allowing alternative OCR engines, language models, or keyword extraction methods to be substituted without rearchitecting the system. This supports iterative development, comparative evaluation, and future extension, reflecting clinician-facing NLP best practices (</w:t>
+      <w:proofErr w:type="spellStart"/>
+      <w:r>
+        <w:t>PsychExtract</w:t>
+      </w:r>
+      <w:proofErr w:type="spellEnd"/>
+      <w:r>
+        <w:t xml:space="preserve"> is structured as loosely coupled components, each responsible for a specific data transformation, allowing alternative OCR engines, language models, or keyword extraction methods to be substituted without rearchitecting the system. This supports iterative development, comparative evaluation, and future extension, reflecting clinician-facing NLP best practices (</w:t>
       </w:r>
       <w:r>
         <w:t>Turner et al., 2022</w:t>
@@ -9823,8 +10253,13 @@
       <w:r>
         <w:t xml:space="preserve">; </w:t>
       </w:r>
-      <w:r>
-        <w:t>Torous et al., 2018</w:t>
+      <w:proofErr w:type="spellStart"/>
+      <w:r>
+        <w:t>Torous</w:t>
+      </w:r>
+      <w:proofErr w:type="spellEnd"/>
+      <w:r>
+        <w:t xml:space="preserve"> et al., 2018</w:t>
       </w:r>
       <w:r>
         <w:t>).</w:t>
@@ -9869,11 +10304,24 @@
       <w:pPr>
         <w:jc w:val="both"/>
       </w:pPr>
-      <w:r>
-        <w:t xml:space="preserve">PsychExtract operates within the broader domain of mental health support, self-reflection, and therapeutic-adjacent technologies. Its focus is not on clinical intervention but on assisting reflective practices where emotional awareness and insight formation are valuable. </w:t>
-      </w:r>
-      <w:r>
-        <w:t>Prior research highlights the risks of over-automation and insufficient regulation in digital mental health contexts (Inkster et al., 2020; Torous et al., 2018). Work in computational linguistics separately explores structured language analysis for psychological applications (Mohammad, 2022).</w:t>
+      <w:proofErr w:type="spellStart"/>
+      <w:r>
+        <w:t>PsychExtract</w:t>
+      </w:r>
+      <w:proofErr w:type="spellEnd"/>
+      <w:r>
+        <w:t xml:space="preserve"> operates within the broader domain of mental health support, self-reflection, and therapeutic-adjacent technologies. Its focus is not on clinical intervention but on assisting reflective practices where emotional awareness and insight formation are valuable. </w:t>
+      </w:r>
+      <w:r>
+        <w:t xml:space="preserve">Prior research highlights the risks of over-automation and insufficient regulation in digital mental health contexts (Inkster et al., 2020; </w:t>
+      </w:r>
+      <w:proofErr w:type="spellStart"/>
+      <w:r>
+        <w:t>Torous</w:t>
+      </w:r>
+      <w:proofErr w:type="spellEnd"/>
+      <w:r>
+        <w:t xml:space="preserve"> et al., 2018).</w:t>
       </w:r>
     </w:p>
     <w:p>
@@ -9881,7 +10329,15 @@
         <w:jc w:val="both"/>
       </w:pPr>
       <w:r>
-        <w:t>The system is intended for users who already engage in reflective writing but may benefit from additional structure and pattern visibility. These users include students completing reflective assignments, individuals who journal for emotional processing, and therapy-adjacent users who write between sessions or prepare material for discussion. Across these groups, the system assumes voluntary engagement and user ownership of interpretation. PsychExtract structures and summarises content supplied by the user without interpreting intent, assigning diagnoses, or offering recommendations, reinforcing its role as an assistive tool rather than an authority.</w:t>
+        <w:t xml:space="preserve">The system is intended for users who already engage in reflective writing but may benefit from additional structure and pattern visibility. These users include students completing reflective assignments, individuals who journal for emotional processing, and therapy-adjacent users who write between sessions or prepare material for discussion. Across these groups, the system assumes voluntary engagement and user ownership of interpretation. </w:t>
+      </w:r>
+      <w:proofErr w:type="spellStart"/>
+      <w:r>
+        <w:t>PsychExtract</w:t>
+      </w:r>
+      <w:proofErr w:type="spellEnd"/>
+      <w:r>
+        <w:t xml:space="preserve"> structures and summarises content supplied by the user without interpreting intent, assigning diagnoses, or offering recommendations, reinforcing its role as an assistive tool rather than an authority.</w:t>
       </w:r>
     </w:p>
     <w:p>
@@ -9889,13 +10345,34 @@
         <w:jc w:val="both"/>
       </w:pPr>
       <w:r>
-        <w:t>Several explicit assumptions and exclusions guide the design. Users are assumed to be reflective rather than crisis-seeking, and the system does not attempt to detect self-harm, suicidality, or acute distress. It does not provide real-time intervention, escalation pathways, or safeguarding mechanisms. While clinicians and researchers may find the system legible and methodologically informative, they are not positioned as primary end-users in this iteration. Maintaining these boundaries is a deliberate design decision intended to preserve trust, reduce ethical risk, and avoid role confusion, consistent with guidance on responsible AI use in mental health settings (</w:t>
+        <w:t xml:space="preserve">Several explicit assumptions and exclusions guide the design. Users are assumed to be reflective rather than crisis-seeking, and the system does not attempt to detect </w:t>
+      </w:r>
+      <w:r>
+        <w:t>crisis cases</w:t>
+      </w:r>
+      <w:r>
+        <w:t>. It does not provide real-time intervention, escalation pathways, or safeguarding mechanisms. While clinicians and researchers may find the system legible and methodologically informative, they are not positioned as primary end-users in this iteration. Maintaining these boundaries is a deliberate design decision intended to preserve trust, reduce ethical risk, and avoid role confusion, consistent with guidance on responsible AI use in mental health settings (</w:t>
       </w:r>
       <w:r>
         <w:t>Luxton, 2014</w:t>
       </w:r>
       <w:r>
-        <w:t xml:space="preserve">; </w:t>
+        <w:t>)</w:t>
+      </w:r>
+      <w:r>
+        <w:t>. L</w:t>
+      </w:r>
+      <w:r>
+        <w:t>imiting the system’s intended purpose</w:t>
+      </w:r>
+      <w:r>
+        <w:t xml:space="preserve"> </w:t>
+      </w:r>
+      <w:r>
+        <w:t xml:space="preserve">aids in unintentional medical classification </w:t>
+      </w:r>
+      <w:r>
+        <w:t>(</w:t>
       </w:r>
       <w:r>
         <w:t>MHRA, 2025</w:t>
@@ -9935,8 +10412,13 @@
       </w:pPr>
       <w:bookmarkStart w:id="40" w:name="_Toc215814054"/>
       <w:bookmarkStart w:id="41" w:name="_Toc216862642"/>
-      <w:r>
-        <w:t>PsychExtract is organised as a modular pipeline composed of interoperable components</w:t>
+      <w:proofErr w:type="spellStart"/>
+      <w:r>
+        <w:t>PsychExtract</w:t>
+      </w:r>
+      <w:proofErr w:type="spellEnd"/>
+      <w:r>
+        <w:t xml:space="preserve"> is organised as a modular pipeline composed of interoperable components</w:t>
       </w:r>
       <w:r>
         <w:t xml:space="preserve"> (OCR, NLP with an interpretability layer, and TTS)</w:t>
@@ -9974,7 +10456,15 @@
       <w:bookmarkStart w:id="43" w:name="_Toc215814055"/>
       <w:bookmarkStart w:id="44" w:name="_Toc216862643"/>
       <w:r>
-        <w:t>The OCR component converts scanned documents, photographs, or PDFs containing handwritten or typed text into machine-readable form. Two open-source OCR engines are considered: Tesseract and EasyOCR. Tesseract is a lightweight, widely used engine with strong performance on clean, printed text (</w:t>
+        <w:t xml:space="preserve">The OCR component converts scanned documents, photographs, or PDFs containing handwritten or typed text into machine-readable form. Two open-source OCR engines are considered: Tesseract and </w:t>
+      </w:r>
+      <w:proofErr w:type="spellStart"/>
+      <w:r>
+        <w:t>EasyOCR</w:t>
+      </w:r>
+      <w:proofErr w:type="spellEnd"/>
+      <w:r>
+        <w:t>. Tesseract is a lightweight, widely used engine with strong performance on clean, printed text (</w:t>
       </w:r>
       <w:r>
         <w:t>Patel et al., 2012</w:t>
@@ -9988,14 +10478,27 @@
       <w:r>
         <w:t xml:space="preserve">), while </w:t>
       </w:r>
-      <w:r>
-        <w:t xml:space="preserve">EasyOCR employs convolutional and recurrent neural network </w:t>
+      <w:proofErr w:type="spellStart"/>
+      <w:r>
+        <w:t>EasyOCR</w:t>
+      </w:r>
+      <w:proofErr w:type="spellEnd"/>
+      <w:r>
+        <w:t xml:space="preserve"> employs convolutional and recurrent neural network </w:t>
       </w:r>
       <w:r>
         <w:t xml:space="preserve">(CNN/RNN) </w:t>
       </w:r>
       <w:r>
-        <w:t>architectures designed to handle variable scripts and real-world image conditions (JaidedAI, 2024).</w:t>
+        <w:t>architectures designed to handle variable scripts and real-world image conditions (</w:t>
+      </w:r>
+      <w:proofErr w:type="spellStart"/>
+      <w:r>
+        <w:t>JaidedAI</w:t>
+      </w:r>
+      <w:proofErr w:type="spellEnd"/>
+      <w:r>
+        <w:t>, 2024).</w:t>
       </w:r>
       <w:r>
         <w:t xml:space="preserve"> Comparing these engines allows assessment of robustness across the heterogeneous document quality typical of reflective writing.</w:t>
@@ -10051,11 +10554,33 @@
         </w:rPr>
         <w:t xml:space="preserve">). </w:t>
       </w:r>
-      <w:r>
-        <w:rPr>
-          <w:szCs w:val="24"/>
-        </w:rPr>
-        <w:t>PsychExtract employs transformer-based models fine-tuned on the GoEmotions dataset (Demszky et al., 2020) to support multi-label emotion prediction.</w:t>
+      <w:proofErr w:type="spellStart"/>
+      <w:r>
+        <w:rPr>
+          <w:szCs w:val="24"/>
+        </w:rPr>
+        <w:t>PsychExtract</w:t>
+      </w:r>
+      <w:proofErr w:type="spellEnd"/>
+      <w:r>
+        <w:rPr>
+          <w:szCs w:val="24"/>
+        </w:rPr>
+        <w:t xml:space="preserve"> employs transformer-based models fine-tuned on the </w:t>
+      </w:r>
+      <w:proofErr w:type="spellStart"/>
+      <w:r>
+        <w:rPr>
+          <w:szCs w:val="24"/>
+        </w:rPr>
+        <w:t>GoEmotions</w:t>
+      </w:r>
+      <w:proofErr w:type="spellEnd"/>
+      <w:r>
+        <w:rPr>
+          <w:szCs w:val="24"/>
+        </w:rPr>
+        <w:t xml:space="preserve"> dataset (Demszky et al., 2020) to support multi-label emotion prediction.</w:t>
       </w:r>
     </w:p>
     <w:p>
@@ -10069,7 +10594,49 @@
         <w:rPr>
           <w:szCs w:val="24"/>
         </w:rPr>
-        <w:t>Two models are explicitly considered: DistilBERT and RoBERTa. DistilBERT offers a compressed architecture that retains much of BERT’s representational capacity while reducing computational cost (</w:t>
+        <w:t xml:space="preserve">Two models are explicitly considered: </w:t>
+      </w:r>
+      <w:proofErr w:type="spellStart"/>
+      <w:r>
+        <w:rPr>
+          <w:szCs w:val="24"/>
+        </w:rPr>
+        <w:t>DistilBERT</w:t>
+      </w:r>
+      <w:proofErr w:type="spellEnd"/>
+      <w:r>
+        <w:rPr>
+          <w:szCs w:val="24"/>
+        </w:rPr>
+        <w:t xml:space="preserve"> and </w:t>
+      </w:r>
+      <w:proofErr w:type="spellStart"/>
+      <w:r>
+        <w:rPr>
+          <w:szCs w:val="24"/>
+        </w:rPr>
+        <w:t>RoBERTa</w:t>
+      </w:r>
+      <w:proofErr w:type="spellEnd"/>
+      <w:r>
+        <w:rPr>
+          <w:szCs w:val="24"/>
+        </w:rPr>
+        <w:t xml:space="preserve">. </w:t>
+      </w:r>
+      <w:proofErr w:type="spellStart"/>
+      <w:r>
+        <w:rPr>
+          <w:szCs w:val="24"/>
+        </w:rPr>
+        <w:t>DistilBERT</w:t>
+      </w:r>
+      <w:proofErr w:type="spellEnd"/>
+      <w:r>
+        <w:rPr>
+          <w:szCs w:val="24"/>
+        </w:rPr>
+        <w:t xml:space="preserve"> offers a compressed architecture that retains much of BERT’s representational capacity while reducing computational cost (</w:t>
       </w:r>
       <w:r>
         <w:rPr>
@@ -10081,19 +10648,57 @@
         <w:rPr>
           <w:szCs w:val="24"/>
         </w:rPr>
-        <w:t>), making it suitable for resource-constrained environments. RoBERTa, by contrast, benefits from optimised pretraining strategies and typically achieves higher classification performance at the cost of increased computational demand (</w:t>
-      </w:r>
-      <w:r>
-        <w:rPr>
-          <w:szCs w:val="24"/>
-        </w:rPr>
-        <w:t>Liu et al., 2019</w:t>
-      </w:r>
-      <w:r>
-        <w:rPr>
-          <w:szCs w:val="24"/>
-        </w:rPr>
-        <w:t xml:space="preserve">) </w:t>
+        <w:t>), making it suitable for resource-constrained environments.</w:t>
+      </w:r>
+      <w:r>
+        <w:rPr>
+          <w:szCs w:val="24"/>
+        </w:rPr>
+        <w:t xml:space="preserve"> </w:t>
+      </w:r>
+      <w:proofErr w:type="spellStart"/>
+      <w:r>
+        <w:rPr>
+          <w:szCs w:val="24"/>
+        </w:rPr>
+        <w:t>RoBERTa</w:t>
+      </w:r>
+      <w:proofErr w:type="spellEnd"/>
+      <w:r>
+        <w:rPr>
+          <w:szCs w:val="24"/>
+        </w:rPr>
+        <w:t xml:space="preserve">, by contrast, employs an optimised pretraining strategy </w:t>
+      </w:r>
+      <w:r>
+        <w:rPr>
+          <w:szCs w:val="24"/>
+        </w:rPr>
+        <w:t>(</w:t>
+      </w:r>
+      <w:r>
+        <w:rPr>
+          <w:szCs w:val="24"/>
+        </w:rPr>
+        <w:t>including dynamic masking, larger training batches, and removal of the next-sentence prediction objective</w:t>
+      </w:r>
+      <w:r>
+        <w:rPr>
+          <w:szCs w:val="24"/>
+        </w:rPr>
+        <w:t>)</w:t>
+      </w:r>
+      <w:r>
+        <w:rPr>
+          <w:szCs w:val="24"/>
+        </w:rPr>
+        <w:t xml:space="preserve"> resulting in improved downstream benchmark performance relative to the original BERT configuration (Liu et al., 2019), albeit with substantially greater pretraining computational cost.</w:t>
+      </w:r>
+      <w:r>
+        <w:rPr>
+          <w:szCs w:val="24"/>
+        </w:rPr>
+        <w:t xml:space="preserve"> </w:t>
       </w:r>
       <w:r>
         <w:rPr>
@@ -10283,7 +10888,23 @@
         <w:jc w:val="both"/>
       </w:pPr>
       <w:r>
-        <w:t>To contextualise emotion predictions, PsychExtract includes a linguistic feature extraction component that identifies salient words, phrases, or patterns associated with emotional signals. Embedding-based methods such as KeyBERT are employed to capture semantic relevance between text segments and extracted keywords (</w:t>
+        <w:t xml:space="preserve">To contextualise emotion predictions, </w:t>
+      </w:r>
+      <w:proofErr w:type="spellStart"/>
+      <w:r>
+        <w:t>PsychExtract</w:t>
+      </w:r>
+      <w:proofErr w:type="spellEnd"/>
+      <w:r>
+        <w:t xml:space="preserve"> includes a linguistic feature extraction component that identifies salient words, phrases, or patterns associated with emotional signals. Embedding-based methods such as </w:t>
+      </w:r>
+      <w:proofErr w:type="spellStart"/>
+      <w:r>
+        <w:t>KeyBERT</w:t>
+      </w:r>
+      <w:proofErr w:type="spellEnd"/>
+      <w:r>
+        <w:t xml:space="preserve"> are employed to capture semantic relevance between text segments and extracted keywords (</w:t>
       </w:r>
       <w:r>
         <w:t>Grootendorst, 2025</w:t>
@@ -10756,11 +11377,19 @@
       <w:pPr>
         <w:jc w:val="both"/>
       </w:pPr>
-      <w:r>
-        <w:rPr>
-          <w:szCs w:val="24"/>
-        </w:rPr>
-        <w:t xml:space="preserve">PsychExtract uses a modular, linear pipeline in which each stage is independently testable and replaceable. This maximises interpretability, facilitates </w:t>
+      <w:proofErr w:type="spellStart"/>
+      <w:r>
+        <w:rPr>
+          <w:szCs w:val="24"/>
+        </w:rPr>
+        <w:t>PsychExtract</w:t>
+      </w:r>
+      <w:proofErr w:type="spellEnd"/>
+      <w:r>
+        <w:rPr>
+          <w:szCs w:val="24"/>
+        </w:rPr>
+        <w:t xml:space="preserve"> uses a modular, linear pipeline in which each stage is independently testable and replaceable. This maximises interpretability, facilitates </w:t>
       </w:r>
       <w:r>
         <w:rPr>
@@ -10915,7 +11544,25 @@
           <w:iCs/>
           <w:szCs w:val="24"/>
         </w:rPr>
-        <w:t>. PsychExtract user flow</w:t>
+        <w:t xml:space="preserve">. </w:t>
+      </w:r>
+      <w:proofErr w:type="spellStart"/>
+      <w:r>
+        <w:rPr>
+          <w:i/>
+          <w:iCs/>
+          <w:szCs w:val="24"/>
+        </w:rPr>
+        <w:t>PsychExtract</w:t>
+      </w:r>
+      <w:proofErr w:type="spellEnd"/>
+      <w:r>
+        <w:rPr>
+          <w:i/>
+          <w:iCs/>
+          <w:szCs w:val="24"/>
+        </w:rPr>
+        <w:t xml:space="preserve"> user flow</w:t>
       </w:r>
       <w:r>
         <w:rPr>
@@ -10994,8 +11641,16 @@
         <w:rPr>
           <w:szCs w:val="24"/>
         </w:rPr>
-        <w:t>Tesseract/EasyOCR</w:t>
-      </w:r>
+        <w:t>Tesseract/</w:t>
+      </w:r>
+      <w:proofErr w:type="spellStart"/>
+      <w:r>
+        <w:rPr>
+          <w:szCs w:val="24"/>
+        </w:rPr>
+        <w:t>EasyOCR</w:t>
+      </w:r>
+      <w:proofErr w:type="spellEnd"/>
       <w:r>
         <w:rPr>
           <w:szCs w:val="24"/>
@@ -11068,8 +11723,30 @@
         <w:rPr>
           <w:szCs w:val="24"/>
         </w:rPr>
-        <w:t xml:space="preserve"> DistilBERT/RoBERTa</w:t>
-      </w:r>
+        <w:t xml:space="preserve"> </w:t>
+      </w:r>
+      <w:proofErr w:type="spellStart"/>
+      <w:r>
+        <w:rPr>
+          <w:szCs w:val="24"/>
+        </w:rPr>
+        <w:t>DistilBERT</w:t>
+      </w:r>
+      <w:proofErr w:type="spellEnd"/>
+      <w:r>
+        <w:rPr>
+          <w:szCs w:val="24"/>
+        </w:rPr>
+        <w:t>/</w:t>
+      </w:r>
+      <w:proofErr w:type="spellStart"/>
+      <w:r>
+        <w:rPr>
+          <w:szCs w:val="24"/>
+        </w:rPr>
+        <w:t>RoBERTa</w:t>
+      </w:r>
+      <w:proofErr w:type="spellEnd"/>
       <w:r>
         <w:rPr>
           <w:szCs w:val="24"/>
@@ -11107,6 +11784,7 @@
         </w:rPr>
         <w:t xml:space="preserve">Interpretability Layer: </w:t>
       </w:r>
+      <w:proofErr w:type="spellStart"/>
       <w:r>
         <w:rPr>
           <w:szCs w:val="24"/>
@@ -11117,7 +11795,14 @@
         <w:rPr>
           <w:szCs w:val="24"/>
         </w:rPr>
-        <w:t xml:space="preserve">eyBERT </w:t>
+        <w:t>eyBERT</w:t>
+      </w:r>
+      <w:proofErr w:type="spellEnd"/>
+      <w:r>
+        <w:rPr>
+          <w:szCs w:val="24"/>
+        </w:rPr>
+        <w:t xml:space="preserve"> </w:t>
       </w:r>
       <w:r>
         <w:rPr>
@@ -11258,7 +11943,15 @@
         <w:t xml:space="preserve"> </w:t>
       </w:r>
       <w:r>
-        <w:t>Figure 11 presents a low-fidelity Streamlit prototype that demonstrates document upload, OCR correction, and insight review workflows. User feedback capture is embedded throughout the interface to support iterative refinement and future evaluation, though this feedback loop is not yet fully integrated into model retraining.</w:t>
+        <w:t xml:space="preserve">Figure 11 presents a low-fidelity </w:t>
+      </w:r>
+      <w:proofErr w:type="spellStart"/>
+      <w:r>
+        <w:t>Streamlit</w:t>
+      </w:r>
+      <w:proofErr w:type="spellEnd"/>
+      <w:r>
+        <w:t xml:space="preserve"> prototype that demonstrates document upload, OCR correction, and insight review workflows. User feedback capture is embedded throughout the interface to support iterative refinement and future evaluation, though this feedback loop is not yet fully integrated into model retraining.</w:t>
       </w:r>
     </w:p>
     <w:p>
@@ -11416,7 +12109,25 @@
           <w:iCs/>
           <w:szCs w:val="24"/>
         </w:rPr>
-        <w:t>. PsychExtract prototype interface</w:t>
+        <w:t xml:space="preserve">. </w:t>
+      </w:r>
+      <w:proofErr w:type="spellStart"/>
+      <w:r>
+        <w:rPr>
+          <w:i/>
+          <w:iCs/>
+          <w:szCs w:val="24"/>
+        </w:rPr>
+        <w:t>PsychExtract</w:t>
+      </w:r>
+      <w:proofErr w:type="spellEnd"/>
+      <w:r>
+        <w:rPr>
+          <w:i/>
+          <w:iCs/>
+          <w:szCs w:val="24"/>
+        </w:rPr>
+        <w:t xml:space="preserve"> prototype interface</w:t>
       </w:r>
       <w:r>
         <w:rPr>
@@ -11533,11 +12244,19 @@
                 <w:szCs w:val="24"/>
               </w:rPr>
             </w:pPr>
+            <w:proofErr w:type="spellStart"/>
             <w:r>
               <w:rPr>
                 <w:szCs w:val="24"/>
               </w:rPr>
-              <w:t>ocr/</w:t>
+              <w:t>ocr</w:t>
+            </w:r>
+            <w:proofErr w:type="spellEnd"/>
+            <w:r>
+              <w:rPr>
+                <w:szCs w:val="24"/>
+              </w:rPr>
+              <w:t>/</w:t>
             </w:r>
           </w:p>
         </w:tc>
@@ -11556,8 +12275,16 @@
               <w:rPr>
                 <w:szCs w:val="24"/>
               </w:rPr>
-              <w:t>OCR wrappers for Tesseract and EasyOCR</w:t>
-            </w:r>
+              <w:t xml:space="preserve">OCR wrappers for Tesseract and </w:t>
+            </w:r>
+            <w:proofErr w:type="spellStart"/>
+            <w:r>
+              <w:rPr>
+                <w:szCs w:val="24"/>
+              </w:rPr>
+              <w:t>EasyOCR</w:t>
+            </w:r>
+            <w:proofErr w:type="spellEnd"/>
           </w:p>
         </w:tc>
       </w:tr>
@@ -11573,11 +12300,19 @@
                 <w:szCs w:val="24"/>
               </w:rPr>
             </w:pPr>
+            <w:proofErr w:type="spellStart"/>
             <w:r>
               <w:rPr>
                 <w:szCs w:val="24"/>
               </w:rPr>
-              <w:t>nlp/</w:t>
+              <w:t>nlp</w:t>
+            </w:r>
+            <w:proofErr w:type="spellEnd"/>
+            <w:r>
+              <w:rPr>
+                <w:szCs w:val="24"/>
+              </w:rPr>
+              <w:t>/</w:t>
             </w:r>
           </w:p>
         </w:tc>
@@ -11592,11 +12327,33 @@
                 <w:szCs w:val="24"/>
               </w:rPr>
             </w:pPr>
+            <w:proofErr w:type="spellStart"/>
             <w:r>
               <w:rPr>
                 <w:szCs w:val="24"/>
               </w:rPr>
-              <w:t>DistilBERT and RoBERTa models</w:t>
+              <w:t>DistilBERT</w:t>
+            </w:r>
+            <w:proofErr w:type="spellEnd"/>
+            <w:r>
+              <w:rPr>
+                <w:szCs w:val="24"/>
+              </w:rPr>
+              <w:t xml:space="preserve"> and </w:t>
+            </w:r>
+            <w:proofErr w:type="spellStart"/>
+            <w:r>
+              <w:rPr>
+                <w:szCs w:val="24"/>
+              </w:rPr>
+              <w:t>RoBERTa</w:t>
+            </w:r>
+            <w:proofErr w:type="spellEnd"/>
+            <w:r>
+              <w:rPr>
+                <w:szCs w:val="24"/>
+              </w:rPr>
+              <w:t xml:space="preserve"> models</w:t>
             </w:r>
           </w:p>
         </w:tc>
@@ -11632,11 +12389,19 @@
                 <w:szCs w:val="24"/>
               </w:rPr>
             </w:pPr>
+            <w:proofErr w:type="spellStart"/>
             <w:r>
               <w:rPr>
                 <w:szCs w:val="24"/>
               </w:rPr>
-              <w:t>KeyBERT and linguistic metrics</w:t>
+              <w:t>KeyBERT</w:t>
+            </w:r>
+            <w:proofErr w:type="spellEnd"/>
+            <w:r>
+              <w:rPr>
+                <w:szCs w:val="24"/>
+              </w:rPr>
+              <w:t xml:space="preserve"> and linguistic metrics</w:t>
             </w:r>
           </w:p>
         </w:tc>
@@ -11705,11 +12470,19 @@
                 <w:szCs w:val="24"/>
               </w:rPr>
             </w:pPr>
+            <w:proofErr w:type="spellStart"/>
             <w:r>
               <w:rPr>
                 <w:szCs w:val="24"/>
               </w:rPr>
-              <w:t>ui/</w:t>
+              <w:t>ui</w:t>
+            </w:r>
+            <w:proofErr w:type="spellEnd"/>
+            <w:r>
+              <w:rPr>
+                <w:szCs w:val="24"/>
+              </w:rPr>
+              <w:t>/</w:t>
             </w:r>
           </w:p>
         </w:tc>
@@ -11724,11 +12497,19 @@
                 <w:szCs w:val="24"/>
               </w:rPr>
             </w:pPr>
+            <w:proofErr w:type="spellStart"/>
             <w:r>
               <w:rPr>
                 <w:szCs w:val="24"/>
               </w:rPr>
-              <w:t>Streamlit interface</w:t>
+              <w:t>Streamlit</w:t>
+            </w:r>
+            <w:proofErr w:type="spellEnd"/>
+            <w:r>
+              <w:rPr>
+                <w:szCs w:val="24"/>
+              </w:rPr>
+              <w:t xml:space="preserve"> interface</w:t>
             </w:r>
           </w:p>
         </w:tc>
@@ -11800,13 +12581,23 @@
         <w:t xml:space="preserve">Table 1. </w:t>
       </w:r>
       <w:bookmarkStart w:id="63" w:name="_Hlk215510029"/>
+      <w:proofErr w:type="spellStart"/>
       <w:r>
         <w:rPr>
           <w:i/>
           <w:iCs/>
           <w:szCs w:val="24"/>
         </w:rPr>
-        <w:t xml:space="preserve">PsychExtract </w:t>
+        <w:t>PsychExtract</w:t>
+      </w:r>
+      <w:proofErr w:type="spellEnd"/>
+      <w:r>
+        <w:rPr>
+          <w:i/>
+          <w:iCs/>
+          <w:szCs w:val="24"/>
+        </w:rPr>
+        <w:t xml:space="preserve"> </w:t>
       </w:r>
       <w:bookmarkEnd w:id="63"/>
       <w:r>
@@ -11858,7 +12649,21 @@
         <w:rPr>
           <w:szCs w:val="24"/>
         </w:rPr>
-        <w:t>The design of PsychExtract is shaped by several practical constraints relating to technical feasibility, data availability, and project scope.</w:t>
+        <w:t xml:space="preserve">The design of </w:t>
+      </w:r>
+      <w:proofErr w:type="spellStart"/>
+      <w:r>
+        <w:rPr>
+          <w:szCs w:val="24"/>
+        </w:rPr>
+        <w:t>PsychExtract</w:t>
+      </w:r>
+      <w:proofErr w:type="spellEnd"/>
+      <w:r>
+        <w:rPr>
+          <w:szCs w:val="24"/>
+        </w:rPr>
+        <w:t xml:space="preserve"> is shaped by several practical constraints relating to technical feasibility, data availability, and project scope.</w:t>
       </w:r>
     </w:p>
     <w:p>
@@ -11878,7 +12683,21 @@
         <w:rPr>
           <w:szCs w:val="24"/>
         </w:rPr>
-        <w:t xml:space="preserve"> system relies on transformer-based language models, which impose computational costs in terms of memory usage and inference time. While models such as DistilBERT mitigate these demands relative to larger architectures, real-time processing on low-resource devices remains constrained. The decision to support local, offline processing further limits the use of large-scale or continuously updated models, but aligns with privacy and ethical goals (Luxton, 2014). Similarly, </w:t>
+        <w:t xml:space="preserve"> system relies on transformer-based language models, which impose computational costs in terms of memory usage and inference time. While models such as </w:t>
+      </w:r>
+      <w:proofErr w:type="spellStart"/>
+      <w:r>
+        <w:rPr>
+          <w:szCs w:val="24"/>
+        </w:rPr>
+        <w:t>DistilBERT</w:t>
+      </w:r>
+      <w:proofErr w:type="spellEnd"/>
+      <w:r>
+        <w:rPr>
+          <w:szCs w:val="24"/>
+        </w:rPr>
+        <w:t xml:space="preserve"> mitigate these demands relative to larger architectures, real-time processing on low-resource devices remains constrained. The decision to support local, offline processing further limits the use of large-scale or continuously updated models, but aligns with privacy and ethical goals (Luxton, 2014). Similarly, </w:t>
       </w:r>
       <w:r>
         <w:rPr>
@@ -11886,11 +12705,19 @@
         </w:rPr>
         <w:t>OCR performance varies with document quality, handwriting variability, and image noise, as reflected in implementation documentation and prior OCR research (</w:t>
       </w:r>
-      <w:r>
-        <w:rPr>
-          <w:szCs w:val="24"/>
-        </w:rPr>
-        <w:t>JaidedAI, 2024</w:t>
+      <w:proofErr w:type="spellStart"/>
+      <w:r>
+        <w:rPr>
+          <w:szCs w:val="24"/>
+        </w:rPr>
+        <w:t>JaidedAI</w:t>
+      </w:r>
+      <w:proofErr w:type="spellEnd"/>
+      <w:r>
+        <w:rPr>
+          <w:szCs w:val="24"/>
+        </w:rPr>
+        <w:t>, 2024</w:t>
       </w:r>
       <w:r>
         <w:rPr>
@@ -11929,7 +12756,21 @@
         <w:rPr>
           <w:szCs w:val="24"/>
         </w:rPr>
-        <w:t xml:space="preserve"> on the GoEmotions dataset, which, while large and fine-grained, is derived from curated online text rather than therapeutic or deeply personal writing.</w:t>
+        <w:t xml:space="preserve"> on the </w:t>
+      </w:r>
+      <w:proofErr w:type="spellStart"/>
+      <w:r>
+        <w:rPr>
+          <w:szCs w:val="24"/>
+        </w:rPr>
+        <w:t>GoEmotions</w:t>
+      </w:r>
+      <w:proofErr w:type="spellEnd"/>
+      <w:r>
+        <w:rPr>
+          <w:szCs w:val="24"/>
+        </w:rPr>
+        <w:t xml:space="preserve"> dataset, which, while large and fine-grained, is derived from curated online text rather than therapeutic or deeply personal writing.</w:t>
       </w:r>
       <w:r>
         <w:rPr>
@@ -11991,7 +12832,21 @@
         <w:rPr>
           <w:szCs w:val="24"/>
         </w:rPr>
-        <w:t>, PsychExtract is necessarily scoped to prioritise depth of reasoning over breadth of functionality. Advanced features such as longitudinal user modelling, adaptive feedback, or clinician-facing analytics are intentionally excluded in favour of a robust, interpretable core pipeline. This constraint supports methodological clarity and ethical containment while leaving clear pathways for future work.</w:t>
+        <w:t xml:space="preserve">, </w:t>
+      </w:r>
+      <w:proofErr w:type="spellStart"/>
+      <w:r>
+        <w:rPr>
+          <w:szCs w:val="24"/>
+        </w:rPr>
+        <w:t>PsychExtract</w:t>
+      </w:r>
+      <w:proofErr w:type="spellEnd"/>
+      <w:r>
+        <w:rPr>
+          <w:szCs w:val="24"/>
+        </w:rPr>
+        <w:t xml:space="preserve"> is necessarily scoped to prioritise depth of reasoning over breadth of functionality. Advanced features such as longitudinal user modelling, adaptive feedback, or clinician-facing analytics are intentionally excluded in favour of a robust, interpretable core pipeline. This constraint supports methodological clarity and ethical containment while leaving clear pathways for future work.</w:t>
       </w:r>
     </w:p>
     <w:p>
@@ -12044,7 +12899,15 @@
         <w:jc w:val="both"/>
       </w:pPr>
       <w:r>
-        <w:t>At the time of writing, PsychExtract is implemented as a modular, linear processing pipeline prioritising interpretability, transparency, and component-level traceability. The architecture favours independently testable stages over tightly coupled end-to-end models, enabling clear inspection of intermediate artefacts and outputs. Each component exposes well-defined input/output interfaces, allowing substitution or extension without affecting other subsystems.</w:t>
+        <w:t xml:space="preserve">At the time of writing, </w:t>
+      </w:r>
+      <w:proofErr w:type="spellStart"/>
+      <w:r>
+        <w:t>PsychExtract</w:t>
+      </w:r>
+      <w:proofErr w:type="spellEnd"/>
+      <w:r>
+        <w:t xml:space="preserve"> is implemented as a modular, linear processing pipeline prioritising interpretability, transparency, and component-level traceability. The architecture favours independently testable stages over tightly coupled end-to-end models, enabling clear inspection of intermediate artefacts and outputs. Each component exposes well-defined input/output interfaces, allowing substitution or extension without affecting other subsystems.</w:t>
       </w:r>
     </w:p>
     <w:p>
@@ -12055,8 +12918,13 @@
         <w:t>The pipeline</w:t>
       </w:r>
       <w:r>
-        <w:t xml:space="preserve"> thusfar</w:t>
-      </w:r>
+        <w:t xml:space="preserve"> </w:t>
+      </w:r>
+      <w:proofErr w:type="spellStart"/>
+      <w:r>
+        <w:t>thusfar</w:t>
+      </w:r>
+      <w:proofErr w:type="spellEnd"/>
       <w:r>
         <w:t xml:space="preserve"> comprises </w:t>
       </w:r>
@@ -12117,7 +12985,15 @@
         <w:t>)</w:t>
       </w:r>
       <w:r>
-        <w:t>, ensuring outputs remain user-legible and reproducible. All components are implemented in Python, with deep learning models executed via PyTorch and Hugging Face Transformers. Intermediate artefacts are persisted as CSV and JSON files to enable systematic inspection and debugging.</w:t>
+        <w:t xml:space="preserve">, ensuring outputs remain user-legible and reproducible. All components are implemented in Python, with deep learning models executed via </w:t>
+      </w:r>
+      <w:proofErr w:type="spellStart"/>
+      <w:r>
+        <w:t>PyTorch</w:t>
+      </w:r>
+      <w:proofErr w:type="spellEnd"/>
+      <w:r>
+        <w:t xml:space="preserve"> and Hugging Face Transformers. Intermediate artefacts are persisted as CSV and JSON files to enable systematic inspection and debugging.</w:t>
       </w:r>
     </w:p>
     <w:p>
@@ -12135,7 +13011,7 @@
           <w:noProof/>
         </w:rPr>
         <w:drawing>
-          <wp:anchor distT="0" distB="0" distL="114300" distR="114300" simplePos="0" relativeHeight="251689984" behindDoc="0" locked="0" layoutInCell="1" allowOverlap="1" wp14:anchorId="5B30F527" wp14:editId="3DF1A8B9">
+          <wp:anchor distT="0" distB="0" distL="114300" distR="114300" simplePos="0" relativeHeight="251689984" behindDoc="0" locked="0" layoutInCell="1" allowOverlap="1" wp14:anchorId="5B30F527" wp14:editId="3326F2FB">
             <wp:simplePos x="0" y="0"/>
             <wp:positionH relativeFrom="margin">
               <wp:align>center</wp:align>
@@ -12218,7 +13094,37 @@
       </w:pPr>
       <w:r>
         <w:lastRenderedPageBreak/>
-        <w:t>The OCR subsystem (Figure 12) implements a feasibility-oriented handwritten text recognition pipeline combining classical and modern approaches. Standardised input samples (Figure 13) ensure reproducible evaluation across engines. Baseline recognition is performed using Tesseract OCR (Smith, 2007; Patel et al., 2012) and EasyOCR’s CNN–RNN architecture (JaidedAI, 2024). Additional exploratory models include PaddleOCR-VL (Cui et al., 2025), TrOCR (Li et al., 2021), and Qwen-VL 2.5 (Bai et al., 2024), which represent recent transformer and vision-language approaches to document parsing. These models are included to evaluate potential performance differences relative to established OCR baselines.</w:t>
+        <w:t>The OCR subsystem (Figure 12) implements a feasibility-oriented handwritten text recognition pipeline combining classical and modern approaches. Standardised input samples (Figure 13) ensure reproducible evaluation across engines. Baseline recognition is performed using Tesseract OCR (Smith, 2007; Patel et al., 2012) and EasyOCR’s CNN–RNN architecture (</w:t>
+      </w:r>
+      <w:proofErr w:type="spellStart"/>
+      <w:r>
+        <w:t>JaidedAI</w:t>
+      </w:r>
+      <w:proofErr w:type="spellEnd"/>
+      <w:r>
+        <w:t xml:space="preserve">, 2024). Additional exploratory models include </w:t>
+      </w:r>
+      <w:proofErr w:type="spellStart"/>
+      <w:r>
+        <w:t>PaddleOCR</w:t>
+      </w:r>
+      <w:proofErr w:type="spellEnd"/>
+      <w:r>
+        <w:t xml:space="preserve">-VL (Cui et al., 2025), </w:t>
+      </w:r>
+      <w:proofErr w:type="spellStart"/>
+      <w:r>
+        <w:t>TrOCR</w:t>
+      </w:r>
+      <w:proofErr w:type="spellEnd"/>
+      <w:r>
+        <w:t xml:space="preserve"> (Li et al., 2021), and Qwen-VL 2.5 (Bai et al., 2024), </w:t>
+      </w:r>
+      <w:r>
+        <w:t>which represent recent transformer-based and vision-language approaches to text recognition and document understanding</w:t>
+      </w:r>
+      <w:r>
+        <w:t>. These models are included to evaluate potential performance differences relative to established OCR baselines.</w:t>
       </w:r>
     </w:p>
     <w:p>
@@ -12474,7 +13380,15 @@
         <w:jc w:val="both"/>
       </w:pPr>
       <w:r>
-        <w:t xml:space="preserve">Images are preprocessed to enhance visibility while preserving handwriting structure. The preprocessing pipeline is illustrated in Figure </w:t>
+        <w:t xml:space="preserve">Images are </w:t>
+      </w:r>
+      <w:proofErr w:type="spellStart"/>
+      <w:r>
+        <w:t>preprocessed</w:t>
+      </w:r>
+      <w:proofErr w:type="spellEnd"/>
+      <w:r>
+        <w:t xml:space="preserve"> to enhance visibility while preserving handwriting structure. The preprocessing pipeline is illustrated in Figure </w:t>
       </w:r>
       <w:r>
         <w:t>14</w:t>
@@ -12639,8 +13553,13 @@
       <w:r>
         <w:t>Contrast enhancement via CLAHE (</w:t>
       </w:r>
-      <w:r>
-        <w:t>Zuiderveld, 1994</w:t>
+      <w:proofErr w:type="spellStart"/>
+      <w:r>
+        <w:t>Zuiderveld</w:t>
+      </w:r>
+      <w:proofErr w:type="spellEnd"/>
+      <w:r>
+        <w:t>, 1994</w:t>
       </w:r>
       <w:r>
         <w:t>)</w:t>
@@ -12690,11 +13609,19 @@
           <w:lang w:eastAsia="en-ZA"/>
         </w:rPr>
       </w:pPr>
+      <w:proofErr w:type="spellStart"/>
       <w:r>
         <w:rPr>
           <w:lang w:eastAsia="en-ZA"/>
         </w:rPr>
-        <w:t xml:space="preserve">Preprocessed images are saved as artefacts to support reproducibility and allow visual inspection. An example input image before and after preprocessing is shown in Figure </w:t>
+        <w:t>Preprocessed</w:t>
+      </w:r>
+      <w:proofErr w:type="spellEnd"/>
+      <w:r>
+        <w:rPr>
+          <w:lang w:eastAsia="en-ZA"/>
+        </w:rPr>
+        <w:t xml:space="preserve"> images are saved as artefacts to support reproducibility and allow visual inspection. An example input image before and after preprocessing is shown in Figure </w:t>
       </w:r>
       <w:r>
         <w:rPr>
@@ -13190,13 +14117,23 @@
         <w:jc w:val="both"/>
       </w:pPr>
       <w:r>
-        <w:t>This formulation aligns with standard autoregressive transformer modelling (</w:t>
-      </w:r>
-      <w:r>
-        <w:t>Vaswani et al., 2017</w:t>
-      </w:r>
-      <w:r>
-        <w:t>) and has been adopted in OCR-specific architectures such as TrOCR (Li et al., 2021), demonstrating state-of-the-art handwritten and printed text recognition performance.</w:t>
+        <w:t xml:space="preserve">This formulation aligns with standard autoregressive transformer modelling (Vaswani et al., 2017) and is consistent with encoder–decoder OCR architectures such as </w:t>
+      </w:r>
+      <w:proofErr w:type="spellStart"/>
+      <w:r>
+        <w:t>TrOCR</w:t>
+      </w:r>
+      <w:proofErr w:type="spellEnd"/>
+      <w:r>
+        <w:t xml:space="preserve"> (Li et al., 2021), which generate </w:t>
+      </w:r>
+      <w:proofErr w:type="spellStart"/>
+      <w:r>
+        <w:t>wordpiece</w:t>
+      </w:r>
+      <w:proofErr w:type="spellEnd"/>
+      <w:r>
+        <w:t>-level predictions conditioned on visual encoder representations and previously generated tokens, achieving state-of-the-art performance on handwritten and printed benchmarks.</w:t>
       </w:r>
     </w:p>
     <w:p>
@@ -13210,7 +14147,31 @@
         <w:t>16</w:t>
       </w:r>
       <w:r>
-        <w:t>), require explicit GPU configuration to ensure efficient operation. The device_map="auto" setting automatically distributes model layers across available hardware, while half-precision (float16) reduces GPU memory usage without compromising output quality. For stable inference on these large models, a batch size of 1 is recommended. In contrast, smaller engines like TrOCR or EasyOCR are lightweight enough to run without special hardware configuration.</w:t>
+        <w:t xml:space="preserve">), require explicit GPU configuration to ensure efficient operation. The </w:t>
+      </w:r>
+      <w:proofErr w:type="spellStart"/>
+      <w:r>
+        <w:t>device_map</w:t>
+      </w:r>
+      <w:proofErr w:type="spellEnd"/>
+      <w:r>
+        <w:t xml:space="preserve">="auto" setting automatically distributes model layers across available hardware, while half-precision (float16) reduces GPU memory usage without compromising output quality. For stable inference on these large models, a batch size of 1 is recommended. In contrast, smaller engines like </w:t>
+      </w:r>
+      <w:proofErr w:type="spellStart"/>
+      <w:r>
+        <w:t>TrOCR</w:t>
+      </w:r>
+      <w:proofErr w:type="spellEnd"/>
+      <w:r>
+        <w:t xml:space="preserve"> or </w:t>
+      </w:r>
+      <w:proofErr w:type="spellStart"/>
+      <w:r>
+        <w:t>EasyOCR</w:t>
+      </w:r>
+      <w:proofErr w:type="spellEnd"/>
+      <w:r>
+        <w:t xml:space="preserve"> are lightweight enough to run without special hardware configuration.</w:t>
       </w:r>
     </w:p>
     <w:p>
@@ -13364,22 +14325,45 @@
         <w:jc w:val="both"/>
       </w:pPr>
       <w:r>
-        <w:t>The emotion analysis module employs two pretrained transformer-based multi-label classifiers: DistilBERT and RoBERTa. DistilBERT provides a compact, efficient architecture derived from BERT (</w:t>
+        <w:t xml:space="preserve">The emotion analysis module employs two pretrained transformer-based multi-label classifiers: </w:t>
+      </w:r>
+      <w:proofErr w:type="spellStart"/>
+      <w:r>
+        <w:t>DistilBERT</w:t>
+      </w:r>
+      <w:proofErr w:type="spellEnd"/>
+      <w:r>
+        <w:t xml:space="preserve"> and </w:t>
+      </w:r>
+      <w:proofErr w:type="spellStart"/>
+      <w:r>
+        <w:t>RoBERTa</w:t>
+      </w:r>
+      <w:proofErr w:type="spellEnd"/>
+      <w:r>
+        <w:t xml:space="preserve">. </w:t>
+      </w:r>
+      <w:proofErr w:type="spellStart"/>
+      <w:r>
+        <w:t>DistilBERT</w:t>
+      </w:r>
+      <w:proofErr w:type="spellEnd"/>
+      <w:r>
+        <w:t xml:space="preserve"> provides a compact, efficient architecture derived from BERT (</w:t>
       </w:r>
       <w:r>
         <w:t>Sanh et al., 2019</w:t>
       </w:r>
       <w:r>
-        <w:t>), while RoBERTa offers enhanced representational capacity through robust pretraining strategies (</w:t>
-      </w:r>
-      <w:r>
-        <w:rPr>
-          <w:szCs w:val="24"/>
-        </w:rPr>
-        <w:t>Liu et al., 2019</w:t>
-      </w:r>
-      <w:r>
-        <w:t>).</w:t>
+        <w:t xml:space="preserve">), while </w:t>
+      </w:r>
+      <w:proofErr w:type="spellStart"/>
+      <w:r>
+        <w:t>RoBERTa</w:t>
+      </w:r>
+      <w:proofErr w:type="spellEnd"/>
+      <w:r>
+        <w:t xml:space="preserve"> retains the BERT architecture but applies an optimised pretraining procedure, including dynamic masking and larger-scale data training, resulting in improved downstream performance (Liu et al., 2019).</w:t>
       </w:r>
     </w:p>
     <w:p>
@@ -13387,7 +14371,23 @@
         <w:jc w:val="both"/>
       </w:pPr>
       <w:r>
-        <w:t>Specifically, the project uses the pretrained model bhadresh-savani/distilbert-base-uncased-emotion (</w:t>
+        <w:t xml:space="preserve">Specifically, the project uses the pretrained model </w:t>
+      </w:r>
+      <w:proofErr w:type="spellStart"/>
+      <w:r>
+        <w:t>bhadresh-savani</w:t>
+      </w:r>
+      <w:proofErr w:type="spellEnd"/>
+      <w:r>
+        <w:t>/</w:t>
+      </w:r>
+      <w:proofErr w:type="spellStart"/>
+      <w:r>
+        <w:t>distilbert</w:t>
+      </w:r>
+      <w:proofErr w:type="spellEnd"/>
+      <w:r>
+        <w:t>-base-uncased-emotion (</w:t>
       </w:r>
       <w:r>
         <w:rPr>
@@ -13398,21 +14398,56 @@
         <w:t>Bhadresh Savani</w:t>
       </w:r>
       <w:r>
-        <w:t>, 2022), a DistilBERT model fine-tuned on a subset of the GoEmotions dataset (Demszky et al., 2020), with emotion labels aggregated to align with the project’s six-emotion framework.</w:t>
+        <w:t xml:space="preserve">, 2022), a </w:t>
+      </w:r>
+      <w:proofErr w:type="spellStart"/>
+      <w:r>
+        <w:t>DistilBERT</w:t>
+      </w:r>
+      <w:proofErr w:type="spellEnd"/>
+      <w:r>
+        <w:t xml:space="preserve"> model fine-tuned on a subset of the </w:t>
+      </w:r>
+      <w:proofErr w:type="spellStart"/>
+      <w:r>
+        <w:t>GoEmotions</w:t>
+      </w:r>
+      <w:proofErr w:type="spellEnd"/>
+      <w:r>
+        <w:t xml:space="preserve"> dataset (Demszky et al., 2020), with emotion labels aggregated to align with the project’s six-emotion framework.</w:t>
       </w:r>
     </w:p>
     <w:p>
       <w:pPr>
         <w:jc w:val="both"/>
       </w:pPr>
-      <w:r>
-        <w:t>cardiffnlp/twitter-roberta-base-emotion-multilabel-latest</w:t>
+      <w:proofErr w:type="spellStart"/>
+      <w:r>
+        <w:lastRenderedPageBreak/>
+        <w:t>cardiffnlp</w:t>
+      </w:r>
+      <w:proofErr w:type="spellEnd"/>
+      <w:r>
+        <w:t>/twitter-</w:t>
+      </w:r>
+      <w:proofErr w:type="spellStart"/>
+      <w:r>
+        <w:t>roberta</w:t>
+      </w:r>
+      <w:proofErr w:type="spellEnd"/>
+      <w:r>
+        <w:t>-base-emotion-multilabel-latest</w:t>
       </w:r>
       <w:r>
         <w:t xml:space="preserve"> (</w:t>
       </w:r>
-      <w:r>
-        <w:t>CardiffNLP, 2023</w:t>
+      <w:proofErr w:type="spellStart"/>
+      <w:r>
+        <w:t>CardiffNLP</w:t>
+      </w:r>
+      <w:proofErr w:type="spellEnd"/>
+      <w:r>
+        <w:t>, 2023</w:t>
       </w:r>
       <w:r>
         <w:t>)</w:t>
@@ -13424,7 +14459,15 @@
         <w:t xml:space="preserve">is used </w:t>
       </w:r>
       <w:r>
-        <w:t xml:space="preserve">for RoBERTa, which supports a broader emotion taxonomy and </w:t>
+        <w:t xml:space="preserve">for </w:t>
+      </w:r>
+      <w:proofErr w:type="spellStart"/>
+      <w:r>
+        <w:t>RoBERTa</w:t>
+      </w:r>
+      <w:proofErr w:type="spellEnd"/>
+      <w:r>
+        <w:t xml:space="preserve">, which supports a broader emotion taxonomy and </w:t>
       </w:r>
       <w:r>
         <w:t>has already been</w:t>
@@ -13450,7 +14493,6 @@
         <w:jc w:val="both"/>
       </w:pPr>
       <w:r>
-        <w:lastRenderedPageBreak/>
         <w:t>Both models are accessed via the Hugging Face Transformers library (Hugging Face, 2026) and are used in inference-only mode, reflecting the project’s emphasis on system integration, interpretability, and reproducible output behaviour.</w:t>
       </w:r>
     </w:p>
@@ -13695,7 +14737,31 @@
         <w:jc w:val="both"/>
       </w:pPr>
       <w:r>
-        <w:t xml:space="preserve">Inference timing was systematically recorded for all models using a dedicated evaluation function (run_inference_with_timing). For each model, the function measures total runtime, computes average time per sample, and logs device, batch size, and number of samples. This procedure ensures transparency of performance and supports reproducibility, particularly when comparing DistilBERT (efficient, compact) and RoBERTa (larger, more expressive). Figure </w:t>
+        <w:t>Inference timing was systematically recorded for all models using a dedicated evaluation function (</w:t>
+      </w:r>
+      <w:proofErr w:type="spellStart"/>
+      <w:r>
+        <w:t>run_inference_with_timing</w:t>
+      </w:r>
+      <w:proofErr w:type="spellEnd"/>
+      <w:r>
+        <w:t xml:space="preserve">). For each model, the function measures total runtime, computes average time per sample, and logs device, batch size, and number of samples. This procedure ensures transparency of performance and supports reproducibility, particularly when comparing </w:t>
+      </w:r>
+      <w:proofErr w:type="spellStart"/>
+      <w:r>
+        <w:t>DistilBERT</w:t>
+      </w:r>
+      <w:proofErr w:type="spellEnd"/>
+      <w:r>
+        <w:t xml:space="preserve"> (efficient, compact) and </w:t>
+      </w:r>
+      <w:proofErr w:type="spellStart"/>
+      <w:r>
+        <w:t>RoBERTa</w:t>
+      </w:r>
+      <w:proofErr w:type="spellEnd"/>
+      <w:r>
+        <w:t xml:space="preserve"> (larger, more expressive). Figure </w:t>
       </w:r>
       <w:r>
         <w:t>19</w:t>
@@ -13806,7 +14872,25 @@
           <w:iCs/>
           <w:color w:val="404040" w:themeColor="text1" w:themeTint="BF"/>
         </w:rPr>
-        <w:t xml:space="preserve"> run_inference_with_timing, showing timing measurement and per-sample latency computation</w:t>
+        <w:t xml:space="preserve"> </w:t>
+      </w:r>
+      <w:proofErr w:type="spellStart"/>
+      <w:r>
+        <w:rPr>
+          <w:i/>
+          <w:iCs/>
+          <w:color w:val="404040" w:themeColor="text1" w:themeTint="BF"/>
+        </w:rPr>
+        <w:t>run_inference_with_timing</w:t>
+      </w:r>
+      <w:proofErr w:type="spellEnd"/>
+      <w:r>
+        <w:rPr>
+          <w:i/>
+          <w:iCs/>
+          <w:color w:val="404040" w:themeColor="text1" w:themeTint="BF"/>
+        </w:rPr>
+        <w:t>, showing timing measurement and per-sample latency computation</w:t>
       </w:r>
       <w:r>
         <w:rPr>
@@ -14064,6 +15148,9 @@
             <m:t>),i∈{1,…,K}</m:t>
           </m:r>
           <m:r>
+            <m:rPr>
+              <m:sty m:val="p"/>
+            </m:rPr>
             <w:br/>
           </m:r>
         </m:oMath>
@@ -14233,7 +15320,15 @@
         <w:jc w:val="both"/>
       </w:pPr>
       <w:r>
-        <w:t>For each input, the system stores per-label probability scores alongside thresholded binary indicators (threshold = 0.5). All outputs are saved in CSV format, supporting downstream inspection, aggregation, and visualisation.</w:t>
+        <w:t xml:space="preserve">For each input, the system stores per-label probability scores alongside </w:t>
+      </w:r>
+      <w:proofErr w:type="spellStart"/>
+      <w:r>
+        <w:t>thresholded</w:t>
+      </w:r>
+      <w:proofErr w:type="spellEnd"/>
+      <w:r>
+        <w:t xml:space="preserve"> binary indicators (threshold = 0.5). All outputs are saved in CSV format, supporting downstream inspection, aggregation, and visualisation.</w:t>
       </w:r>
     </w:p>
     <w:p>
@@ -14272,8 +15367,29 @@
         <w:lastRenderedPageBreak/>
         <w:t>categories using a max-confidence strategy (</w:t>
       </w:r>
-      <w:r>
-        <w:t>Tsoumakas, Katakis &amp; Vlahavas, 2007</w:t>
+      <w:proofErr w:type="spellStart"/>
+      <w:r>
+        <w:t>Tsoumakas</w:t>
+      </w:r>
+      <w:proofErr w:type="spellEnd"/>
+      <w:r>
+        <w:t xml:space="preserve">, </w:t>
+      </w:r>
+      <w:proofErr w:type="spellStart"/>
+      <w:r>
+        <w:t>Katakis</w:t>
+      </w:r>
+      <w:proofErr w:type="spellEnd"/>
+      <w:r>
+        <w:t xml:space="preserve"> &amp; </w:t>
+      </w:r>
+      <w:proofErr w:type="spellStart"/>
+      <w:r>
+        <w:t>Vlahavas</w:t>
+      </w:r>
+      <w:proofErr w:type="spellEnd"/>
+      <w:r>
+        <w:t>, 2007</w:t>
       </w:r>
       <w:r>
         <w:t xml:space="preserve">; </w:t>
@@ -14449,7 +15565,15 @@
         <w:t xml:space="preserve"> </w:t>
       </w:r>
       <w:r>
-        <w:t xml:space="preserve">are all RoBERTa labels corresponding to a single core emotion. </w:t>
+        <w:t xml:space="preserve">are all </w:t>
+      </w:r>
+      <w:proofErr w:type="spellStart"/>
+      <w:r>
+        <w:t>RoBERTa</w:t>
+      </w:r>
+      <w:proofErr w:type="spellEnd"/>
+      <w:r>
+        <w:t xml:space="preserve"> labels corresponding to a single core emotion. </w:t>
       </w:r>
     </w:p>
     <w:p>
@@ -14496,8 +15620,21 @@
       <w:pPr>
         <w:jc w:val="both"/>
       </w:pPr>
-      <w:r>
-        <w:t>PsychExtract complements emotion classification with interpretable keyword signals extracted from reflective text. The system emphasises traceable, surface-level linguistic features rather than latent topic modelling, prioritising transparency and semantic legibility to support user-led inspection of reflective content, drawing on interpretable machine learning principles (Angelov &amp; Soares, 2021) and linguistically grounded subword representations (Bojanowski et al., 2017).</w:t>
+      <w:proofErr w:type="spellStart"/>
+      <w:r>
+        <w:t>PsychExtract</w:t>
+      </w:r>
+      <w:proofErr w:type="spellEnd"/>
+      <w:r>
+        <w:t xml:space="preserve"> complements emotion classification with interpretable keyword signals extracted from reflective text. The system emphasises traceable, surface-level linguistic features rather than latent topic modelling, prioritising transparency and semantic legibility to support user-led inspection of reflective content, drawing on interpretable machine learning principles (Angelov &amp; Soares, 2021) and linguistically grounded </w:t>
+      </w:r>
+      <w:proofErr w:type="spellStart"/>
+      <w:r>
+        <w:t>subword</w:t>
+      </w:r>
+      <w:proofErr w:type="spellEnd"/>
+      <w:r>
+        <w:t xml:space="preserve"> representations (Bojanowski et al., 2017).</w:t>
       </w:r>
     </w:p>
     <w:p>
@@ -14505,7 +15642,15 @@
         <w:jc w:val="both"/>
       </w:pPr>
       <w:r>
-        <w:t>Keyword extraction is performed using two complementary unsupervised methods. KeyBERT employs contextual embeddings to identify semantically important terms</w:t>
+        <w:t xml:space="preserve">Keyword extraction is performed using two complementary unsupervised methods. </w:t>
+      </w:r>
+      <w:proofErr w:type="spellStart"/>
+      <w:r>
+        <w:t>KeyBERT</w:t>
+      </w:r>
+      <w:proofErr w:type="spellEnd"/>
+      <w:r>
+        <w:t xml:space="preserve"> employs contextual embeddings to identify semantically important terms</w:t>
       </w:r>
       <w:r>
         <w:t xml:space="preserve"> </w:t>
@@ -14517,7 +15662,15 @@
         <w:t xml:space="preserve">; </w:t>
       </w:r>
       <w:r>
-        <w:t>Reimers &amp; Gurevych, 2019)</w:t>
+        <w:t xml:space="preserve">Reimers &amp; </w:t>
+      </w:r>
+      <w:proofErr w:type="spellStart"/>
+      <w:r>
+        <w:t>Gurevych</w:t>
+      </w:r>
+      <w:proofErr w:type="spellEnd"/>
+      <w:r>
+        <w:t>, 2019)</w:t>
       </w:r>
       <w:r>
         <w:t xml:space="preserve">, while YAKE uses statistical and positional features from individual documents to rank candidate keywords without relying on external corpora or training data (Campos et al., 2020). This </w:t>
@@ -14629,7 +15782,25 @@
           <w:iCs/>
           <w:color w:val="404040" w:themeColor="text1" w:themeTint="BF"/>
         </w:rPr>
-        <w:t>Parallel keyword extraction pipeline using KeyBERT (semantic similarity) and YAKE (statistical scoring).</w:t>
+        <w:t xml:space="preserve">Parallel keyword extraction pipeline using </w:t>
+      </w:r>
+      <w:proofErr w:type="spellStart"/>
+      <w:r>
+        <w:rPr>
+          <w:i/>
+          <w:iCs/>
+          <w:color w:val="404040" w:themeColor="text1" w:themeTint="BF"/>
+        </w:rPr>
+        <w:t>KeyBERT</w:t>
+      </w:r>
+      <w:proofErr w:type="spellEnd"/>
+      <w:r>
+        <w:rPr>
+          <w:i/>
+          <w:iCs/>
+          <w:color w:val="404040" w:themeColor="text1" w:themeTint="BF"/>
+        </w:rPr>
+        <w:t xml:space="preserve"> (semantic similarity) and YAKE (statistical scoring).</w:t>
       </w:r>
     </w:p>
     <w:p>
@@ -14651,8 +15822,37 @@
       <w:pPr>
         <w:jc w:val="both"/>
       </w:pPr>
-      <w:r>
-        <w:t>KeyBERT and YAKE outputs are processed to remove stopwords and truncated to the top-ranked candidates. To ensure linguistic validity, phrases are filtered using part-of-speech tagging and dependency parsing implemented via spaCy (Honnibal et al., 2020). Allowed structural patterns include:</w:t>
+      <w:proofErr w:type="spellStart"/>
+      <w:r>
+        <w:t>KeyBERT</w:t>
+      </w:r>
+      <w:proofErr w:type="spellEnd"/>
+      <w:r>
+        <w:t xml:space="preserve"> and YAKE outputs are processed to remove </w:t>
+      </w:r>
+      <w:proofErr w:type="spellStart"/>
+      <w:r>
+        <w:t>stopwords</w:t>
+      </w:r>
+      <w:proofErr w:type="spellEnd"/>
+      <w:r>
+        <w:t xml:space="preserve"> and truncated to the top-ranked candidates. To ensure linguistic validity, phrases are filtered using part-of-speech tagging and dependency parsing implemented via </w:t>
+      </w:r>
+      <w:proofErr w:type="spellStart"/>
+      <w:r>
+        <w:t>spaCy</w:t>
+      </w:r>
+      <w:proofErr w:type="spellEnd"/>
+      <w:r>
+        <w:t xml:space="preserve"> (</w:t>
+      </w:r>
+      <w:proofErr w:type="spellStart"/>
+      <w:r>
+        <w:t>Honnibal</w:t>
+      </w:r>
+      <w:proofErr w:type="spellEnd"/>
+      <w:r>
+        <w:t xml:space="preserve"> et al., 2020). Allowed structural patterns include:</w:t>
       </w:r>
     </w:p>
     <w:p>
@@ -15042,8 +16242,21 @@
       <w:pPr>
         <w:jc w:val="both"/>
       </w:pPr>
-      <w:r>
-        <w:t>PsychExtract generates structured interpretive statements from journal text using controlled linguistic templates, avoiding free-form generative models while preserving human-readable insights. Rather than producing psychological judgements, categories function as descriptive signals grounded in observable emotional and lexical patterns, with linguistic representations derived from surface-level subword information (Bojanowski et al., 2017).</w:t>
+      <w:proofErr w:type="spellStart"/>
+      <w:r>
+        <w:t>PsychExtract</w:t>
+      </w:r>
+      <w:proofErr w:type="spellEnd"/>
+      <w:r>
+        <w:t xml:space="preserve"> generates structured interpretive statements from journal text using controlled linguistic templates, avoiding free-form generative models while preserving human-readable insights. Rather than producing psychological judgements, categories function as descriptive signals grounded in observable emotional and lexical patterns, with linguistic representations derived from surface-level </w:t>
+      </w:r>
+      <w:proofErr w:type="spellStart"/>
+      <w:r>
+        <w:t>subword</w:t>
+      </w:r>
+      <w:proofErr w:type="spellEnd"/>
+      <w:r>
+        <w:t xml:space="preserve"> information (Bojanowski et al., 2017).</w:t>
       </w:r>
     </w:p>
     <w:p>
@@ -15952,7 +17165,15 @@
         <w:jc w:val="both"/>
       </w:pPr>
       <w:r>
-        <w:t>Detection conditions may involve thresholded functions over the emotion probability vector (e.g., mean negative affect for Emotional Load) or the presence of predefined lexical markers</w:t>
+        <w:t xml:space="preserve">Detection conditions may involve </w:t>
+      </w:r>
+      <w:proofErr w:type="spellStart"/>
+      <w:r>
+        <w:t>thresholded</w:t>
+      </w:r>
+      <w:proofErr w:type="spellEnd"/>
+      <w:r>
+        <w:t xml:space="preserve"> functions over the emotion probability vector (e.g., mean negative affect for Emotional Load) or the presence of predefined lexical markers</w:t>
       </w:r>
       <w:r>
         <w:t>:</w:t>
@@ -17124,8 +18345,13 @@
       <w:pPr>
         <w:jc w:val="both"/>
       </w:pPr>
-      <w:r>
-        <w:t>PsychExtract’s evaluation is explicitly guided by its central aim: supporting structured, interpretable reflection on handwritten text without engaging in clinical judgement or recommendation. Each stage of the pipeline was assessed not only for technical performance but also for its capacity to</w:t>
+      <w:proofErr w:type="spellStart"/>
+      <w:r>
+        <w:t>PsychExtract’s</w:t>
+      </w:r>
+      <w:proofErr w:type="spellEnd"/>
+      <w:r>
+        <w:t xml:space="preserve"> evaluation is explicitly guided by its central aim: supporting structured, interpretable reflection on handwritten text without engaging in clinical judgement or recommendation. Each stage of the pipeline was assessed not only for technical performance but also for its capacity to</w:t>
       </w:r>
       <w:r>
         <w:t>:</w:t>
@@ -17200,7 +18426,15 @@
         <w:jc w:val="both"/>
       </w:pPr>
       <w:r>
-        <w:t xml:space="preserve">To inform the design and evaluation of PsychExtract, a small-scale user discovery exercise was conducted with participants at different stages of psychology study. The goal was to understand current challenges in reflective writing analysis, identify features considered most valuable, and surface potential concerns prior to full system implementation. This approach reflects key principles of User-Centred Systems Design (UCSD), particularly early user focus, active user </w:t>
+        <w:t xml:space="preserve">To inform the design and evaluation of </w:t>
+      </w:r>
+      <w:proofErr w:type="spellStart"/>
+      <w:r>
+        <w:t>PsychExtract</w:t>
+      </w:r>
+      <w:proofErr w:type="spellEnd"/>
+      <w:r>
+        <w:t xml:space="preserve">, a small-scale user discovery exercise was conducted with participants at different stages of psychology study. The goal was to understand current challenges in reflective writing analysis, identify features considered most valuable, and surface potential concerns prior to full system implementation. This approach reflects key principles of User-Centred Systems Design (UCSD), particularly early user focus, active user </w:t>
       </w:r>
       <w:r>
         <w:lastRenderedPageBreak/>
@@ -17218,7 +18452,15 @@
         <w:t>3</w:t>
       </w:r>
       <w:r>
-        <w:t>). One participant indicated regular engagement with therapy notes or case studies, while another occasionally interacted with reflective texts, and one had no direct experience. Across participants, all but one acknowledged occasional difficulty in extracting key emotional themes or insights from written material. This finding highlights the practical challenge PsychExtract aims to address: supporting users in identifying salient affective and thematic content efficiently.</w:t>
+        <w:t xml:space="preserve">). One participant indicated regular engagement with therapy notes or case studies, while another occasionally interacted with reflective texts, and one had no direct experience. Across participants, all but one acknowledged occasional difficulty in extracting key emotional themes or insights from written material. This finding highlights the practical challenge </w:t>
+      </w:r>
+      <w:proofErr w:type="spellStart"/>
+      <w:r>
+        <w:t>PsychExtract</w:t>
+      </w:r>
+      <w:proofErr w:type="spellEnd"/>
+      <w:r>
+        <w:t xml:space="preserve"> aims to address: supporting users in identifying salient affective and thematic content efficiently.</w:t>
       </w:r>
     </w:p>
     <w:tbl>
@@ -17671,7 +18913,23 @@
         <w:jc w:val="both"/>
       </w:pPr>
       <w:r>
-        <w:t>When asked which system features they would find useful, participants consistently identified handwriting-to-text conversion, emotion analysis, and highlighting of key themes. One participant additionally suggested an audio read-back function to facilitate engagement with extracted insights. These responses validate the inclusion of both linguistic and emotional analysis components within PsychExtract and indicate early alignment with user needs.</w:t>
+        <w:t xml:space="preserve">When asked which system </w:t>
+      </w:r>
+      <w:proofErr w:type="gramStart"/>
+      <w:r>
+        <w:t>features</w:t>
+      </w:r>
+      <w:proofErr w:type="gramEnd"/>
+      <w:r>
+        <w:t xml:space="preserve"> they would find useful, participants consistently identified handwriting-to-text conversion, emotion analysis, and highlighting of key themes. One participant additionally suggested an audio read-back function to facilitate engagement with extracted insights. These responses validate the inclusion of both linguistic and emotional analysis components within </w:t>
+      </w:r>
+      <w:proofErr w:type="spellStart"/>
+      <w:r>
+        <w:t>PsychExtract</w:t>
+      </w:r>
+      <w:proofErr w:type="spellEnd"/>
+      <w:r>
+        <w:t xml:space="preserve"> and indicate early alignment with user needs.</w:t>
       </w:r>
     </w:p>
     <w:p>
@@ -17688,7 +18946,15 @@
       </w:pPr>
       <w:r>
         <w:lastRenderedPageBreak/>
-        <w:t>Overall, this preliminary user discovery demonstrates early support for PsychExtract’s intended functionality</w:t>
+        <w:t xml:space="preserve">Overall, this preliminary user discovery demonstrates early support for </w:t>
+      </w:r>
+      <w:proofErr w:type="spellStart"/>
+      <w:r>
+        <w:t>PsychExtract’s</w:t>
+      </w:r>
+      <w:proofErr w:type="spellEnd"/>
+      <w:r>
+        <w:t xml:space="preserve"> intended functionality</w:t>
       </w:r>
       <w:r>
         <w:t xml:space="preserve">. </w:t>
@@ -17725,7 +18991,15 @@
         <w:jc w:val="both"/>
       </w:pPr>
       <w:r>
-        <w:t>OCR forms the foundational stage of PsychExtract; transcription quality directly affects downstream emotion classification, keyword extraction, and linguistic templating. Errors at this stage propagate, reducing both interpretability and reflective usefulness. Therefore, evaluation prioritised character-level fidelity, preservation of sentence and semantic structure, and usability for human-assisted insight extraction.</w:t>
+        <w:t xml:space="preserve">OCR forms the foundational stage of </w:t>
+      </w:r>
+      <w:proofErr w:type="spellStart"/>
+      <w:r>
+        <w:t>PsychExtract</w:t>
+      </w:r>
+      <w:proofErr w:type="spellEnd"/>
+      <w:r>
+        <w:t>; transcription quality directly affects downstream emotion classification, keyword extraction, and linguistic templating. Errors at this stage propagate, reducing both interpretability and reflective usefulness. Therefore, evaluation prioritised character-level fidelity, preservation of sentence and semantic structure, and usability for human-assisted insight extraction.</w:t>
       </w:r>
     </w:p>
     <w:p>
@@ -17747,7 +19021,31 @@
         <w:jc w:val="both"/>
       </w:pPr>
       <w:r>
-        <w:t>Five OCR approaches were assessed: Tesseract, EasyOCR, PaddleOCR, TrOCR, and Qwen. Performance was evaluated using character-level accuracy (CA) and word error rate (WER), two standard metrics in OCR and speech recognition evaluation (</w:t>
+        <w:t xml:space="preserve">Five OCR approaches were assessed: Tesseract, </w:t>
+      </w:r>
+      <w:proofErr w:type="spellStart"/>
+      <w:r>
+        <w:t>EasyOCR</w:t>
+      </w:r>
+      <w:proofErr w:type="spellEnd"/>
+      <w:r>
+        <w:t xml:space="preserve">, </w:t>
+      </w:r>
+      <w:proofErr w:type="spellStart"/>
+      <w:r>
+        <w:t>PaddleOCR</w:t>
+      </w:r>
+      <w:proofErr w:type="spellEnd"/>
+      <w:r>
+        <w:t xml:space="preserve">, </w:t>
+      </w:r>
+      <w:proofErr w:type="spellStart"/>
+      <w:r>
+        <w:t>TrOCR</w:t>
+      </w:r>
+      <w:proofErr w:type="spellEnd"/>
+      <w:r>
+        <w:t>, and Qwen. Performance was evaluated using character-level accuracy (CA) and word error rate (WER), two standard metrics in OCR and speech recognition evaluation (</w:t>
       </w:r>
       <w:r>
         <w:t>Morris, Maier and Green, 2004</w:t>
@@ -17878,8 +19176,13 @@
         </w:rPr>
         <w:t xml:space="preserve"> </w:t>
       </w:r>
-      <w:r>
-        <w:t>is substitutions,</w:t>
+      <w:proofErr w:type="gramStart"/>
+      <w:r>
+        <w:t>is</w:t>
+      </w:r>
+      <w:proofErr w:type="gramEnd"/>
+      <w:r>
+        <w:t xml:space="preserve"> substitutions,</w:t>
       </w:r>
       <w:r>
         <w:br/>
@@ -18101,9 +19404,11 @@
             <w:hideMark/>
           </w:tcPr>
           <w:p>
+            <w:proofErr w:type="spellStart"/>
             <w:r>
               <w:t>EasyOCR</w:t>
             </w:r>
+            <w:proofErr w:type="spellEnd"/>
           </w:p>
         </w:tc>
         <w:tc>
@@ -18136,9 +19441,11 @@
             <w:hideMark/>
           </w:tcPr>
           <w:p>
+            <w:proofErr w:type="spellStart"/>
             <w:r>
               <w:t>PaddleOCR</w:t>
             </w:r>
+            <w:proofErr w:type="spellEnd"/>
           </w:p>
         </w:tc>
         <w:tc>
@@ -18171,9 +19478,11 @@
             <w:hideMark/>
           </w:tcPr>
           <w:p>
+            <w:proofErr w:type="spellStart"/>
             <w:r>
               <w:t>TrOCR</w:t>
             </w:r>
+            <w:proofErr w:type="spellEnd"/>
           </w:p>
         </w:tc>
         <w:tc>
@@ -18296,7 +19605,23 @@
         <w:jc w:val="both"/>
       </w:pPr>
       <w:r>
-        <w:t>Transformer-based methods, particularly TrOCR and Qwen, substantially outperformed traditional OCR engines. Qwen achieved 92.8% CA and 1.1% WER, preserving sentence flow and word order, while TrOCR showed moderate improvements but remained sensitive to handwriting variability. Traditional engines yielded fragmented, largely unreadable outputs, unsuitable for downstream NLP or human-assisted review.</w:t>
+        <w:t xml:space="preserve">Transformer-based methods, particularly </w:t>
+      </w:r>
+      <w:proofErr w:type="spellStart"/>
+      <w:r>
+        <w:t>TrOCR</w:t>
+      </w:r>
+      <w:proofErr w:type="spellEnd"/>
+      <w:r>
+        <w:t xml:space="preserve"> and Qwen, substantially outperformed traditional OCR engines. Qwen achieved 92.8% CA and 1.1% WER, preserving sentence flow and word order, while </w:t>
+      </w:r>
+      <w:proofErr w:type="spellStart"/>
+      <w:r>
+        <w:t>TrOCR</w:t>
+      </w:r>
+      <w:proofErr w:type="spellEnd"/>
+      <w:r>
+        <w:t xml:space="preserve"> showed moderate improvements but remained sensitive to handwriting variability. Traditional engines yielded fragmented, largely unreadable outputs, unsuitable for downstream NLP or human-assisted review.</w:t>
       </w:r>
     </w:p>
     <w:p>
@@ -18393,7 +19718,15 @@
         <w:t xml:space="preserve"> and 28</w:t>
       </w:r>
       <w:r>
-        <w:t xml:space="preserve"> illustrate representative outputs. Traditional OCR results are highly fragmented, whereas TrOCR generates readable fragments for clear handwriting but deteriorates with complex entries. Qwen consistently produces coherent, structured transcriptions, enabling reliable extraction of emotional and thematic signals.</w:t>
+        <w:t xml:space="preserve"> illustrate representative outputs. Traditional OCR results are highly fragmented, whereas </w:t>
+      </w:r>
+      <w:proofErr w:type="spellStart"/>
+      <w:r>
+        <w:t>TrOCR</w:t>
+      </w:r>
+      <w:proofErr w:type="spellEnd"/>
+      <w:r>
+        <w:t xml:space="preserve"> generates readable fragments for clear handwriting but deteriorates with complex entries. Qwen consistently produces coherent, structured transcriptions, enabling reliable extraction of emotional and thematic signals.</w:t>
       </w:r>
     </w:p>
     <w:tbl>
@@ -18463,7 +19796,79 @@
                 <w:sz w:val="20"/>
                 <w:szCs w:val="18"/>
               </w:rPr>
-              <w:t>L neticed a pattern @ my reactions ada. Le get Arkensive then 1 Feel wisendee steed,</w:t>
+              <w:t xml:space="preserve">L </w:t>
+            </w:r>
+            <w:proofErr w:type="spellStart"/>
+            <w:r>
+              <w:rPr>
+                <w:rFonts w:ascii="Malgun Gothic" w:eastAsia="Malgun Gothic" w:hAnsi="Malgun Gothic" w:cs="Arial"/>
+                <w:sz w:val="20"/>
+                <w:szCs w:val="18"/>
+              </w:rPr>
+              <w:t>neticed</w:t>
+            </w:r>
+            <w:proofErr w:type="spellEnd"/>
+            <w:r>
+              <w:rPr>
+                <w:rFonts w:ascii="Malgun Gothic" w:eastAsia="Malgun Gothic" w:hAnsi="Malgun Gothic" w:cs="Arial"/>
+                <w:sz w:val="20"/>
+                <w:szCs w:val="18"/>
+              </w:rPr>
+              <w:t xml:space="preserve"> a pattern @ my reactions </w:t>
+            </w:r>
+            <w:proofErr w:type="spellStart"/>
+            <w:r>
+              <w:rPr>
+                <w:rFonts w:ascii="Malgun Gothic" w:eastAsia="Malgun Gothic" w:hAnsi="Malgun Gothic" w:cs="Arial"/>
+                <w:sz w:val="20"/>
+                <w:szCs w:val="18"/>
+              </w:rPr>
+              <w:t>ada</w:t>
+            </w:r>
+            <w:proofErr w:type="spellEnd"/>
+            <w:r>
+              <w:rPr>
+                <w:rFonts w:ascii="Malgun Gothic" w:eastAsia="Malgun Gothic" w:hAnsi="Malgun Gothic" w:cs="Arial"/>
+                <w:sz w:val="20"/>
+                <w:szCs w:val="18"/>
+              </w:rPr>
+              <w:t xml:space="preserve">. Le get </w:t>
+            </w:r>
+            <w:proofErr w:type="spellStart"/>
+            <w:r>
+              <w:rPr>
+                <w:rFonts w:ascii="Malgun Gothic" w:eastAsia="Malgun Gothic" w:hAnsi="Malgun Gothic" w:cs="Arial"/>
+                <w:sz w:val="20"/>
+                <w:szCs w:val="18"/>
+              </w:rPr>
+              <w:t>Arkensive</w:t>
+            </w:r>
+            <w:proofErr w:type="spellEnd"/>
+            <w:r>
+              <w:rPr>
+                <w:rFonts w:ascii="Malgun Gothic" w:eastAsia="Malgun Gothic" w:hAnsi="Malgun Gothic" w:cs="Arial"/>
+                <w:sz w:val="20"/>
+                <w:szCs w:val="18"/>
+              </w:rPr>
+              <w:t xml:space="preserve"> then 1 Feel </w:t>
+            </w:r>
+            <w:proofErr w:type="spellStart"/>
+            <w:r>
+              <w:rPr>
+                <w:rFonts w:ascii="Malgun Gothic" w:eastAsia="Malgun Gothic" w:hAnsi="Malgun Gothic" w:cs="Arial"/>
+                <w:sz w:val="20"/>
+                <w:szCs w:val="18"/>
+              </w:rPr>
+              <w:t>wisendee</w:t>
+            </w:r>
+            <w:proofErr w:type="spellEnd"/>
+            <w:r>
+              <w:rPr>
+                <w:rFonts w:ascii="Malgun Gothic" w:eastAsia="Malgun Gothic" w:hAnsi="Malgun Gothic" w:cs="Arial"/>
+                <w:sz w:val="20"/>
+                <w:szCs w:val="18"/>
+              </w:rPr>
+              <w:t xml:space="preserve"> steed,</w:t>
             </w:r>
           </w:p>
         </w:tc>
@@ -18486,6 +19891,7 @@
                 <w:szCs w:val="18"/>
               </w:rPr>
             </w:pPr>
+            <w:proofErr w:type="spellStart"/>
             <w:r>
               <w:rPr>
                 <w:rFonts w:ascii="Malgun Gothic" w:eastAsia="Malgun Gothic" w:hAnsi="Malgun Gothic" w:cs="Arial"/>
@@ -18494,7 +19900,18 @@
                 <w:sz w:val="20"/>
                 <w:szCs w:val="18"/>
               </w:rPr>
-              <w:t>EasyOCR:</w:t>
+              <w:t>EasyOCR</w:t>
+            </w:r>
+            <w:proofErr w:type="spellEnd"/>
+            <w:r>
+              <w:rPr>
+                <w:rFonts w:ascii="Malgun Gothic" w:eastAsia="Malgun Gothic" w:hAnsi="Malgun Gothic" w:cs="Arial"/>
+                <w:b/>
+                <w:bCs/>
+                <w:sz w:val="20"/>
+                <w:szCs w:val="18"/>
+              </w:rPr>
+              <w:t>:</w:t>
             </w:r>
           </w:p>
         </w:tc>
@@ -18516,8 +19933,90 @@
                 <w:sz w:val="20"/>
                 <w:szCs w:val="18"/>
               </w:rPr>
-              <w:t>1 Ared putecr "f 'ato} Xasc4: 1 p6r dzfensin #le^ 1 fccl miceadzerfud</w:t>
-            </w:r>
+              <w:t xml:space="preserve">1 Ared </w:t>
+            </w:r>
+            <w:proofErr w:type="spellStart"/>
+            <w:r>
+              <w:rPr>
+                <w:rFonts w:ascii="Malgun Gothic" w:eastAsia="Malgun Gothic" w:hAnsi="Malgun Gothic" w:cs="Arial"/>
+                <w:sz w:val="20"/>
+                <w:szCs w:val="18"/>
+              </w:rPr>
+              <w:t>putecr</w:t>
+            </w:r>
+            <w:proofErr w:type="spellEnd"/>
+            <w:r>
+              <w:rPr>
+                <w:rFonts w:ascii="Malgun Gothic" w:eastAsia="Malgun Gothic" w:hAnsi="Malgun Gothic" w:cs="Arial"/>
+                <w:sz w:val="20"/>
+                <w:szCs w:val="18"/>
+              </w:rPr>
+              <w:t xml:space="preserve"> "f '</w:t>
+            </w:r>
+            <w:proofErr w:type="spellStart"/>
+            <w:r>
+              <w:rPr>
+                <w:rFonts w:ascii="Malgun Gothic" w:eastAsia="Malgun Gothic" w:hAnsi="Malgun Gothic" w:cs="Arial"/>
+                <w:sz w:val="20"/>
+                <w:szCs w:val="18"/>
+              </w:rPr>
+              <w:t>ato</w:t>
+            </w:r>
+            <w:proofErr w:type="spellEnd"/>
+            <w:r>
+              <w:rPr>
+                <w:rFonts w:ascii="Malgun Gothic" w:eastAsia="Malgun Gothic" w:hAnsi="Malgun Gothic" w:cs="Arial"/>
+                <w:sz w:val="20"/>
+                <w:szCs w:val="18"/>
+              </w:rPr>
+              <w:t xml:space="preserve">} Xasc4: 1 p6r </w:t>
+            </w:r>
+            <w:proofErr w:type="spellStart"/>
+            <w:r>
+              <w:rPr>
+                <w:rFonts w:ascii="Malgun Gothic" w:eastAsia="Malgun Gothic" w:hAnsi="Malgun Gothic" w:cs="Arial"/>
+                <w:sz w:val="20"/>
+                <w:szCs w:val="18"/>
+              </w:rPr>
+              <w:t>dzfensin</w:t>
+            </w:r>
+            <w:proofErr w:type="spellEnd"/>
+            <w:r>
+              <w:rPr>
+                <w:rFonts w:ascii="Malgun Gothic" w:eastAsia="Malgun Gothic" w:hAnsi="Malgun Gothic" w:cs="Arial"/>
+                <w:sz w:val="20"/>
+                <w:szCs w:val="18"/>
+              </w:rPr>
+              <w:t xml:space="preserve"> #le^ 1 </w:t>
+            </w:r>
+            <w:proofErr w:type="spellStart"/>
+            <w:r>
+              <w:rPr>
+                <w:rFonts w:ascii="Malgun Gothic" w:eastAsia="Malgun Gothic" w:hAnsi="Malgun Gothic" w:cs="Arial"/>
+                <w:sz w:val="20"/>
+                <w:szCs w:val="18"/>
+              </w:rPr>
+              <w:t>fccl</w:t>
+            </w:r>
+            <w:proofErr w:type="spellEnd"/>
+            <w:r>
+              <w:rPr>
+                <w:rFonts w:ascii="Malgun Gothic" w:eastAsia="Malgun Gothic" w:hAnsi="Malgun Gothic" w:cs="Arial"/>
+                <w:sz w:val="20"/>
+                <w:szCs w:val="18"/>
+              </w:rPr>
+              <w:t xml:space="preserve"> </w:t>
+            </w:r>
+            <w:proofErr w:type="spellStart"/>
+            <w:r>
+              <w:rPr>
+                <w:rFonts w:ascii="Malgun Gothic" w:eastAsia="Malgun Gothic" w:hAnsi="Malgun Gothic" w:cs="Arial"/>
+                <w:sz w:val="20"/>
+                <w:szCs w:val="18"/>
+              </w:rPr>
+              <w:t>miceadzerfud</w:t>
+            </w:r>
+            <w:proofErr w:type="spellEnd"/>
           </w:p>
         </w:tc>
       </w:tr>
@@ -18539,6 +20038,7 @@
                 <w:szCs w:val="18"/>
               </w:rPr>
             </w:pPr>
+            <w:proofErr w:type="spellStart"/>
             <w:r>
               <w:rPr>
                 <w:rFonts w:ascii="Malgun Gothic" w:eastAsia="Malgun Gothic" w:hAnsi="Malgun Gothic" w:cs="Arial"/>
@@ -18547,7 +20047,18 @@
                 <w:sz w:val="20"/>
                 <w:szCs w:val="18"/>
               </w:rPr>
-              <w:t>PaddleOCR:</w:t>
+              <w:t>PaddleOCR</w:t>
+            </w:r>
+            <w:proofErr w:type="spellEnd"/>
+            <w:r>
+              <w:rPr>
+                <w:rFonts w:ascii="Malgun Gothic" w:eastAsia="Malgun Gothic" w:hAnsi="Malgun Gothic" w:cs="Arial"/>
+                <w:b/>
+                <w:bCs/>
+                <w:sz w:val="20"/>
+                <w:szCs w:val="18"/>
+              </w:rPr>
+              <w:t>:</w:t>
             </w:r>
           </w:p>
         </w:tc>
@@ -18569,7 +20080,125 @@
                 <w:sz w:val="20"/>
                 <w:szCs w:val="18"/>
               </w:rPr>
-              <w:t>1 natied  per i f eat tdf. I gt defenie n I fee isdeesed.</w:t>
+              <w:t xml:space="preserve">1 </w:t>
+            </w:r>
+            <w:proofErr w:type="spellStart"/>
+            <w:proofErr w:type="gramStart"/>
+            <w:r>
+              <w:rPr>
+                <w:rFonts w:ascii="Malgun Gothic" w:eastAsia="Malgun Gothic" w:hAnsi="Malgun Gothic" w:cs="Arial"/>
+                <w:sz w:val="20"/>
+                <w:szCs w:val="18"/>
+              </w:rPr>
+              <w:t>natied</w:t>
+            </w:r>
+            <w:proofErr w:type="spellEnd"/>
+            <w:r>
+              <w:rPr>
+                <w:rFonts w:ascii="Malgun Gothic" w:eastAsia="Malgun Gothic" w:hAnsi="Malgun Gothic" w:cs="Arial"/>
+                <w:sz w:val="20"/>
+                <w:szCs w:val="18"/>
+              </w:rPr>
+              <w:t xml:space="preserve">  per</w:t>
+            </w:r>
+            <w:proofErr w:type="gramEnd"/>
+            <w:r>
+              <w:rPr>
+                <w:rFonts w:ascii="Malgun Gothic" w:eastAsia="Malgun Gothic" w:hAnsi="Malgun Gothic" w:cs="Arial"/>
+                <w:sz w:val="20"/>
+                <w:szCs w:val="18"/>
+              </w:rPr>
+              <w:t xml:space="preserve"> </w:t>
+            </w:r>
+            <w:proofErr w:type="spellStart"/>
+            <w:r>
+              <w:rPr>
+                <w:rFonts w:ascii="Malgun Gothic" w:eastAsia="Malgun Gothic" w:hAnsi="Malgun Gothic" w:cs="Arial"/>
+                <w:sz w:val="20"/>
+                <w:szCs w:val="18"/>
+              </w:rPr>
+              <w:t>i</w:t>
+            </w:r>
+            <w:proofErr w:type="spellEnd"/>
+            <w:r>
+              <w:rPr>
+                <w:rFonts w:ascii="Malgun Gothic" w:eastAsia="Malgun Gothic" w:hAnsi="Malgun Gothic" w:cs="Arial"/>
+                <w:sz w:val="20"/>
+                <w:szCs w:val="18"/>
+              </w:rPr>
+              <w:t xml:space="preserve"> f eat </w:t>
+            </w:r>
+            <w:proofErr w:type="spellStart"/>
+            <w:r>
+              <w:rPr>
+                <w:rFonts w:ascii="Malgun Gothic" w:eastAsia="Malgun Gothic" w:hAnsi="Malgun Gothic" w:cs="Arial"/>
+                <w:sz w:val="20"/>
+                <w:szCs w:val="18"/>
+              </w:rPr>
+              <w:t>tdf</w:t>
+            </w:r>
+            <w:proofErr w:type="spellEnd"/>
+            <w:r>
+              <w:rPr>
+                <w:rFonts w:ascii="Malgun Gothic" w:eastAsia="Malgun Gothic" w:hAnsi="Malgun Gothic" w:cs="Arial"/>
+                <w:sz w:val="20"/>
+                <w:szCs w:val="18"/>
+              </w:rPr>
+              <w:t xml:space="preserve">. I </w:t>
+            </w:r>
+            <w:proofErr w:type="spellStart"/>
+            <w:r>
+              <w:rPr>
+                <w:rFonts w:ascii="Malgun Gothic" w:eastAsia="Malgun Gothic" w:hAnsi="Malgun Gothic" w:cs="Arial"/>
+                <w:sz w:val="20"/>
+                <w:szCs w:val="18"/>
+              </w:rPr>
+              <w:t>gt</w:t>
+            </w:r>
+            <w:proofErr w:type="spellEnd"/>
+            <w:r>
+              <w:rPr>
+                <w:rFonts w:ascii="Malgun Gothic" w:eastAsia="Malgun Gothic" w:hAnsi="Malgun Gothic" w:cs="Arial"/>
+                <w:sz w:val="20"/>
+                <w:szCs w:val="18"/>
+              </w:rPr>
+              <w:t xml:space="preserve"> </w:t>
+            </w:r>
+            <w:proofErr w:type="spellStart"/>
+            <w:r>
+              <w:rPr>
+                <w:rFonts w:ascii="Malgun Gothic" w:eastAsia="Malgun Gothic" w:hAnsi="Malgun Gothic" w:cs="Arial"/>
+                <w:sz w:val="20"/>
+                <w:szCs w:val="18"/>
+              </w:rPr>
+              <w:t>defenie</w:t>
+            </w:r>
+            <w:proofErr w:type="spellEnd"/>
+            <w:r>
+              <w:rPr>
+                <w:rFonts w:ascii="Malgun Gothic" w:eastAsia="Malgun Gothic" w:hAnsi="Malgun Gothic" w:cs="Arial"/>
+                <w:sz w:val="20"/>
+                <w:szCs w:val="18"/>
+              </w:rPr>
+              <w:t xml:space="preserve"> n I fee </w:t>
+            </w:r>
+            <w:proofErr w:type="spellStart"/>
+            <w:r>
+              <w:rPr>
+                <w:rFonts w:ascii="Malgun Gothic" w:eastAsia="Malgun Gothic" w:hAnsi="Malgun Gothic" w:cs="Arial"/>
+                <w:sz w:val="20"/>
+                <w:szCs w:val="18"/>
+              </w:rPr>
+              <w:t>isdeesed</w:t>
+            </w:r>
+            <w:proofErr w:type="spellEnd"/>
+            <w:r>
+              <w:rPr>
+                <w:rFonts w:ascii="Malgun Gothic" w:eastAsia="Malgun Gothic" w:hAnsi="Malgun Gothic" w:cs="Arial"/>
+                <w:sz w:val="20"/>
+                <w:szCs w:val="18"/>
+              </w:rPr>
+              <w:t>.</w:t>
             </w:r>
           </w:p>
         </w:tc>
@@ -18592,6 +20221,7 @@
                 <w:szCs w:val="18"/>
               </w:rPr>
             </w:pPr>
+            <w:proofErr w:type="spellStart"/>
             <w:r>
               <w:rPr>
                 <w:rFonts w:ascii="Malgun Gothic" w:eastAsia="Malgun Gothic" w:hAnsi="Malgun Gothic" w:cs="Arial"/>
@@ -18600,7 +20230,18 @@
                 <w:sz w:val="20"/>
                 <w:szCs w:val="18"/>
               </w:rPr>
-              <w:t>TrOCR:</w:t>
+              <w:t>TrOCR</w:t>
+            </w:r>
+            <w:proofErr w:type="spellEnd"/>
+            <w:r>
+              <w:rPr>
+                <w:rFonts w:ascii="Malgun Gothic" w:eastAsia="Malgun Gothic" w:hAnsi="Malgun Gothic" w:cs="Arial"/>
+                <w:b/>
+                <w:bCs/>
+                <w:sz w:val="20"/>
+                <w:szCs w:val="18"/>
+              </w:rPr>
+              <w:t>:</w:t>
             </w:r>
           </w:p>
         </w:tc>
@@ -18622,7 +20263,25 @@
                 <w:sz w:val="20"/>
                 <w:szCs w:val="18"/>
               </w:rPr>
-              <w:t>I arrived a pattern in my reactions today . In yet defensive when I feel misunderstood</w:t>
+              <w:t xml:space="preserve">I arrived a pattern in my reactions </w:t>
+            </w:r>
+            <w:proofErr w:type="gramStart"/>
+            <w:r>
+              <w:rPr>
+                <w:rFonts w:ascii="Malgun Gothic" w:eastAsia="Malgun Gothic" w:hAnsi="Malgun Gothic" w:cs="Arial"/>
+                <w:sz w:val="20"/>
+                <w:szCs w:val="18"/>
+              </w:rPr>
+              <w:t>today .</w:t>
+            </w:r>
+            <w:proofErr w:type="gramEnd"/>
+            <w:r>
+              <w:rPr>
+                <w:rFonts w:ascii="Malgun Gothic" w:eastAsia="Malgun Gothic" w:hAnsi="Malgun Gothic" w:cs="Arial"/>
+                <w:sz w:val="20"/>
+                <w:szCs w:val="18"/>
+              </w:rPr>
+              <w:t xml:space="preserve"> In yet defensive when I feel misunderstood</w:t>
             </w:r>
           </w:p>
         </w:tc>
@@ -18885,13 +20544,151 @@
                 <w:szCs w:val="18"/>
               </w:rPr>
             </w:pPr>
+            <w:proofErr w:type="spellStart"/>
             <w:r>
               <w:rPr>
                 <w:rFonts w:ascii="Malgun Gothic" w:eastAsia="Malgun Gothic" w:hAnsi="Malgun Gothic"/>
                 <w:sz w:val="20"/>
                 <w:szCs w:val="18"/>
               </w:rPr>
-              <w:t>Vargruh how rease my body Falk thsmeraica . M elves woe tune, | bo } ov vole (ro) clad 4 enien Ch</w:t>
+              <w:t>Vargruh</w:t>
+            </w:r>
+            <w:proofErr w:type="spellEnd"/>
+            <w:r>
+              <w:rPr>
+                <w:rFonts w:ascii="Malgun Gothic" w:eastAsia="Malgun Gothic" w:hAnsi="Malgun Gothic"/>
+                <w:sz w:val="20"/>
+                <w:szCs w:val="18"/>
+              </w:rPr>
+              <w:t xml:space="preserve"> how </w:t>
+            </w:r>
+            <w:proofErr w:type="spellStart"/>
+            <w:r>
+              <w:rPr>
+                <w:rFonts w:ascii="Malgun Gothic" w:eastAsia="Malgun Gothic" w:hAnsi="Malgun Gothic"/>
+                <w:sz w:val="20"/>
+                <w:szCs w:val="18"/>
+              </w:rPr>
+              <w:t>rease</w:t>
+            </w:r>
+            <w:proofErr w:type="spellEnd"/>
+            <w:r>
+              <w:rPr>
+                <w:rFonts w:ascii="Malgun Gothic" w:eastAsia="Malgun Gothic" w:hAnsi="Malgun Gothic"/>
+                <w:sz w:val="20"/>
+                <w:szCs w:val="18"/>
+              </w:rPr>
+              <w:t xml:space="preserve"> my body Falk </w:t>
+            </w:r>
+            <w:proofErr w:type="spellStart"/>
+            <w:proofErr w:type="gramStart"/>
+            <w:r>
+              <w:rPr>
+                <w:rFonts w:ascii="Malgun Gothic" w:eastAsia="Malgun Gothic" w:hAnsi="Malgun Gothic"/>
+                <w:sz w:val="20"/>
+                <w:szCs w:val="18"/>
+              </w:rPr>
+              <w:t>thsmeraica</w:t>
+            </w:r>
+            <w:proofErr w:type="spellEnd"/>
+            <w:r>
+              <w:rPr>
+                <w:rFonts w:ascii="Malgun Gothic" w:eastAsia="Malgun Gothic" w:hAnsi="Malgun Gothic"/>
+                <w:sz w:val="20"/>
+                <w:szCs w:val="18"/>
+              </w:rPr>
+              <w:t xml:space="preserve"> .</w:t>
+            </w:r>
+            <w:proofErr w:type="gramEnd"/>
+            <w:r>
+              <w:rPr>
+                <w:rFonts w:ascii="Malgun Gothic" w:eastAsia="Malgun Gothic" w:hAnsi="Malgun Gothic"/>
+                <w:sz w:val="20"/>
+                <w:szCs w:val="18"/>
+              </w:rPr>
+              <w:t xml:space="preserve"> M elves woe tune, | </w:t>
+            </w:r>
+            <w:proofErr w:type="spellStart"/>
+            <w:proofErr w:type="gramStart"/>
+            <w:r>
+              <w:rPr>
+                <w:rFonts w:ascii="Malgun Gothic" w:eastAsia="Malgun Gothic" w:hAnsi="Malgun Gothic"/>
+                <w:sz w:val="20"/>
+                <w:szCs w:val="18"/>
+              </w:rPr>
+              <w:t>bo</w:t>
+            </w:r>
+            <w:proofErr w:type="spellEnd"/>
+            <w:r>
+              <w:rPr>
+                <w:rFonts w:ascii="Malgun Gothic" w:eastAsia="Malgun Gothic" w:hAnsi="Malgun Gothic"/>
+                <w:sz w:val="20"/>
+                <w:szCs w:val="18"/>
+              </w:rPr>
+              <w:t xml:space="preserve"> }</w:t>
+            </w:r>
+            <w:proofErr w:type="gramEnd"/>
+            <w:r>
+              <w:rPr>
+                <w:rFonts w:ascii="Malgun Gothic" w:eastAsia="Malgun Gothic" w:hAnsi="Malgun Gothic"/>
+                <w:sz w:val="20"/>
+                <w:szCs w:val="18"/>
+              </w:rPr>
+              <w:t xml:space="preserve"> </w:t>
+            </w:r>
+            <w:proofErr w:type="spellStart"/>
+            <w:r>
+              <w:rPr>
+                <w:rFonts w:ascii="Malgun Gothic" w:eastAsia="Malgun Gothic" w:hAnsi="Malgun Gothic"/>
+                <w:sz w:val="20"/>
+                <w:szCs w:val="18"/>
+              </w:rPr>
+              <w:t>ov</w:t>
+            </w:r>
+            <w:proofErr w:type="spellEnd"/>
+            <w:r>
+              <w:rPr>
+                <w:rFonts w:ascii="Malgun Gothic" w:eastAsia="Malgun Gothic" w:hAnsi="Malgun Gothic"/>
+                <w:sz w:val="20"/>
+                <w:szCs w:val="18"/>
+              </w:rPr>
+              <w:t xml:space="preserve"> vole (</w:t>
+            </w:r>
+            <w:proofErr w:type="spellStart"/>
+            <w:r>
+              <w:rPr>
+                <w:rFonts w:ascii="Malgun Gothic" w:eastAsia="Malgun Gothic" w:hAnsi="Malgun Gothic"/>
+                <w:sz w:val="20"/>
+                <w:szCs w:val="18"/>
+              </w:rPr>
+              <w:t>ro</w:t>
+            </w:r>
+            <w:proofErr w:type="spellEnd"/>
+            <w:r>
+              <w:rPr>
+                <w:rFonts w:ascii="Malgun Gothic" w:eastAsia="Malgun Gothic" w:hAnsi="Malgun Gothic"/>
+                <w:sz w:val="20"/>
+                <w:szCs w:val="18"/>
+              </w:rPr>
+              <w:t xml:space="preserve">) clad 4 </w:t>
+            </w:r>
+            <w:proofErr w:type="spellStart"/>
+            <w:r>
+              <w:rPr>
+                <w:rFonts w:ascii="Malgun Gothic" w:eastAsia="Malgun Gothic" w:hAnsi="Malgun Gothic"/>
+                <w:sz w:val="20"/>
+                <w:szCs w:val="18"/>
+              </w:rPr>
+              <w:t>enien</w:t>
+            </w:r>
+            <w:proofErr w:type="spellEnd"/>
+            <w:r>
+              <w:rPr>
+                <w:rFonts w:ascii="Malgun Gothic" w:eastAsia="Malgun Gothic" w:hAnsi="Malgun Gothic"/>
+                <w:sz w:val="20"/>
+                <w:szCs w:val="18"/>
+              </w:rPr>
+              <w:t xml:space="preserve"> Ch</w:t>
             </w:r>
           </w:p>
         </w:tc>
@@ -18914,6 +20711,7 @@
                 <w:szCs w:val="18"/>
               </w:rPr>
             </w:pPr>
+            <w:proofErr w:type="spellStart"/>
             <w:r>
               <w:rPr>
                 <w:rFonts w:ascii="Malgun Gothic" w:eastAsia="Malgun Gothic" w:hAnsi="Malgun Gothic"/>
@@ -18924,6 +20722,7 @@
               </w:rPr>
               <w:t>EasyOCR</w:t>
             </w:r>
+            <w:proofErr w:type="spellEnd"/>
             <w:r>
               <w:rPr>
                 <w:rFonts w:ascii="Malgun Gothic" w:eastAsia="Malgun Gothic" w:hAnsi="Malgun Gothic"/>
@@ -18956,8 +20755,180 @@
                 <w:sz w:val="20"/>
                 <w:szCs w:val="18"/>
               </w:rPr>
-              <w:t>~oked hxw rease ~4 bocly fel+ +hssrorar M shaldus nec richt 1 cnd" 1 8-x4Gled + sky bearwcCA</w:t>
-            </w:r>
+              <w:t>~</w:t>
+            </w:r>
+            <w:proofErr w:type="spellStart"/>
+            <w:r>
+              <w:rPr>
+                <w:rFonts w:ascii="Malgun Gothic" w:eastAsia="Malgun Gothic" w:hAnsi="Malgun Gothic"/>
+                <w:sz w:val="20"/>
+                <w:szCs w:val="18"/>
+              </w:rPr>
+              <w:t>oked</w:t>
+            </w:r>
+            <w:proofErr w:type="spellEnd"/>
+            <w:r>
+              <w:rPr>
+                <w:rFonts w:ascii="Malgun Gothic" w:eastAsia="Malgun Gothic" w:hAnsi="Malgun Gothic"/>
+                <w:sz w:val="20"/>
+                <w:szCs w:val="18"/>
+              </w:rPr>
+              <w:t xml:space="preserve"> </w:t>
+            </w:r>
+            <w:proofErr w:type="spellStart"/>
+            <w:r>
+              <w:rPr>
+                <w:rFonts w:ascii="Malgun Gothic" w:eastAsia="Malgun Gothic" w:hAnsi="Malgun Gothic"/>
+                <w:sz w:val="20"/>
+                <w:szCs w:val="18"/>
+              </w:rPr>
+              <w:t>hxw</w:t>
+            </w:r>
+            <w:proofErr w:type="spellEnd"/>
+            <w:r>
+              <w:rPr>
+                <w:rFonts w:ascii="Malgun Gothic" w:eastAsia="Malgun Gothic" w:hAnsi="Malgun Gothic"/>
+                <w:sz w:val="20"/>
+                <w:szCs w:val="18"/>
+              </w:rPr>
+              <w:t xml:space="preserve"> </w:t>
+            </w:r>
+            <w:proofErr w:type="spellStart"/>
+            <w:r>
+              <w:rPr>
+                <w:rFonts w:ascii="Malgun Gothic" w:eastAsia="Malgun Gothic" w:hAnsi="Malgun Gothic"/>
+                <w:sz w:val="20"/>
+                <w:szCs w:val="18"/>
+              </w:rPr>
+              <w:t>rease</w:t>
+            </w:r>
+            <w:proofErr w:type="spellEnd"/>
+            <w:r>
+              <w:rPr>
+                <w:rFonts w:ascii="Malgun Gothic" w:eastAsia="Malgun Gothic" w:hAnsi="Malgun Gothic"/>
+                <w:sz w:val="20"/>
+                <w:szCs w:val="18"/>
+              </w:rPr>
+              <w:t xml:space="preserve"> ~4 </w:t>
+            </w:r>
+            <w:proofErr w:type="spellStart"/>
+            <w:r>
+              <w:rPr>
+                <w:rFonts w:ascii="Malgun Gothic" w:eastAsia="Malgun Gothic" w:hAnsi="Malgun Gothic"/>
+                <w:sz w:val="20"/>
+                <w:szCs w:val="18"/>
+              </w:rPr>
+              <w:t>bocly</w:t>
+            </w:r>
+            <w:proofErr w:type="spellEnd"/>
+            <w:r>
+              <w:rPr>
+                <w:rFonts w:ascii="Malgun Gothic" w:eastAsia="Malgun Gothic" w:hAnsi="Malgun Gothic"/>
+                <w:sz w:val="20"/>
+                <w:szCs w:val="18"/>
+              </w:rPr>
+              <w:t xml:space="preserve"> </w:t>
+            </w:r>
+            <w:proofErr w:type="spellStart"/>
+            <w:r>
+              <w:rPr>
+                <w:rFonts w:ascii="Malgun Gothic" w:eastAsia="Malgun Gothic" w:hAnsi="Malgun Gothic"/>
+                <w:sz w:val="20"/>
+                <w:szCs w:val="18"/>
+              </w:rPr>
+              <w:t>fel</w:t>
+            </w:r>
+            <w:proofErr w:type="spellEnd"/>
+            <w:r>
+              <w:rPr>
+                <w:rFonts w:ascii="Malgun Gothic" w:eastAsia="Malgun Gothic" w:hAnsi="Malgun Gothic"/>
+                <w:sz w:val="20"/>
+                <w:szCs w:val="18"/>
+              </w:rPr>
+              <w:t>+ +</w:t>
+            </w:r>
+            <w:proofErr w:type="spellStart"/>
+            <w:r>
+              <w:rPr>
+                <w:rFonts w:ascii="Malgun Gothic" w:eastAsia="Malgun Gothic" w:hAnsi="Malgun Gothic"/>
+                <w:sz w:val="20"/>
+                <w:szCs w:val="18"/>
+              </w:rPr>
+              <w:t>hssrorar</w:t>
+            </w:r>
+            <w:proofErr w:type="spellEnd"/>
+            <w:r>
+              <w:rPr>
+                <w:rFonts w:ascii="Malgun Gothic" w:eastAsia="Malgun Gothic" w:hAnsi="Malgun Gothic"/>
+                <w:sz w:val="20"/>
+                <w:szCs w:val="18"/>
+              </w:rPr>
+              <w:t xml:space="preserve"> M </w:t>
+            </w:r>
+            <w:proofErr w:type="spellStart"/>
+            <w:r>
+              <w:rPr>
+                <w:rFonts w:ascii="Malgun Gothic" w:eastAsia="Malgun Gothic" w:hAnsi="Malgun Gothic"/>
+                <w:sz w:val="20"/>
+                <w:szCs w:val="18"/>
+              </w:rPr>
+              <w:t>shaldus</w:t>
+            </w:r>
+            <w:proofErr w:type="spellEnd"/>
+            <w:r>
+              <w:rPr>
+                <w:rFonts w:ascii="Malgun Gothic" w:eastAsia="Malgun Gothic" w:hAnsi="Malgun Gothic"/>
+                <w:sz w:val="20"/>
+                <w:szCs w:val="18"/>
+              </w:rPr>
+              <w:t xml:space="preserve"> nec </w:t>
+            </w:r>
+            <w:proofErr w:type="spellStart"/>
+            <w:r>
+              <w:rPr>
+                <w:rFonts w:ascii="Malgun Gothic" w:eastAsia="Malgun Gothic" w:hAnsi="Malgun Gothic"/>
+                <w:sz w:val="20"/>
+                <w:szCs w:val="18"/>
+              </w:rPr>
+              <w:t>richt</w:t>
+            </w:r>
+            <w:proofErr w:type="spellEnd"/>
+            <w:r>
+              <w:rPr>
+                <w:rFonts w:ascii="Malgun Gothic" w:eastAsia="Malgun Gothic" w:hAnsi="Malgun Gothic"/>
+                <w:sz w:val="20"/>
+                <w:szCs w:val="18"/>
+              </w:rPr>
+              <w:t xml:space="preserve"> 1 </w:t>
+            </w:r>
+            <w:proofErr w:type="spellStart"/>
+            <w:r>
+              <w:rPr>
+                <w:rFonts w:ascii="Malgun Gothic" w:eastAsia="Malgun Gothic" w:hAnsi="Malgun Gothic"/>
+                <w:sz w:val="20"/>
+                <w:szCs w:val="18"/>
+              </w:rPr>
+              <w:t>cnd</w:t>
+            </w:r>
+            <w:proofErr w:type="spellEnd"/>
+            <w:r>
+              <w:rPr>
+                <w:rFonts w:ascii="Malgun Gothic" w:eastAsia="Malgun Gothic" w:hAnsi="Malgun Gothic"/>
+                <w:sz w:val="20"/>
+                <w:szCs w:val="18"/>
+              </w:rPr>
+              <w:t xml:space="preserve">" 1 8-x4Gled + sky </w:t>
+            </w:r>
+            <w:proofErr w:type="spellStart"/>
+            <w:r>
+              <w:rPr>
+                <w:rFonts w:ascii="Malgun Gothic" w:eastAsia="Malgun Gothic" w:hAnsi="Malgun Gothic"/>
+                <w:sz w:val="20"/>
+                <w:szCs w:val="18"/>
+              </w:rPr>
+              <w:t>bearwcCA</w:t>
+            </w:r>
+            <w:proofErr w:type="spellEnd"/>
           </w:p>
         </w:tc>
       </w:tr>
@@ -18979,6 +20950,7 @@
                 <w:szCs w:val="18"/>
               </w:rPr>
             </w:pPr>
+            <w:proofErr w:type="spellStart"/>
             <w:r>
               <w:rPr>
                 <w:rFonts w:ascii="Malgun Gothic" w:eastAsia="Malgun Gothic" w:hAnsi="Malgun Gothic"/>
@@ -18989,6 +20961,7 @@
               </w:rPr>
               <w:t>PaddleOCR</w:t>
             </w:r>
+            <w:proofErr w:type="spellEnd"/>
             <w:r>
               <w:rPr>
                 <w:rFonts w:ascii="Malgun Gothic" w:eastAsia="Malgun Gothic" w:hAnsi="Malgun Gothic"/>
@@ -19021,8 +20994,198 @@
                 <w:sz w:val="20"/>
                 <w:szCs w:val="18"/>
               </w:rPr>
-              <w:t>I noticd how rerse my body fel thsoniy. My shauldes wee cihr, I cndlI or uygled(ro)oln branhirc</w:t>
-            </w:r>
+              <w:t xml:space="preserve">I </w:t>
+            </w:r>
+            <w:proofErr w:type="spellStart"/>
+            <w:r>
+              <w:rPr>
+                <w:rFonts w:ascii="Malgun Gothic" w:eastAsia="Malgun Gothic" w:hAnsi="Malgun Gothic"/>
+                <w:sz w:val="20"/>
+                <w:szCs w:val="18"/>
+              </w:rPr>
+              <w:t>noticd</w:t>
+            </w:r>
+            <w:proofErr w:type="spellEnd"/>
+            <w:r>
+              <w:rPr>
+                <w:rFonts w:ascii="Malgun Gothic" w:eastAsia="Malgun Gothic" w:hAnsi="Malgun Gothic"/>
+                <w:sz w:val="20"/>
+                <w:szCs w:val="18"/>
+              </w:rPr>
+              <w:t xml:space="preserve"> how </w:t>
+            </w:r>
+            <w:proofErr w:type="spellStart"/>
+            <w:r>
+              <w:rPr>
+                <w:rFonts w:ascii="Malgun Gothic" w:eastAsia="Malgun Gothic" w:hAnsi="Malgun Gothic"/>
+                <w:sz w:val="20"/>
+                <w:szCs w:val="18"/>
+              </w:rPr>
+              <w:t>rerse</w:t>
+            </w:r>
+            <w:proofErr w:type="spellEnd"/>
+            <w:r>
+              <w:rPr>
+                <w:rFonts w:ascii="Malgun Gothic" w:eastAsia="Malgun Gothic" w:hAnsi="Malgun Gothic"/>
+                <w:sz w:val="20"/>
+                <w:szCs w:val="18"/>
+              </w:rPr>
+              <w:t xml:space="preserve"> my body </w:t>
+            </w:r>
+            <w:proofErr w:type="spellStart"/>
+            <w:r>
+              <w:rPr>
+                <w:rFonts w:ascii="Malgun Gothic" w:eastAsia="Malgun Gothic" w:hAnsi="Malgun Gothic"/>
+                <w:sz w:val="20"/>
+                <w:szCs w:val="18"/>
+              </w:rPr>
+              <w:t>fel</w:t>
+            </w:r>
+            <w:proofErr w:type="spellEnd"/>
+            <w:r>
+              <w:rPr>
+                <w:rFonts w:ascii="Malgun Gothic" w:eastAsia="Malgun Gothic" w:hAnsi="Malgun Gothic"/>
+                <w:sz w:val="20"/>
+                <w:szCs w:val="18"/>
+              </w:rPr>
+              <w:t xml:space="preserve"> </w:t>
+            </w:r>
+            <w:proofErr w:type="spellStart"/>
+            <w:r>
+              <w:rPr>
+                <w:rFonts w:ascii="Malgun Gothic" w:eastAsia="Malgun Gothic" w:hAnsi="Malgun Gothic"/>
+                <w:sz w:val="20"/>
+                <w:szCs w:val="18"/>
+              </w:rPr>
+              <w:t>thsoniy</w:t>
+            </w:r>
+            <w:proofErr w:type="spellEnd"/>
+            <w:r>
+              <w:rPr>
+                <w:rFonts w:ascii="Malgun Gothic" w:eastAsia="Malgun Gothic" w:hAnsi="Malgun Gothic"/>
+                <w:sz w:val="20"/>
+                <w:szCs w:val="18"/>
+              </w:rPr>
+              <w:t xml:space="preserve">. My </w:t>
+            </w:r>
+            <w:proofErr w:type="spellStart"/>
+            <w:r>
+              <w:rPr>
+                <w:rFonts w:ascii="Malgun Gothic" w:eastAsia="Malgun Gothic" w:hAnsi="Malgun Gothic"/>
+                <w:sz w:val="20"/>
+                <w:szCs w:val="18"/>
+              </w:rPr>
+              <w:t>shauldes</w:t>
+            </w:r>
+            <w:proofErr w:type="spellEnd"/>
+            <w:r>
+              <w:rPr>
+                <w:rFonts w:ascii="Malgun Gothic" w:eastAsia="Malgun Gothic" w:hAnsi="Malgun Gothic"/>
+                <w:sz w:val="20"/>
+                <w:szCs w:val="18"/>
+              </w:rPr>
+              <w:t xml:space="preserve"> wee </w:t>
+            </w:r>
+            <w:proofErr w:type="spellStart"/>
+            <w:r>
+              <w:rPr>
+                <w:rFonts w:ascii="Malgun Gothic" w:eastAsia="Malgun Gothic" w:hAnsi="Malgun Gothic"/>
+                <w:sz w:val="20"/>
+                <w:szCs w:val="18"/>
+              </w:rPr>
+              <w:t>cihr</w:t>
+            </w:r>
+            <w:proofErr w:type="spellEnd"/>
+            <w:r>
+              <w:rPr>
+                <w:rFonts w:ascii="Malgun Gothic" w:eastAsia="Malgun Gothic" w:hAnsi="Malgun Gothic"/>
+                <w:sz w:val="20"/>
+                <w:szCs w:val="18"/>
+              </w:rPr>
+              <w:t xml:space="preserve">, I </w:t>
+            </w:r>
+            <w:proofErr w:type="spellStart"/>
+            <w:r>
+              <w:rPr>
+                <w:rFonts w:ascii="Malgun Gothic" w:eastAsia="Malgun Gothic" w:hAnsi="Malgun Gothic"/>
+                <w:sz w:val="20"/>
+                <w:szCs w:val="18"/>
+              </w:rPr>
+              <w:t>cndlI</w:t>
+            </w:r>
+            <w:proofErr w:type="spellEnd"/>
+            <w:r>
+              <w:rPr>
+                <w:rFonts w:ascii="Malgun Gothic" w:eastAsia="Malgun Gothic" w:hAnsi="Malgun Gothic"/>
+                <w:sz w:val="20"/>
+                <w:szCs w:val="18"/>
+              </w:rPr>
+              <w:t xml:space="preserve"> or </w:t>
+            </w:r>
+            <w:proofErr w:type="spellStart"/>
+            <w:r>
+              <w:rPr>
+                <w:rFonts w:ascii="Malgun Gothic" w:eastAsia="Malgun Gothic" w:hAnsi="Malgun Gothic"/>
+                <w:sz w:val="20"/>
+                <w:szCs w:val="18"/>
+              </w:rPr>
+              <w:t>uygled</w:t>
+            </w:r>
+            <w:proofErr w:type="spellEnd"/>
+            <w:r>
+              <w:rPr>
+                <w:rFonts w:ascii="Malgun Gothic" w:eastAsia="Malgun Gothic" w:hAnsi="Malgun Gothic"/>
+                <w:sz w:val="20"/>
+                <w:szCs w:val="18"/>
+              </w:rPr>
+              <w:t>(</w:t>
+            </w:r>
+            <w:proofErr w:type="spellStart"/>
+            <w:r>
+              <w:rPr>
+                <w:rFonts w:ascii="Malgun Gothic" w:eastAsia="Malgun Gothic" w:hAnsi="Malgun Gothic"/>
+                <w:sz w:val="20"/>
+                <w:szCs w:val="18"/>
+              </w:rPr>
+              <w:t>ro</w:t>
+            </w:r>
+            <w:proofErr w:type="spellEnd"/>
+            <w:r>
+              <w:rPr>
+                <w:rFonts w:ascii="Malgun Gothic" w:eastAsia="Malgun Gothic" w:hAnsi="Malgun Gothic"/>
+                <w:sz w:val="20"/>
+                <w:szCs w:val="18"/>
+              </w:rPr>
+              <w:t>)</w:t>
+            </w:r>
+            <w:proofErr w:type="spellStart"/>
+            <w:r>
+              <w:rPr>
+                <w:rFonts w:ascii="Malgun Gothic" w:eastAsia="Malgun Gothic" w:hAnsi="Malgun Gothic"/>
+                <w:sz w:val="20"/>
+                <w:szCs w:val="18"/>
+              </w:rPr>
+              <w:t>oln</w:t>
+            </w:r>
+            <w:proofErr w:type="spellEnd"/>
+            <w:r>
+              <w:rPr>
+                <w:rFonts w:ascii="Malgun Gothic" w:eastAsia="Malgun Gothic" w:hAnsi="Malgun Gothic"/>
+                <w:sz w:val="20"/>
+                <w:szCs w:val="18"/>
+              </w:rPr>
+              <w:t xml:space="preserve"> </w:t>
+            </w:r>
+            <w:proofErr w:type="spellStart"/>
+            <w:r>
+              <w:rPr>
+                <w:rFonts w:ascii="Malgun Gothic" w:eastAsia="Malgun Gothic" w:hAnsi="Malgun Gothic"/>
+                <w:sz w:val="20"/>
+                <w:szCs w:val="18"/>
+              </w:rPr>
+              <w:t>branhirc</w:t>
+            </w:r>
+            <w:proofErr w:type="spellEnd"/>
           </w:p>
         </w:tc>
       </w:tr>
@@ -19044,6 +21207,7 @@
                 <w:szCs w:val="18"/>
               </w:rPr>
             </w:pPr>
+            <w:proofErr w:type="spellStart"/>
             <w:r>
               <w:rPr>
                 <w:rFonts w:ascii="Malgun Gothic" w:eastAsia="Malgun Gothic" w:hAnsi="Malgun Gothic"/>
@@ -19054,6 +21218,7 @@
               </w:rPr>
               <w:t>TrOCR</w:t>
             </w:r>
+            <w:proofErr w:type="spellEnd"/>
             <w:r>
               <w:rPr>
                 <w:rFonts w:ascii="Malgun Gothic" w:eastAsia="Malgun Gothic" w:hAnsi="Malgun Gothic"/>
@@ -19417,7 +21582,31 @@
         <w:jc w:val="both"/>
       </w:pPr>
       <w:r>
-        <w:t>Beyond raw metrics, OCR evaluation emphasised contextual and emotional meaning preservation. Traditional OCR outputs frequently omit modifiers and connectors, while TrOCR occasionally misrepresents sentence intent. Qwen best preserves semantic structure and affective content, producing outputs suitable for human review and downstream NLP analysis, aligning with PsychExtract’s assistive, non-diagnostic ethos.</w:t>
+        <w:t xml:space="preserve">Beyond raw metrics, OCR evaluation emphasised contextual and emotional meaning preservation. Traditional OCR outputs frequently omit modifiers and connectors, while </w:t>
+      </w:r>
+      <w:proofErr w:type="spellStart"/>
+      <w:r>
+        <w:t>TrOCR</w:t>
+      </w:r>
+      <w:proofErr w:type="spellEnd"/>
+      <w:r>
+        <w:t xml:space="preserve"> occasionally misrepresents sentence intent. Qwen best </w:t>
+      </w:r>
+      <w:proofErr w:type="gramStart"/>
+      <w:r>
+        <w:t>preserves</w:t>
+      </w:r>
+      <w:proofErr w:type="gramEnd"/>
+      <w:r>
+        <w:t xml:space="preserve"> semantic structure and affective content, producing outputs suitable for human review and downstream NLP analysis, aligning with </w:t>
+      </w:r>
+      <w:proofErr w:type="spellStart"/>
+      <w:r>
+        <w:t>PsychExtract’s</w:t>
+      </w:r>
+      <w:proofErr w:type="spellEnd"/>
+      <w:r>
+        <w:t xml:space="preserve"> assistive, non-diagnostic ethos.</w:t>
       </w:r>
     </w:p>
     <w:p>
@@ -19425,7 +21614,23 @@
         <w:jc w:val="both"/>
       </w:pPr>
       <w:r>
-        <w:t>Consistent with human-AI interaction guidelines (Amershi et al., 2019), human oversight remains critical: PsychExtract deliberately avoids automated interpretation, reinforcing ethical boundaries between transcription and clinical decision-making. Observed minor hallucinations and sensitivity to image quality highlight the system’s role as a supportive layer rather than a standalone tool</w:t>
+        <w:t>Consistent with human-AI interaction guidelines (</w:t>
+      </w:r>
+      <w:proofErr w:type="spellStart"/>
+      <w:r>
+        <w:t>Amershi</w:t>
+      </w:r>
+      <w:proofErr w:type="spellEnd"/>
+      <w:r>
+        <w:t xml:space="preserve"> et al., 2019), human oversight remains critical: </w:t>
+      </w:r>
+      <w:proofErr w:type="spellStart"/>
+      <w:r>
+        <w:t>PsychExtract</w:t>
+      </w:r>
+      <w:proofErr w:type="spellEnd"/>
+      <w:r>
+        <w:t xml:space="preserve"> deliberately avoids automated interpretation, reinforcing ethical boundaries between transcription and clinical decision-making. Observed minor hallucinations and sensitivity to image quality highlight the system’s role as a supportive layer rather than a standalone tool</w:t>
       </w:r>
       <w:r>
         <w:t>.</w:t>
@@ -19442,9 +21647,14 @@
       </w:pPr>
       <w:bookmarkStart w:id="95" w:name="_Toc221377171"/>
       <w:r>
-        <w:t>Implications for PsychExtract</w:t>
+        <w:t xml:space="preserve">Implications for </w:t>
+      </w:r>
+      <w:proofErr w:type="spellStart"/>
+      <w:r>
+        <w:t>PsychExtract</w:t>
       </w:r>
       <w:bookmarkEnd w:id="95"/>
+      <w:proofErr w:type="spellEnd"/>
     </w:p>
     <w:p>
       <w:pPr>
@@ -19476,7 +21686,23 @@
         <w:jc w:val="both"/>
       </w:pPr>
       <w:r>
-        <w:t xml:space="preserve">Emotion classification evaluates whether the system can identify salient affective content within reflective writing, supporting insight formation. Transformer-based models, DistilBERT and RoBERTa, were assessed under zero-shot inference conditions, </w:t>
+        <w:t xml:space="preserve">Emotion classification evaluates whether the system can identify salient affective content within reflective writing, supporting insight formation. Transformer-based models, </w:t>
+      </w:r>
+      <w:proofErr w:type="spellStart"/>
+      <w:r>
+        <w:t>DistilBERT</w:t>
+      </w:r>
+      <w:proofErr w:type="spellEnd"/>
+      <w:r>
+        <w:t xml:space="preserve"> and </w:t>
+      </w:r>
+      <w:proofErr w:type="spellStart"/>
+      <w:r>
+        <w:t>RoBERTa</w:t>
+      </w:r>
+      <w:proofErr w:type="spellEnd"/>
+      <w:r>
+        <w:t xml:space="preserve">, were assessed under zero-shot inference conditions, </w:t>
       </w:r>
       <w:r>
         <w:t>reflecting realistic deployment constraints for early-stage system integration</w:t>
@@ -20102,10 +22328,31 @@
         <w:jc w:val="both"/>
       </w:pPr>
       <w:r>
-        <w:t xml:space="preserve">On a GoEmotions subset, </w:t>
-      </w:r>
-      <w:r>
-        <w:t>RoBERTa consistently outperforms DistilBERT across all overall metrics</w:t>
+        <w:t xml:space="preserve">On a </w:t>
+      </w:r>
+      <w:proofErr w:type="spellStart"/>
+      <w:r>
+        <w:t>GoEmotions</w:t>
+      </w:r>
+      <w:proofErr w:type="spellEnd"/>
+      <w:r>
+        <w:t xml:space="preserve"> subset, </w:t>
+      </w:r>
+      <w:proofErr w:type="spellStart"/>
+      <w:r>
+        <w:t>RoBERTa</w:t>
+      </w:r>
+      <w:proofErr w:type="spellEnd"/>
+      <w:r>
+        <w:t xml:space="preserve"> consistently outperforms </w:t>
+      </w:r>
+      <w:proofErr w:type="spellStart"/>
+      <w:r>
+        <w:t>DistilBERT</w:t>
+      </w:r>
+      <w:proofErr w:type="spellEnd"/>
+      <w:r>
+        <w:t xml:space="preserve"> across all overall metrics</w:t>
       </w:r>
       <w:r>
         <w:t xml:space="preserve"> (Table </w:t>
@@ -20117,13 +22364,45 @@
         <w:t>)</w:t>
       </w:r>
       <w:r>
-        <w:t>. While DistilBERT exhibits lower precision, its recall remains moderate, indicating that it captures most emotions but with more false positives. RoBERTa balances precision and recall better, reflecting stronger selective recognition of contextually grounded emotions, though at higher computational cost.</w:t>
+        <w:t xml:space="preserve">. While </w:t>
+      </w:r>
+      <w:proofErr w:type="spellStart"/>
+      <w:r>
+        <w:t>DistilBERT</w:t>
+      </w:r>
+      <w:proofErr w:type="spellEnd"/>
+      <w:r>
+        <w:t xml:space="preserve"> exhibits lower precision, its recall remains moderate, indicating that it captures most emotions but with more false positives. </w:t>
+      </w:r>
+      <w:proofErr w:type="spellStart"/>
+      <w:r>
+        <w:t>RoBERTa</w:t>
+      </w:r>
+      <w:proofErr w:type="spellEnd"/>
+      <w:r>
+        <w:t xml:space="preserve"> balances precision and recall better, reflecting stronger selective recognition of contextually grounded emotions, though at higher computational cost.</w:t>
       </w:r>
       <w:r>
         <w:t xml:space="preserve"> </w:t>
       </w:r>
       <w:r>
-        <w:t>CPU-based inference latency revealed that RoBERTa was roughly 1.9× slower than DistilBERT, reflecting a trade-off between interpretability and responsiveness for interactive pipeline use.</w:t>
+        <w:t xml:space="preserve">CPU-based inference latency revealed that </w:t>
+      </w:r>
+      <w:proofErr w:type="spellStart"/>
+      <w:r>
+        <w:t>RoBERTa</w:t>
+      </w:r>
+      <w:proofErr w:type="spellEnd"/>
+      <w:r>
+        <w:t xml:space="preserve"> was roughly 1.9× slower than </w:t>
+      </w:r>
+      <w:proofErr w:type="spellStart"/>
+      <w:r>
+        <w:t>DistilBERT</w:t>
+      </w:r>
+      <w:proofErr w:type="spellEnd"/>
+      <w:r>
+        <w:t>, reflecting a trade-off between interpretability and responsiveness for interactive pipeline use.</w:t>
       </w:r>
     </w:p>
     <w:tbl>
@@ -20363,7 +22642,29 @@
                 <w:szCs w:val="24"/>
                 <w:lang w:eastAsia="en-ZA"/>
               </w:rPr>
-              <w:t>Avg. CPU Inference Time (ms/sample)</w:t>
+              <w:t>Avg. CPU Inference Time (</w:t>
+            </w:r>
+            <w:proofErr w:type="spellStart"/>
+            <w:r>
+              <w:rPr>
+                <w:rFonts w:ascii="Times New Roman" w:eastAsia="Times New Roman" w:hAnsi="Times New Roman" w:cs="Times New Roman"/>
+                <w:b/>
+                <w:bCs/>
+                <w:szCs w:val="24"/>
+                <w:lang w:eastAsia="en-ZA"/>
+              </w:rPr>
+              <w:t>ms</w:t>
+            </w:r>
+            <w:proofErr w:type="spellEnd"/>
+            <w:r>
+              <w:rPr>
+                <w:rFonts w:ascii="Times New Roman" w:eastAsia="Times New Roman" w:hAnsi="Times New Roman" w:cs="Times New Roman"/>
+                <w:b/>
+                <w:bCs/>
+                <w:szCs w:val="24"/>
+                <w:lang w:eastAsia="en-ZA"/>
+              </w:rPr>
+              <w:t>/sample)</w:t>
             </w:r>
           </w:p>
         </w:tc>
@@ -20382,6 +22683,7 @@
                 <w:lang w:eastAsia="en-ZA"/>
               </w:rPr>
             </w:pPr>
+            <w:proofErr w:type="spellStart"/>
             <w:r>
               <w:rPr>
                 <w:rFonts w:ascii="Times New Roman" w:eastAsia="Times New Roman" w:hAnsi="Times New Roman" w:cs="Times New Roman"/>
@@ -20390,6 +22692,7 @@
               </w:rPr>
               <w:t>DistilBERT</w:t>
             </w:r>
+            <w:proofErr w:type="spellEnd"/>
           </w:p>
         </w:tc>
         <w:tc>
@@ -20568,6 +22871,7 @@
                 <w:lang w:eastAsia="en-ZA"/>
               </w:rPr>
             </w:pPr>
+            <w:proofErr w:type="spellStart"/>
             <w:r>
               <w:rPr>
                 <w:rFonts w:ascii="Times New Roman" w:eastAsia="Times New Roman" w:hAnsi="Times New Roman" w:cs="Times New Roman"/>
@@ -20576,6 +22880,7 @@
               </w:rPr>
               <w:t>RoBERTa</w:t>
             </w:r>
+            <w:proofErr w:type="spellEnd"/>
           </w:p>
         </w:tc>
         <w:tc>
@@ -20814,7 +23119,39 @@
         <w:t>6</w:t>
       </w:r>
       <w:r>
-        <w:t>, RoBERTa consistently achieves higher F1 scores than DistilBERT, indicating more balanced and reliable detection of both frequent and infrequent emotions. DistilBERT tends to overpredict certain emotions such as joy and anger, resulting in moderate F1 values, while lower-frequency emotions like surprise and love are detected less reliably. RoBERTa demonstrates stronger recognition of subtle and contextually embedded emotions, which supports more accurate downstream linguistic templating and interpretive insight</w:t>
+        <w:t xml:space="preserve">, </w:t>
+      </w:r>
+      <w:proofErr w:type="spellStart"/>
+      <w:r>
+        <w:t>RoBERTa</w:t>
+      </w:r>
+      <w:proofErr w:type="spellEnd"/>
+      <w:r>
+        <w:t xml:space="preserve"> consistently achieves higher F1 scores than </w:t>
+      </w:r>
+      <w:proofErr w:type="spellStart"/>
+      <w:r>
+        <w:t>DistilBERT</w:t>
+      </w:r>
+      <w:proofErr w:type="spellEnd"/>
+      <w:r>
+        <w:t xml:space="preserve">, indicating more balanced and reliable detection of both frequent and infrequent emotions. </w:t>
+      </w:r>
+      <w:proofErr w:type="spellStart"/>
+      <w:r>
+        <w:t>DistilBERT</w:t>
+      </w:r>
+      <w:proofErr w:type="spellEnd"/>
+      <w:r>
+        <w:t xml:space="preserve"> tends to overpredict certain emotions such as joy and anger, resulting in moderate F1 values, while lower-frequency emotions like surprise and love are detected less reliably. </w:t>
+      </w:r>
+      <w:proofErr w:type="spellStart"/>
+      <w:r>
+        <w:t>RoBERTa</w:t>
+      </w:r>
+      <w:proofErr w:type="spellEnd"/>
+      <w:r>
+        <w:t xml:space="preserve"> demonstrates stronger recognition of subtle and contextually embedded emotions, which supports more accurate downstream linguistic templating and interpretive insight</w:t>
       </w:r>
       <w:r>
         <w:rPr>
@@ -20871,12 +23208,21 @@
                 <w:bCs/>
               </w:rPr>
             </w:pPr>
+            <w:proofErr w:type="spellStart"/>
             <w:r>
               <w:rPr>
                 <w:b/>
                 <w:bCs/>
               </w:rPr>
-              <w:t>DistilBERT F1</w:t>
+              <w:t>DistilBERT</w:t>
+            </w:r>
+            <w:proofErr w:type="spellEnd"/>
+            <w:r>
+              <w:rPr>
+                <w:b/>
+                <w:bCs/>
+              </w:rPr>
+              <w:t xml:space="preserve"> F1</w:t>
             </w:r>
           </w:p>
         </w:tc>
@@ -20893,12 +23239,21 @@
                 <w:bCs/>
               </w:rPr>
             </w:pPr>
+            <w:proofErr w:type="spellStart"/>
             <w:r>
               <w:rPr>
                 <w:b/>
                 <w:bCs/>
               </w:rPr>
-              <w:t>RoBERTa F1</w:t>
+              <w:t>RoBERTa</w:t>
+            </w:r>
+            <w:proofErr w:type="spellEnd"/>
+            <w:r>
+              <w:rPr>
+                <w:b/>
+                <w:bCs/>
+              </w:rPr>
+              <w:t xml:space="preserve"> F1</w:t>
             </w:r>
           </w:p>
         </w:tc>
@@ -21242,16 +23597,7 @@
         <w:rPr>
           <w:rFonts w:eastAsiaTheme="minorEastAsia"/>
         </w:rPr>
-        <w:t xml:space="preserve"> </w:t>
-      </w:r>
-      <w:r>
-        <w:t>(</w:t>
-      </w:r>
-      <w:r>
-        <w:t>Mohammad, 2018</w:t>
-      </w:r>
-      <w:r>
-        <w:t>):</w:t>
+        <w:t>:</w:t>
       </w:r>
     </w:p>
     <w:p>
@@ -21700,12 +24046,40 @@
         <w:rPr>
           <w:rStyle w:val="SubtleEmphasis"/>
         </w:rPr>
-        <w:t>With DistilBERT on the left and RoBERTa on the right</w:t>
-      </w:r>
+        <w:t xml:space="preserve">With </w:t>
+      </w:r>
+      <w:proofErr w:type="spellStart"/>
       <w:r>
         <w:rPr>
           <w:rStyle w:val="SubtleEmphasis"/>
         </w:rPr>
+        <w:t>DistilBERT</w:t>
+      </w:r>
+      <w:proofErr w:type="spellEnd"/>
+      <w:r>
+        <w:rPr>
+          <w:rStyle w:val="SubtleEmphasis"/>
+        </w:rPr>
+        <w:t xml:space="preserve"> on the left and </w:t>
+      </w:r>
+      <w:proofErr w:type="spellStart"/>
+      <w:r>
+        <w:rPr>
+          <w:rStyle w:val="SubtleEmphasis"/>
+        </w:rPr>
+        <w:t>RoBERTa</w:t>
+      </w:r>
+      <w:proofErr w:type="spellEnd"/>
+      <w:r>
+        <w:rPr>
+          <w:rStyle w:val="SubtleEmphasis"/>
+        </w:rPr>
+        <w:t xml:space="preserve"> on the right</w:t>
+      </w:r>
+      <w:r>
+        <w:rPr>
+          <w:rStyle w:val="SubtleEmphasis"/>
+        </w:rPr>
         <w:t>.</w:t>
       </w:r>
     </w:p>
@@ -21726,7 +24100,31 @@
         <w:t xml:space="preserve"> above </w:t>
       </w:r>
       <w:r>
-        <w:t>indicates that DistilBERT produced consistently high values, with a mean of 0.898 and relatively low variance (standard deviation = 0.046). This pattern suggests that DistilBERT was generally confident in its predictions across multiple emotion classes, often producing broader summaries that included several emotions per entry. While this can provide a comprehensive perspective, it may reduce the selectivity of interpretive signals and overstate certainty in cases of affective ambiguity. In contrast, RoBERTa exhibited a lower mean confidence spread of 0.841 and substantially higher variability (standard deviation = 0.121). Several entries displayed narrow spreads (</w:t>
+        <w:t xml:space="preserve">indicates that </w:t>
+      </w:r>
+      <w:proofErr w:type="spellStart"/>
+      <w:r>
+        <w:t>DistilBERT</w:t>
+      </w:r>
+      <w:proofErr w:type="spellEnd"/>
+      <w:r>
+        <w:t xml:space="preserve"> produced consistently high values, with a mean of 0.898 and relatively low variance (standard deviation = 0.046). This pattern suggests that </w:t>
+      </w:r>
+      <w:proofErr w:type="spellStart"/>
+      <w:r>
+        <w:t>DistilBERT</w:t>
+      </w:r>
+      <w:proofErr w:type="spellEnd"/>
+      <w:r>
+        <w:t xml:space="preserve"> was generally confident in its predictions across multiple emotion classes, often producing broader summaries that included several emotions per entry. While this can provide a comprehensive perspective, it may reduce the selectivity of interpretive signals and overstate certainty in cases of affective ambiguity. In contrast, </w:t>
+      </w:r>
+      <w:proofErr w:type="spellStart"/>
+      <w:r>
+        <w:t>RoBERTa</w:t>
+      </w:r>
+      <w:proofErr w:type="spellEnd"/>
+      <w:r>
+        <w:t xml:space="preserve"> exhibited a lower mean confidence spread of 0.841 and substantially higher variability (standard deviation = 0.121). Several entries displayed narrow spreads (</w:t>
       </w:r>
       <m:oMath>
         <m:r>
@@ -21760,7 +24158,23 @@
         <w:t xml:space="preserve"> </w:t>
       </w:r>
       <w:r>
-        <w:t>≈ 0.97). This variability reflects RoBERTa’s capacity for more contextually grounded and selective emotion detection, consistent with user-centered observations</w:t>
+        <w:t xml:space="preserve">≈ 0.97). This variability reflects </w:t>
+      </w:r>
+      <w:proofErr w:type="spellStart"/>
+      <w:r>
+        <w:t>RoBERTa’s</w:t>
+      </w:r>
+      <w:proofErr w:type="spellEnd"/>
+      <w:r>
+        <w:t xml:space="preserve"> capacity for more contextually grounded and selective emotion detection, consistent with user-</w:t>
+      </w:r>
+      <w:proofErr w:type="spellStart"/>
+      <w:r>
+        <w:t>centered</w:t>
+      </w:r>
+      <w:proofErr w:type="spellEnd"/>
+      <w:r>
+        <w:t xml:space="preserve"> observations</w:t>
       </w:r>
       <w:r>
         <w:t>, shown in the following section,</w:t>
@@ -21798,7 +24212,39 @@
         <w:jc w:val="both"/>
       </w:pPr>
       <w:r>
-        <w:t>To align evaluation with human interpretability, participants compared paired emotion summaries from DistilBERT and RoBERTa for identical journal entries. DistilBERT produced broader summaries with multiple emotions per entry, whereas RoBERTa generated more selective outputs that aligned closely with the reflective tone of the text (</w:t>
+        <w:t xml:space="preserve">To align evaluation with human interpretability, participants compared paired emotion summaries from </w:t>
+      </w:r>
+      <w:proofErr w:type="spellStart"/>
+      <w:r>
+        <w:t>DistilBERT</w:t>
+      </w:r>
+      <w:proofErr w:type="spellEnd"/>
+      <w:r>
+        <w:t xml:space="preserve"> and </w:t>
+      </w:r>
+      <w:proofErr w:type="spellStart"/>
+      <w:r>
+        <w:t>RoBERTa</w:t>
+      </w:r>
+      <w:proofErr w:type="spellEnd"/>
+      <w:r>
+        <w:t xml:space="preserve"> for identical journal entries. </w:t>
+      </w:r>
+      <w:proofErr w:type="spellStart"/>
+      <w:r>
+        <w:t>DistilBERT</w:t>
+      </w:r>
+      <w:proofErr w:type="spellEnd"/>
+      <w:r>
+        <w:t xml:space="preserve"> produced broader summaries with multiple emotions per entry, whereas </w:t>
+      </w:r>
+      <w:proofErr w:type="spellStart"/>
+      <w:r>
+        <w:t>RoBERTa</w:t>
+      </w:r>
+      <w:proofErr w:type="spellEnd"/>
+      <w:r>
+        <w:t xml:space="preserve"> generated more selective outputs that aligned closely with the reflective tone of the text (</w:t>
       </w:r>
       <w:r>
         <w:t>Table</w:t>
@@ -21860,12 +24306,21 @@
                 <w:bCs/>
               </w:rPr>
             </w:pPr>
+            <w:proofErr w:type="spellStart"/>
             <w:r>
               <w:rPr>
                 <w:b/>
                 <w:bCs/>
               </w:rPr>
-              <w:t xml:space="preserve">DistilBERT Emotion Summary </w:t>
+              <w:t>DistilBERT</w:t>
+            </w:r>
+            <w:proofErr w:type="spellEnd"/>
+            <w:r>
+              <w:rPr>
+                <w:b/>
+                <w:bCs/>
+              </w:rPr>
+              <w:t xml:space="preserve"> Emotion Summary </w:t>
             </w:r>
           </w:p>
         </w:tc>
@@ -21882,12 +24337,21 @@
                 <w:bCs/>
               </w:rPr>
             </w:pPr>
+            <w:proofErr w:type="spellStart"/>
             <w:r>
               <w:rPr>
                 <w:b/>
                 <w:bCs/>
               </w:rPr>
-              <w:t>RoBERTa Emotion Summary</w:t>
+              <w:t>RoBERTa</w:t>
+            </w:r>
+            <w:proofErr w:type="spellEnd"/>
+            <w:r>
+              <w:rPr>
+                <w:b/>
+                <w:bCs/>
+              </w:rPr>
+              <w:t xml:space="preserve"> Emotion Summary</w:t>
             </w:r>
           </w:p>
         </w:tc>
@@ -22054,12 +24518,40 @@
         <w:rPr>
           <w:rStyle w:val="SubtleEmphasis"/>
         </w:rPr>
-        <w:t>. Comparative emotion summary outputs from DistilBERT and RoBERTa for sample journal extract</w:t>
-      </w:r>
+        <w:t xml:space="preserve">. Comparative emotion summary outputs from </w:t>
+      </w:r>
+      <w:proofErr w:type="spellStart"/>
       <w:r>
         <w:rPr>
           <w:rStyle w:val="SubtleEmphasis"/>
         </w:rPr>
+        <w:t>DistilBERT</w:t>
+      </w:r>
+      <w:proofErr w:type="spellEnd"/>
+      <w:r>
+        <w:rPr>
+          <w:rStyle w:val="SubtleEmphasis"/>
+        </w:rPr>
+        <w:t xml:space="preserve"> and </w:t>
+      </w:r>
+      <w:proofErr w:type="spellStart"/>
+      <w:r>
+        <w:rPr>
+          <w:rStyle w:val="SubtleEmphasis"/>
+        </w:rPr>
+        <w:t>RoBERTa</w:t>
+      </w:r>
+      <w:proofErr w:type="spellEnd"/>
+      <w:r>
+        <w:rPr>
+          <w:rStyle w:val="SubtleEmphasis"/>
+        </w:rPr>
+        <w:t xml:space="preserve"> for sample journal extract</w:t>
+      </w:r>
+      <w:r>
+        <w:rPr>
+          <w:rStyle w:val="SubtleEmphasis"/>
+        </w:rPr>
         <w:t>s</w:t>
       </w:r>
       <w:r>
@@ -22074,7 +24566,34 @@
         <w:jc w:val="both"/>
       </w:pPr>
       <w:r>
-        <w:t>Aligned with human-AI design principles emphasizing transparency and interpretability (Amershi et al., 2019), users preferred RoBERTa for its clear, proportionate outputs, while DistilBERT’s more expansive summaries occasionally caused overwhelm. Trust remained high when emotional labels were transparent and contextually grounded, even in cases of misclassification, reflecting users’ awareness of the inherent uncertainty in emotional language (Mohammad, 2018).</w:t>
+        <w:t>Aligned with human-AI design principles emphasizing transparency and interpretability (</w:t>
+      </w:r>
+      <w:proofErr w:type="spellStart"/>
+      <w:r>
+        <w:t>Amershi</w:t>
+      </w:r>
+      <w:proofErr w:type="spellEnd"/>
+      <w:r>
+        <w:t xml:space="preserve"> et al., 2019), users preferred </w:t>
+      </w:r>
+      <w:proofErr w:type="spellStart"/>
+      <w:r>
+        <w:t>RoBERTa</w:t>
+      </w:r>
+      <w:proofErr w:type="spellEnd"/>
+      <w:r>
+        <w:t xml:space="preserve"> for its clear, proportionate outputs, while </w:t>
+      </w:r>
+      <w:proofErr w:type="spellStart"/>
+      <w:r>
+        <w:t>DistilBERT’s</w:t>
+      </w:r>
+      <w:proofErr w:type="spellEnd"/>
+      <w:r>
+        <w:t xml:space="preserve"> more expansive summaries occasionally caused overwhelm. </w:t>
+      </w:r>
+      <w:r>
+        <w:t>Trust remained high when emotional labels were transparent and contextually grounded, even in cases of misclassification. This may reflect broader evidence that emotional meaning is inherently dimensional and subject to variation across individuals (Mohammad, 2018).</w:t>
       </w:r>
     </w:p>
     <w:p>
@@ -22087,16 +24606,45 @@
       </w:pPr>
       <w:bookmarkStart w:id="100" w:name="_Toc221377176"/>
       <w:r>
-        <w:t>Integration Implications for PsychExtract</w:t>
+        <w:t xml:space="preserve">Integration Implications for </w:t>
+      </w:r>
+      <w:proofErr w:type="spellStart"/>
+      <w:r>
+        <w:t>PsychExtract</w:t>
       </w:r>
       <w:bookmarkEnd w:id="100"/>
+      <w:proofErr w:type="spellEnd"/>
     </w:p>
     <w:p>
       <w:pPr>
         <w:jc w:val="both"/>
       </w:pPr>
       <w:r>
-        <w:t>Overall, evaluation indicates that RoBERTa’s selective, semantically grounded outputs are most appropriate for integration into PsychExtract, supporting structured reflection while preserving transparency. DistilBERT remains valuable for rapid exploratory feedback, but its outputs require downstream framing to prevent interpretive overload. By combining quantitative metrics, confidence spreads, and user-centred evaluation, the module achieves the project aim of surfacing emotional signals to encourage insight formation without imposing authoritative labels.</w:t>
+        <w:t xml:space="preserve">Overall, evaluation indicates that </w:t>
+      </w:r>
+      <w:proofErr w:type="spellStart"/>
+      <w:r>
+        <w:t>RoBERTa’s</w:t>
+      </w:r>
+      <w:proofErr w:type="spellEnd"/>
+      <w:r>
+        <w:t xml:space="preserve"> selective, semantically grounded outputs are most appropriate for integration into </w:t>
+      </w:r>
+      <w:proofErr w:type="spellStart"/>
+      <w:r>
+        <w:t>PsychExtract</w:t>
+      </w:r>
+      <w:proofErr w:type="spellEnd"/>
+      <w:r>
+        <w:t xml:space="preserve">, supporting structured reflection while preserving transparency. </w:t>
+      </w:r>
+      <w:proofErr w:type="spellStart"/>
+      <w:r>
+        <w:t>DistilBERT</w:t>
+      </w:r>
+      <w:proofErr w:type="spellEnd"/>
+      <w:r>
+        <w:t xml:space="preserve"> remains valuable for rapid exploratory feedback, but its outputs require downstream framing to prevent interpretive overload. By combining quantitative metrics, confidence spreads, and user-centred evaluation, the module achieves the project aim of surfacing emotional signals to encourage insight formation without imposing authoritative labels.</w:t>
       </w:r>
     </w:p>
     <w:p>
@@ -22119,7 +24667,15 @@
         <w:jc w:val="both"/>
       </w:pPr>
       <w:r>
-        <w:t>Keyword extraction in PsychExtract is used to identify recurring cognitive and linguistic signals that may indicate emphasis, rumination, or framing strategies within reflective writing. By surfacing these patterns, the system supports user insight formation and complements emotion classification, while maintaining interpretability as the primary design goal</w:t>
+        <w:t xml:space="preserve">Keyword extraction in </w:t>
+      </w:r>
+      <w:proofErr w:type="spellStart"/>
+      <w:r>
+        <w:t>PsychExtract</w:t>
+      </w:r>
+      <w:proofErr w:type="spellEnd"/>
+      <w:r>
+        <w:t xml:space="preserve"> is used to identify recurring cognitive and linguistic signals that may indicate emphasis, rumination, or framing strategies within reflective writing. By surfacing these patterns, the system supports user insight formation and complements emotion classification, while maintaining interpretability as the primary design goal</w:t>
       </w:r>
       <w:r>
         <w:t xml:space="preserve">, </w:t>
@@ -22157,7 +24713,23 @@
         <w:jc w:val="both"/>
       </w:pPr>
       <w:r>
-        <w:t>Two complementary keyword extraction methods were employed: KeyBERT (embedding-based semantic similarity) and YAKE (statistical, positional weighting). KeyBERT prioritises conceptually dense terms derived from contextual embeddings, whereas YAKE leverages surface-</w:t>
+        <w:t xml:space="preserve">Two complementary keyword extraction methods were employed: </w:t>
+      </w:r>
+      <w:proofErr w:type="spellStart"/>
+      <w:r>
+        <w:t>KeyBERT</w:t>
+      </w:r>
+      <w:proofErr w:type="spellEnd"/>
+      <w:r>
+        <w:t xml:space="preserve"> (embedding-based semantic similarity) and YAKE (statistical, positional weighting). </w:t>
+      </w:r>
+      <w:proofErr w:type="spellStart"/>
+      <w:r>
+        <w:t>KeyBERT</w:t>
+      </w:r>
+      <w:proofErr w:type="spellEnd"/>
+      <w:r>
+        <w:t xml:space="preserve"> prioritises conceptually dense terms derived from contextual embeddings, whereas YAKE leverages surface-</w:t>
       </w:r>
       <w:r>
         <w:lastRenderedPageBreak/>
@@ -22177,8 +24749,13 @@
       </w:r>
     </w:p>
     <w:p>
-      <w:r>
-        <w:t>KeyBERT applies a TF-IDF weighting scheme to identify high-value terms for extraction:</w:t>
+      <w:proofErr w:type="spellStart"/>
+      <w:r>
+        <w:t>KeyBERT</w:t>
+      </w:r>
+      <w:proofErr w:type="spellEnd"/>
+      <w:r>
+        <w:t xml:space="preserve"> applies a TF-IDF weighting scheme to identify high-value terms for extraction:</w:t>
       </w:r>
     </w:p>
     <w:p>
@@ -22458,7 +25035,15 @@
         <w:jc w:val="both"/>
       </w:pPr>
       <w:r>
-        <w:t>This approach allows KeyBERT to select semantically central words or phrases, often capturing abstract or affective concepts.</w:t>
+        <w:t xml:space="preserve">This approach allows </w:t>
+      </w:r>
+      <w:proofErr w:type="spellStart"/>
+      <w:r>
+        <w:t>KeyBERT</w:t>
+      </w:r>
+      <w:proofErr w:type="spellEnd"/>
+      <w:r>
+        <w:t xml:space="preserve"> to select semantically central words or phrases, often capturing abstract or affective concepts.</w:t>
       </w:r>
     </w:p>
     <w:p>
@@ -22484,7 +25069,15 @@
         <w:t>Angelov &amp; Soares, 2021</w:t>
       </w:r>
       <w:r>
-        <w:t xml:space="preserve">). Participants compared paired keyword sets generated by KeyBERT and YAKE for each journal extract (Table </w:t>
+        <w:t xml:space="preserve">). Participants compared paired keyword sets generated by </w:t>
+      </w:r>
+      <w:proofErr w:type="spellStart"/>
+      <w:r>
+        <w:t>KeyBERT</w:t>
+      </w:r>
+      <w:proofErr w:type="spellEnd"/>
+      <w:r>
+        <w:t xml:space="preserve"> and YAKE for each journal extract (Table </w:t>
       </w:r>
       <w:r>
         <w:t>8</w:t>
@@ -22552,7 +25145,23 @@
                 <w:b/>
                 <w:bCs/>
               </w:rPr>
-              <w:t>eyword Set A (KeyBERT)</w:t>
+              <w:t>eyword Set A (</w:t>
+            </w:r>
+            <w:proofErr w:type="spellStart"/>
+            <w:r>
+              <w:rPr>
+                <w:b/>
+                <w:bCs/>
+              </w:rPr>
+              <w:t>KeyBERT</w:t>
+            </w:r>
+            <w:proofErr w:type="spellEnd"/>
+            <w:r>
+              <w:rPr>
+                <w:b/>
+                <w:bCs/>
+              </w:rPr>
+              <w:t>)</w:t>
             </w:r>
           </w:p>
         </w:tc>
@@ -22745,7 +25354,21 @@
         <w:rPr>
           <w:rStyle w:val="Emphasis"/>
         </w:rPr>
-        <w:t xml:space="preserve"> presented to participants with anonymised KeyBERT and YAKE keyword sets.</w:t>
+        <w:t xml:space="preserve"> presented to participants with anonymised </w:t>
+      </w:r>
+      <w:proofErr w:type="spellStart"/>
+      <w:r>
+        <w:rPr>
+          <w:rStyle w:val="Emphasis"/>
+        </w:rPr>
+        <w:t>KeyBERT</w:t>
+      </w:r>
+      <w:proofErr w:type="spellEnd"/>
+      <w:r>
+        <w:rPr>
+          <w:rStyle w:val="Emphasis"/>
+        </w:rPr>
+        <w:t xml:space="preserve"> and YAKE keyword sets.</w:t>
       </w:r>
     </w:p>
     <w:p>
@@ -22775,8 +25398,21 @@
       <w:pPr>
         <w:jc w:val="both"/>
       </w:pPr>
-      <w:r>
-        <w:t xml:space="preserve">KeyBERT, by contrast, tended to produce semantically dense, psychologically pointed keywords such as “emotionally drained” or “disconnected conversations.” While effective at capturing conceptually central or affective terms, it occasionally produced truncated or awkward outputs (e.g., “terrible wasn”), </w:t>
+      <w:proofErr w:type="spellStart"/>
+      <w:r>
+        <w:t>KeyBERT</w:t>
+      </w:r>
+      <w:proofErr w:type="spellEnd"/>
+      <w:r>
+        <w:t xml:space="preserve">, by contrast, tended to produce semantically dense, psychologically pointed keywords such as “emotionally drained” or “disconnected conversations.” While effective at capturing conceptually central or affective terms, it occasionally produced truncated or awkward outputs (e.g., “terrible </w:t>
+      </w:r>
+      <w:proofErr w:type="spellStart"/>
+      <w:r>
+        <w:t>wasn</w:t>
+      </w:r>
+      <w:proofErr w:type="spellEnd"/>
+      <w:r>
+        <w:t xml:space="preserve">”), </w:t>
       </w:r>
       <w:r>
         <w:t xml:space="preserve">reflecting the embedding-based similarity mechanism, which ranks candidates by semantic similarity to the document embedding rather than grammatical completeness </w:t>
@@ -22796,7 +25432,15 @@
         <w:jc w:val="both"/>
       </w:pPr>
       <w:r>
-        <w:t xml:space="preserve">Qualitative feedback reinforced these patterns. Participants valued YAKE for clarity, lexical coherence, and its ability to represent multiple facets of an entry, whereas KeyBERT was </w:t>
+        <w:t xml:space="preserve">Qualitative feedback reinforced these patterns. Participants valued YAKE for clarity, lexical coherence, and its ability to represent multiple facets of an entry, whereas </w:t>
+      </w:r>
+      <w:proofErr w:type="spellStart"/>
+      <w:r>
+        <w:t>KeyBERT</w:t>
+      </w:r>
+      <w:proofErr w:type="spellEnd"/>
+      <w:r>
+        <w:t xml:space="preserve"> was </w:t>
       </w:r>
       <w:r>
         <w:lastRenderedPageBreak/>
@@ -22824,7 +25468,15 @@
         <w:jc w:val="both"/>
       </w:pPr>
       <w:r>
-        <w:t>User evaluation suggests that YAKE provides the most broadly interpretable and contextually coherent keyword sets, particularly when participants’ preferences were consistent. Its statistical and positional weighting reliably surfaces key lexical anchors and contextual cues, offering a clear thematic scaffold for each entry. KeyBERT, while valuable for highlighting semantically dense or affectively significant terms, was less consistently preferred when clarity and coverage were prioritized.</w:t>
+        <w:t xml:space="preserve">User evaluation suggests that YAKE provides the most broadly interpretable and contextually coherent keyword sets, particularly when participants’ preferences were consistent. Its statistical and positional weighting reliably surfaces key lexical anchors and contextual cues, offering a clear thematic scaffold for each entry. </w:t>
+      </w:r>
+      <w:proofErr w:type="spellStart"/>
+      <w:r>
+        <w:t>KeyBERT</w:t>
+      </w:r>
+      <w:proofErr w:type="spellEnd"/>
+      <w:r>
+        <w:t>, while valuable for highlighting semantically dense or affectively significant terms, was less consistently preferred when clarity and coverage were prioritized.</w:t>
       </w:r>
     </w:p>
     <w:p>
@@ -22832,7 +25484,31 @@
         <w:jc w:val="both"/>
       </w:pPr>
       <w:r>
-        <w:t>For interpretability in reflective writing, this indicates that YAKE may serve as the primary driver of keyword extraction within PsychExtract, with KeyBERT functioning as a complementary method to surface nuanced affective or conceptual insights. Presenting both keyword sets allows users to engage with reflective writing at multiple levels: YAKE establishes broad thematic context, while KeyBERT draws attention to subtle emotional or cognitive signals.</w:t>
+        <w:t xml:space="preserve">For interpretability in reflective writing, this indicates that YAKE may serve as the primary driver of keyword extraction within </w:t>
+      </w:r>
+      <w:proofErr w:type="spellStart"/>
+      <w:r>
+        <w:t>PsychExtract</w:t>
+      </w:r>
+      <w:proofErr w:type="spellEnd"/>
+      <w:r>
+        <w:t xml:space="preserve">, with </w:t>
+      </w:r>
+      <w:proofErr w:type="spellStart"/>
+      <w:r>
+        <w:t>KeyBERT</w:t>
+      </w:r>
+      <w:proofErr w:type="spellEnd"/>
+      <w:r>
+        <w:t xml:space="preserve"> functioning as a complementary method to surface nuanced affective or conceptual insights. Presenting both keyword sets allows users to engage with reflective writing at multiple levels: YAKE establishes broad thematic context, while </w:t>
+      </w:r>
+      <w:proofErr w:type="spellStart"/>
+      <w:r>
+        <w:t>KeyBERT</w:t>
+      </w:r>
+      <w:proofErr w:type="spellEnd"/>
+      <w:r>
+        <w:t xml:space="preserve"> draws attention to subtle emotional or cognitive signals.</w:t>
       </w:r>
     </w:p>
     <w:p>
@@ -22840,7 +25516,15 @@
         <w:jc w:val="both"/>
       </w:pPr>
       <w:r>
-        <w:t>Overall, this dual-method approach aligns with PsychExtract’s interpretability-first design goals. It enables users to navigate reflective writing at both macro and micro levels, noticing overarching themes and nuanced emotional patterns without imposing a singular “correct” interpretation. Observed limitations, such as the small participant pool and absence of formal inter-annotator agreement, are consistent with the exploratory, non-clinical framing of the project and highlight directions for future evaluation and system refinement.</w:t>
+        <w:t xml:space="preserve">Overall, this dual-method approach aligns with </w:t>
+      </w:r>
+      <w:proofErr w:type="spellStart"/>
+      <w:r>
+        <w:t>PsychExtract’s</w:t>
+      </w:r>
+      <w:proofErr w:type="spellEnd"/>
+      <w:r>
+        <w:t xml:space="preserve"> interpretability-first design goals. It enables users to navigate reflective writing at both macro and micro levels, noticing overarching themes and nuanced emotional patterns without imposing a singular “correct” interpretation. Observed limitations, such as the small participant pool and absence of formal inter-annotator agreement, are consistent with the exploratory, non-clinical framing of the project and highlight directions for future evaluation and system refinement.</w:t>
       </w:r>
     </w:p>
     <w:p>
@@ -22865,7 +25549,23 @@
         <w:jc w:val="both"/>
       </w:pPr>
       <w:r>
-        <w:t>Consistent with human-centered AI guidelines (Amershi et al., 2019), the linguistic templating module transforms computational signals</w:t>
+        <w:t>Consistent with human-</w:t>
+      </w:r>
+      <w:proofErr w:type="spellStart"/>
+      <w:r>
+        <w:t>centered</w:t>
+      </w:r>
+      <w:proofErr w:type="spellEnd"/>
+      <w:r>
+        <w:t xml:space="preserve"> AI guidelines (</w:t>
+      </w:r>
+      <w:proofErr w:type="spellStart"/>
+      <w:r>
+        <w:t>Amershi</w:t>
+      </w:r>
+      <w:proofErr w:type="spellEnd"/>
+      <w:r>
+        <w:t xml:space="preserve"> et al., 2019), the linguistic templating module transforms computational signals</w:t>
       </w:r>
       <w:r>
         <w:t xml:space="preserve"> (</w:t>
@@ -23928,7 +26628,15 @@
         <w:jc w:val="both"/>
       </w:pPr>
       <w:r>
-        <w:t>Reflecting human–AI design principles prioritising interpretability and user engagement (Amershi et al., 2019), qualitative feedback (Table 10) indicated that templates were generally clear and contextually relevant. Occasional clinical tone or verbosity caused minor interpretive friction; however, this did not diminish reflective utility. In some cases, it prompted participants to critically engage with their writing by comparing, accepting, or reinterpreting insights in light of their own experience, consistent with wellbeing-oriented interaction principles (Calvo &amp; Peters, 2017).</w:t>
+        <w:t>Reflecting human–AI design principles prioritising interpretability and user engagement (</w:t>
+      </w:r>
+      <w:proofErr w:type="spellStart"/>
+      <w:r>
+        <w:t>Amershi</w:t>
+      </w:r>
+      <w:proofErr w:type="spellEnd"/>
+      <w:r>
+        <w:t xml:space="preserve"> et al., 2019), qualitative feedback (Table 10) indicated that templates were generally clear and contextually relevant. Occasional clinical tone or verbosity caused minor interpretive friction; however, this did not diminish reflective utility. In some cases, it prompted participants to critically engage with their writing by comparing, accepting, or reinterpreting insights in light of their own experience, consistent with wellbeing-oriented interaction principles (Calvo &amp; Peters, 2017).</w:t>
       </w:r>
     </w:p>
     <w:p>
@@ -24038,7 +26746,15 @@
       </w:pPr>
       <w:bookmarkStart w:id="108" w:name="_Toc221377184"/>
       <w:r>
-        <w:t>Implications for PsychExtract Integration</w:t>
+        <w:t xml:space="preserve">Implications for </w:t>
+      </w:r>
+      <w:proofErr w:type="spellStart"/>
+      <w:r>
+        <w:t>PsychExtract</w:t>
+      </w:r>
+      <w:proofErr w:type="spellEnd"/>
+      <w:r>
+        <w:t xml:space="preserve"> Integration</w:t>
       </w:r>
       <w:bookmarkEnd w:id="108"/>
     </w:p>
@@ -24051,7 +26767,15 @@
       </w:r>
       <w:r>
         <w:lastRenderedPageBreak/>
-        <w:t>provide interpretable insights without asserting authority, aligning with PsychExtract’s assistive, non-clinical ethos. Minor misalignments or verbosity can be leveraged as reflective prompts, reinforcing interpretive engagement rather than diminishing clarity.</w:t>
+        <w:t xml:space="preserve">provide interpretable insights without asserting authority, aligning with </w:t>
+      </w:r>
+      <w:proofErr w:type="spellStart"/>
+      <w:r>
+        <w:t>PsychExtract’s</w:t>
+      </w:r>
+      <w:proofErr w:type="spellEnd"/>
+      <w:r>
+        <w:t xml:space="preserve"> assistive, non-clinical ethos. Minor misalignments or verbosity can be leveraged as reflective prompts, reinforcing interpretive engagement rather than diminishing clarity.</w:t>
       </w:r>
     </w:p>
     <w:p>
@@ -24061,8 +26785,13 @@
       <w:r>
         <w:t>Templates thus serve as a core interpretive layer, translating complex affective and cognitive signals into accessible, user-centric outputs. This confirms the broader project principle: effectiveness in reflective tools depends on supporting thoughtful engagement rather than absolute correctness (</w:t>
       </w:r>
-      <w:r>
-        <w:t>Baumer, 2015</w:t>
+      <w:proofErr w:type="spellStart"/>
+      <w:r>
+        <w:t>Baumer</w:t>
+      </w:r>
+      <w:proofErr w:type="spellEnd"/>
+      <w:r>
+        <w:t>, 2015</w:t>
       </w:r>
       <w:r>
         <w:t xml:space="preserve">; </w:t>
@@ -24119,8 +26848,45 @@
       <w:pPr>
         <w:jc w:val="both"/>
       </w:pPr>
-      <w:r>
-        <w:t>PsychExtract represents an interpretability-first system for structured reflection on emotionally expressive text. The project operationalized the orchestration of multiple pre-trained models across different data modalities to support insight formation in personal writing. PsychExtract integrates three primary model classes: optical character recognition (OCR) for document ingestion, emotion classification leveraging fine-grained sentiment models (GoEmotions), and keyword extraction with thematic and linguistic pattern analysis (KeyBERT, BERTopic, and lightweight templating heuristics). Together, these components enable the system to process reflective text, identify salient emotional cues, extract cognitive themes, and generate interpretive summaries through template-based framing.</w:t>
+      <w:proofErr w:type="spellStart"/>
+      <w:r>
+        <w:t>PsychExtract</w:t>
+      </w:r>
+      <w:proofErr w:type="spellEnd"/>
+      <w:r>
+        <w:t xml:space="preserve"> represents an interpretability-first system for structured reflection on emotionally expressive text. The project operationalized the orchestration of multiple pre-trained models across different data modalities to support insight formation in personal writing. </w:t>
+      </w:r>
+      <w:proofErr w:type="spellStart"/>
+      <w:r>
+        <w:t>PsychExtract</w:t>
+      </w:r>
+      <w:proofErr w:type="spellEnd"/>
+      <w:r>
+        <w:t xml:space="preserve"> integrates three primary model classes: optical character recognition (OCR) for document ingestion, emotion classification leveraging fine-grained sentiment models (</w:t>
+      </w:r>
+      <w:proofErr w:type="spellStart"/>
+      <w:r>
+        <w:t>GoEmotions</w:t>
+      </w:r>
+      <w:proofErr w:type="spellEnd"/>
+      <w:r>
+        <w:t>), and keyword extraction with thematic and linguistic pattern analysis (</w:t>
+      </w:r>
+      <w:proofErr w:type="spellStart"/>
+      <w:r>
+        <w:t>KeyBERT</w:t>
+      </w:r>
+      <w:proofErr w:type="spellEnd"/>
+      <w:r>
+        <w:t xml:space="preserve">, </w:t>
+      </w:r>
+      <w:proofErr w:type="spellStart"/>
+      <w:r>
+        <w:t>BERTopic</w:t>
+      </w:r>
+      <w:proofErr w:type="spellEnd"/>
+      <w:r>
+        <w:t>, and lightweight templating heuristics). Together, these components enable the system to process reflective text, identify salient emotional cues, extract cognitive themes, and generate interpretive summaries through template-based framing.</w:t>
       </w:r>
     </w:p>
     <w:p>
@@ -24128,7 +26894,23 @@
         <w:jc w:val="both"/>
       </w:pPr>
       <w:r>
-        <w:t>Development demonstrated the feasibility of combining heterogeneous models into a coherent workflow. The OCR module reliably transcribed handwritten and printed text, preserving semantic integrity crucial for downstream analysis. Emotion classification produced probabilistic outputs that highlighted dominant affective states, while keyword and linguistic pattern extraction revealed recurring themes and semantic structures. Preliminary evaluation confirmed that text-to-speech (TTS) synthesis is a highly valued feature, aligning with the project’s original goal of multimodal accessibility. While TTS has not yet been fully implemented, its inclusion is clearly validated. Additionally, the project produced a Streamlit-based user interface design, supporting future user interaction with PsychExtract in a dynamic, visually guided environment.</w:t>
+        <w:t xml:space="preserve">Development demonstrated the feasibility of combining heterogeneous models into a coherent workflow. The OCR module reliably transcribed handwritten and printed text, preserving semantic integrity crucial for downstream analysis. Emotion classification produced probabilistic outputs that highlighted dominant affective states, while keyword and linguistic pattern extraction revealed recurring themes and semantic structures. Preliminary evaluation confirmed that text-to-speech (TTS) synthesis is a highly valued feature, aligning with the project’s original goal of multimodal accessibility. While TTS has not yet been fully implemented, its inclusion is clearly validated. Additionally, the project produced a </w:t>
+      </w:r>
+      <w:proofErr w:type="spellStart"/>
+      <w:r>
+        <w:t>Streamlit</w:t>
+      </w:r>
+      <w:proofErr w:type="spellEnd"/>
+      <w:r>
+        <w:t xml:space="preserve">-based user interface design, supporting future user interaction with </w:t>
+      </w:r>
+      <w:proofErr w:type="spellStart"/>
+      <w:r>
+        <w:t>PsychExtract</w:t>
+      </w:r>
+      <w:proofErr w:type="spellEnd"/>
+      <w:r>
+        <w:t xml:space="preserve"> in a dynamic, visually guided environment.</w:t>
       </w:r>
     </w:p>
     <w:p>
@@ -24158,7 +26940,15 @@
         <w:jc w:val="both"/>
       </w:pPr>
       <w:r>
-        <w:t>Some objectives were partially met. Full integration of all components, including real-time processing and templating, remains in progress. Adaptive interpretive framing and personalisation were explored conceptually but not fully implemented. Ethical safeguards were embedded into design, though broader deployment scenarios and long-term user studies remain future work. Similarly, the Streamlit UI has been designed but not yet deployed.</w:t>
+        <w:t xml:space="preserve">Some objectives were partially met. Full integration of all components, including real-time processing and templating, remains in progress. Adaptive interpretive framing and personalisation were explored conceptually but not fully implemented. Ethical safeguards were embedded into design, though broader deployment scenarios and long-term user studies remain future work. Similarly, the </w:t>
+      </w:r>
+      <w:proofErr w:type="spellStart"/>
+      <w:r>
+        <w:t>Streamlit</w:t>
+      </w:r>
+      <w:proofErr w:type="spellEnd"/>
+      <w:r>
+        <w:t xml:space="preserve"> UI has been designed but not yet deployed.</w:t>
       </w:r>
     </w:p>
     <w:p>
@@ -24166,7 +26956,15 @@
         <w:jc w:val="both"/>
       </w:pPr>
       <w:r>
-        <w:t xml:space="preserve">These outcomes underscore the project’s accomplishments while highlighting areas for improvement. PsychExtract validates that pre-trained models can generate structured, interpretable insights from text while revealing the challenges of integrating heterogeneous models, </w:t>
+        <w:t xml:space="preserve">These outcomes underscore the project’s accomplishments while highlighting areas for improvement. </w:t>
+      </w:r>
+      <w:proofErr w:type="spellStart"/>
+      <w:r>
+        <w:t>PsychExtract</w:t>
+      </w:r>
+      <w:proofErr w:type="spellEnd"/>
+      <w:r>
+        <w:t xml:space="preserve"> validates that pre-trained models can generate structured, interpretable insights from text while revealing the challenges of integrating heterogeneous models, </w:t>
       </w:r>
       <w:r>
         <w:lastRenderedPageBreak/>
@@ -24192,7 +26990,15 @@
         <w:jc w:val="both"/>
       </w:pPr>
       <w:r>
-        <w:t>Future development focuses on full integration of system components into a real-time platform. This includes automating the orchestration of OCR, emotion classification, and keyword extraction pipelines, linking them to the templating engine, and incorporating TTS synthesis for auditory feedback. Integration at this level would transform PsychExtract from a modular prototype into a seamless reflective assistant.</w:t>
+        <w:t xml:space="preserve">Future development focuses on full integration of system components into a real-time platform. This includes automating the orchestration of OCR, emotion classification, and keyword extraction pipelines, linking them to the templating engine, and incorporating TTS synthesis for auditory feedback. Integration at this level would transform </w:t>
+      </w:r>
+      <w:proofErr w:type="spellStart"/>
+      <w:r>
+        <w:t>PsychExtract</w:t>
+      </w:r>
+      <w:proofErr w:type="spellEnd"/>
+      <w:r>
+        <w:t xml:space="preserve"> from a modular prototype into a seamless reflective assistant.</w:t>
       </w:r>
     </w:p>
     <w:p>
@@ -24216,7 +27022,15 @@
         <w:jc w:val="both"/>
       </w:pPr>
       <w:r>
-        <w:t>Ethical extensions remain essential. Strengthening privacy safeguards, embedding mechanisms to prevent psychological distress, and ensuring transparency in algorithmic decision-making will be central to responsible deployment. Clear guidelines for informed consent and interpretive disclaimers will be vital if PsychExtract is made publicly available.</w:t>
+        <w:t xml:space="preserve">Ethical extensions remain essential. Strengthening privacy safeguards, embedding mechanisms to prevent psychological distress, and ensuring transparency in algorithmic decision-making will be central to responsible deployment. Clear guidelines for informed consent and interpretive disclaimers will be vital if </w:t>
+      </w:r>
+      <w:proofErr w:type="spellStart"/>
+      <w:r>
+        <w:t>PsychExtract</w:t>
+      </w:r>
+      <w:proofErr w:type="spellEnd"/>
+      <w:r>
+        <w:t xml:space="preserve"> is made publicly available.</w:t>
       </w:r>
     </w:p>
     <w:p>
@@ -24237,8 +27051,13 @@
       <w:pPr>
         <w:jc w:val="both"/>
       </w:pPr>
-      <w:r>
-        <w:t>PsychExtract illustrates the potential of NLP to support reflective practice. By structuring insights in an interpretable format and incorporating TTS for multimodal accessibility, the system empowers users to engage with reflections in a more conscious, analytic way. NLP in this context complements, rather than replaces, human introspection, amplifying insight and metacognitive awareness.</w:t>
+      <w:proofErr w:type="spellStart"/>
+      <w:r>
+        <w:t>PsychExtract</w:t>
+      </w:r>
+      <w:proofErr w:type="spellEnd"/>
+      <w:r>
+        <w:t xml:space="preserve"> illustrates the potential of NLP to support reflective practice. By structuring insights in an interpretable format and incorporating TTS for multimodal accessibility, the system empowers users to engage with reflections in a more conscious, analytic way. NLP in this context complements, rather than replaces, human introspection, amplifying insight and metacognitive awareness.</w:t>
       </w:r>
     </w:p>
     <w:p>
@@ -24246,7 +27065,23 @@
         <w:jc w:val="both"/>
       </w:pPr>
       <w:r>
-        <w:t>The interpretability-first approach is significant within mental health tools. By prioritizing transparency, traceability, and user agency, PsychExtract ensures that insights are understandable, actionable, and non-intrusive. The planned Streamlit interface further supports this by providing an accessible platform for interactive exploration of insights.</w:t>
+        <w:t xml:space="preserve">The interpretability-first approach is significant within mental health tools. By prioritizing transparency, traceability, and user agency, </w:t>
+      </w:r>
+      <w:proofErr w:type="spellStart"/>
+      <w:r>
+        <w:t>PsychExtract</w:t>
+      </w:r>
+      <w:proofErr w:type="spellEnd"/>
+      <w:r>
+        <w:t xml:space="preserve"> ensures that insights are understandable, actionable, and non-intrusive. The planned </w:t>
+      </w:r>
+      <w:proofErr w:type="spellStart"/>
+      <w:r>
+        <w:t>Streamlit</w:t>
+      </w:r>
+      <w:proofErr w:type="spellEnd"/>
+      <w:r>
+        <w:t xml:space="preserve"> interface further supports this by providing an accessible platform for interactive exploration of insights.</w:t>
       </w:r>
     </w:p>
     <w:p>
@@ -24254,7 +27089,23 @@
         <w:jc w:val="both"/>
       </w:pPr>
       <w:r>
-        <w:t>The project also highlights challenges and opportunities in orchestrating multiple pre-trained models. Integration across domains and modalities requires careful attention to data flow, output compatibility, and scalability. These lessons extend beyond PsychExtract, providing insights for researchers seeking to leverage pre-trained models in complex, human-centered workflows.</w:t>
+        <w:t xml:space="preserve">The project also highlights challenges and opportunities in orchestrating multiple pre-trained models. Integration across domains and modalities requires careful attention to data flow, output compatibility, and scalability. These lessons extend beyond </w:t>
+      </w:r>
+      <w:proofErr w:type="spellStart"/>
+      <w:r>
+        <w:t>PsychExtract</w:t>
+      </w:r>
+      <w:proofErr w:type="spellEnd"/>
+      <w:r>
+        <w:t>, providing insights for researchers seeking to leverage pre-trained models in complex, human-</w:t>
+      </w:r>
+      <w:proofErr w:type="spellStart"/>
+      <w:r>
+        <w:t>centered</w:t>
+      </w:r>
+      <w:proofErr w:type="spellEnd"/>
+      <w:r>
+        <w:t xml:space="preserve"> workflows.</w:t>
       </w:r>
     </w:p>
     <w:p>
@@ -24276,11 +27127,27 @@
         <w:jc w:val="both"/>
       </w:pPr>
       <w:r>
-        <w:t xml:space="preserve">In conclusion, PsychExtract has demonstrated a proof of concept for an interpretability-first, multi-model system supporting structured reflective practice. OCR, emotion classification, and keyword extraction pipelines were successfully implemented, producing insights from personal text while remaining ethically grounded and user-centric. Full integration, TTS implementation, </w:t>
+        <w:t xml:space="preserve">In conclusion, </w:t>
+      </w:r>
+      <w:proofErr w:type="spellStart"/>
+      <w:r>
+        <w:t>PsychExtract</w:t>
+      </w:r>
+      <w:proofErr w:type="spellEnd"/>
+      <w:r>
+        <w:t xml:space="preserve"> has demonstrated a proof of concept for an interpretability-first, multi-model system supporting structured reflective practice. OCR, emotion classification, and keyword extraction pipelines were successfully implemented, producing insights from personal text while remaining ethically grounded and user-centric. Full integration, TTS implementation, </w:t>
       </w:r>
       <w:r>
         <w:lastRenderedPageBreak/>
-        <w:t>personalisation, and expanded user studies remain future work, alongside development of the Streamlit UI to enable accessible interaction.</w:t>
+        <w:t xml:space="preserve">personalisation, and expanded user studies remain future work, alongside development of the </w:t>
+      </w:r>
+      <w:proofErr w:type="spellStart"/>
+      <w:r>
+        <w:t>Streamlit</w:t>
+      </w:r>
+      <w:proofErr w:type="spellEnd"/>
+      <w:r>
+        <w:t xml:space="preserve"> UI to enable accessible interaction.</w:t>
       </w:r>
     </w:p>
     <w:p>
@@ -24288,7 +27155,31 @@
         <w:jc w:val="both"/>
       </w:pPr>
       <w:r>
-        <w:t>Ultimately, PsychExtract highlights the transformative potential of combining NLP with reflective practice. By operationalizing insight in a computationally interpretable way and incorporating both visual and auditory modalities, the project provides a model for responsible, ethically aware tools that support emotional awareness and cognitive engagement. It underscores the importance of interpretability, modular design, multimodal accessibility, and user-centered evaluation in AI-driven reflective systems, offering a roadmap for future projects at the intersection of machine learning, mental health, and human-computer interaction. PsychExtract contributes not only a working prototype but also a conceptual framework for the future of interpretability-first, supportive technologies for personal insight.</w:t>
+        <w:t xml:space="preserve">Ultimately, </w:t>
+      </w:r>
+      <w:proofErr w:type="spellStart"/>
+      <w:r>
+        <w:t>PsychExtract</w:t>
+      </w:r>
+      <w:proofErr w:type="spellEnd"/>
+      <w:r>
+        <w:t xml:space="preserve"> highlights the transformative potential of combining NLP with reflective practice. By operationalizing insight in a computationally interpretable way and incorporating both visual and auditory modalities, the project provides a model for responsible, ethically aware tools that support emotional awareness and cognitive engagement. It underscores the importance of interpretability, modular design, multimodal accessibility, and user-</w:t>
+      </w:r>
+      <w:proofErr w:type="spellStart"/>
+      <w:r>
+        <w:t>centered</w:t>
+      </w:r>
+      <w:proofErr w:type="spellEnd"/>
+      <w:r>
+        <w:t xml:space="preserve"> evaluation in AI-driven reflective systems, offering a roadmap for future projects at the intersection of machine learning, mental health, and human-computer interaction. </w:t>
+      </w:r>
+      <w:proofErr w:type="spellStart"/>
+      <w:r>
+        <w:t>PsychExtract</w:t>
+      </w:r>
+      <w:proofErr w:type="spellEnd"/>
+      <w:r>
+        <w:t xml:space="preserve"> contributes not only a working prototype but also a conceptual framework for the future of interpretability-first, supportive technologies for personal insight.</w:t>
       </w:r>
     </w:p>
     <w:p>
@@ -24316,7 +27207,25 @@
           <w:color w:val="000000"/>
           <w:szCs w:val="24"/>
         </w:rPr>
-        <w:t xml:space="preserve">Angelov, P.P. &amp; Soares, E.A., 2021. Towards explainable deep neural networks (xDNN). </w:t>
+        <w:t>Angelov, P.P. &amp; Soares, E.A., 2021. Towards explainable deep neural networks (</w:t>
+      </w:r>
+      <w:proofErr w:type="spellStart"/>
+      <w:r>
+        <w:rPr>
+          <w:rFonts w:cs="Helvetica"/>
+          <w:color w:val="000000"/>
+          <w:szCs w:val="24"/>
+        </w:rPr>
+        <w:t>xDNN</w:t>
+      </w:r>
+      <w:proofErr w:type="spellEnd"/>
+      <w:r>
+        <w:rPr>
+          <w:rFonts w:cs="Helvetica"/>
+          <w:color w:val="000000"/>
+          <w:szCs w:val="24"/>
+        </w:rPr>
+        <w:t xml:space="preserve">). </w:t>
       </w:r>
       <w:r>
         <w:rPr>
@@ -24356,13 +27265,59 @@
           <w:szCs w:val="24"/>
         </w:rPr>
       </w:pPr>
+      <w:proofErr w:type="spellStart"/>
       <w:r>
         <w:rPr>
           <w:rFonts w:cs="Helvetica"/>
           <w:color w:val="000000"/>
           <w:szCs w:val="24"/>
         </w:rPr>
-        <w:t xml:space="preserve">Amershi, S., Weld, D., Vorvoreanu, M., Fourney, A., Nushi, B., Collisson, P., Suh, J., Iqbal, S., Bennett, P.N., Inkpen, K., Teevan, J., Kikin-Gil, R. &amp; Horvitz, E., 2019. Guidelines for human–AI interaction. </w:t>
+        <w:t>Amershi</w:t>
+      </w:r>
+      <w:proofErr w:type="spellEnd"/>
+      <w:r>
+        <w:rPr>
+          <w:rFonts w:cs="Helvetica"/>
+          <w:color w:val="000000"/>
+          <w:szCs w:val="24"/>
+        </w:rPr>
+        <w:t xml:space="preserve">, S., Weld, D., </w:t>
+      </w:r>
+      <w:proofErr w:type="spellStart"/>
+      <w:r>
+        <w:rPr>
+          <w:rFonts w:cs="Helvetica"/>
+          <w:color w:val="000000"/>
+          <w:szCs w:val="24"/>
+        </w:rPr>
+        <w:t>Vorvoreanu</w:t>
+      </w:r>
+      <w:proofErr w:type="spellEnd"/>
+      <w:r>
+        <w:rPr>
+          <w:rFonts w:cs="Helvetica"/>
+          <w:color w:val="000000"/>
+          <w:szCs w:val="24"/>
+        </w:rPr>
+        <w:t xml:space="preserve">, M., Fourney, A., Nushi, B., </w:t>
+      </w:r>
+      <w:proofErr w:type="spellStart"/>
+      <w:r>
+        <w:rPr>
+          <w:rFonts w:cs="Helvetica"/>
+          <w:color w:val="000000"/>
+          <w:szCs w:val="24"/>
+        </w:rPr>
+        <w:t>Collisson</w:t>
+      </w:r>
+      <w:proofErr w:type="spellEnd"/>
+      <w:r>
+        <w:rPr>
+          <w:rFonts w:cs="Helvetica"/>
+          <w:color w:val="000000"/>
+          <w:szCs w:val="24"/>
+        </w:rPr>
+        <w:t xml:space="preserve">, P., Suh, J., Iqbal, S., Bennett, P.N., Inkpen, K., Teevan, J., Kikin-Gil, R. &amp; Horvitz, E., 2019. Guidelines for human–AI interaction. </w:t>
       </w:r>
       <w:r>
         <w:rPr>
@@ -24410,6 +27365,7 @@
         </w:rPr>
         <w:t xml:space="preserve">Bai, J., et al., 2024. Qwen-VL: A Frontier Large Vision-Language Model. </w:t>
       </w:r>
+      <w:proofErr w:type="spellStart"/>
       <w:r>
         <w:rPr>
           <w:rFonts w:cs="Helvetica"/>
@@ -24418,7 +27374,18 @@
           <w:color w:val="000000"/>
           <w:szCs w:val="24"/>
         </w:rPr>
-        <w:t>arXiv preprint</w:t>
+        <w:t>arXiv</w:t>
+      </w:r>
+      <w:proofErr w:type="spellEnd"/>
+      <w:r>
+        <w:rPr>
+          <w:rFonts w:cs="Helvetica"/>
+          <w:i/>
+          <w:iCs/>
+          <w:color w:val="000000"/>
+          <w:szCs w:val="24"/>
+        </w:rPr>
+        <w:t xml:space="preserve"> preprint</w:t>
       </w:r>
       <w:r>
         <w:rPr>
@@ -24524,7 +27491,25 @@
           <w:color w:val="000000"/>
           <w:szCs w:val="24"/>
         </w:rPr>
-        <w:t xml:space="preserve">, 2022. DistilBERT fine-tuned for emotion classification. </w:t>
+        <w:t xml:space="preserve">, 2022. </w:t>
+      </w:r>
+      <w:proofErr w:type="spellStart"/>
+      <w:r>
+        <w:rPr>
+          <w:rFonts w:cs="Helvetica"/>
+          <w:color w:val="000000"/>
+          <w:szCs w:val="24"/>
+        </w:rPr>
+        <w:t>DistilBERT</w:t>
+      </w:r>
+      <w:proofErr w:type="spellEnd"/>
+      <w:r>
+        <w:rPr>
+          <w:rFonts w:cs="Helvetica"/>
+          <w:color w:val="000000"/>
+          <w:szCs w:val="24"/>
+        </w:rPr>
+        <w:t xml:space="preserve"> fine-tuned for emotion classification. </w:t>
       </w:r>
       <w:r>
         <w:rPr>
@@ -24570,7 +27555,25 @@
           <w:color w:val="000000"/>
           <w:szCs w:val="24"/>
         </w:rPr>
-        <w:t xml:space="preserve">Bojanowski, P., et al., 2017. Enriching Word Vectors with Subword Information. </w:t>
+        <w:t xml:space="preserve">Bojanowski, P., et al., 2017. Enriching Word Vectors with </w:t>
+      </w:r>
+      <w:proofErr w:type="spellStart"/>
+      <w:r>
+        <w:rPr>
+          <w:rFonts w:cs="Helvetica"/>
+          <w:color w:val="000000"/>
+          <w:szCs w:val="24"/>
+        </w:rPr>
+        <w:t>Subword</w:t>
+      </w:r>
+      <w:proofErr w:type="spellEnd"/>
+      <w:r>
+        <w:rPr>
+          <w:rFonts w:cs="Helvetica"/>
+          <w:color w:val="000000"/>
+          <w:szCs w:val="24"/>
+        </w:rPr>
+        <w:t xml:space="preserve"> Information. </w:t>
       </w:r>
       <w:r>
         <w:rPr>
@@ -24656,13 +27659,41 @@
           <w:szCs w:val="24"/>
         </w:rPr>
       </w:pPr>
+      <w:proofErr w:type="spellStart"/>
       <w:r>
         <w:rPr>
           <w:rFonts w:cs="Helvetica"/>
           <w:color w:val="000000"/>
           <w:szCs w:val="24"/>
         </w:rPr>
-        <w:t xml:space="preserve">CardiffNLP, 2023. Twitter RoBERTa multi-label emotion classifier. </w:t>
+        <w:t>CardiffNLP</w:t>
+      </w:r>
+      <w:proofErr w:type="spellEnd"/>
+      <w:r>
+        <w:rPr>
+          <w:rFonts w:cs="Helvetica"/>
+          <w:color w:val="000000"/>
+          <w:szCs w:val="24"/>
+        </w:rPr>
+        <w:t xml:space="preserve">, 2023. Twitter </w:t>
+      </w:r>
+      <w:proofErr w:type="spellStart"/>
+      <w:r>
+        <w:rPr>
+          <w:rFonts w:cs="Helvetica"/>
+          <w:color w:val="000000"/>
+          <w:szCs w:val="24"/>
+        </w:rPr>
+        <w:t>RoBERTa</w:t>
+      </w:r>
+      <w:proofErr w:type="spellEnd"/>
+      <w:r>
+        <w:rPr>
+          <w:rFonts w:cs="Helvetica"/>
+          <w:color w:val="000000"/>
+          <w:szCs w:val="24"/>
+        </w:rPr>
+        <w:t xml:space="preserve"> multi-label emotion classifier. </w:t>
       </w:r>
       <w:r>
         <w:rPr>
@@ -24708,7 +27739,25 @@
           <w:color w:val="000000"/>
           <w:szCs w:val="24"/>
         </w:rPr>
-        <w:t xml:space="preserve">Campos, R., Joulin, A., Mikolov, T., et al., 2020. YAKE! Keyword Extraction from Single Documents using Multiple Local Features. </w:t>
+        <w:t xml:space="preserve">Campos, R., </w:t>
+      </w:r>
+      <w:proofErr w:type="spellStart"/>
+      <w:r>
+        <w:rPr>
+          <w:rFonts w:cs="Helvetica"/>
+          <w:color w:val="000000"/>
+          <w:szCs w:val="24"/>
+        </w:rPr>
+        <w:t>Joulin</w:t>
+      </w:r>
+      <w:proofErr w:type="spellEnd"/>
+      <w:r>
+        <w:rPr>
+          <w:rFonts w:cs="Helvetica"/>
+          <w:color w:val="000000"/>
+          <w:szCs w:val="24"/>
+        </w:rPr>
+        <w:t xml:space="preserve">, A., Mikolov, T., et al., 2020. YAKE! Keyword Extraction from Single Documents using Multiple Local Features. </w:t>
       </w:r>
       <w:r>
         <w:rPr>
@@ -24855,8 +27904,27 @@
           <w:color w:val="000000"/>
           <w:szCs w:val="24"/>
         </w:rPr>
-        <w:t xml:space="preserve">Cui, C., et al., 2025. PaddleOCR-VL: Boosting Multilingual Document Parsing via a 0.9B Ultra-Compact Vision-Language Model. </w:t>
-      </w:r>
+        <w:t xml:space="preserve">Cui, C., et al., 2025. </w:t>
+      </w:r>
+      <w:proofErr w:type="spellStart"/>
+      <w:r>
+        <w:rPr>
+          <w:rFonts w:cs="Helvetica"/>
+          <w:color w:val="000000"/>
+          <w:szCs w:val="24"/>
+        </w:rPr>
+        <w:t>PaddleOCR</w:t>
+      </w:r>
+      <w:proofErr w:type="spellEnd"/>
+      <w:r>
+        <w:rPr>
+          <w:rFonts w:cs="Helvetica"/>
+          <w:color w:val="000000"/>
+          <w:szCs w:val="24"/>
+        </w:rPr>
+        <w:t xml:space="preserve">-VL: Boosting Multilingual Document Parsing via a 0.9B Ultra-Compact Vision-Language Model. </w:t>
+      </w:r>
+      <w:proofErr w:type="spellStart"/>
       <w:r>
         <w:rPr>
           <w:rFonts w:cs="Helvetica"/>
@@ -24865,7 +27933,18 @@
           <w:color w:val="000000"/>
           <w:szCs w:val="24"/>
         </w:rPr>
-        <w:t>arXiv preprint</w:t>
+        <w:t>arXiv</w:t>
+      </w:r>
+      <w:proofErr w:type="spellEnd"/>
+      <w:r>
+        <w:rPr>
+          <w:rFonts w:cs="Helvetica"/>
+          <w:i/>
+          <w:iCs/>
+          <w:color w:val="000000"/>
+          <w:szCs w:val="24"/>
+        </w:rPr>
+        <w:t xml:space="preserve"> preprint</w:t>
       </w:r>
       <w:r>
         <w:rPr>
@@ -24901,7 +27980,25 @@
           <w:color w:val="000000"/>
           <w:szCs w:val="24"/>
         </w:rPr>
-        <w:t xml:space="preserve">DeVault, D., et al., 2014. SimSensei Kiosk: A Virtual Human Interviewer for Healthcare Decision Support. </w:t>
+        <w:t xml:space="preserve">DeVault, D., et al., 2014. </w:t>
+      </w:r>
+      <w:proofErr w:type="spellStart"/>
+      <w:r>
+        <w:rPr>
+          <w:rFonts w:cs="Helvetica"/>
+          <w:color w:val="000000"/>
+          <w:szCs w:val="24"/>
+        </w:rPr>
+        <w:t>SimSensei</w:t>
+      </w:r>
+      <w:proofErr w:type="spellEnd"/>
+      <w:r>
+        <w:rPr>
+          <w:rFonts w:cs="Helvetica"/>
+          <w:color w:val="000000"/>
+          <w:szCs w:val="24"/>
+        </w:rPr>
+        <w:t xml:space="preserve"> Kiosk: A Virtual Human Interviewer for Healthcare Decision Support. </w:t>
       </w:r>
       <w:r>
         <w:rPr>
@@ -24947,7 +28044,25 @@
           <w:color w:val="000000"/>
           <w:szCs w:val="24"/>
         </w:rPr>
-        <w:t xml:space="preserve">Demszky, D., et al., 2020. GoEmotions: A Dataset of Fine-Grained Emotions. </w:t>
+        <w:t xml:space="preserve">Demszky, D., et al., 2020. </w:t>
+      </w:r>
+      <w:proofErr w:type="spellStart"/>
+      <w:r>
+        <w:rPr>
+          <w:rFonts w:cs="Helvetica"/>
+          <w:color w:val="000000"/>
+          <w:szCs w:val="24"/>
+        </w:rPr>
+        <w:t>GoEmotions</w:t>
+      </w:r>
+      <w:proofErr w:type="spellEnd"/>
+      <w:r>
+        <w:rPr>
+          <w:rFonts w:cs="Helvetica"/>
+          <w:color w:val="000000"/>
+          <w:szCs w:val="24"/>
+        </w:rPr>
+        <w:t xml:space="preserve">: A Dataset of Fine-Grained Emotions. </w:t>
       </w:r>
       <w:r>
         <w:rPr>
@@ -25039,6 +28154,7 @@
         </w:rPr>
         <w:t xml:space="preserve">Doshi-Velez, F. &amp; Kim, B., 2017. Towards a Rigorous Science of Interpretable Machine Learning. </w:t>
       </w:r>
+      <w:proofErr w:type="spellStart"/>
       <w:r>
         <w:rPr>
           <w:rFonts w:cs="Helvetica"/>
@@ -25047,7 +28163,18 @@
           <w:color w:val="000000"/>
           <w:szCs w:val="24"/>
         </w:rPr>
-        <w:t>arXiv preprint</w:t>
+        <w:t>arXiv</w:t>
+      </w:r>
+      <w:proofErr w:type="spellEnd"/>
+      <w:r>
+        <w:rPr>
+          <w:rFonts w:cs="Helvetica"/>
+          <w:i/>
+          <w:iCs/>
+          <w:color w:val="000000"/>
+          <w:szCs w:val="24"/>
+        </w:rPr>
+        <w:t xml:space="preserve"> preprint</w:t>
       </w:r>
       <w:r>
         <w:rPr>
@@ -25083,8 +28210,27 @@
           <w:color w:val="000000"/>
           <w:szCs w:val="24"/>
         </w:rPr>
-        <w:t xml:space="preserve">Grootendorst, M., 2022. BERTopic: Neural Topic Modelling with Transformers and class-based TF-IDF. </w:t>
-      </w:r>
+        <w:t xml:space="preserve">Grootendorst, M., 2022. </w:t>
+      </w:r>
+      <w:proofErr w:type="spellStart"/>
+      <w:r>
+        <w:rPr>
+          <w:rFonts w:cs="Helvetica"/>
+          <w:color w:val="000000"/>
+          <w:szCs w:val="24"/>
+        </w:rPr>
+        <w:t>BERTopic</w:t>
+      </w:r>
+      <w:proofErr w:type="spellEnd"/>
+      <w:r>
+        <w:rPr>
+          <w:rFonts w:cs="Helvetica"/>
+          <w:color w:val="000000"/>
+          <w:szCs w:val="24"/>
+        </w:rPr>
+        <w:t xml:space="preserve">: Neural Topic Modelling with Transformers and class-based TF-IDF. </w:t>
+      </w:r>
+      <w:proofErr w:type="spellStart"/>
       <w:r>
         <w:rPr>
           <w:rFonts w:cs="Helvetica"/>
@@ -25093,7 +28239,18 @@
           <w:color w:val="000000"/>
           <w:szCs w:val="24"/>
         </w:rPr>
-        <w:t>arXiv preprint</w:t>
+        <w:t>arXiv</w:t>
+      </w:r>
+      <w:proofErr w:type="spellEnd"/>
+      <w:r>
+        <w:rPr>
+          <w:rFonts w:cs="Helvetica"/>
+          <w:i/>
+          <w:iCs/>
+          <w:color w:val="000000"/>
+          <w:szCs w:val="24"/>
+        </w:rPr>
+        <w:t xml:space="preserve"> preprint</w:t>
       </w:r>
       <w:r>
         <w:rPr>
@@ -25145,7 +28302,25 @@
           <w:color w:val="000000"/>
           <w:szCs w:val="24"/>
         </w:rPr>
-        <w:t xml:space="preserve">Grootendorst, M., 2025. KeyBERT. </w:t>
+        <w:t xml:space="preserve">Grootendorst, M., 2025. </w:t>
+      </w:r>
+      <w:proofErr w:type="spellStart"/>
+      <w:r>
+        <w:rPr>
+          <w:rFonts w:cs="Helvetica"/>
+          <w:color w:val="000000"/>
+          <w:szCs w:val="24"/>
+        </w:rPr>
+        <w:t>KeyBERT</w:t>
+      </w:r>
+      <w:proofErr w:type="spellEnd"/>
+      <w:r>
+        <w:rPr>
+          <w:rFonts w:cs="Helvetica"/>
+          <w:color w:val="000000"/>
+          <w:szCs w:val="24"/>
+        </w:rPr>
+        <w:t xml:space="preserve">. </w:t>
       </w:r>
       <w:r>
         <w:rPr>
@@ -25431,14 +28606,61 @@
           <w:szCs w:val="24"/>
         </w:rPr>
       </w:pPr>
+      <w:proofErr w:type="spellStart"/>
       <w:r>
         <w:rPr>
           <w:rFonts w:cs="Helvetica"/>
           <w:color w:val="000000"/>
           <w:szCs w:val="24"/>
         </w:rPr>
-        <w:t xml:space="preserve">Honnibal, M., Montani, I., Van Landeghem, S. &amp; Boyd, A., 2020. spaCy: Industrial-strength Natural Language Processing in Python. </w:t>
-      </w:r>
+        <w:t>Honnibal</w:t>
+      </w:r>
+      <w:proofErr w:type="spellEnd"/>
+      <w:r>
+        <w:rPr>
+          <w:rFonts w:cs="Helvetica"/>
+          <w:color w:val="000000"/>
+          <w:szCs w:val="24"/>
+        </w:rPr>
+        <w:t xml:space="preserve">, M., Montani, I., Van </w:t>
+      </w:r>
+      <w:proofErr w:type="spellStart"/>
+      <w:r>
+        <w:rPr>
+          <w:rFonts w:cs="Helvetica"/>
+          <w:color w:val="000000"/>
+          <w:szCs w:val="24"/>
+        </w:rPr>
+        <w:t>Landeghem</w:t>
+      </w:r>
+      <w:proofErr w:type="spellEnd"/>
+      <w:r>
+        <w:rPr>
+          <w:rFonts w:cs="Helvetica"/>
+          <w:color w:val="000000"/>
+          <w:szCs w:val="24"/>
+        </w:rPr>
+        <w:t xml:space="preserve">, S. &amp; Boyd, A., 2020. </w:t>
+      </w:r>
+      <w:proofErr w:type="spellStart"/>
+      <w:r>
+        <w:rPr>
+          <w:rFonts w:cs="Helvetica"/>
+          <w:color w:val="000000"/>
+          <w:szCs w:val="24"/>
+        </w:rPr>
+        <w:t>spaCy</w:t>
+      </w:r>
+      <w:proofErr w:type="spellEnd"/>
+      <w:r>
+        <w:rPr>
+          <w:rFonts w:cs="Helvetica"/>
+          <w:color w:val="000000"/>
+          <w:szCs w:val="24"/>
+        </w:rPr>
+        <w:t xml:space="preserve">: Industrial-strength Natural Language Processing in Python. </w:t>
+      </w:r>
+      <w:proofErr w:type="spellStart"/>
       <w:r>
         <w:rPr>
           <w:rFonts w:cs="Helvetica"/>
@@ -25449,6 +28671,7 @@
         </w:rPr>
         <w:t>Zenodo</w:t>
       </w:r>
+      <w:proofErr w:type="spellEnd"/>
       <w:r>
         <w:rPr>
           <w:rFonts w:cs="Helvetica"/>
@@ -25592,13 +28815,41 @@
           <w:szCs w:val="24"/>
         </w:rPr>
       </w:pPr>
+      <w:proofErr w:type="spellStart"/>
       <w:r>
         <w:rPr>
           <w:rFonts w:cs="Helvetica"/>
           <w:color w:val="000000"/>
           <w:szCs w:val="24"/>
         </w:rPr>
-        <w:t xml:space="preserve">JaidedAI, 2024. EasyOCR: Ready-to-use OCR with 80+ supported languages and all popular writing scripts including Latin, Chinese, Arabic, Devanagari, Cyrillic, etc. </w:t>
+        <w:t>JaidedAI</w:t>
+      </w:r>
+      <w:proofErr w:type="spellEnd"/>
+      <w:r>
+        <w:rPr>
+          <w:rFonts w:cs="Helvetica"/>
+          <w:color w:val="000000"/>
+          <w:szCs w:val="24"/>
+        </w:rPr>
+        <w:t xml:space="preserve">, 2024. </w:t>
+      </w:r>
+      <w:proofErr w:type="spellStart"/>
+      <w:r>
+        <w:rPr>
+          <w:rFonts w:cs="Helvetica"/>
+          <w:color w:val="000000"/>
+          <w:szCs w:val="24"/>
+        </w:rPr>
+        <w:t>EasyOCR</w:t>
+      </w:r>
+      <w:proofErr w:type="spellEnd"/>
+      <w:r>
+        <w:rPr>
+          <w:rFonts w:cs="Helvetica"/>
+          <w:color w:val="000000"/>
+          <w:szCs w:val="24"/>
+        </w:rPr>
+        <w:t xml:space="preserve">: Ready-to-use OCR with 80+ supported languages and all popular writing scripts including Latin, Chinese, Arabic, Devanagari, Cyrillic, etc. </w:t>
       </w:r>
       <w:r>
         <w:rPr>
@@ -25667,13 +28918,23 @@
       <w:pPr>
         <w:jc w:val="both"/>
       </w:pPr>
+      <w:proofErr w:type="spellStart"/>
       <w:r>
         <w:rPr>
           <w:rFonts w:cs="Helvetica"/>
           <w:color w:val="000000"/>
           <w:szCs w:val="24"/>
         </w:rPr>
-        <w:t xml:space="preserve">Koleck, T.A., et al., 2019. Natural language processing of symptoms documented in free-text narratives of electronic health records: a systematic review. </w:t>
+        <w:t>Koleck</w:t>
+      </w:r>
+      <w:proofErr w:type="spellEnd"/>
+      <w:r>
+        <w:rPr>
+          <w:rFonts w:cs="Helvetica"/>
+          <w:color w:val="000000"/>
+          <w:szCs w:val="24"/>
+        </w:rPr>
+        <w:t xml:space="preserve">, T.A., et al., 2019. Natural language processing of symptoms documented in free-text narratives of electronic health records: a systematic review. </w:t>
       </w:r>
       <w:r>
         <w:rPr>
@@ -25709,14 +28970,31 @@
         <w:jc w:val="both"/>
       </w:pPr>
       <w:r>
-        <w:t xml:space="preserve">Li, M., et al., 2021. TrOCR: Transformer-based optical character recognition with pre-trained models. </w:t>
-      </w:r>
+        <w:t xml:space="preserve">Li, M., et al., 2021. </w:t>
+      </w:r>
+      <w:proofErr w:type="spellStart"/>
+      <w:r>
+        <w:t>TrOCR</w:t>
+      </w:r>
+      <w:proofErr w:type="spellEnd"/>
+      <w:r>
+        <w:t xml:space="preserve">: Transformer-based optical character recognition with pre-trained models. </w:t>
+      </w:r>
+      <w:proofErr w:type="spellStart"/>
       <w:r>
         <w:rPr>
           <w:i/>
           <w:iCs/>
         </w:rPr>
-        <w:t>arXiv preprint</w:t>
+        <w:t>arXiv</w:t>
+      </w:r>
+      <w:proofErr w:type="spellEnd"/>
+      <w:r>
+        <w:rPr>
+          <w:i/>
+          <w:iCs/>
+        </w:rPr>
+        <w:t xml:space="preserve"> preprint</w:t>
       </w:r>
       <w:r>
         <w:t xml:space="preserve">. [Preprint] </w:t>
@@ -25745,7 +29023,7 @@
           <w:color w:val="000000"/>
           <w:szCs w:val="24"/>
         </w:rPr>
-        <w:t xml:space="preserve">Liu, Y., Ott, M., Goyal, N., Du, J., Joshi, M., Chen, D., Levy, O., Lewis, M., Zettlemoyer, L. </w:t>
+        <w:t xml:space="preserve">Liu, Y., </w:t>
       </w:r>
       <w:r>
         <w:rPr>
@@ -25753,7 +29031,7 @@
           <w:color w:val="000000"/>
           <w:szCs w:val="24"/>
         </w:rPr>
-        <w:t>&amp;</w:t>
+        <w:t>et al.</w:t>
       </w:r>
       <w:r>
         <w:rPr>
@@ -25761,8 +29039,27 @@
           <w:color w:val="000000"/>
           <w:szCs w:val="24"/>
         </w:rPr>
-        <w:t xml:space="preserve"> Stoyanov, V., 2019. RoBERTa: A robustly optimised BERT pretraining approach. </w:t>
-      </w:r>
+        <w:t xml:space="preserve">, 2019. </w:t>
+      </w:r>
+      <w:proofErr w:type="spellStart"/>
+      <w:r>
+        <w:rPr>
+          <w:rFonts w:cs="Helvetica"/>
+          <w:color w:val="000000"/>
+          <w:szCs w:val="24"/>
+        </w:rPr>
+        <w:t>RoBERTa</w:t>
+      </w:r>
+      <w:proofErr w:type="spellEnd"/>
+      <w:r>
+        <w:rPr>
+          <w:rFonts w:cs="Helvetica"/>
+          <w:color w:val="000000"/>
+          <w:szCs w:val="24"/>
+        </w:rPr>
+        <w:t xml:space="preserve">: A robustly optimised BERT pretraining approach. </w:t>
+      </w:r>
+      <w:proofErr w:type="spellStart"/>
       <w:r>
         <w:rPr>
           <w:rFonts w:cs="Helvetica"/>
@@ -25771,7 +29068,18 @@
           <w:color w:val="000000"/>
           <w:szCs w:val="24"/>
         </w:rPr>
-        <w:t>arXiv preprint</w:t>
+        <w:t>arXiv</w:t>
+      </w:r>
+      <w:proofErr w:type="spellEnd"/>
+      <w:r>
+        <w:rPr>
+          <w:rFonts w:cs="Helvetica"/>
+          <w:i/>
+          <w:iCs/>
+          <w:color w:val="000000"/>
+          <w:szCs w:val="24"/>
+        </w:rPr>
+        <w:t xml:space="preserve"> preprint</w:t>
       </w:r>
       <w:r>
         <w:rPr>
@@ -26132,7 +29440,6 @@
           <w:color w:val="000000"/>
           <w:szCs w:val="24"/>
         </w:rPr>
-        <w:lastRenderedPageBreak/>
         <w:t xml:space="preserve">Norman, D.A., 2013. The design of everyday things: Revised and expanded edition. Basic Books. [Book] </w:t>
       </w:r>
       <w:hyperlink r:id="rId92" w:tgtFrame="_new" w:history="1">
@@ -26161,6 +29468,7 @@
           <w:color w:val="000000"/>
           <w:szCs w:val="24"/>
         </w:rPr>
+        <w:lastRenderedPageBreak/>
         <w:t xml:space="preserve">Otsu, N., 1979. A Threshold Selection Method from Gray-Level Histograms. </w:t>
       </w:r>
       <w:r>
@@ -26245,8 +29553,20 @@
           <w:color w:val="000000"/>
           <w:szCs w:val="24"/>
         </w:rPr>
-        <w:t>IEEE Trans Pattern Anal Mach Intell</w:t>
-      </w:r>
+        <w:t xml:space="preserve">IEEE Trans Pattern Anal Mach </w:t>
+      </w:r>
+      <w:proofErr w:type="spellStart"/>
+      <w:r>
+        <w:rPr>
+          <w:rFonts w:cs="Helvetica"/>
+          <w:i/>
+          <w:iCs/>
+          <w:color w:val="000000"/>
+          <w:szCs w:val="24"/>
+        </w:rPr>
+        <w:t>Intell</w:t>
+      </w:r>
+      <w:proofErr w:type="spellEnd"/>
       <w:r>
         <w:rPr>
           <w:rFonts w:cs="Helvetica"/>
@@ -26276,7 +29596,25 @@
           <w:color w:val="000000"/>
           <w:szCs w:val="24"/>
         </w:rPr>
-        <w:t xml:space="preserve">Patel, C.I., et al., 2012. Optical Character Recognition by Open Source OCR Tool Tesseract: A Case Study. </w:t>
+        <w:t xml:space="preserve">Patel, C.I., et al., 2012. Optical Character Recognition by </w:t>
+      </w:r>
+      <w:proofErr w:type="gramStart"/>
+      <w:r>
+        <w:rPr>
+          <w:rFonts w:cs="Helvetica"/>
+          <w:color w:val="000000"/>
+          <w:szCs w:val="24"/>
+        </w:rPr>
+        <w:t>Open Source</w:t>
+      </w:r>
+      <w:proofErr w:type="gramEnd"/>
+      <w:r>
+        <w:rPr>
+          <w:rFonts w:cs="Helvetica"/>
+          <w:color w:val="000000"/>
+          <w:szCs w:val="24"/>
+        </w:rPr>
+        <w:t xml:space="preserve"> OCR Tool Tesseract: A Case Study. </w:t>
       </w:r>
       <w:r>
         <w:rPr>
@@ -26386,7 +29724,25 @@
           <w:color w:val="000000"/>
           <w:szCs w:val="24"/>
         </w:rPr>
-        <w:t xml:space="preserve">Reimers, N. &amp; Gurevych, I., 2019. Sentence-BERT: Sentence Embeddings using Siamese BERT-Networks. </w:t>
+        <w:t xml:space="preserve">Reimers, N. &amp; </w:t>
+      </w:r>
+      <w:proofErr w:type="spellStart"/>
+      <w:r>
+        <w:rPr>
+          <w:rFonts w:cs="Helvetica"/>
+          <w:color w:val="000000"/>
+          <w:szCs w:val="24"/>
+        </w:rPr>
+        <w:t>Gurevych</w:t>
+      </w:r>
+      <w:proofErr w:type="spellEnd"/>
+      <w:r>
+        <w:rPr>
+          <w:rFonts w:cs="Helvetica"/>
+          <w:color w:val="000000"/>
+          <w:szCs w:val="24"/>
+        </w:rPr>
+        <w:t xml:space="preserve">, I., 2019. Sentence-BERT: Sentence Embeddings using Siamese BERT-Networks. </w:t>
       </w:r>
       <w:r>
         <w:rPr>
@@ -26478,8 +29834,27 @@
           <w:color w:val="000000"/>
           <w:szCs w:val="24"/>
         </w:rPr>
-        <w:t xml:space="preserve">Sanh, V., et al., 2019. DistilBERT, a distilled version of BERT: smaller, faster, cheaper and lighter. </w:t>
-      </w:r>
+        <w:t xml:space="preserve">Sanh, V., et al., 2019. </w:t>
+      </w:r>
+      <w:proofErr w:type="spellStart"/>
+      <w:r>
+        <w:rPr>
+          <w:rFonts w:cs="Helvetica"/>
+          <w:color w:val="000000"/>
+          <w:szCs w:val="24"/>
+        </w:rPr>
+        <w:t>DistilBERT</w:t>
+      </w:r>
+      <w:proofErr w:type="spellEnd"/>
+      <w:r>
+        <w:rPr>
+          <w:rFonts w:cs="Helvetica"/>
+          <w:color w:val="000000"/>
+          <w:szCs w:val="24"/>
+        </w:rPr>
+        <w:t xml:space="preserve">, a distilled version of BERT: smaller, faster, cheaper and lighter. </w:t>
+      </w:r>
+      <w:proofErr w:type="spellStart"/>
       <w:r>
         <w:rPr>
           <w:rFonts w:cs="Helvetica"/>
@@ -26488,7 +29863,18 @@
           <w:color w:val="000000"/>
           <w:szCs w:val="24"/>
         </w:rPr>
-        <w:t>arXiv preprint</w:t>
+        <w:t>arXiv</w:t>
+      </w:r>
+      <w:proofErr w:type="spellEnd"/>
+      <w:r>
+        <w:rPr>
+          <w:rFonts w:cs="Helvetica"/>
+          <w:i/>
+          <w:iCs/>
+          <w:color w:val="000000"/>
+          <w:szCs w:val="24"/>
+        </w:rPr>
+        <w:t xml:space="preserve"> preprint</w:t>
       </w:r>
       <w:r>
         <w:rPr>
@@ -26570,7 +29956,25 @@
           <w:color w:val="000000"/>
           <w:szCs w:val="24"/>
         </w:rPr>
-        <w:t xml:space="preserve">Shen, J., et al., 2018. Natural TTS Synthesis by Conditioning Wavenet on Mel Spectrogram Predictions. </w:t>
+        <w:t xml:space="preserve">Shen, J., et al., 2018. Natural TTS Synthesis by Conditioning </w:t>
+      </w:r>
+      <w:proofErr w:type="spellStart"/>
+      <w:r>
+        <w:rPr>
+          <w:rFonts w:cs="Helvetica"/>
+          <w:color w:val="000000"/>
+          <w:szCs w:val="24"/>
+        </w:rPr>
+        <w:t>Wavenet</w:t>
+      </w:r>
+      <w:proofErr w:type="spellEnd"/>
+      <w:r>
+        <w:rPr>
+          <w:rFonts w:cs="Helvetica"/>
+          <w:color w:val="000000"/>
+          <w:szCs w:val="24"/>
+        </w:rPr>
+        <w:t xml:space="preserve"> on Mel Spectrogram Predictions. </w:t>
       </w:r>
       <w:r>
         <w:rPr>
@@ -26656,13 +30060,23 @@
           <w:szCs w:val="24"/>
         </w:rPr>
       </w:pPr>
+      <w:proofErr w:type="spellStart"/>
       <w:r>
         <w:rPr>
           <w:rFonts w:cs="Helvetica"/>
           <w:color w:val="000000"/>
           <w:szCs w:val="24"/>
         </w:rPr>
-        <w:t xml:space="preserve">Torous, J., et al., 2018. Clinical review of user engagement with mental health smartphone apps: evidence, theory and improvements. </w:t>
+        <w:t>Torous</w:t>
+      </w:r>
+      <w:proofErr w:type="spellEnd"/>
+      <w:r>
+        <w:rPr>
+          <w:rFonts w:cs="Helvetica"/>
+          <w:color w:val="000000"/>
+          <w:szCs w:val="24"/>
+        </w:rPr>
+        <w:t xml:space="preserve">, J., et al., 2018. Clinical review of user engagement with mental health smartphone apps: evidence, theory and improvements. </w:t>
       </w:r>
       <w:r>
         <w:rPr>
@@ -26748,14 +30162,41 @@
           <w:szCs w:val="24"/>
         </w:rPr>
       </w:pPr>
+      <w:proofErr w:type="spellStart"/>
       <w:r>
         <w:rPr>
           <w:rFonts w:cs="Helvetica"/>
           <w:color w:val="000000"/>
           <w:szCs w:val="24"/>
         </w:rPr>
-        <w:lastRenderedPageBreak/>
-        <w:t xml:space="preserve">Tsoumakas, G., Katakis, I. &amp; Vlahavas, I., 2007. Mining multi-label data. In </w:t>
+        <w:t>Tsoumakas</w:t>
+      </w:r>
+      <w:proofErr w:type="spellEnd"/>
+      <w:r>
+        <w:rPr>
+          <w:rFonts w:cs="Helvetica"/>
+          <w:color w:val="000000"/>
+          <w:szCs w:val="24"/>
+        </w:rPr>
+        <w:t xml:space="preserve">, G., Katakis, I. &amp; </w:t>
+      </w:r>
+      <w:proofErr w:type="spellStart"/>
+      <w:r>
+        <w:rPr>
+          <w:rFonts w:cs="Helvetica"/>
+          <w:color w:val="000000"/>
+          <w:szCs w:val="24"/>
+        </w:rPr>
+        <w:t>Vlahavas</w:t>
+      </w:r>
+      <w:proofErr w:type="spellEnd"/>
+      <w:r>
+        <w:rPr>
+          <w:rFonts w:cs="Helvetica"/>
+          <w:color w:val="000000"/>
+          <w:szCs w:val="24"/>
+        </w:rPr>
+        <w:t xml:space="preserve">, I., 2007. Mining multi-label data. In </w:t>
       </w:r>
       <w:r>
         <w:rPr>
@@ -26801,6 +30242,7 @@
           <w:color w:val="000000"/>
           <w:szCs w:val="24"/>
         </w:rPr>
+        <w:lastRenderedPageBreak/>
         <w:t xml:space="preserve">Vaswani, A., et al., 2017. Attention is all you need. </w:t>
       </w:r>
       <w:r>
@@ -26845,7 +30287,25 @@
           <w:color w:val="000000"/>
           <w:szCs w:val="24"/>
         </w:rPr>
-        <w:t xml:space="preserve">Young, M.C., et al., 2018. The Effects of Text-to-Speech on Reading Outcomes for Secondary Students With Learning Disabilities. </w:t>
+        <w:t xml:space="preserve">Young, M.C., et al., 2018. The Effects of Text-to-Speech on Reading Outcomes for Secondary Students </w:t>
+      </w:r>
+      <w:proofErr w:type="gramStart"/>
+      <w:r>
+        <w:rPr>
+          <w:rFonts w:cs="Helvetica"/>
+          <w:color w:val="000000"/>
+          <w:szCs w:val="24"/>
+        </w:rPr>
+        <w:t>With</w:t>
+      </w:r>
+      <w:proofErr w:type="gramEnd"/>
+      <w:r>
+        <w:rPr>
+          <w:rFonts w:cs="Helvetica"/>
+          <w:color w:val="000000"/>
+          <w:szCs w:val="24"/>
+        </w:rPr>
+        <w:t xml:space="preserve"> Learning Disabilities. </w:t>
       </w:r>
       <w:r>
         <w:rPr>
@@ -26931,13 +30391,23 @@
           <w:szCs w:val="24"/>
         </w:rPr>
       </w:pPr>
+      <w:proofErr w:type="spellStart"/>
       <w:r>
         <w:rPr>
           <w:rFonts w:cs="Helvetica"/>
           <w:color w:val="000000"/>
           <w:szCs w:val="24"/>
         </w:rPr>
-        <w:t xml:space="preserve">Zuiderveld, K., 1994. Contrast Limited Adaptive Histogram Equalization. In </w:t>
+        <w:t>Zuiderveld</w:t>
+      </w:r>
+      <w:proofErr w:type="spellEnd"/>
+      <w:r>
+        <w:rPr>
+          <w:rFonts w:cs="Helvetica"/>
+          <w:color w:val="000000"/>
+          <w:szCs w:val="24"/>
+        </w:rPr>
+        <w:t xml:space="preserve">, K., 1994. Contrast Limited Adaptive Histogram Equalization. In </w:t>
       </w:r>
       <w:r>
         <w:rPr>
